--- a/downloads/student/ai-3-week-21.docx
+++ b/downloads/student/ai-3-week-21.docx
@@ -1706,6 +1706,16 @@
     <w:p>
       <w:r>
         <w:t>A valid tool call can still return unavailable or outdated records. Validate the response and access rights separately.</w:t>
+      </w:r>
+    </w:p>
+    <w:p>
+      <w:r>
+        <w:t>Read the labelled picture: Does a valid C7 ID permit the extra lending action? Point to the relevant step in the picture, then write the changed result and the rule or evidence that supports it.</w:t>
+      </w:r>
+    </w:p>
+    <w:p>
+      <w:r>
+        <w:t>Change one thing: Add lend: true to the same call. Predict the result before checking the explanation. What remains the same?</w:t>
       </w:r>
     </w:p>
     <w:p>
@@ -3751,6 +3761,187 @@
     <w:p>
       <w:r>
         <w:t>Attempt the independent case before hints. Record whether you worked alone, used a hint or followed a model. After feedback, fix the first unsupported step and explain why it changed. A later check uses a changed case, not a copied answer.</w:t>
+      </w:r>
+    </w:p>
+    <w:p>
+      <w:pPr>
+        <w:pStyle w:val="Heading1"/>
+      </w:pPr>
+      <w:r>
+        <w:t>15. Your lesson route</w:t>
+      </w:r>
+    </w:p>
+    <w:p>
+      <w:r>
+        <w:t>Start with this question: Check a library lookup call before it reaches a tool.</w:t>
+      </w:r>
+    </w:p>
+    <w:tbl>
+      <w:tblPr>
+        <w:tblStyle w:val="LightShading-Accent1"/>
+        <w:tblW w:type="auto" w:w="0"/>
+        <w:tblLook w:firstColumn="1" w:firstRow="1" w:lastColumn="0" w:lastRow="0" w:noHBand="0" w:noVBand="1" w:val="04A0"/>
+      </w:tblPr>
+      <w:tblGrid>
+        <w:gridCol w:w="5112"/>
+        <w:gridCol w:w="5112"/>
+      </w:tblGrid>
+      <w:tr>
+        <w:trPr>
+          <w:tblHeader/>
+        </w:trPr>
+        <w:tc>
+          <w:tcPr>
+            <w:tcW w:type="dxa" w:w="5112"/>
+          </w:tcPr>
+          <w:p>
+            <w:r>
+              <w:t>By the end, I can</w:t>
+            </w:r>
+          </w:p>
+        </w:tc>
+        <w:tc>
+          <w:tcPr>
+            <w:tcW w:type="dxa" w:w="5112"/>
+          </w:tcPr>
+          <w:p>
+            <w:r>
+              <w:t>How I will show it</w:t>
+            </w:r>
+          </w:p>
+        </w:tc>
+      </w:tr>
+      <w:tr>
+        <w:tc>
+          <w:tcPr>
+            <w:tcW w:type="dxa" w:w="5112"/>
+          </w:tcPr>
+          <w:p>
+            <w:r>
+              <w:t>Explain the mechanism and terminology of tools and api contracts</w:t>
+            </w:r>
+          </w:p>
+        </w:tc>
+        <w:tc>
+          <w:tcPr>
+            <w:tcW w:type="dxa" w:w="5112"/>
+          </w:tcPr>
+          <w:p>
+            <w:r>
+              <w:t>Explain the deciding step, show a trace or test, and state one limit.</w:t>
+            </w:r>
+          </w:p>
+        </w:tc>
+      </w:tr>
+      <w:tr>
+        <w:tc>
+          <w:tcPr>
+            <w:tcW w:type="dxa" w:w="5112"/>
+          </w:tcPr>
+          <w:p>
+            <w:r>
+              <w:t>Apply the stated procedure to a new case with a traceable result</w:t>
+            </w:r>
+          </w:p>
+        </w:tc>
+        <w:tc>
+          <w:tcPr>
+            <w:tcW w:type="dxa" w:w="5112"/>
+          </w:tcPr>
+          <w:p>
+            <w:r>
+              <w:t>Explain the deciding step, show a trace or test, and state one limit.</w:t>
+            </w:r>
+          </w:p>
+        </w:tc>
+      </w:tr>
+      <w:tr>
+        <w:tc>
+          <w:tcPr>
+            <w:tcW w:type="dxa" w:w="5112"/>
+          </w:tcPr>
+          <w:p>
+            <w:r>
+              <w:t>Identify an assumption or limitation and design a revealing follow-up</w:t>
+            </w:r>
+          </w:p>
+        </w:tc>
+        <w:tc>
+          <w:tcPr>
+            <w:tcW w:type="dxa" w:w="5112"/>
+          </w:tcPr>
+          <w:p>
+            <w:r>
+              <w:t>Explain the deciding step, show a trace or test, and state one limit.</w:t>
+            </w:r>
+          </w:p>
+        </w:tc>
+      </w:tr>
+    </w:tbl>
+    <w:p>
+      <w:r>
+        <w:t>Remember → watch and explain → try with help → investigate → try independently → keep project evidence. Your teacher may spread this lesson across several classes.</w:t>
+      </w:r>
+    </w:p>
+    <w:p>
+      <w:r>
+        <w:t>Keep your first prediction. Compare it with what the evidence shows and explain any change.</w:t>
+      </w:r>
+    </w:p>
+    <w:p>
+      <w:pPr>
+        <w:pStyle w:val="Heading1"/>
+      </w:pPr>
+      <w:r>
+        <w:t>16. Finish and return</w:t>
+      </w:r>
+    </w:p>
+    <w:p>
+      <w:r>
+        <w:t>Close your notes. Explain this goal in your own words: Explain the mechanism and terminology of tools and api contracts</w:t>
+      </w:r>
+    </w:p>
+    <w:p>
+      <w:pPr>
+        <w:pStyle w:val="Heading3"/>
+      </w:pPr>
+      <w:r>
+        <w:t>My deciding step, evidence and one remaining question</w:t>
+      </w:r>
+    </w:p>
+    <w:p>
+      <w:r>
+        <w:t>________________________________________________________________</w:t>
+      </w:r>
+    </w:p>
+    <w:p>
+      <w:r>
+        <w:t>________________________________________________________________</w:t>
+      </w:r>
+    </w:p>
+    <w:p>
+      <w:r>
+        <w:t>________________________________________________________________</w:t>
+      </w:r>
+    </w:p>
+    <w:p>
+      <w:r>
+        <w:t>________________________________________________________________</w:t>
+      </w:r>
+    </w:p>
+    <w:p>
+      <w:r>
+        <w:t>________________________________________________________________</w:t>
+      </w:r>
+    </w:p>
+    <w:p>
+      <w:r>
+        <w:t>If you are unsure, return to the worked picture and explain one arrow. If you are ready, change an input or assumption and justify your prediction.</w:t>
+      </w:r>
+    </w:p>
+    <w:p>
+      <w:r>
+        <w:t>Save your workbook evidence. At the next review, try a different case before opening your old answer.</w:t>
       </w:r>
     </w:p>
     <w:sectPr>

--- a/downloads/student/ai-3-week-21.docx
+++ b/downloads/student/ai-3-week-21.docx
@@ -3942,6 +3942,202 @@
     <w:p>
       <w:r>
         <w:t>Save your workbook evidence. At the next review, try a different case before opening your old answer.</w:t>
+      </w:r>
+    </w:p>
+    <w:p>
+      <w:pPr>
+        <w:pStyle w:val="Heading1"/>
+      </w:pPr>
+      <w:r>
+        <w:t>17. Supported practice, repair and portfolio</w:t>
+      </w:r>
+    </w:p>
+    <w:p>
+      <w:r>
+        <w:t>Use this supported practice once, in the browser or on paper. Keep the reserved independent assessment for a separate first attempt before teacher feedback.</w:t>
+      </w:r>
+    </w:p>
+    <w:p>
+      <w:r>
+        <w:t>Check a library lookup call before it reaches a tool.</w:t>
+      </w:r>
+    </w:p>
+    <w:p>
+      <w:pPr>
+        <w:pStyle w:val="Heading3"/>
+      </w:pPr>
+      <w:r>
+        <w:t>Practice 1: explain the deciding evidence</w:t>
+      </w:r>
+    </w:p>
+    <w:p>
+      <w:r>
+        <w:t>Which labelled step matches this detail? Run the lookup. This tool contract contains no lending or deletion operation.</w:t>
+      </w:r>
+    </w:p>
+    <w:p>
+      <w:r>
+        <w:t>1. Check shape</w:t>
+      </w:r>
+    </w:p>
+    <w:p>
+      <w:r>
+        <w:t>2. Read only</w:t>
+      </w:r>
+    </w:p>
+    <w:p>
+      <w:r>
+        <w:t>3. Check membership</w:t>
+      </w:r>
+    </w:p>
+    <w:p>
+      <w:pPr>
+        <w:pStyle w:val="Heading3"/>
+      </w:pPr>
+      <w:r>
+        <w:t>My selected conclusion, deciding fact and explanation</w:t>
+      </w:r>
+    </w:p>
+    <w:p>
+      <w:r>
+        <w:t>________________________________________________________________</w:t>
+      </w:r>
+    </w:p>
+    <w:p>
+      <w:r>
+        <w:t>________________________________________________________________</w:t>
+      </w:r>
+    </w:p>
+    <w:p>
+      <w:r>
+        <w:t>________________________________________________________________</w:t>
+      </w:r>
+    </w:p>
+    <w:p>
+      <w:r>
+        <w:t>________________________________________________________________</w:t>
+      </w:r>
+    </w:p>
+    <w:p>
+      <w:r>
+        <w:t>________________________________________________________________</w:t>
+      </w:r>
+    </w:p>
+    <w:p>
+      <w:r>
+        <w:t>Hint if needed: Read the steps in the pictorial case. Match the supplied detail to the stage that performs or records it.</w:t>
+      </w:r>
+    </w:p>
+    <w:p>
+      <w:r>
+        <w:t>After your attempt, compare with the supported explanation: Read only Run the lookup. This tool contract contains no lending or deletion operation. Read the picture in order. Run the lookup. This tool contract contains no lending or deletion operation. The arrows show which recorded input or intermediate result each decision uses. Explain the deciding step aloud before checking the changed case; pointing to the final answer alone does not show how it follows.</w:t>
+      </w:r>
+    </w:p>
+    <w:p>
+      <w:pPr>
+        <w:pStyle w:val="Heading3"/>
+      </w:pPr>
+      <w:r>
+        <w:t>Practice 2: explain the deciding evidence</w:t>
+      </w:r>
+    </w:p>
+    <w:p>
+      <w:r>
+        <w:t>Changed-case practice: Add lend: true to the same call. Which conclusion is supported by the supplied facts?</w:t>
+      </w:r>
+    </w:p>
+    <w:p>
+      <w:r>
+        <w:t>1. This one example guarantees correct results for every future input.</w:t>
+      </w:r>
+    </w:p>
+    <w:p>
+      <w:r>
+        <w:t>2. Reject the call before invoking the tool.</w:t>
+      </w:r>
+    </w:p>
+    <w:p>
+      <w:r>
+        <w:t>3. We can decide the result without examining the changed input or the procedure.</w:t>
+      </w:r>
+    </w:p>
+    <w:p>
+      <w:pPr>
+        <w:pStyle w:val="Heading3"/>
+      </w:pPr>
+      <w:r>
+        <w:t>My selected conclusion, deciding fact and explanation</w:t>
+      </w:r>
+    </w:p>
+    <w:p>
+      <w:r>
+        <w:t>________________________________________________________________</w:t>
+      </w:r>
+    </w:p>
+    <w:p>
+      <w:r>
+        <w:t>________________________________________________________________</w:t>
+      </w:r>
+    </w:p>
+    <w:p>
+      <w:r>
+        <w:t>________________________________________________________________</w:t>
+      </w:r>
+    </w:p>
+    <w:p>
+      <w:r>
+        <w:t>________________________________________________________________</w:t>
+      </w:r>
+    </w:p>
+    <w:p>
+      <w:r>
+        <w:t>________________________________________________________________</w:t>
+      </w:r>
+    </w:p>
+    <w:p>
+      <w:r>
+        <w:t>Hint if needed: Use the changed condition and the deciding step in the pictorial trace. The answer must say what follows from those facts.</w:t>
+      </w:r>
+    </w:p>
+    <w:p>
+      <w:r>
+        <w:t>After your attempt, compare with the supported explanation: Reject the call before invoking the tool. An extra operation is outside the exact allowed contract, even when book_id is valid.</w:t>
+      </w:r>
+    </w:p>
+    <w:p>
+      <w:pPr>
+        <w:pStyle w:val="Heading3"/>
+      </w:pPr>
+      <w:r>
+        <w:t>Repair a missing building block</w:t>
+      </w:r>
+    </w:p>
+    <w:p>
+      <w:r>
+        <w:t>Review Conversation State and Memory (ai-3/20). Goal: Explain the mechanism and terminology of conversation state and retention. Short practice: What is selected_book after the correction and after exit? Point to the relevant step in the picture, then write the changed result and the rule or evidence that supports it.. Return to this week and explain what you changed.</w:t>
+      </w:r>
+    </w:p>
+    <w:p>
+      <w:r>
+        <w:t>Review Retrieval Augmented Generation (ai-3/18). Goal: Explain the mechanism and terminology of building a grounded answer. Short practice: Which part of the source supports a two-minute melting claim? Point to the relevant step in the picture, then write the changed result and the rule or evidence that supports it.. Return to this week and explain what you changed.</w:t>
+      </w:r>
+    </w:p>
+    <w:p>
+      <w:r>
+        <w:t>Review Source Quality (ai-3/15). Goal: Explain the mechanism and terminology of conflicting and time-sensitive sources. Short practice: Which source fields must be checked before answering day 9?. Return to this week and explain what you changed.</w:t>
+      </w:r>
+    </w:p>
+    <w:p>
+      <w:pPr>
+        <w:pStyle w:val="Heading3"/>
+      </w:pPr>
+      <w:r>
+        <w:t>Keep your completed work</w:t>
+      </w:r>
+    </w:p>
+    <w:p>
+      <w:r>
+        <w:t>Use Download completed work in the hosted lesson to export your answers, reflections, practice feedback and code-run evidence. Open the HTML copy to read or print it. Drafts stay in this browser when storage is available; clear drafts on a shared device.</w:t>
       </w:r>
     </w:p>
     <w:sectPr>

--- a/downloads/student/ai-3-week-21.docx
+++ b/downloads/student/ai-3-week-21.docx
@@ -42,6 +42,11 @@
       </w:r>
     </w:p>
     <w:p>
+      <w:r>
+        <w:t>Start with the target: Explain the mechanism and terminology of tools and api contracts. Try the recall before opening notes.</w:t>
+      </w:r>
+    </w:p>
+    <w:p>
       <w:pPr>
         <w:pStyle w:val="Heading3"/>
       </w:pPr>
@@ -50,17 +55,59 @@
       </w:r>
     </w:p>
     <w:p>
-      <w:r>
-        <w:t>I can explain the mechanism and terminology of tools and api contracts.</w:t>
-      </w:r>
-    </w:p>
-    <w:p>
-      <w:r>
+      <w:pPr>
+        <w:spacing w:line="336" w:lineRule="auto" w:after="180"/>
+      </w:pPr>
+      <w:r>
+        <w:rPr>
+          <w:b w:val="0"/>
+        </w:rPr>
+        <w:t xml:space="preserve">I can explain the </w:t>
+      </w:r>
+      <w:r>
+        <w:rPr>
+          <w:b/>
+        </w:rPr>
+        <w:t>mechanism</w:t>
+      </w:r>
+      <w:r>
+        <w:rPr>
+          <w:b w:val="0"/>
+        </w:rPr>
+        <w:t xml:space="preserve"> and terminology of tools and </w:t>
+      </w:r>
+      <w:r>
+        <w:rPr>
+          <w:b/>
+        </w:rPr>
+        <w:t>api contract</w:t>
+      </w:r>
+      <w:r>
+        <w:rPr>
+          <w:b w:val="0"/>
+        </w:rPr>
+        <w:t>s.</w:t>
+      </w:r>
+    </w:p>
+    <w:p>
+      <w:pPr>
+        <w:spacing w:line="336" w:lineRule="auto" w:after="180"/>
+      </w:pPr>
+      <w:r>
+        <w:rPr>
+          <w:b w:val="0"/>
+        </w:rPr>
         <w:t>I can apply the stated procedure to a new case with a traceable result.</w:t>
       </w:r>
     </w:p>
     <w:p>
-      <w:r>
+      <w:pPr>
+        <w:spacing w:line="336" w:lineRule="auto" w:after="180"/>
+      </w:pPr>
+      <w:r>
+        <w:rPr>
+          <w:b w:val="0"/>
+        </w:rPr>
         <w:t>I can identify an assumption or limitation and design a revealing follow-up.</w:t>
       </w:r>
     </w:p>
@@ -73,38 +120,104 @@
       </w:r>
     </w:p>
     <w:p>
-      <w:r>
+      <w:pPr>
+        <w:spacing w:line="336" w:lineRule="auto" w:after="180"/>
+      </w:pPr>
+      <w:r>
+        <w:rPr>
+          <w:b w:val="0"/>
+        </w:rPr>
         <w:t>Close your notes first. A rough first answer helps us choose the right starting point; it is not a score for your ability.</w:t>
       </w:r>
     </w:p>
     <w:p>
-      <w:r>
+      <w:pPr>
+        <w:spacing w:line="336" w:lineRule="auto" w:after="180"/>
+      </w:pPr>
+      <w:r>
+        <w:rPr>
+          <w:b w:val="0"/>
+        </w:rPr>
         <w:t>Without opening the old lesson, explain one key idea from Conversation State and Memory. Give an example and a mistake that the idea helps you avoid.</w:t>
       </w:r>
     </w:p>
     <w:p>
-      <w:r>
+      <w:pPr>
+        <w:spacing w:line="336" w:lineRule="auto" w:after="180"/>
+      </w:pPr>
+      <w:r>
+        <w:rPr>
+          <w:b w:val="0"/>
+        </w:rPr>
         <w:t>Without opening the old lesson, explain one key idea from Retrieval Augmented Generation. Give an example and a mistake that the idea helps you avoid.</w:t>
       </w:r>
     </w:p>
     <w:p>
-      <w:r>
+      <w:pPr>
+        <w:spacing w:line="336" w:lineRule="auto" w:after="180"/>
+      </w:pPr>
+      <w:r>
+        <w:rPr>
+          <w:b w:val="0"/>
+        </w:rPr>
         <w:t>Without opening the old lesson, explain one key idea from Source Quality. Give an example and a mistake that the idea helps you avoid.</w:t>
       </w:r>
     </w:p>
     <w:p>
-      <w:r>
-        <w:t>After trying, check the relevant lesson or ask your teacher. Change the part of your explanation that the evidence shows was wrong.</w:t>
-      </w:r>
-    </w:p>
-    <w:p>
-      <w:r>
+      <w:pPr>
+        <w:spacing w:line="336" w:lineRule="auto" w:after="180"/>
+      </w:pPr>
+      <w:r>
+        <w:rPr>
+          <w:b w:val="0"/>
+        </w:rPr>
+        <w:t xml:space="preserve">After trying, check the relevant lesson or ask your teacher. Change the part of your explanation that the </w:t>
+      </w:r>
+      <w:r>
+        <w:rPr>
+          <w:b/>
+        </w:rPr>
+        <w:t>evidence</w:t>
+      </w:r>
+      <w:r>
+        <w:rPr>
+          <w:b w:val="0"/>
+        </w:rPr>
+        <w:t xml:space="preserve"> shows was wrong.</w:t>
+      </w:r>
+    </w:p>
+    <w:p>
+      <w:pPr>
+        <w:spacing w:line="336" w:lineRule="auto" w:after="180"/>
+      </w:pPr>
+      <w:r>
+        <w:rPr>
+          <w:b w:val="0"/>
+        </w:rPr>
         <w:t>Week 21: Tools and APIs</w:t>
       </w:r>
     </w:p>
     <w:p>
-      <w:r>
-        <w:t>A tool call is a structured request to an external capability with returned data.</w:t>
+      <w:pPr>
+        <w:spacing w:line="336" w:lineRule="auto" w:after="180"/>
+      </w:pPr>
+      <w:r>
+        <w:rPr>
+          <w:b w:val="0"/>
+        </w:rPr>
+        <w:t xml:space="preserve">A </w:t>
+      </w:r>
+      <w:r>
+        <w:rPr>
+          <w:b/>
+        </w:rPr>
+        <w:t>tool call</w:t>
+      </w:r>
+      <w:r>
+        <w:rPr>
+          <w:b w:val="0"/>
+        </w:rPr>
+        <w:t xml:space="preserve"> is a structured request to an external capability with returned data.</w:t>
       </w:r>
     </w:p>
     <w:p>
@@ -144,17 +257,35 @@
       </w:r>
     </w:p>
     <w:p>
-      <w:r>
+      <w:pPr>
+        <w:spacing w:line="336" w:lineRule="auto" w:after="180"/>
+      </w:pPr>
+      <w:r>
+        <w:rPr>
+          <w:b/>
+        </w:rPr>
         <w:t>CREATOR MISSION</w:t>
       </w:r>
     </w:p>
     <w:p>
-      <w:r>
+      <w:pPr>
+        <w:spacing w:line="336" w:lineRule="auto" w:after="180"/>
+      </w:pPr>
+      <w:r>
+        <w:rPr>
+          <w:b w:val="0"/>
+        </w:rPr>
         <w:t>Match tool schemas to requests and handle one failure.</w:t>
       </w:r>
     </w:p>
     <w:p>
-      <w:r>
+      <w:pPr>
+        <w:spacing w:line="336" w:lineRule="auto" w:after="180"/>
+      </w:pPr>
+      <w:r>
+        <w:rPr>
+          <w:b w:val="0"/>
+        </w:rPr>
         <w:t>Creator name and date:</w:t>
       </w:r>
     </w:p>
@@ -200,8 +331,38 @@
       </w:r>
     </w:p>
     <w:p>
-      <w:r>
-        <w:t>Recall Prompt injection boundaries. Explain why a recorded result needs its input conditions and evidence source before it can support a claim.</w:t>
+      <w:pPr>
+        <w:spacing w:line="336" w:lineRule="auto" w:after="180"/>
+      </w:pPr>
+      <w:r>
+        <w:rPr>
+          <w:b w:val="0"/>
+        </w:rPr>
+        <w:t xml:space="preserve">Recall Prompt injection boundaries. Explain why a recorded result needs its </w:t>
+      </w:r>
+      <w:r>
+        <w:rPr>
+          <w:b/>
+        </w:rPr>
+        <w:t>input</w:t>
+      </w:r>
+      <w:r>
+        <w:rPr>
+          <w:b w:val="0"/>
+        </w:rPr>
+        <w:t xml:space="preserve"> conditions and </w:t>
+      </w:r>
+      <w:r>
+        <w:rPr>
+          <w:b/>
+        </w:rPr>
+        <w:t>evidence</w:t>
+      </w:r>
+      <w:r>
+        <w:rPr>
+          <w:b w:val="0"/>
+        </w:rPr>
+        <w:t xml:space="preserve"> source before it can support a claim.</w:t>
       </w:r>
     </w:p>
     <w:p>
@@ -213,7 +374,13 @@
       </w:r>
     </w:p>
     <w:p>
-      <w:r>
+      <w:pPr>
+        <w:spacing w:line="336" w:lineRule="auto" w:after="180"/>
+      </w:pPr>
+      <w:r>
+        <w:rPr>
+          <w:b w:val="0"/>
+        </w:rPr>
         <w:t>By the end, I can explain tools and apis using a traced example and a stated limitation.</w:t>
       </w:r>
     </w:p>
@@ -227,17 +394,52 @@
     </w:p>
     <w:p>
       <w:r>
+        <w:t>Investigate the supplied Tools and APIs case. Separate observations, given facts and assumptions before choosing an explanation.</w:t>
+      </w:r>
+    </w:p>
+    <w:p>
+      <w:pPr>
+        <w:spacing w:line="336" w:lineRule="auto" w:after="180"/>
+      </w:pPr>
+      <w:r>
+        <w:rPr>
+          <w:b/>
+        </w:rPr>
         <w:t>PICTURE STORY</w:t>
       </w:r>
     </w:p>
     <w:p>
-      <w:r>
+      <w:pPr>
+        <w:spacing w:line="336" w:lineRule="auto" w:after="180"/>
+      </w:pPr>
+      <w:r>
+        <w:rPr>
+          <w:b w:val="0"/>
+        </w:rPr>
         <w:t>Notice → Predict → Explain</w:t>
       </w:r>
     </w:p>
     <w:p>
-      <w:r>
-        <w:t>Begin with visible evidence. Do not explain more than the picture and information support.</w:t>
+      <w:pPr>
+        <w:spacing w:line="336" w:lineRule="auto" w:after="180"/>
+      </w:pPr>
+      <w:r>
+        <w:rPr>
+          <w:b w:val="0"/>
+        </w:rPr>
+        <w:t xml:space="preserve">Begin with visible </w:t>
+      </w:r>
+      <w:r>
+        <w:rPr>
+          <w:b/>
+        </w:rPr>
+        <w:t>evidence</w:t>
+      </w:r>
+      <w:r>
+        <w:rPr>
+          <w:b w:val="0"/>
+        </w:rPr>
+        <w:t>. Do not explain more than the picture and information support.</w:t>
       </w:r>
     </w:p>
     <w:p>
@@ -277,18 +479,70 @@
       </w:r>
     </w:p>
     <w:p>
-      <w:r>
+      <w:pPr>
+        <w:pStyle w:val="Heading3"/>
+      </w:pPr>
+      <w:r>
+        <w:t>Start with this puzzle</w:t>
+      </w:r>
+    </w:p>
+    <w:p>
+      <w:pPr>
+        <w:spacing w:line="336" w:lineRule="auto" w:after="180"/>
+        <w:shd w:fill="F1F6FC"/>
+      </w:pPr>
+      <w:r>
+        <w:rPr>
+          <w:b w:val="0"/>
+        </w:rPr>
         <w:t>MYSTERY</w:t>
       </w:r>
     </w:p>
     <w:p>
-      <w:r>
-        <w:t>The learners must use tools and apis to solve a problem. What information do they have? What decision or calculation do they make? What would count as evidence that it worked?</w:t>
-      </w:r>
-    </w:p>
-    <w:p>
-      <w:r>
-        <w:t>Three observations (what you can point to):</w:t>
+      <w:pPr>
+        <w:spacing w:line="336" w:lineRule="auto" w:after="180"/>
+        <w:shd w:fill="F5F1FB"/>
+      </w:pPr>
+      <w:r>
+        <w:rPr>
+          <w:b w:val="0"/>
+        </w:rPr>
+        <w:t xml:space="preserve">The learners must use tools and apis to solve a problem. What information do they have? What decision or calculation do they make? What would count as </w:t>
+      </w:r>
+      <w:r>
+        <w:rPr>
+          <w:b/>
+        </w:rPr>
+        <w:t>evidence</w:t>
+      </w:r>
+      <w:r>
+        <w:rPr>
+          <w:b w:val="0"/>
+        </w:rPr>
+        <w:t xml:space="preserve"> that it worked?</w:t>
+      </w:r>
+    </w:p>
+    <w:p>
+      <w:pPr>
+        <w:spacing w:line="336" w:lineRule="auto" w:after="180"/>
+      </w:pPr>
+      <w:r>
+        <w:rPr>
+          <w:b w:val="0"/>
+        </w:rPr>
+        <w:t xml:space="preserve">Three </w:t>
+      </w:r>
+      <w:r>
+        <w:rPr>
+          <w:b/>
+        </w:rPr>
+        <w:t>observation</w:t>
+      </w:r>
+      <w:r>
+        <w:rPr>
+          <w:b w:val="0"/>
+        </w:rPr>
+        <w:t>s (what you can point to):</w:t>
       </w:r>
     </w:p>
     <w:p>
@@ -325,8 +579,26 @@
       </w:r>
     </w:p>
     <w:p>
-      <w:r>
-        <w:t>My prediction and the clue supporting it:</w:t>
+      <w:pPr>
+        <w:spacing w:line="336" w:lineRule="auto" w:after="180"/>
+      </w:pPr>
+      <w:r>
+        <w:rPr>
+          <w:b w:val="0"/>
+        </w:rPr>
+        <w:t xml:space="preserve">My </w:t>
+      </w:r>
+      <w:r>
+        <w:rPr>
+          <w:b/>
+        </w:rPr>
+        <w:t>prediction</w:t>
+      </w:r>
+      <w:r>
+        <w:rPr>
+          <w:b w:val="0"/>
+        </w:rPr>
+        <w:t xml:space="preserve"> and the clue supporting it:</w:t>
       </w:r>
     </w:p>
     <w:p>
@@ -371,13 +643,72 @@
       </w:r>
     </w:p>
     <w:p>
-      <w:r>
-        <w:t>Tools expose structured operations with input and output contracts. Generating a tool call is a proposal; validation and authorisation decide whether it executes.</w:t>
-      </w:r>
-    </w:p>
-    <w:p>
-      <w:r>
-        <w:t>Begin by writing the question the procedure is intended to answer. Identify the information already supplied, the information it will produce and the information still missing. These are constructed classroom examples; they do not require live accounts, private records or an external service. Do not treat a plausible explanation as a measured outcome.</w:t>
+      <w:pPr>
+        <w:spacing w:line="336" w:lineRule="auto" w:after="180"/>
+      </w:pPr>
+      <w:r>
+        <w:rPr>
+          <w:b w:val="0"/>
+        </w:rPr>
+        <w:t xml:space="preserve">Tools expose structured operations with </w:t>
+      </w:r>
+      <w:r>
+        <w:rPr>
+          <w:b/>
+        </w:rPr>
+        <w:t>input</w:t>
+      </w:r>
+      <w:r>
+        <w:rPr>
+          <w:b w:val="0"/>
+        </w:rPr>
+        <w:t xml:space="preserve"> and </w:t>
+      </w:r>
+      <w:r>
+        <w:rPr>
+          <w:b/>
+        </w:rPr>
+        <w:t>output</w:t>
+      </w:r>
+      <w:r>
+        <w:rPr>
+          <w:b w:val="0"/>
+        </w:rPr>
+        <w:t xml:space="preserve"> contracts. Generating a </w:t>
+      </w:r>
+      <w:r>
+        <w:rPr>
+          <w:b/>
+        </w:rPr>
+        <w:t>tool call</w:t>
+      </w:r>
+      <w:r>
+        <w:rPr>
+          <w:b w:val="0"/>
+        </w:rPr>
+        <w:t xml:space="preserve"> is a proposal; validation and authorisation decide whether it executes.</w:t>
+      </w:r>
+    </w:p>
+    <w:p>
+      <w:pPr>
+        <w:spacing w:line="336" w:lineRule="auto" w:after="180"/>
+      </w:pPr>
+      <w:r>
+        <w:rPr>
+          <w:b w:val="0"/>
+        </w:rPr>
+        <w:t>Begin by writing the question the procedure is intended to answer. Identify the information already supplied, the information it will produce and the information still missing.</w:t>
+      </w:r>
+    </w:p>
+    <w:p>
+      <w:pPr>
+        <w:spacing w:line="336" w:lineRule="auto" w:after="180"/>
+      </w:pPr>
+      <w:r>
+        <w:rPr>
+          <w:b w:val="0"/>
+        </w:rPr>
+        <w:t>These are constructed classroom examples; they do not require live accounts, private records or an external service. Do not treat a plausible explanation as a measured outcome.</w:t>
       </w:r>
     </w:p>
     <w:p>
@@ -390,16 +721,69 @@
     </w:p>
     <w:p>
       <w:r>
-        <w:t>VISUAL MECHANISM</w:t>
-      </w:r>
-    </w:p>
-    <w:p>
-      <w:r>
-        <w:t>Input → Process → Output</w:t>
-      </w:r>
-    </w:p>
-    <w:p>
-      <w:r>
+        <w:t>Follow the mechanism for Tools and APIs. Connect each labelled input, deciding step and result.</w:t>
+      </w:r>
+    </w:p>
+    <w:p>
+      <w:pPr>
+        <w:spacing w:line="336" w:lineRule="auto" w:after="180"/>
+      </w:pPr>
+      <w:r>
+        <w:rPr>
+          <w:b/>
+        </w:rPr>
+        <w:t xml:space="preserve">VISUAL </w:t>
+      </w:r>
+      <w:r>
+        <w:rPr>
+          <w:b/>
+        </w:rPr>
+        <w:t>MECHANISM</w:t>
+      </w:r>
+    </w:p>
+    <w:p>
+      <w:pPr>
+        <w:spacing w:line="336" w:lineRule="auto" w:after="180"/>
+      </w:pPr>
+      <w:r>
+        <w:rPr>
+          <w:b/>
+        </w:rPr>
+        <w:t>Input</w:t>
+      </w:r>
+      <w:r>
+        <w:rPr>
+          <w:b w:val="0"/>
+        </w:rPr>
+        <w:t xml:space="preserve"> → </w:t>
+      </w:r>
+      <w:r>
+        <w:rPr>
+          <w:b/>
+        </w:rPr>
+        <w:t>Process</w:t>
+      </w:r>
+      <w:r>
+        <w:rPr>
+          <w:b w:val="0"/>
+        </w:rPr>
+        <w:t xml:space="preserve"> → </w:t>
+      </w:r>
+      <w:r>
+        <w:rPr>
+          <w:b/>
+        </w:rPr>
+        <w:t>Output</w:t>
+      </w:r>
+    </w:p>
+    <w:p>
+      <w:pPr>
+        <w:spacing w:line="336" w:lineRule="auto" w:after="180"/>
+      </w:pPr>
+      <w:r>
+        <w:rPr>
+          <w:b w:val="0"/>
+        </w:rPr>
         <w:t>Trace the information. At each stage, ask what changed and how you could test it.</w:t>
       </w:r>
     </w:p>
@@ -440,7 +824,13 @@
       </w:r>
     </w:p>
     <w:p>
-      <w:r>
+      <w:pPr>
+        <w:spacing w:line="336" w:lineRule="auto" w:after="180"/>
+      </w:pPr>
+      <w:r>
+        <w:rPr>
+          <w:b w:val="0"/>
+        </w:rPr>
         <w:t>↓</w:t>
       </w:r>
     </w:p>
@@ -481,7 +871,13 @@
       </w:r>
     </w:p>
     <w:p>
-      <w:r>
+      <w:pPr>
+        <w:spacing w:line="336" w:lineRule="auto" w:after="180"/>
+      </w:pPr>
+      <w:r>
+        <w:rPr>
+          <w:b w:val="0"/>
+        </w:rPr>
         <w:t>↓</w:t>
       </w:r>
     </w:p>
@@ -522,7 +918,13 @@
       </w:r>
     </w:p>
     <w:p>
-      <w:r>
+      <w:pPr>
+        <w:spacing w:line="336" w:lineRule="auto" w:after="180"/>
+      </w:pPr>
+      <w:r>
+        <w:rPr>
+          <w:b w:val="0"/>
+        </w:rPr>
         <w:t>Which stage could fail even when the other two are correct? Explain:</w:t>
       </w:r>
     </w:p>
@@ -568,8 +970,26 @@
       </w:r>
     </w:p>
     <w:p>
-      <w:r>
-        <w:t>For lookup_room accept exactly room_id as a nonempty string; return found plus capacity or a not-found result. It is read-only. Reject unknown arguments and do not replace missing values with invented facts.</w:t>
+      <w:pPr>
+        <w:spacing w:line="336" w:lineRule="auto" w:after="180"/>
+      </w:pPr>
+      <w:r>
+        <w:rPr>
+          <w:b w:val="0"/>
+        </w:rPr>
+        <w:t xml:space="preserve">For lookup_room accept exactly room_id as a nonempty string; return found plus capacity or a not-found result. It is read-only. Reject unknown </w:t>
+      </w:r>
+      <w:r>
+        <w:rPr>
+          <w:b/>
+        </w:rPr>
+        <w:t>argument</w:t>
+      </w:r>
+      <w:r>
+        <w:rPr>
+          <w:b w:val="0"/>
+        </w:rPr>
+        <w:t>s and do not replace missing values with invented facts.</w:t>
       </w:r>
     </w:p>
     <w:p>
@@ -665,8 +1085,49 @@
       </w:r>
     </w:p>
     <w:p>
-      <w:r>
-        <w:t>Before applying the procedure, write its units, denominator or decision boundary where relevant. A partner should be able to repeat each step using the same inputs. If a required input is absent or violates the stated contract, record that condition explicitly instead of quietly replacing it with a convenient value.</w:t>
+      <w:pPr>
+        <w:spacing w:line="336" w:lineRule="auto" w:after="180"/>
+      </w:pPr>
+      <w:r>
+        <w:rPr>
+          <w:b w:val="0"/>
+        </w:rPr>
+        <w:t xml:space="preserve">Before applying the procedure, write its units, denominator or decision boundary where relevant. A partner should be able to repeat each step using the same </w:t>
+      </w:r>
+      <w:r>
+        <w:rPr>
+          <w:b/>
+        </w:rPr>
+        <w:t>input</w:t>
+      </w:r>
+      <w:r>
+        <w:rPr>
+          <w:b w:val="0"/>
+        </w:rPr>
+        <w:t>s.</w:t>
+      </w:r>
+    </w:p>
+    <w:p>
+      <w:pPr>
+        <w:spacing w:line="336" w:lineRule="auto" w:after="180"/>
+      </w:pPr>
+      <w:r>
+        <w:rPr>
+          <w:b w:val="0"/>
+        </w:rPr>
+        <w:t xml:space="preserve">If a required </w:t>
+      </w:r>
+      <w:r>
+        <w:rPr>
+          <w:b/>
+        </w:rPr>
+        <w:t>input</w:t>
+      </w:r>
+      <w:r>
+        <w:rPr>
+          <w:b w:val="0"/>
+        </w:rPr>
+        <w:t xml:space="preserve"> is absent or violates the stated contract, record that condition explicitly instead of quietly replacing it with a convenient value.</w:t>
       </w:r>
     </w:p>
     <w:p>
@@ -678,8 +1139,26 @@
       </w:r>
     </w:p>
     <w:p>
-      <w:r>
-        <w:t>Point to the input, the deciding step and the result in this week’s visual. Explain the same step in ordinary words. A picture helps when you can say what each part represents.</w:t>
+      <w:pPr>
+        <w:spacing w:line="336" w:lineRule="auto" w:after="180"/>
+      </w:pPr>
+      <w:r>
+        <w:rPr>
+          <w:b w:val="0"/>
+        </w:rPr>
+        <w:t xml:space="preserve">Point to the </w:t>
+      </w:r>
+      <w:r>
+        <w:rPr>
+          <w:b/>
+        </w:rPr>
+        <w:t>input</w:t>
+      </w:r>
+      <w:r>
+        <w:rPr>
+          <w:b w:val="0"/>
+        </w:rPr>
+        <w:t>, the deciding step and the result in this week’s visual. Explain the same step in ordinary words. A picture helps when you can say what each part represents.</w:t>
       </w:r>
     </w:p>
     <w:p>
@@ -692,16 +1171,54 @@
     </w:p>
     <w:p>
       <w:r>
+        <w:t>Compare the supplied cases for Tools and APIs. Identify the detail that changes the conclusion.</w:t>
+      </w:r>
+    </w:p>
+    <w:p>
+      <w:pPr>
+        <w:pStyle w:val="Heading3"/>
+      </w:pPr>
+      <w:r>
+        <w:t>The case to investigate</w:t>
+      </w:r>
+    </w:p>
+    <w:p>
+      <w:pPr>
+        <w:spacing w:line="336" w:lineRule="auto" w:after="180"/>
+        <w:shd w:fill="F1F6FC"/>
+      </w:pPr>
+      <w:r>
+        <w:rPr>
+          <w:b w:val="0"/>
+        </w:rPr>
         <w:t>CASE GALLERY</w:t>
       </w:r>
     </w:p>
     <w:p>
-      <w:r>
-        <w:t>Four Tests, Four Kinds of Evidence</w:t>
-      </w:r>
-    </w:p>
-    <w:p>
-      <w:r>
+      <w:pPr>
+        <w:spacing w:line="336" w:lineRule="auto" w:after="180"/>
+      </w:pPr>
+      <w:r>
+        <w:rPr>
+          <w:b w:val="0"/>
+        </w:rPr>
+        <w:t xml:space="preserve">Four Tests, Four Kinds of </w:t>
+      </w:r>
+      <w:r>
+        <w:rPr>
+          <w:b/>
+        </w:rPr>
+        <w:t>Evidence</w:t>
+      </w:r>
+    </w:p>
+    <w:p>
+      <w:pPr>
+        <w:spacing w:line="336" w:lineRule="auto" w:after="180"/>
+      </w:pPr>
+      <w:r>
+        <w:rPr>
+          <w:b w:val="0"/>
+        </w:rPr>
         <w:t>A system is not understood until it survives more than one comfortable example.</w:t>
       </w:r>
     </w:p>
@@ -778,8 +1295,47 @@
       </w:r>
     </w:p>
     <w:p>
-      <w:r>
-        <w:t>NORMAL CASE: predict and name evidence.     BOUNDARY CASE: predict and name evidence.</w:t>
+      <w:pPr>
+        <w:pStyle w:val="Heading3"/>
+      </w:pPr>
+      <w:r>
+        <w:t>The normal case</w:t>
+      </w:r>
+    </w:p>
+    <w:p>
+      <w:pPr>
+        <w:spacing w:line="336" w:lineRule="auto" w:after="180"/>
+        <w:shd w:fill="F1F6FC"/>
+      </w:pPr>
+      <w:r>
+        <w:rPr>
+          <w:b w:val="0"/>
+        </w:rPr>
+        <w:t xml:space="preserve">NORMAL CASE: predict and name </w:t>
+      </w:r>
+      <w:r>
+        <w:rPr>
+          <w:b/>
+        </w:rPr>
+        <w:t>evidence</w:t>
+      </w:r>
+      <w:r>
+        <w:rPr>
+          <w:b w:val="0"/>
+        </w:rPr>
+        <w:t xml:space="preserve">.     BOUNDARY CASE: predict and name </w:t>
+      </w:r>
+      <w:r>
+        <w:rPr>
+          <w:b/>
+        </w:rPr>
+        <w:t>evidence</w:t>
+      </w:r>
+      <w:r>
+        <w:rPr>
+          <w:b w:val="0"/>
+        </w:rPr>
+        <w:t>.</w:t>
       </w:r>
     </w:p>
     <w:p>
@@ -855,12 +1411,58 @@
       </w:r>
     </w:p>
     <w:p>
-      <w:r>
-        <w:t>MISSING INFORMATION: predict and name evidence.     TRANSFER CASE: predict and name evidence.</w:t>
-      </w:r>
-    </w:p>
-    <w:p>
-      <w:r>
+      <w:pPr>
+        <w:pStyle w:val="Heading3"/>
+      </w:pPr>
+      <w:r>
+        <w:t>Check missing information</w:t>
+      </w:r>
+    </w:p>
+    <w:p>
+      <w:pPr>
+        <w:spacing w:line="336" w:lineRule="auto" w:after="180"/>
+        <w:shd w:fill="FFF5E6"/>
+      </w:pPr>
+      <w:r>
+        <w:rPr>
+          <w:b w:val="0"/>
+        </w:rPr>
+        <w:t xml:space="preserve">MISSING INFORMATION: predict and name </w:t>
+      </w:r>
+      <w:r>
+        <w:rPr>
+          <w:b/>
+        </w:rPr>
+        <w:t>evidence</w:t>
+      </w:r>
+      <w:r>
+        <w:rPr>
+          <w:b w:val="0"/>
+        </w:rPr>
+        <w:t xml:space="preserve">.     TRANSFER CASE: predict and name </w:t>
+      </w:r>
+      <w:r>
+        <w:rPr>
+          <w:b/>
+        </w:rPr>
+        <w:t>evidence</w:t>
+      </w:r>
+      <w:r>
+        <w:rPr>
+          <w:b w:val="0"/>
+        </w:rPr>
+        <w:t>.</w:t>
+      </w:r>
+    </w:p>
+    <w:p>
+      <w:pPr>
+        <w:spacing w:line="336" w:lineRule="auto" w:after="180"/>
+        <w:shd w:fill="F5F1FB"/>
+      </w:pPr>
+      <w:r>
+        <w:rPr>
+          <w:b w:val="0"/>
+        </w:rPr>
         <w:t>Which case is most likely to reveal a hidden assumption? Why?</w:t>
       </w:r>
     </w:p>
@@ -906,17 +1508,68 @@
       </w:r>
     </w:p>
     <w:p>
-      <w:r>
+      <w:pPr>
+        <w:pStyle w:val="Heading3"/>
+      </w:pPr>
+      <w:r>
+        <w:t>Change one thing</w:t>
+      </w:r>
+    </w:p>
+    <w:p>
+      <w:pPr>
+        <w:spacing w:line="336" w:lineRule="auto" w:after="180"/>
+        <w:shd w:fill="F5F1FB"/>
+      </w:pPr>
+      <w:r>
+        <w:rPr>
+          <w:b w:val="0"/>
+        </w:rPr>
         <w:t>Change: Add lend: true to the same call.</w:t>
       </w:r>
     </w:p>
     <w:p>
-      <w:r>
-        <w:t>Prediction: Reject the call before invoking the tool.</w:t>
-      </w:r>
-    </w:p>
-    <w:p>
-      <w:r>
+      <w:pPr>
+        <w:pStyle w:val="Heading3"/>
+      </w:pPr>
+      <w:r>
+        <w:t>Predicted result</w:t>
+      </w:r>
+    </w:p>
+    <w:p>
+      <w:pPr>
+        <w:spacing w:line="336" w:lineRule="auto" w:after="180"/>
+        <w:shd w:fill="F1F6FC"/>
+      </w:pPr>
+      <w:r>
+        <w:rPr>
+          <w:b/>
+        </w:rPr>
+        <w:t>Prediction</w:t>
+      </w:r>
+      <w:r>
+        <w:rPr>
+          <w:b w:val="0"/>
+        </w:rPr>
+        <w:t>: Reject the call before invoking the tool.</w:t>
+      </w:r>
+    </w:p>
+    <w:p>
+      <w:pPr>
+        <w:pStyle w:val="Heading3"/>
+      </w:pPr>
+      <w:r>
+        <w:t>Why the result follows</w:t>
+      </w:r>
+    </w:p>
+    <w:p>
+      <w:pPr>
+        <w:spacing w:line="336" w:lineRule="auto" w:after="180"/>
+        <w:shd w:fill="F1F6FC"/>
+      </w:pPr>
+      <w:r>
+        <w:rPr>
+          <w:b w:val="0"/>
+        </w:rPr>
         <w:t>Reason: An extra operation is outside the exact allowed contract, even when book_id is valid.</w:t>
       </w:r>
     </w:p>
@@ -930,16 +1583,39 @@
     </w:p>
     <w:p>
       <w:r>
+        <w:t>Use the vocabulary of Tools and APIs to explain a concrete decision, rather than only memorising definitions.</w:t>
+      </w:r>
+    </w:p>
+    <w:p>
+      <w:pPr>
+        <w:spacing w:line="336" w:lineRule="auto" w:after="180"/>
+      </w:pPr>
+      <w:r>
+        <w:rPr>
+          <w:b/>
+        </w:rPr>
         <w:t>VOCABULARY LAB</w:t>
       </w:r>
     </w:p>
     <w:p>
-      <w:r>
+      <w:pPr>
+        <w:spacing w:line="336" w:lineRule="auto" w:after="180"/>
+      </w:pPr>
+      <w:r>
+        <w:rPr>
+          <w:b w:val="0"/>
+        </w:rPr>
         <w:t>Words You Can Use to Reason</w:t>
       </w:r>
     </w:p>
     <w:p>
-      <w:r>
+      <w:pPr>
+        <w:spacing w:line="336" w:lineRule="auto" w:after="180"/>
+      </w:pPr>
+      <w:r>
+        <w:rPr>
+          <w:b w:val="0"/>
+        </w:rPr>
         <w:t>A definition matters when you can recognize the idea, use it, and contrast it with a near-miss.</w:t>
       </w:r>
     </w:p>
@@ -1352,17 +2028,58 @@
     </w:p>
     <w:p>
       <w:r>
-        <w:t>WORKED EVIDENCE</w:t>
-      </w:r>
-    </w:p>
-    <w:p>
-      <w:r>
+        <w:t>Follow the worked trace for Tools and APIs, predict a step, then compare with its explanation.</w:t>
+      </w:r>
+    </w:p>
+    <w:p>
+      <w:pPr>
+        <w:spacing w:line="336" w:lineRule="auto" w:after="180"/>
+      </w:pPr>
+      <w:r>
+        <w:rPr>
+          <w:b/>
+        </w:rPr>
+        <w:t xml:space="preserve">WORKED </w:t>
+      </w:r>
+      <w:r>
+        <w:rPr>
+          <w:b/>
+        </w:rPr>
+        <w:t>EVIDENCE</w:t>
+      </w:r>
+    </w:p>
+    <w:p>
+      <w:pPr>
+        <w:spacing w:line="336" w:lineRule="auto" w:after="180"/>
+      </w:pPr>
+      <w:r>
+        <w:rPr>
+          <w:b w:val="0"/>
+        </w:rPr>
         <w:t>Reason Step by Step</w:t>
       </w:r>
     </w:p>
     <w:p>
-      <w:r>
-        <w:t>Predict first. Then check each step. A correct answer without visible reasoning is incomplete evidence.</w:t>
+      <w:pPr>
+        <w:spacing w:line="336" w:lineRule="auto" w:after="180"/>
+      </w:pPr>
+      <w:r>
+        <w:rPr>
+          <w:b w:val="0"/>
+        </w:rPr>
+        <w:t xml:space="preserve">Predict first. Then check each step. A correct answer without visible reasoning is incomplete </w:t>
+      </w:r>
+      <w:r>
+        <w:rPr>
+          <w:b/>
+        </w:rPr>
+        <w:t>evidence</w:t>
+      </w:r>
+      <w:r>
+        <w:rPr>
+          <w:b w:val="0"/>
+        </w:rPr>
+        <w:t>.</w:t>
       </w:r>
     </w:p>
     <w:p>
@@ -1402,27 +2119,73 @@
       </w:r>
     </w:p>
     <w:p>
-      <w:r>
+      <w:pPr>
+        <w:spacing w:line="336" w:lineRule="auto" w:after="180"/>
+        <w:shd w:fill="F4F9FC"/>
+      </w:pPr>
+      <w:r>
+        <w:rPr>
+          <w:b w:val="0"/>
+        </w:rPr>
         <w:t>1. Tool schema requires operation and two numbers.</w:t>
       </w:r>
     </w:p>
     <w:p>
-      <w:r>
+      <w:pPr>
+        <w:spacing w:line="336" w:lineRule="auto" w:after="180"/>
+        <w:shd w:fill="F4F9FC"/>
+      </w:pPr>
+      <w:r>
+        <w:rPr>
+          <w:b w:val="0"/>
+        </w:rPr>
         <w:t>2. Request sends operation=divide, a=18, b=24.</w:t>
       </w:r>
     </w:p>
     <w:p>
-      <w:r>
+      <w:pPr>
+        <w:spacing w:line="336" w:lineRule="auto" w:after="180"/>
+        <w:shd w:fill="F4F9FC"/>
+      </w:pPr>
+      <w:r>
+        <w:rPr>
+          <w:b w:val="0"/>
+        </w:rPr>
         <w:t>3. Tool returns result=0.75; product formats 75%.</w:t>
       </w:r>
     </w:p>
     <w:p>
-      <w:r>
-        <w:t>4. Timeout or invalid input must trigger retry, repair, or safe explanation—not invented data.</w:t>
-      </w:r>
-    </w:p>
-    <w:p>
-      <w:r>
+      <w:pPr>
+        <w:spacing w:line="336" w:lineRule="auto" w:after="180"/>
+        <w:shd w:fill="F4F9FC"/>
+      </w:pPr>
+      <w:r>
+        <w:rPr>
+          <w:b w:val="0"/>
+        </w:rPr>
+        <w:t xml:space="preserve">4. Timeout or invalid </w:t>
+      </w:r>
+      <w:r>
+        <w:rPr>
+          <w:b/>
+        </w:rPr>
+        <w:t>input</w:t>
+      </w:r>
+      <w:r>
+        <w:rPr>
+          <w:b w:val="0"/>
+        </w:rPr>
+        <w:t xml:space="preserve"> must trigger retry, repair, or safe explanation—not invented data.</w:t>
+      </w:r>
+    </w:p>
+    <w:p>
+      <w:pPr>
+        <w:spacing w:line="336" w:lineRule="auto" w:after="180"/>
+      </w:pPr>
+      <w:r>
+        <w:rPr>
+          <w:b w:val="0"/>
+        </w:rPr>
         <w:t>Recalculate, retrace, or restate the reasoning in your own representation:</w:t>
       </w:r>
     </w:p>
@@ -1460,8 +2223,27 @@
       </w:r>
     </w:p>
     <w:p>
-      <w:r>
-        <w:t>CHECK  Did the evidence answer the exact question? Did the total, path, or source record stay consistent?</w:t>
+      <w:pPr>
+        <w:spacing w:line="336" w:lineRule="auto" w:after="180"/>
+        <w:shd w:fill="F5F1FB"/>
+      </w:pPr>
+      <w:r>
+        <w:rPr>
+          <w:b w:val="0"/>
+        </w:rPr>
+        <w:t xml:space="preserve">CHECK  Did the </w:t>
+      </w:r>
+      <w:r>
+        <w:rPr>
+          <w:b/>
+        </w:rPr>
+        <w:t>evidence</w:t>
+      </w:r>
+      <w:r>
+        <w:rPr>
+          <w:b w:val="0"/>
+        </w:rPr>
+        <w:t xml:space="preserve"> answer the exact question? Did the total, path, or source record stay consistent?</w:t>
       </w:r>
     </w:p>
     <w:p>
@@ -1473,18 +2255,49 @@
       </w:r>
     </w:p>
     <w:p>
-      <w:r>
-        <w:t>Proposed call lookup_room has room_id=B and extra argument book=true.</w:t>
-      </w:r>
-    </w:p>
-    <w:p>
-      <w:r>
-        <w:t>Reject the extra field under the closed input contract. The lookup tool provides no booking authority even if the requested room exists.</w:t>
-      </w:r>
-    </w:p>
-    <w:p>
-      <w:r>
-        <w:t>Compare the intermediate evidence with the final statement. Explain why each number or decision follows from the stated inputs. The conclusion belongs to this scenario and procedure; changing the inputs, evaluation population or authority can change what it establishes. Retain the raw record so a later revision can be compared honestly.</w:t>
+      <w:pPr>
+        <w:spacing w:line="336" w:lineRule="auto" w:after="180"/>
+      </w:pPr>
+      <w:r>
+        <w:rPr>
+          <w:b w:val="0"/>
+        </w:rPr>
+        <w:t xml:space="preserve">Proposed call lookup_room has room_id=B and extra </w:t>
+      </w:r>
+      <w:r>
+        <w:rPr>
+          <w:b/>
+        </w:rPr>
+        <w:t>argument</w:t>
+      </w:r>
+      <w:r>
+        <w:rPr>
+          <w:b w:val="0"/>
+        </w:rPr>
+        <w:t xml:space="preserve"> book=true.</w:t>
+      </w:r>
+    </w:p>
+    <w:p>
+      <w:pPr>
+        <w:spacing w:line="336" w:lineRule="auto" w:after="180"/>
+      </w:pPr>
+      <w:r>
+        <w:rPr>
+          <w:b w:val="0"/>
+        </w:rPr>
+        <w:t xml:space="preserve">Reject the extra field under the closed </w:t>
+      </w:r>
+      <w:r>
+        <w:rPr>
+          <w:b/>
+        </w:rPr>
+        <w:t>input</w:t>
+      </w:r>
+      <w:r>
+        <w:rPr>
+          <w:b w:val="0"/>
+        </w:rPr>
+        <w:t xml:space="preserve"> contract. The lookup tool provides no booking authority even if the requested room exists.</w:t>
       </w:r>
     </w:p>
     <w:p>
@@ -1492,11 +2305,85 @@
         <w:pStyle w:val="Heading3"/>
       </w:pPr>
       <w:r>
+        <w:t>Worked explanation · Tools and APIs</w:t>
+      </w:r>
+    </w:p>
+    <w:p>
+      <w:pPr>
+        <w:spacing w:line="336" w:lineRule="auto" w:after="180"/>
+        <w:shd w:fill="F1F6FC"/>
+      </w:pPr>
+      <w:r>
+        <w:rPr>
+          <w:b w:val="0"/>
+        </w:rPr>
+        <w:t xml:space="preserve">Compare the intermediate </w:t>
+      </w:r>
+      <w:r>
+        <w:rPr>
+          <w:b/>
+        </w:rPr>
+        <w:t>evidence</w:t>
+      </w:r>
+      <w:r>
+        <w:rPr>
+          <w:b w:val="0"/>
+        </w:rPr>
+        <w:t xml:space="preserve"> with the final statement. Explain why each number or decision follows from the stated </w:t>
+      </w:r>
+      <w:r>
+        <w:rPr>
+          <w:b/>
+        </w:rPr>
+        <w:t>input</w:t>
+      </w:r>
+      <w:r>
+        <w:rPr>
+          <w:b w:val="0"/>
+        </w:rPr>
+        <w:t>s.</w:t>
+      </w:r>
+    </w:p>
+    <w:p>
+      <w:pPr>
+        <w:spacing w:line="336" w:lineRule="auto" w:after="180"/>
+        <w:shd w:fill="F1F6FC"/>
+      </w:pPr>
+      <w:r>
+        <w:rPr>
+          <w:b w:val="0"/>
+        </w:rPr>
+        <w:t xml:space="preserve">The conclusion belongs to this scenario and procedure; changing the </w:t>
+      </w:r>
+      <w:r>
+        <w:rPr>
+          <w:b/>
+        </w:rPr>
+        <w:t>input</w:t>
+      </w:r>
+      <w:r>
+        <w:rPr>
+          <w:b w:val="0"/>
+        </w:rPr>
+        <w:t>s, evaluation population or authority can change what it establishes. Retain the raw record so a later revision can be compared honestly.</w:t>
+      </w:r>
+    </w:p>
+    <w:p>
+      <w:pPr>
+        <w:pStyle w:val="Heading3"/>
+      </w:pPr>
+      <w:r>
         <w:t>Learn from the worked case</w:t>
       </w:r>
     </w:p>
     <w:p>
-      <w:r>
+      <w:pPr>
+        <w:spacing w:line="336" w:lineRule="auto" w:after="180"/>
+      </w:pPr>
+      <w:r>
+        <w:rPr>
+          <w:b w:val="0"/>
+        </w:rPr>
         <w:t>Cover the result before checking it. Say what is given, choose the procedure, and follow one step at a time. Then uncover the result and explain your first mismatch. Ask why a step is allowed, not only what number it produces.</w:t>
       </w:r>
     </w:p>
@@ -1509,7 +2396,13 @@
       </w:r>
     </w:p>
     <w:p>
-      <w:r>
+      <w:pPr>
+        <w:spacing w:line="336" w:lineRule="auto" w:after="180"/>
+      </w:pPr>
+      <w:r>
+        <w:rPr>
+          <w:b w:val="0"/>
+        </w:rPr>
         <w:t>Check a library lookup call before it reaches a tool.</w:t>
       </w:r>
     </w:p>
@@ -1522,13 +2415,55 @@
       </w:r>
     </w:p>
     <w:p>
-      <w:r>
+      <w:pPr>
+        <w:pStyle w:val="Heading3"/>
+      </w:pPr>
+      <w:r>
+        <w:t>Supplied facts</w:t>
+      </w:r>
+    </w:p>
+    <w:p>
+      <w:pPr>
+        <w:spacing w:line="336" w:lineRule="auto" w:after="180"/>
+        <w:shd w:fill="F1F6FC"/>
+      </w:pPr>
+      <w:r>
+        <w:rPr>
+          <w:b w:val="0"/>
+        </w:rPr>
         <w:t>lookup_book accepts exactly one field: book_id, a string. Registry IDs are C7 and M2. The proposed call is {book_id: C7}.</w:t>
       </w:r>
     </w:p>
     <w:p>
-      <w:r>
-        <w:t>All inputs and outcomes in this worked example are invented classroom data; no real model run is claimed.</w:t>
+      <w:pPr>
+        <w:pStyle w:val="Heading3"/>
+      </w:pPr>
+      <w:r>
+        <w:t>Supplied facts</w:t>
+      </w:r>
+    </w:p>
+    <w:p>
+      <w:pPr>
+        <w:spacing w:line="336" w:lineRule="auto" w:after="180"/>
+        <w:shd w:fill="F1F6FC"/>
+      </w:pPr>
+      <w:r>
+        <w:rPr>
+          <w:b w:val="0"/>
+        </w:rPr>
+        <w:t xml:space="preserve">All </w:t>
+      </w:r>
+      <w:r>
+        <w:rPr>
+          <w:b/>
+        </w:rPr>
+        <w:t>input</w:t>
+      </w:r>
+      <w:r>
+        <w:rPr>
+          <w:b w:val="0"/>
+        </w:rPr>
+        <w:t>s and outcomes in this worked example are invented classroom data; no real model run is claimed.</w:t>
       </w:r>
     </w:p>
     <w:p>
@@ -1691,30 +2626,138 @@
       </w:r>
     </w:p>
     <w:p>
-      <w:r>
-        <w:t>Read the picture in order. Run the lookup. This tool contract contains no lending or deletion operation. The arrows show which recorded input or intermediate result each decision uses. Explain the deciding step aloud before checking the changed case; pointing to the final answer alone does not show how it follows.</w:t>
-      </w:r>
-    </w:p>
-    <w:p>
       <w:pPr>
         <w:pStyle w:val="Heading3"/>
       </w:pPr>
       <w:r>
+        <w:t>Why the result follows</w:t>
+      </w:r>
+    </w:p>
+    <w:p>
+      <w:pPr>
+        <w:spacing w:line="336" w:lineRule="auto" w:after="180"/>
+        <w:shd w:fill="F1F6FC"/>
+      </w:pPr>
+      <w:r>
+        <w:rPr>
+          <w:b w:val="0"/>
+        </w:rPr>
+        <w:t xml:space="preserve">Read the picture in order. Run the lookup. This tool contract contains no lending or deletion operation. The arrows show which recorded </w:t>
+      </w:r>
+      <w:r>
+        <w:rPr>
+          <w:b/>
+        </w:rPr>
+        <w:t>input</w:t>
+      </w:r>
+      <w:r>
+        <w:rPr>
+          <w:b w:val="0"/>
+        </w:rPr>
+        <w:t xml:space="preserve"> or intermediate result each decision uses.</w:t>
+      </w:r>
+    </w:p>
+    <w:p>
+      <w:pPr>
+        <w:spacing w:line="336" w:lineRule="auto" w:after="180"/>
+        <w:shd w:fill="F1F6FC"/>
+      </w:pPr>
+      <w:r>
+        <w:rPr>
+          <w:b w:val="0"/>
+        </w:rPr>
+        <w:t>Explain the deciding step aloud before checking the changed case; pointing to the final answer alone does not show how it follows.</w:t>
+      </w:r>
+    </w:p>
+    <w:p>
+      <w:pPr>
+        <w:pStyle w:val="Heading3"/>
+      </w:pPr>
+      <w:r>
         <w:t>What this example does not establish</w:t>
       </w:r>
     </w:p>
     <w:p>
-      <w:r>
-        <w:t>A valid tool call can still return unavailable or outdated records. Validate the response and access rights separately.</w:t>
-      </w:r>
-    </w:p>
-    <w:p>
-      <w:r>
-        <w:t>Read the labelled picture: Does a valid C7 ID permit the extra lending action? Point to the relevant step in the picture, then write the changed result and the rule or evidence that supports it.</w:t>
-      </w:r>
-    </w:p>
-    <w:p>
-      <w:r>
+      <w:pPr>
+        <w:pStyle w:val="Heading3"/>
+      </w:pPr>
+      <w:r>
+        <w:t>Keep the stated limit</w:t>
+      </w:r>
+    </w:p>
+    <w:p>
+      <w:pPr>
+        <w:spacing w:line="336" w:lineRule="auto" w:after="180"/>
+        <w:shd w:fill="FFF5E6"/>
+      </w:pPr>
+      <w:r>
+        <w:rPr>
+          <w:b w:val="0"/>
+        </w:rPr>
+        <w:t xml:space="preserve">A valid </w:t>
+      </w:r>
+      <w:r>
+        <w:rPr>
+          <w:b/>
+        </w:rPr>
+        <w:t>tool call</w:t>
+      </w:r>
+      <w:r>
+        <w:rPr>
+          <w:b w:val="0"/>
+        </w:rPr>
+        <w:t xml:space="preserve"> can still return unavailable or outdated records. Validate the response and access rights separately.</w:t>
+      </w:r>
+    </w:p>
+    <w:p>
+      <w:pPr>
+        <w:pStyle w:val="Heading3"/>
+      </w:pPr>
+      <w:r>
+        <w:t>Keep the stated limit</w:t>
+      </w:r>
+    </w:p>
+    <w:p>
+      <w:pPr>
+        <w:spacing w:line="336" w:lineRule="auto" w:after="180"/>
+        <w:shd w:fill="FFF5E6"/>
+      </w:pPr>
+      <w:r>
+        <w:rPr>
+          <w:b w:val="0"/>
+        </w:rPr>
+        <w:t xml:space="preserve">Read the labelled picture: Does a valid C7 ID permit the extra lending action? Point to the relevant step in the picture, then write the changed result and the rule or </w:t>
+      </w:r>
+      <w:r>
+        <w:rPr>
+          <w:b/>
+        </w:rPr>
+        <w:t>evidence</w:t>
+      </w:r>
+      <w:r>
+        <w:rPr>
+          <w:b w:val="0"/>
+        </w:rPr>
+        <w:t xml:space="preserve"> that supports it.</w:t>
+      </w:r>
+    </w:p>
+    <w:p>
+      <w:pPr>
+        <w:pStyle w:val="Heading3"/>
+      </w:pPr>
+      <w:r>
+        <w:t>Keep the stated limit</w:t>
+      </w:r>
+    </w:p>
+    <w:p>
+      <w:pPr>
+        <w:spacing w:line="336" w:lineRule="auto" w:after="180"/>
+        <w:shd w:fill="FFF5E6"/>
+      </w:pPr>
+      <w:r>
+        <w:rPr>
+          <w:b w:val="0"/>
+        </w:rPr>
         <w:t>Change one thing: Add lend: true to the same call. Predict the result before checking the explanation. What remains the same?</w:t>
       </w:r>
     </w:p>
@@ -1728,17 +2771,61 @@
     </w:p>
     <w:p>
       <w:r>
+        <w:t>Find the unsupported step in the Tools and APIs claim and explain a repair using the supplied evidence.</w:t>
+      </w:r>
+    </w:p>
+    <w:p>
+      <w:pPr>
+        <w:pStyle w:val="Heading3"/>
+      </w:pPr>
+      <w:r>
+        <w:t>Find the first error</w:t>
+      </w:r>
+    </w:p>
+    <w:p>
+      <w:pPr>
+        <w:spacing w:line="336" w:lineRule="auto" w:after="180"/>
+        <w:shd w:fill="FFF5E6"/>
+      </w:pPr>
+      <w:r>
+        <w:rPr>
+          <w:b w:val="0"/>
+        </w:rPr>
         <w:t>ERROR DETECTIVE</w:t>
       </w:r>
     </w:p>
     <w:p>
-      <w:r>
+      <w:pPr>
+        <w:spacing w:line="336" w:lineRule="auto" w:after="180"/>
+      </w:pPr>
+      <w:r>
+        <w:rPr>
+          <w:b w:val="0"/>
+        </w:rPr>
         <w:t>Compare → Diagnose → Repair</w:t>
       </w:r>
     </w:p>
     <w:p>
-      <w:r>
-        <w:t>Do not patch the answer. Find the earliest unsupported assumption, wrong step, or weak evidence.</w:t>
+      <w:pPr>
+        <w:spacing w:line="336" w:lineRule="auto" w:after="180"/>
+      </w:pPr>
+      <w:r>
+        <w:rPr>
+          <w:b w:val="0"/>
+        </w:rPr>
+        <w:t xml:space="preserve">Do not patch the answer. Find the earliest unsupported assumption, wrong step, or weak </w:t>
+      </w:r>
+      <w:r>
+        <w:rPr>
+          <w:b/>
+        </w:rPr>
+        <w:t>evidence</w:t>
+      </w:r>
+      <w:r>
+        <w:rPr>
+          <w:b w:val="0"/>
+        </w:rPr>
+        <w:t>.</w:t>
       </w:r>
     </w:p>
     <w:p>
@@ -1988,7 +3075,14 @@
       </w:tr>
     </w:tbl>
     <w:p>
-      <w:r>
+      <w:pPr>
+        <w:spacing w:line="336" w:lineRule="auto" w:after="180"/>
+        <w:shd w:fill="F5F1FB"/>
+      </w:pPr>
+      <w:r>
+        <w:rPr>
+          <w:b w:val="0"/>
+        </w:rPr>
         <w:t>Repair one cause. Why is this repair better than changing several things?</w:t>
       </w:r>
     </w:p>
@@ -2034,15 +3128,42 @@
       </w:r>
     </w:p>
     <w:p>
-      <w:r>
-        <w:t>Complete the supported workbook tasks before attempting W4 independently. Record any hints or help used. After feedback, use the teacher's fresh retry rather than copying the earlier answer. For a project, select a relevant new case, predict the outcome from the declared rule and preserve the result alongside any revision.</w:t>
-      </w:r>
-    </w:p>
-    <w:p>
       <w:pPr>
         <w:pStyle w:val="Heading3"/>
       </w:pPr>
       <w:r>
+        <w:t>Check the claim against the facts</w:t>
+      </w:r>
+    </w:p>
+    <w:p>
+      <w:pPr>
+        <w:spacing w:line="336" w:lineRule="auto" w:after="180"/>
+        <w:shd w:fill="FFF5E6"/>
+      </w:pPr>
+      <w:r>
+        <w:rPr>
+          <w:b w:val="0"/>
+        </w:rPr>
+        <w:t>Complete the supported workbook tasks before attempting W4 independently. Record any hints or help used. After feedback, use the teacher's fresh retry rather than copying the earlier answer.</w:t>
+      </w:r>
+    </w:p>
+    <w:p>
+      <w:pPr>
+        <w:spacing w:line="336" w:lineRule="auto" w:after="180"/>
+        <w:shd w:fill="FFF5E6"/>
+      </w:pPr>
+      <w:r>
+        <w:rPr>
+          <w:b w:val="0"/>
+        </w:rPr>
+        <w:t>For a project, select a relevant new case, predict the outcome from the declared rule and preserve the result alongside any revision.</w:t>
+      </w:r>
+    </w:p>
+    <w:p>
+      <w:pPr>
+        <w:pStyle w:val="Heading3"/>
+      </w:pPr>
+      <w:r>
         <w:t>Exit: propose one revealing change to the worked scenario. State the expected outcome and the evidence that would make you revise your explanation.</w:t>
       </w:r>
     </w:p>
@@ -2081,17 +3202,52 @@
     </w:p>
     <w:p>
       <w:r>
+        <w:t>Practise Tools and APIs with support, then explain the deciding step in your own words.</w:t>
+      </w:r>
+    </w:p>
+    <w:p>
+      <w:pPr>
+        <w:spacing w:line="336" w:lineRule="auto" w:after="180"/>
+      </w:pPr>
+      <w:r>
+        <w:rPr>
+          <w:b/>
+        </w:rPr>
         <w:t>LOGIC STUDIO</w:t>
       </w:r>
     </w:p>
     <w:p>
-      <w:r>
+      <w:pPr>
+        <w:spacing w:line="336" w:lineRule="auto" w:after="180"/>
+      </w:pPr>
+      <w:r>
+        <w:rPr>
+          <w:b w:val="0"/>
+        </w:rPr>
         <w:t>Specify Before You Run</w:t>
       </w:r>
     </w:p>
     <w:p>
-      <w:r>
-        <w:t>Prompts, schemas, retrieval, tool calls, and code are inspectable parts of one AI product.</w:t>
+      <w:pPr>
+        <w:spacing w:line="336" w:lineRule="auto" w:after="180"/>
+      </w:pPr>
+      <w:r>
+        <w:rPr>
+          <w:b w:val="0"/>
+        </w:rPr>
+        <w:t xml:space="preserve">Prompts, schemas, retrieval, </w:t>
+      </w:r>
+      <w:r>
+        <w:rPr>
+          <w:b/>
+        </w:rPr>
+        <w:t>tool call</w:t>
+      </w:r>
+      <w:r>
+        <w:rPr>
+          <w:b w:val="0"/>
+        </w:rPr>
+        <w:t>s, and code are inspectable parts of one AI product.</w:t>
       </w:r>
     </w:p>
     <w:p>
@@ -2131,8 +3287,26 @@
       </w:r>
     </w:p>
     <w:p>
-      <w:r>
-        <w:t>SET task, audience, constraints, output_schema</w:t>
+      <w:pPr>
+        <w:spacing w:line="336" w:lineRule="auto" w:after="180"/>
+      </w:pPr>
+      <w:r>
+        <w:rPr>
+          <w:b w:val="0"/>
+        </w:rPr>
+        <w:t xml:space="preserve">SET task, audience, constraints, </w:t>
+      </w:r>
+      <w:r>
+        <w:rPr>
+          <w:b/>
+        </w:rPr>
+        <w:t>output</w:t>
+      </w:r>
+      <w:r>
+        <w:rPr>
+          <w:b w:val="0"/>
+        </w:rPr>
+        <w:t>_schema</w:t>
         <w:br/>
         <w:t>LOAD approved_context or retrieval_result</w:t>
         <w:br/>
@@ -2140,14 +3314,57 @@
         <w:br/>
         <w:t>VALIDATE fields, claims, citations, and safety</w:t>
         <w:br/>
-        <w:t>IF evidence missing: ask, retrieve, or abstain</w:t>
+        <w:t xml:space="preserve">IF </w:t>
+      </w:r>
+      <w:r>
+        <w:rPr>
+          <w:b/>
+        </w:rPr>
+        <w:t>evidence</w:t>
+      </w:r>
+      <w:r>
+        <w:rPr>
+          <w:b w:val="0"/>
+        </w:rPr>
+        <w:t xml:space="preserve"> missing: ask, retrieve, or abstain</w:t>
         <w:br/>
-        <w:t>RETURN useful output + source trail + limitations</w:t>
-      </w:r>
-    </w:p>
-    <w:p>
-      <w:r>
-        <w:t>Trace one input. Which line changes the state or chooses a path?</w:t>
+        <w:t xml:space="preserve">RETURN useful </w:t>
+      </w:r>
+      <w:r>
+        <w:rPr>
+          <w:b/>
+        </w:rPr>
+        <w:t>output</w:t>
+      </w:r>
+      <w:r>
+        <w:rPr>
+          <w:b w:val="0"/>
+        </w:rPr>
+        <w:t xml:space="preserve"> + source trail + limitations</w:t>
+      </w:r>
+    </w:p>
+    <w:p>
+      <w:pPr>
+        <w:spacing w:line="336" w:lineRule="auto" w:after="180"/>
+        <w:shd w:fill="F5F1FB"/>
+      </w:pPr>
+      <w:r>
+        <w:rPr>
+          <w:b w:val="0"/>
+        </w:rPr>
+        <w:t xml:space="preserve">Trace one </w:t>
+      </w:r>
+      <w:r>
+        <w:rPr>
+          <w:b/>
+        </w:rPr>
+        <w:t>input</w:t>
+      </w:r>
+      <w:r>
+        <w:rPr>
+          <w:b w:val="0"/>
+        </w:rPr>
+        <w:t>. Which line changes the state or chooses a path?</w:t>
       </w:r>
     </w:p>
     <w:p>
@@ -2192,13 +3409,48 @@
       </w:r>
     </w:p>
     <w:p>
-      <w:r>
+      <w:pPr>
+        <w:spacing w:line="336" w:lineRule="auto" w:after="180"/>
+      </w:pPr>
+      <w:r>
+        <w:rPr>
+          <w:b w:val="0"/>
+        </w:rPr>
         <w:t>A successful tool result supports only its declared data and operation; it does not authorise subsequent side effects.</w:t>
       </w:r>
     </w:p>
     <w:p>
-      <w:r>
-        <w:t>A useful check asks what would make the reasoning fail. Distinguish a failure to execute the declared procedure from a weakness in the procedure itself. The first may require a correction; the second requires an explicitly revised method and new evidence. Preserve unsuccessful cases so an improved result cannot hide the original problem.</w:t>
+      <w:pPr>
+        <w:spacing w:line="336" w:lineRule="auto" w:after="180"/>
+      </w:pPr>
+      <w:r>
+        <w:rPr>
+          <w:b w:val="0"/>
+        </w:rPr>
+        <w:t>A useful check asks what would make the reasoning fail. Distinguish a failure to execute the declared procedure from a weakness in the procedure itself.</w:t>
+      </w:r>
+    </w:p>
+    <w:p>
+      <w:pPr>
+        <w:spacing w:line="336" w:lineRule="auto" w:after="180"/>
+      </w:pPr>
+      <w:r>
+        <w:rPr>
+          <w:b w:val="0"/>
+        </w:rPr>
+        <w:t xml:space="preserve">The first may require a correction; the second requires an explicitly revised method and new </w:t>
+      </w:r>
+      <w:r>
+        <w:rPr>
+          <w:b/>
+        </w:rPr>
+        <w:t>evidence</w:t>
+      </w:r>
+      <w:r>
+        <w:rPr>
+          <w:b w:val="0"/>
+        </w:rPr>
+        <w:t>. Preserve unsuccessful cases so an improved result cannot hide the original problem.</w:t>
       </w:r>
     </w:p>
     <w:p>
@@ -2243,8 +3495,38 @@
       </w:r>
     </w:p>
     <w:p>
-      <w:r>
-        <w:t>Use workbook W2 for the connected example “Tools and API contracts”. First fill the input and rule boxes. Try the middle steps before asking for a hint. After a hint, try the next step yourself.</w:t>
+      <w:pPr>
+        <w:spacing w:line="336" w:lineRule="auto" w:after="180"/>
+      </w:pPr>
+      <w:r>
+        <w:rPr>
+          <w:b w:val="0"/>
+        </w:rPr>
+        <w:t xml:space="preserve">Use workbook W2 for the connected example “Tools and </w:t>
+      </w:r>
+      <w:r>
+        <w:rPr>
+          <w:b/>
+        </w:rPr>
+        <w:t>API contract</w:t>
+      </w:r>
+      <w:r>
+        <w:rPr>
+          <w:b w:val="0"/>
+        </w:rPr>
+        <w:t xml:space="preserve">s”. First fill the </w:t>
+      </w:r>
+      <w:r>
+        <w:rPr>
+          <w:b/>
+        </w:rPr>
+        <w:t>input</w:t>
+      </w:r>
+      <w:r>
+        <w:rPr>
+          <w:b w:val="0"/>
+        </w:rPr>
+        <w:t xml:space="preserve"> and rule boxes. Try the middle steps before asking for a hint. After a hint, try the next step yourself.</w:t>
       </w:r>
     </w:p>
     <w:tbl>
@@ -2327,7 +3609,13 @@
       </w:tr>
     </w:tbl>
     <w:p>
-      <w:r>
+      <w:pPr>
+        <w:spacing w:line="336" w:lineRule="auto" w:after="180"/>
+      </w:pPr>
+      <w:r>
+        <w:rPr>
+          <w:b w:val="0"/>
+        </w:rPr>
         <w:t>Explain your trace to a partner. Your partner points to one step to check. Swap roles on the next case. Each person writes their own explanation.</w:t>
       </w:r>
     </w:p>
@@ -2340,12 +3628,47 @@
       </w:r>
     </w:p>
     <w:p>
-      <w:r>
-        <w:t>Use the worked case for Tools and API contracts. Proposed explanation: “The worked result establishes every future case”. Decide whether this explanation is supported. Point to the step or supplied fact that decides; explain your repair if needed.</w:t>
-      </w:r>
-    </w:p>
-    <w:p>
-      <w:r>
+      <w:pPr>
+        <w:spacing w:line="336" w:lineRule="auto" w:after="180"/>
+      </w:pPr>
+      <w:r>
+        <w:rPr>
+          <w:b w:val="0"/>
+        </w:rPr>
+        <w:t xml:space="preserve">Use the worked case for Tools and </w:t>
+      </w:r>
+      <w:r>
+        <w:rPr>
+          <w:b/>
+        </w:rPr>
+        <w:t>API contract</w:t>
+      </w:r>
+      <w:r>
+        <w:rPr>
+          <w:b w:val="0"/>
+        </w:rPr>
+        <w:t>s. Proposed explanation: “The worked result establishes every future case”. Decide whether this explanation is supported.</w:t>
+      </w:r>
+    </w:p>
+    <w:p>
+      <w:pPr>
+        <w:spacing w:line="336" w:lineRule="auto" w:after="180"/>
+      </w:pPr>
+      <w:r>
+        <w:rPr>
+          <w:b w:val="0"/>
+        </w:rPr>
+        <w:t>Point to the step or supplied fact that decides; explain your repair if needed.</w:t>
+      </w:r>
+    </w:p>
+    <w:p>
+      <w:pPr>
+        <w:spacing w:line="336" w:lineRule="auto" w:after="180"/>
+      </w:pPr>
+      <w:r>
+        <w:rPr>
+          <w:b w:val="0"/>
+        </w:rPr>
         <w:t>Answer on your own before discussion. If you are unsure, say which step you need help with.</w:t>
       </w:r>
     </w:p>
@@ -2358,8 +3681,26 @@
       </w:r>
     </w:p>
     <w:p>
-      <w:r>
-        <w:t>Does a valid C7 ID permit the extra lending action? Point to the relevant step in the picture, then write the changed result and the rule or evidence that supports it.</w:t>
+      <w:pPr>
+        <w:spacing w:line="336" w:lineRule="auto" w:after="180"/>
+      </w:pPr>
+      <w:r>
+        <w:rPr>
+          <w:b w:val="0"/>
+        </w:rPr>
+        <w:t xml:space="preserve">Does a valid C7 ID permit the extra lending action? Point to the relevant step in the picture, then write the changed result and the rule or </w:t>
+      </w:r>
+      <w:r>
+        <w:rPr>
+          <w:b/>
+        </w:rPr>
+        <w:t>evidence</w:t>
+      </w:r>
+      <w:r>
+        <w:rPr>
+          <w:b w:val="0"/>
+        </w:rPr>
+        <w:t xml:space="preserve"> that supports it.</w:t>
       </w:r>
     </w:p>
     <w:p>
@@ -2391,7 +3732,13 @@
       </w:r>
     </w:p>
     <w:p>
-      <w:r>
+      <w:pPr>
+        <w:spacing w:line="336" w:lineRule="auto" w:after="180"/>
+      </w:pPr>
+      <w:r>
+        <w:rPr>
+          <w:b w:val="0"/>
+        </w:rPr>
         <w:t>This is supported practice. Keep the separately named independent case for an attempt before feedback.</w:t>
       </w:r>
     </w:p>
@@ -2405,16 +3752,45 @@
     </w:p>
     <w:p>
       <w:r>
-        <w:t>EVIDENCE LAB</w:t>
-      </w:r>
-    </w:p>
-    <w:p>
-      <w:r>
+        <w:t>Investigate Tools and APIs. Record the prediction, actual observation or labelled paper trace, explanation and next test separately.</w:t>
+      </w:r>
+    </w:p>
+    <w:p>
+      <w:pPr>
+        <w:spacing w:line="336" w:lineRule="auto" w:after="180"/>
+      </w:pPr>
+      <w:r>
+        <w:rPr>
+          <w:b/>
+        </w:rPr>
+        <w:t>EVIDENCE</w:t>
+      </w:r>
+      <w:r>
+        <w:rPr>
+          <w:b/>
+        </w:rPr>
+        <w:t xml:space="preserve"> LAB</w:t>
+      </w:r>
+    </w:p>
+    <w:p>
+      <w:pPr>
+        <w:spacing w:line="336" w:lineRule="auto" w:after="180"/>
+      </w:pPr>
+      <w:r>
+        <w:rPr>
+          <w:b w:val="0"/>
+        </w:rPr>
         <w:t>Predict → Test → Record → Explain</w:t>
       </w:r>
     </w:p>
     <w:p>
-      <w:r>
+      <w:pPr>
+        <w:spacing w:line="336" w:lineRule="auto" w:after="180"/>
+      </w:pPr>
+      <w:r>
+        <w:rPr>
+          <w:b w:val="0"/>
+        </w:rPr>
         <w:t>Keep expected and actual results separate. Surprises are useful data when recorded honestly.</w:t>
       </w:r>
     </w:p>
@@ -2455,8 +3831,26 @@
       </w:r>
     </w:p>
     <w:p>
-      <w:r>
-        <w:t>Match requests to schemas, validate arguments, simulate successful and failed calls, and design a maximum retry rule.</w:t>
+      <w:pPr>
+        <w:spacing w:line="336" w:lineRule="auto" w:after="180"/>
+      </w:pPr>
+      <w:r>
+        <w:rPr>
+          <w:b w:val="0"/>
+        </w:rPr>
+        <w:t xml:space="preserve">Match requests to schemas, validate </w:t>
+      </w:r>
+      <w:r>
+        <w:rPr>
+          <w:b/>
+        </w:rPr>
+        <w:t>argument</w:t>
+      </w:r>
+      <w:r>
+        <w:rPr>
+          <w:b w:val="0"/>
+        </w:rPr>
+        <w:t>s, simulate successful and failed calls, and design a maximum retry rule.</w:t>
       </w:r>
     </w:p>
     <w:tbl>
@@ -2705,7 +4099,14 @@
       </w:tr>
     </w:tbl>
     <w:p>
-      <w:r>
+      <w:pPr>
+        <w:spacing w:line="336" w:lineRule="auto" w:after="180"/>
+        <w:shd w:fill="F5F1FB"/>
+      </w:pPr>
+      <w:r>
+        <w:rPr>
+          <w:b w:val="0"/>
+        </w:rPr>
         <w:t>What did the hardest test teach you that the normal test did not?</w:t>
       </w:r>
     </w:p>
@@ -2751,7 +4152,13 @@
       </w:r>
     </w:p>
     <w:p>
-      <w:r>
+      <w:pPr>
+        <w:spacing w:line="336" w:lineRule="auto" w:after="180"/>
+      </w:pPr>
+      <w:r>
+        <w:rPr>
+          <w:b w:val="0"/>
+        </w:rPr>
         <w:t>Before trying: what do I expect, and why? While trying: which step could first go wrong? Afterwards: what did I actually observe, and what should change? Keep “not run” if you only traced the procedure.</w:t>
       </w:r>
     </w:p>
@@ -2765,17 +4172,52 @@
     </w:p>
     <w:p>
       <w:r>
+        <w:t>Move from recall to tracing, diagnosis and transfer in Tools and APIs. Explain why each step is justified.</w:t>
+      </w:r>
+    </w:p>
+    <w:p>
+      <w:pPr>
+        <w:spacing w:line="336" w:lineRule="auto" w:after="180"/>
+      </w:pPr>
+      <w:r>
+        <w:rPr>
+          <w:b/>
+        </w:rPr>
         <w:t>MASTERY</w:t>
       </w:r>
     </w:p>
     <w:p>
-      <w:r>
+      <w:pPr>
+        <w:spacing w:line="336" w:lineRule="auto" w:after="180"/>
+      </w:pPr>
+      <w:r>
+        <w:rPr>
+          <w:b w:val="0"/>
+        </w:rPr>
         <w:t>From Knowing the Word to Owning the Idea</w:t>
       </w:r>
     </w:p>
     <w:p>
-      <w:r>
-        <w:t>Move upward only when you can produce evidence without copying the worked example.</w:t>
+      <w:pPr>
+        <w:spacing w:line="336" w:lineRule="auto" w:after="180"/>
+      </w:pPr>
+      <w:r>
+        <w:rPr>
+          <w:b w:val="0"/>
+        </w:rPr>
+        <w:t xml:space="preserve">Move upward only when you can produce </w:t>
+      </w:r>
+      <w:r>
+        <w:rPr>
+          <w:b/>
+        </w:rPr>
+        <w:t>evidence</w:t>
+      </w:r>
+      <w:r>
+        <w:rPr>
+          <w:b w:val="0"/>
+        </w:rPr>
+        <w:t xml:space="preserve"> without copying the worked example.</w:t>
       </w:r>
     </w:p>
     <w:p>
@@ -2815,33 +4257,93 @@
       </w:r>
     </w:p>
     <w:p>
-      <w:r>
+      <w:pPr>
+        <w:spacing w:line="336" w:lineRule="auto" w:after="180"/>
+      </w:pPr>
+      <w:r>
+        <w:rPr>
+          <w:b w:val="0"/>
+        </w:rPr>
         <w:t>1 • NAME: Define the concept without repeating the textbook.</w:t>
       </w:r>
     </w:p>
     <w:p>
-      <w:r>
-        <w:t>2 • TRACE: Show the information, state, branch, calculation, or evidence path.</w:t>
-      </w:r>
-    </w:p>
-    <w:p>
-      <w:r>
+      <w:pPr>
+        <w:spacing w:line="336" w:lineRule="auto" w:after="180"/>
+      </w:pPr>
+      <w:r>
+        <w:rPr>
+          <w:b w:val="0"/>
+        </w:rPr>
+        <w:t xml:space="preserve">2 • TRACE: Show the information, state, branch, calculation, or </w:t>
+      </w:r>
+      <w:r>
+        <w:rPr>
+          <w:b/>
+        </w:rPr>
+        <w:t>evidence</w:t>
+      </w:r>
+      <w:r>
+        <w:rPr>
+          <w:b w:val="0"/>
+        </w:rPr>
+        <w:t xml:space="preserve"> path.</w:t>
+      </w:r>
+    </w:p>
+    <w:p>
+      <w:pPr>
+        <w:spacing w:line="336" w:lineRule="auto" w:after="180"/>
+      </w:pPr>
+      <w:r>
+        <w:rPr>
+          <w:b w:val="0"/>
+        </w:rPr>
         <w:t>3 • APPLY: Solve a different example independently.</w:t>
       </w:r>
     </w:p>
     <w:p>
-      <w:r>
+      <w:pPr>
+        <w:spacing w:line="336" w:lineRule="auto" w:after="180"/>
+      </w:pPr>
+      <w:r>
+        <w:rPr>
+          <w:b w:val="0"/>
+        </w:rPr>
         <w:t>4 • CHALLENGE: Find a boundary case, counterexample, or unfair outcome.</w:t>
       </w:r>
     </w:p>
     <w:p>
-      <w:r>
+      <w:pPr>
+        <w:spacing w:line="336" w:lineRule="auto" w:after="180"/>
+      </w:pPr>
+      <w:r>
+        <w:rPr>
+          <w:b w:val="0"/>
+        </w:rPr>
         <w:t>5 • EXPLAIN LIMITS: Say when the result should not be trusted or used alone.</w:t>
       </w:r>
     </w:p>
     <w:p>
-      <w:r>
-        <w:t>My strongest evidence of independent understanding:</w:t>
+      <w:pPr>
+        <w:spacing w:line="336" w:lineRule="auto" w:after="180"/>
+      </w:pPr>
+      <w:r>
+        <w:rPr>
+          <w:b w:val="0"/>
+        </w:rPr>
+        <w:t xml:space="preserve">My strongest </w:t>
+      </w:r>
+      <w:r>
+        <w:rPr>
+          <w:b/>
+        </w:rPr>
+        <w:t>evidence</w:t>
+      </w:r>
+      <w:r>
+        <w:rPr>
+          <w:b w:val="0"/>
+        </w:rPr>
+        <w:t xml:space="preserve"> of independent understanding:</w:t>
       </w:r>
     </w:p>
     <w:p>
@@ -2887,16 +4389,39 @@
     </w:p>
     <w:p>
       <w:r>
+        <w:t>Apply this week’s idea to Verified Study Buddy. Keep an annotated decision and the evidence supporting it.</w:t>
+      </w:r>
+    </w:p>
+    <w:p>
+      <w:pPr>
+        <w:spacing w:line="336" w:lineRule="auto" w:after="180"/>
+      </w:pPr>
+      <w:r>
+        <w:rPr>
+          <w:b/>
+        </w:rPr>
         <w:t>CUMULATIVE PROJECT</w:t>
       </w:r>
     </w:p>
     <w:p>
-      <w:r>
+      <w:pPr>
+        <w:spacing w:line="336" w:lineRule="auto" w:after="180"/>
+      </w:pPr>
+      <w:r>
+        <w:rPr>
+          <w:b w:val="0"/>
+        </w:rPr>
         <w:t>Verified Study Buddy</w:t>
       </w:r>
     </w:p>
     <w:p>
-      <w:r>
+      <w:pPr>
+        <w:spacing w:line="336" w:lineRule="auto" w:after="180"/>
+      </w:pPr>
+      <w:r>
+        <w:rPr>
+          <w:b w:val="0"/>
+        </w:rPr>
         <w:t>Every week adds one inspectable piece. The system must show how it reached a result.</w:t>
       </w:r>
     </w:p>
@@ -2937,17 +4462,63 @@
       </w:r>
     </w:p>
     <w:p>
-      <w:r>
-        <w:t>THIS WEEK’S CHECKPOINT  Allow only retrieval and calculator tools with validated arguments and visible results.</w:t>
-      </w:r>
-    </w:p>
-    <w:p>
-      <w:r>
-        <w:t>SYSTEM MAP  Learner need → prompt/schema → approved sources/retrieval → model/tool → structured answer → verification → human decision</w:t>
-      </w:r>
-    </w:p>
-    <w:p>
-      <w:r>
+      <w:pPr>
+        <w:spacing w:line="336" w:lineRule="auto" w:after="180"/>
+      </w:pPr>
+      <w:r>
+        <w:rPr>
+          <w:b w:val="0"/>
+        </w:rPr>
+        <w:t xml:space="preserve">THIS WEEK’S CHECKPOINT  Allow only retrieval and calculator tools with validated </w:t>
+      </w:r>
+      <w:r>
+        <w:rPr>
+          <w:b/>
+        </w:rPr>
+        <w:t>argument</w:t>
+      </w:r>
+      <w:r>
+        <w:rPr>
+          <w:b w:val="0"/>
+        </w:rPr>
+        <w:t>s and visible results.</w:t>
+      </w:r>
+    </w:p>
+    <w:p>
+      <w:pPr>
+        <w:pStyle w:val="Heading3"/>
+      </w:pPr>
+      <w:r>
+        <w:t>Trace the system</w:t>
+      </w:r>
+    </w:p>
+    <w:p>
+      <w:pPr>
+        <w:spacing w:line="336" w:lineRule="auto" w:after="180"/>
+        <w:shd w:fill="EDF7F3"/>
+      </w:pPr>
+      <w:r>
+        <w:rPr>
+          <w:b w:val="0"/>
+        </w:rPr>
+        <w:t xml:space="preserve">SYSTEM MAP  Learner need → prompt/schema → approved sources/retrieval → model/tool → structured answer → verification → </w:t>
+      </w:r>
+      <w:r>
+        <w:rPr>
+          <w:b/>
+        </w:rPr>
+        <w:t>human decision</w:t>
+      </w:r>
+    </w:p>
+    <w:p>
+      <w:pPr>
+        <w:spacing w:line="336" w:lineRule="auto" w:after="180"/>
+        <w:shd w:fill="F5F1FB"/>
+      </w:pPr>
+      <w:r>
+        <w:rPr>
+          <w:b w:val="0"/>
+        </w:rPr>
         <w:t>What will you add, change, or verify in the project this week?</w:t>
       </w:r>
     </w:p>
@@ -2985,8 +4556,27 @@
       </w:r>
     </w:p>
     <w:p>
-      <w:r>
-        <w:t>What should remain under human control?</w:t>
+      <w:pPr>
+        <w:spacing w:line="336" w:lineRule="auto" w:after="180"/>
+        <w:shd w:fill="F5F1FB"/>
+      </w:pPr>
+      <w:r>
+        <w:rPr>
+          <w:b w:val="0"/>
+        </w:rPr>
+        <w:t xml:space="preserve">What should remain under </w:t>
+      </w:r>
+      <w:r>
+        <w:rPr>
+          <w:b/>
+        </w:rPr>
+        <w:t>human control</w:t>
+      </w:r>
+      <w:r>
+        <w:rPr>
+          <w:b w:val="0"/>
+        </w:rPr>
+        <w:t>?</w:t>
       </w:r>
     </w:p>
     <w:p>
@@ -3023,21 +4613,77 @@
       </w:r>
     </w:p>
     <w:p>
-      <w:r>
-        <w:t>RESPONSIBLE DESIGN  Collect only necessary information. Show uncertainty and limits. Never confuse fluent output with verified truth.</w:t>
-      </w:r>
-    </w:p>
-    <w:p>
       <w:pPr>
         <w:pStyle w:val="Heading3"/>
       </w:pPr>
       <w:r>
+        <w:t>Responsible design</w:t>
+      </w:r>
+    </w:p>
+    <w:p>
+      <w:pPr>
+        <w:spacing w:line="336" w:lineRule="auto" w:after="180"/>
+        <w:shd w:fill="FFF5E6"/>
+      </w:pPr>
+      <w:r>
+        <w:rPr>
+          <w:b w:val="0"/>
+        </w:rPr>
+        <w:t xml:space="preserve">RESPONSIBLE DESIGN  Collect only necessary information. Show uncertainty and limits. Never confuse fluent </w:t>
+      </w:r>
+      <w:r>
+        <w:rPr>
+          <w:b/>
+        </w:rPr>
+        <w:t>output</w:t>
+      </w:r>
+      <w:r>
+        <w:rPr>
+          <w:b w:val="0"/>
+        </w:rPr>
+        <w:t xml:space="preserve"> with verified truth.</w:t>
+      </w:r>
+    </w:p>
+    <w:p>
+      <w:pPr>
+        <w:pStyle w:val="Heading3"/>
+      </w:pPr>
+      <w:r>
         <w:t>Evidence for your project</w:t>
       </w:r>
     </w:p>
     <w:p>
-      <w:r>
-        <w:t>For your Verified Study Buddy, save the input, procedure, observed result and limitation of this check. Label this worked example as practice; use a different, previously unreviewed case when checking independent understanding.</w:t>
+      <w:pPr>
+        <w:spacing w:line="336" w:lineRule="auto" w:after="180"/>
+      </w:pPr>
+      <w:r>
+        <w:rPr>
+          <w:b w:val="0"/>
+        </w:rPr>
+        <w:t xml:space="preserve">For your Verified Study Buddy, save the </w:t>
+      </w:r>
+      <w:r>
+        <w:rPr>
+          <w:b/>
+        </w:rPr>
+        <w:t>input</w:t>
+      </w:r>
+      <w:r>
+        <w:rPr>
+          <w:b w:val="0"/>
+        </w:rPr>
+        <w:t>, procedure, observed result and limitation of this check.</w:t>
+      </w:r>
+    </w:p>
+    <w:p>
+      <w:pPr>
+        <w:spacing w:line="336" w:lineRule="auto" w:after="180"/>
+      </w:pPr>
+      <w:r>
+        <w:rPr>
+          <w:b w:val="0"/>
+        </w:rPr>
+        <w:t>Label this worked example as practice; use a different, previously unreviewed case when checking independent understanding.</w:t>
       </w:r>
     </w:p>
     <w:p>
@@ -3050,16 +4696,48 @@
     </w:p>
     <w:p>
       <w:r>
+        <w:t>Use a genuinely new case for independent evidence. Previously discussed examples remain practice; use the separately named independent case before feedback.</w:t>
+      </w:r>
+    </w:p>
+    <w:p>
+      <w:pPr>
+        <w:pStyle w:val="Heading3"/>
+      </w:pPr>
+      <w:r>
+        <w:t>Independent evidence</w:t>
+      </w:r>
+    </w:p>
+    <w:p>
+      <w:pPr>
+        <w:spacing w:line="336" w:lineRule="auto" w:after="180"/>
+        <w:shd w:fill="FFF5E6"/>
+      </w:pPr>
+      <w:r>
+        <w:rPr>
+          <w:b w:val="0"/>
+        </w:rPr>
         <w:t>INDEPENDENT MASTERY PROOF</w:t>
       </w:r>
     </w:p>
     <w:p>
-      <w:r>
+      <w:pPr>
+        <w:spacing w:line="336" w:lineRule="auto" w:after="180"/>
+      </w:pPr>
+      <w:r>
+        <w:rPr>
+          <w:b w:val="0"/>
+        </w:rPr>
         <w:t>Explain • Transfer • Test • Defend</w:t>
       </w:r>
     </w:p>
     <w:p>
-      <w:r>
+      <w:pPr>
+        <w:spacing w:line="336" w:lineRule="auto" w:after="180"/>
+      </w:pPr>
+      <w:r>
+        <w:rPr>
+          <w:b w:val="0"/>
+        </w:rPr>
         <w:t>Complete this page without copying the worked example. Your reasoning matters more than decoration.</w:t>
       </w:r>
     </w:p>
@@ -3100,12 +4778,34 @@
       </w:r>
     </w:p>
     <w:p>
-      <w:r>
+      <w:pPr>
+        <w:pStyle w:val="Heading3"/>
+      </w:pPr>
+      <w:r>
+        <w:t>Try a more demanding case</w:t>
+      </w:r>
+    </w:p>
+    <w:p>
+      <w:pPr>
+        <w:spacing w:line="336" w:lineRule="auto" w:after="180"/>
+        <w:shd w:fill="F5F1FB"/>
+      </w:pPr>
+      <w:r>
+        <w:rPr>
+          <w:b w:val="0"/>
+        </w:rPr>
         <w:t>CHALLENGE  Match tool schemas to requests and handle one failure.</w:t>
       </w:r>
     </w:p>
     <w:p>
-      <w:r>
+      <w:pPr>
+        <w:spacing w:line="336" w:lineRule="auto" w:after="180"/>
+        <w:shd w:fill="F4F9FC"/>
+      </w:pPr>
+      <w:r>
+        <w:rPr>
+          <w:b w:val="0"/>
+        </w:rPr>
         <w:t>1. My fresh example, trace, calculation, or design:</w:t>
       </w:r>
     </w:p>
@@ -3143,8 +4843,27 @@
       </w:r>
     </w:p>
     <w:p>
-      <w:r>
-        <w:t>2. My evidence that it works (include a boundary or missing-data case):</w:t>
+      <w:pPr>
+        <w:spacing w:line="336" w:lineRule="auto" w:after="180"/>
+        <w:shd w:fill="F4F9FC"/>
+      </w:pPr>
+      <w:r>
+        <w:rPr>
+          <w:b w:val="0"/>
+        </w:rPr>
+        <w:t xml:space="preserve">2. My </w:t>
+      </w:r>
+      <w:r>
+        <w:rPr>
+          <w:b/>
+        </w:rPr>
+        <w:t>evidence</w:t>
+      </w:r>
+      <w:r>
+        <w:rPr>
+          <w:b w:val="0"/>
+        </w:rPr>
+        <w:t xml:space="preserve"> that it works (include a boundary or missing-data case):</w:t>
       </w:r>
     </w:p>
     <w:p>
@@ -3181,7 +4900,14 @@
       </w:r>
     </w:p>
     <w:p>
-      <w:r>
+      <w:pPr>
+        <w:spacing w:line="336" w:lineRule="auto" w:after="180"/>
+        <w:shd w:fill="F4F9FC"/>
+      </w:pPr>
+      <w:r>
+        <w:rPr>
+          <w:b w:val="0"/>
+        </w:rPr>
         <w:t>3. One limitation, fairness concern, or situation needing human review:</w:t>
       </w:r>
     </w:p>
@@ -3219,8 +4945,47 @@
       </w:r>
     </w:p>
     <w:p>
-      <w:r>
-        <w:t>SELF-CHECK  □ I explained the mechanism  □ I used evidence  □ I tested a fresh case  □ I named a limitation  □ I can answer ‘why?’</w:t>
+      <w:pPr>
+        <w:pStyle w:val="Heading3"/>
+      </w:pPr>
+      <w:r>
+        <w:t>Check your explanation</w:t>
+      </w:r>
+    </w:p>
+    <w:p>
+      <w:pPr>
+        <w:spacing w:line="336" w:lineRule="auto" w:after="180"/>
+        <w:shd w:fill="F5F1FB"/>
+      </w:pPr>
+      <w:r>
+        <w:rPr>
+          <w:b w:val="0"/>
+        </w:rPr>
+        <w:t xml:space="preserve">SELF-CHECK  □ I explained the </w:t>
+      </w:r>
+      <w:r>
+        <w:rPr>
+          <w:b/>
+        </w:rPr>
+        <w:t>mechanism</w:t>
+      </w:r>
+      <w:r>
+        <w:rPr>
+          <w:b w:val="0"/>
+        </w:rPr>
+        <w:t xml:space="preserve">  □ I used </w:t>
+      </w:r>
+      <w:r>
+        <w:rPr>
+          <w:b/>
+        </w:rPr>
+        <w:t>evidence</w:t>
+      </w:r>
+      <w:r>
+        <w:rPr>
+          <w:b w:val="0"/>
+        </w:rPr>
+        <w:t xml:space="preserve">  □ I tested a fresh case  □ I named a limitation  □ I can answer ‘why?’</w:t>
       </w:r>
     </w:p>
     <w:p>
@@ -3232,6 +4997,11 @@
       </w:r>
     </w:p>
     <w:p>
+      <w:r>
+        <w:t>Revisit the complete Tools and APIs case for supported practice. Repeated examples do not become fresh assessments.</w:t>
+      </w:r>
+    </w:p>
+    <w:p>
       <w:pPr>
         <w:pStyle w:val="Heading3"/>
       </w:pPr>
@@ -3240,7 +5010,13 @@
       </w:r>
     </w:p>
     <w:p>
-      <w:r>
+      <w:pPr>
+        <w:spacing w:line="336" w:lineRule="auto" w:after="180"/>
+      </w:pPr>
+      <w:r>
+        <w:rPr>
+          <w:b w:val="0"/>
+        </w:rPr>
         <w:t>Use the supplied details to practise the weekly concept before attempting the independent question. This case extends the illustrated lesson.</w:t>
       </w:r>
     </w:p>
@@ -3253,7 +5029,13 @@
       </w:r>
     </w:p>
     <w:p>
-      <w:r>
+      <w:pPr>
+        <w:spacing w:line="336" w:lineRule="auto" w:after="180"/>
+      </w:pPr>
+      <w:r>
+        <w:rPr>
+          <w:b w:val="0"/>
+        </w:rPr>
         <w:t>An assistant has calculator and source-search tools. Request: 12 times 9 and habitat definition from a class pack.</w:t>
       </w:r>
     </w:p>
@@ -3266,7 +5048,13 @@
       </w:r>
     </w:p>
     <w:p>
-      <w:r>
+      <w:pPr>
+        <w:spacing w:line="336" w:lineRule="auto" w:after="180"/>
+      </w:pPr>
+      <w:r>
+        <w:rPr>
+          <w:b w:val="0"/>
+        </w:rPr>
         <w:t>Choose and verify tools.</w:t>
       </w:r>
     </w:p>
@@ -3279,8 +5067,38 @@
       </w:r>
     </w:p>
     <w:p>
-      <w:r>
-        <w:t>Calculator returns 108; search retrieves the definition. Verify inputs, outputs and supporting passage before answering.</w:t>
+      <w:pPr>
+        <w:spacing w:line="336" w:lineRule="auto" w:after="180"/>
+      </w:pPr>
+      <w:r>
+        <w:rPr>
+          <w:b w:val="0"/>
+        </w:rPr>
+        <w:t xml:space="preserve">Calculator returns 108; search retrieves the definition. Verify </w:t>
+      </w:r>
+      <w:r>
+        <w:rPr>
+          <w:b/>
+        </w:rPr>
+        <w:t>input</w:t>
+      </w:r>
+      <w:r>
+        <w:rPr>
+          <w:b w:val="0"/>
+        </w:rPr>
+        <w:t xml:space="preserve">s, </w:t>
+      </w:r>
+      <w:r>
+        <w:rPr>
+          <w:b/>
+        </w:rPr>
+        <w:t>output</w:t>
+      </w:r>
+      <w:r>
+        <w:rPr>
+          <w:b w:val="0"/>
+        </w:rPr>
+        <w:t>s and supporting passage before answering.</w:t>
       </w:r>
     </w:p>
     <w:p>
@@ -3292,7 +5110,14 @@
       </w:r>
     </w:p>
     <w:p>
-      <w:r>
+      <w:pPr>
+        <w:spacing w:line="336" w:lineRule="auto" w:after="180"/>
+        <w:shd w:fill="F5F1FB"/>
+      </w:pPr>
+      <w:r>
+        <w:rPr>
+          <w:b w:val="0"/>
+        </w:rPr>
         <w:t>Which detail supports the answer, and why does it matter?</w:t>
       </w:r>
     </w:p>
@@ -3448,18 +5273,60 @@
       </w:tr>
     </w:tbl>
     <w:p>
-      <w:r>
+      <w:pPr>
+        <w:spacing w:line="336" w:lineRule="auto" w:after="180"/>
+      </w:pPr>
+      <w:r>
+        <w:rPr>
+          <w:b w:val="0"/>
+        </w:rPr>
         <w:t>An assistant has calculator and source-search tools. Request: 12 times 9 and habitat definition from a class pack.</w:t>
       </w:r>
     </w:p>
     <w:p>
-      <w:r>
+      <w:pPr>
+        <w:spacing w:line="336" w:lineRule="auto" w:after="180"/>
+      </w:pPr>
+      <w:r>
+        <w:rPr>
+          <w:b w:val="0"/>
+        </w:rPr>
         <w:t>Choose and verify tools.</w:t>
       </w:r>
     </w:p>
     <w:p>
-      <w:r>
-        <w:t>Calculator returns 108; search retrieves the definition. Verify inputs, outputs and supporting passage before answering.</w:t>
+      <w:pPr>
+        <w:spacing w:line="336" w:lineRule="auto" w:after="180"/>
+      </w:pPr>
+      <w:r>
+        <w:rPr>
+          <w:b w:val="0"/>
+        </w:rPr>
+        <w:t xml:space="preserve">Calculator returns 108; search retrieves the definition. Verify </w:t>
+      </w:r>
+      <w:r>
+        <w:rPr>
+          <w:b/>
+        </w:rPr>
+        <w:t>input</w:t>
+      </w:r>
+      <w:r>
+        <w:rPr>
+          <w:b w:val="0"/>
+        </w:rPr>
+        <w:t xml:space="preserve">s, </w:t>
+      </w:r>
+      <w:r>
+        <w:rPr>
+          <w:b/>
+        </w:rPr>
+        <w:t>output</w:t>
+      </w:r>
+      <w:r>
+        <w:rPr>
+          <w:b w:val="0"/>
+        </w:rPr>
+        <w:t>s and supporting passage before answering.</w:t>
       </w:r>
     </w:p>
     <w:p>
@@ -3471,6 +5338,11 @@
       </w:r>
     </w:p>
     <w:p>
+      <w:r>
+        <w:t>Attempt the reserved new case before feedback. Record support; the earlier examples below remain additional practice.</w:t>
+      </w:r>
+    </w:p>
+    <w:p>
       <w:pPr>
         <w:pStyle w:val="Heading3"/>
       </w:pPr>
@@ -3479,7 +5351,13 @@
       </w:r>
     </w:p>
     <w:p>
-      <w:r>
+      <w:pPr>
+        <w:spacing w:line="336" w:lineRule="auto" w:after="180"/>
+      </w:pPr>
+      <w:r>
+        <w:rPr>
+          <w:b w:val="0"/>
+        </w:rPr>
         <w:t>Tool accepts room_id string. Calls are {room_id:7}, {room_id:K} and {room_id:K, delete:true}. Validate; K is absent from the registry.</w:t>
       </w:r>
     </w:p>
@@ -3527,7 +5405,13 @@
       </w:r>
     </w:p>
     <w:p>
-      <w:r>
+      <w:pPr>
+        <w:spacing w:line="336" w:lineRule="auto" w:after="180"/>
+      </w:pPr>
+      <w:r>
+        <w:rPr>
+          <w:b w:val="0"/>
+        </w:rPr>
         <w:t>Attempt this case before feedback. Record any help. Earlier examples below are further practice; a case already practised with feedback cannot establish fresh transfer.</w:t>
       </w:r>
     </w:p>
@@ -3540,18 +5424,43 @@
       </w:r>
     </w:p>
     <w:p>
-      <w:r>
+      <w:pPr>
+        <w:spacing w:line="336" w:lineRule="auto" w:after="180"/>
+      </w:pPr>
+      <w:r>
+        <w:rPr>
+          <w:b w:val="0"/>
+        </w:rPr>
         <w:t>Close the worked explanation. Apply the idea to this different question without copying.</w:t>
       </w:r>
     </w:p>
     <w:p>
-      <w:r>
+      <w:pPr>
+        <w:spacing w:line="336" w:lineRule="auto" w:after="180"/>
+        <w:shd w:fill="F5F1FB"/>
+      </w:pPr>
+      <w:r>
+        <w:rPr>
+          <w:b w:val="0"/>
+        </w:rPr>
         <w:t>A tool can look up book availability and also place an order. The user asks only whether a book is available. Which action is authorized?</w:t>
       </w:r>
     </w:p>
     <w:p>
-      <w:r>
-        <w:t>My answer, with a trace, calculation or supporting evidence</w:t>
+      <w:pPr>
+        <w:spacing w:line="336" w:lineRule="auto" w:after="180"/>
+      </w:pPr>
+      <w:r>
+        <w:rPr>
+          <w:b w:val="0"/>
+        </w:rPr>
+        <w:t xml:space="preserve">My answer, with a trace, calculation or supporting </w:t>
+      </w:r>
+      <w:r>
+        <w:rPr>
+          <w:b/>
+        </w:rPr>
+        <w:t>evidence</w:t>
       </w:r>
     </w:p>
     <w:p>
@@ -3596,13 +5505,37 @@
       </w:r>
     </w:p>
     <w:p>
-      <w:r>
+      <w:pPr>
+        <w:spacing w:line="336" w:lineRule="auto" w:after="180"/>
+      </w:pPr>
+      <w:r>
+        <w:rPr>
+          <w:b w:val="0"/>
+        </w:rPr>
         <w:t>Change one relevant detail. Predict the result before testing. Include a boundary or missing-information case when it helps reveal a limit.</w:t>
       </w:r>
     </w:p>
     <w:p>
-      <w:r>
-        <w:t>My changed input and expected result</w:t>
+      <w:pPr>
+        <w:spacing w:line="336" w:lineRule="auto" w:after="180"/>
+      </w:pPr>
+      <w:r>
+        <w:rPr>
+          <w:b w:val="0"/>
+        </w:rPr>
+        <w:t xml:space="preserve">My changed </w:t>
+      </w:r>
+      <w:r>
+        <w:rPr>
+          <w:b/>
+        </w:rPr>
+        <w:t>input</w:t>
+      </w:r>
+      <w:r>
+        <w:rPr>
+          <w:b w:val="0"/>
+        </w:rPr>
+        <w:t xml:space="preserve"> and expected result</w:t>
       </w:r>
     </w:p>
     <w:p>
@@ -3647,13 +5580,49 @@
       </w:r>
     </w:p>
     <w:p>
-      <w:r>
-        <w:t>Allow only retrieval and calculator tools with validated arguments and visible results.</w:t>
-      </w:r>
-    </w:p>
-    <w:p>
-      <w:r>
-        <w:t>The evidence I will keep</w:t>
+      <w:pPr>
+        <w:spacing w:line="336" w:lineRule="auto" w:after="180"/>
+      </w:pPr>
+      <w:r>
+        <w:rPr>
+          <w:b w:val="0"/>
+        </w:rPr>
+        <w:t xml:space="preserve">Allow only retrieval and calculator tools with validated </w:t>
+      </w:r>
+      <w:r>
+        <w:rPr>
+          <w:b/>
+        </w:rPr>
+        <w:t>argument</w:t>
+      </w:r>
+      <w:r>
+        <w:rPr>
+          <w:b w:val="0"/>
+        </w:rPr>
+        <w:t>s and visible results.</w:t>
+      </w:r>
+    </w:p>
+    <w:p>
+      <w:pPr>
+        <w:spacing w:line="336" w:lineRule="auto" w:after="180"/>
+      </w:pPr>
+      <w:r>
+        <w:rPr>
+          <w:b w:val="0"/>
+        </w:rPr>
+        <w:t xml:space="preserve">The </w:t>
+      </w:r>
+      <w:r>
+        <w:rPr>
+          <w:b/>
+        </w:rPr>
+        <w:t>evidence</w:t>
+      </w:r>
+      <w:r>
+        <w:rPr>
+          <w:b w:val="0"/>
+        </w:rPr>
+        <w:t xml:space="preserve"> I will keep</w:t>
       </w:r>
     </w:p>
     <w:p>
@@ -3690,8 +5659,26 @@
       </w:r>
     </w:p>
     <w:p>
-      <w:r>
-        <w:t>Your teacher has the independent answer and scoring criteria. Complete the matching workbook week to keep your practice evidence together.</w:t>
+      <w:pPr>
+        <w:spacing w:line="336" w:lineRule="auto" w:after="180"/>
+      </w:pPr>
+      <w:r>
+        <w:rPr>
+          <w:b w:val="0"/>
+        </w:rPr>
+        <w:t xml:space="preserve">Your teacher has the independent answer and scoring criteria. Complete the matching workbook week to keep your practice </w:t>
+      </w:r>
+      <w:r>
+        <w:rPr>
+          <w:b/>
+        </w:rPr>
+        <w:t>evidence</w:t>
+      </w:r>
+      <w:r>
+        <w:rPr>
+          <w:b w:val="0"/>
+        </w:rPr>
+        <w:t xml:space="preserve"> together.</w:t>
       </w:r>
     </w:p>
     <w:p>
@@ -3703,8 +5690,26 @@
       </w:r>
     </w:p>
     <w:p>
-      <w:r>
-        <w:t>A tool can calculate or search supplied notes. The request is 'What is 17×6, and where do roots take up water?' Assign each subtask and describe output checks.</w:t>
+      <w:pPr>
+        <w:spacing w:line="336" w:lineRule="auto" w:after="180"/>
+      </w:pPr>
+      <w:r>
+        <w:rPr>
+          <w:b w:val="0"/>
+        </w:rPr>
+        <w:t xml:space="preserve">A tool can calculate or search supplied notes. The request is 'What is 17×6, and where do roots take up water?' Assign each subtask and describe </w:t>
+      </w:r>
+      <w:r>
+        <w:rPr>
+          <w:b/>
+        </w:rPr>
+        <w:t>output</w:t>
+      </w:r>
+      <w:r>
+        <w:rPr>
+          <w:b w:val="0"/>
+        </w:rPr>
+        <w:t xml:space="preserve"> checks.</w:t>
       </w:r>
     </w:p>
     <w:p>
@@ -3759,8 +5764,25 @@
       </w:r>
     </w:p>
     <w:p>
-      <w:r>
-        <w:t>Attempt the independent case before hints. Record whether you worked alone, used a hint or followed a model. After feedback, fix the first unsupported step and explain why it changed. A later check uses a changed case, not a copied answer.</w:t>
+      <w:pPr>
+        <w:spacing w:line="336" w:lineRule="auto" w:after="180"/>
+      </w:pPr>
+      <w:r>
+        <w:rPr>
+          <w:b w:val="0"/>
+        </w:rPr>
+        <w:t>Attempt the independent case before hints. Record whether you worked alone, used a hint or followed a model. After feedback, fix the first unsupported step and explain why it changed.</w:t>
+      </w:r>
+    </w:p>
+    <w:p>
+      <w:pPr>
+        <w:spacing w:line="336" w:lineRule="auto" w:after="180"/>
+      </w:pPr>
+      <w:r>
+        <w:rPr>
+          <w:b w:val="0"/>
+        </w:rPr>
+        <w:t>A later check uses a changed case, not a copied answer.</w:t>
       </w:r>
     </w:p>
     <w:p>
@@ -3773,6 +5795,17 @@
     </w:p>
     <w:p>
       <w:r>
+        <w:t>Use this map to navigate Tools and APIs, connect the goals to tasks and keep one evidence record for each attempt.</w:t>
+      </w:r>
+    </w:p>
+    <w:p>
+      <w:pPr>
+        <w:spacing w:line="336" w:lineRule="auto" w:after="180"/>
+      </w:pPr>
+      <w:r>
+        <w:rPr>
+          <w:b w:val="0"/>
+        </w:rPr>
         <w:t>Start with this question: Check a library lookup call before it reaches a tool.</w:t>
       </w:r>
     </w:p>
@@ -3879,13 +5912,61 @@
       </w:tr>
     </w:tbl>
     <w:p>
-      <w:r>
-        <w:t>Remember → watch and explain → try with help → investigate → try independently → keep project evidence. Your teacher may spread this lesson across several classes.</w:t>
-      </w:r>
-    </w:p>
-    <w:p>
-      <w:r>
-        <w:t>Keep your first prediction. Compare it with what the evidence shows and explain any change.</w:t>
+      <w:pPr>
+        <w:spacing w:line="336" w:lineRule="auto" w:after="180"/>
+      </w:pPr>
+      <w:r>
+        <w:rPr>
+          <w:b w:val="0"/>
+        </w:rPr>
+        <w:t xml:space="preserve">Remember → watch and explain → try with help → investigate → try independently → keep project </w:t>
+      </w:r>
+      <w:r>
+        <w:rPr>
+          <w:b/>
+        </w:rPr>
+        <w:t>evidence</w:t>
+      </w:r>
+      <w:r>
+        <w:rPr>
+          <w:b w:val="0"/>
+        </w:rPr>
+        <w:t>. Your teacher may spread this lesson across several classes.</w:t>
+      </w:r>
+    </w:p>
+    <w:p>
+      <w:pPr>
+        <w:spacing w:line="336" w:lineRule="auto" w:after="180"/>
+      </w:pPr>
+      <w:r>
+        <w:rPr>
+          <w:b w:val="0"/>
+        </w:rPr>
+        <w:t xml:space="preserve">Keep your first </w:t>
+      </w:r>
+      <w:r>
+        <w:rPr>
+          <w:b/>
+        </w:rPr>
+        <w:t>prediction</w:t>
+      </w:r>
+      <w:r>
+        <w:rPr>
+          <w:b w:val="0"/>
+        </w:rPr>
+        <w:t xml:space="preserve">. Compare it with what the </w:t>
+      </w:r>
+      <w:r>
+        <w:rPr>
+          <w:b/>
+        </w:rPr>
+        <w:t>evidence</w:t>
+      </w:r>
+      <w:r>
+        <w:rPr>
+          <w:b w:val="0"/>
+        </w:rPr>
+        <w:t xml:space="preserve"> shows and explain any change.</w:t>
       </w:r>
     </w:p>
     <w:p>
@@ -3898,7 +5979,42 @@
     </w:p>
     <w:p>
       <w:r>
-        <w:t>Close your notes. Explain this goal in your own words: Explain the mechanism and terminology of tools and api contracts</w:t>
+        <w:t>Explain Tools and APIs without notes, identify a remaining question and plan a later check with a changed case.</w:t>
+      </w:r>
+    </w:p>
+    <w:p>
+      <w:pPr>
+        <w:spacing w:line="336" w:lineRule="auto" w:after="180"/>
+      </w:pPr>
+      <w:r>
+        <w:rPr>
+          <w:b w:val="0"/>
+        </w:rPr>
+        <w:t xml:space="preserve">Close your notes. Explain this goal in your own words: Explain the </w:t>
+      </w:r>
+      <w:r>
+        <w:rPr>
+          <w:b/>
+        </w:rPr>
+        <w:t>mechanism</w:t>
+      </w:r>
+      <w:r>
+        <w:rPr>
+          <w:b w:val="0"/>
+        </w:rPr>
+        <w:t xml:space="preserve"> and terminology of tools and </w:t>
+      </w:r>
+      <w:r>
+        <w:rPr>
+          <w:b/>
+        </w:rPr>
+        <w:t>api contract</w:t>
+      </w:r>
+      <w:r>
+        <w:rPr>
+          <w:b w:val="0"/>
+        </w:rPr>
+        <w:t>s</w:t>
       </w:r>
     </w:p>
     <w:p>
@@ -3935,13 +6051,61 @@
       </w:r>
     </w:p>
     <w:p>
-      <w:r>
-        <w:t>If you are unsure, return to the worked picture and explain one arrow. If you are ready, change an input or assumption and justify your prediction.</w:t>
-      </w:r>
-    </w:p>
-    <w:p>
-      <w:r>
-        <w:t>Save your workbook evidence. At the next review, try a different case before opening your old answer.</w:t>
+      <w:pPr>
+        <w:spacing w:line="336" w:lineRule="auto" w:after="180"/>
+      </w:pPr>
+      <w:r>
+        <w:rPr>
+          <w:b w:val="0"/>
+        </w:rPr>
+        <w:t xml:space="preserve">If you are unsure, return to the worked picture and explain one arrow. If you are ready, change an </w:t>
+      </w:r>
+      <w:r>
+        <w:rPr>
+          <w:b/>
+        </w:rPr>
+        <w:t>input</w:t>
+      </w:r>
+      <w:r>
+        <w:rPr>
+          <w:b w:val="0"/>
+        </w:rPr>
+        <w:t xml:space="preserve"> or assumption and justify your </w:t>
+      </w:r>
+      <w:r>
+        <w:rPr>
+          <w:b/>
+        </w:rPr>
+        <w:t>prediction</w:t>
+      </w:r>
+      <w:r>
+        <w:rPr>
+          <w:b w:val="0"/>
+        </w:rPr>
+        <w:t>.</w:t>
+      </w:r>
+    </w:p>
+    <w:p>
+      <w:pPr>
+        <w:spacing w:line="336" w:lineRule="auto" w:after="180"/>
+      </w:pPr>
+      <w:r>
+        <w:rPr>
+          <w:b w:val="0"/>
+        </w:rPr>
+        <w:t xml:space="preserve">Save your workbook </w:t>
+      </w:r>
+      <w:r>
+        <w:rPr>
+          <w:b/>
+        </w:rPr>
+        <w:t>evidence</w:t>
+      </w:r>
+      <w:r>
+        <w:rPr>
+          <w:b w:val="0"/>
+        </w:rPr>
+        <w:t>. At the next review, try a different case before opening your old answer.</w:t>
       </w:r>
     </w:p>
     <w:p>
@@ -3954,11 +6118,28 @@
     </w:p>
     <w:p>
       <w:r>
+        <w:t>Attempt supported questions before using hints or feedback. Review a missing building block, then keep the completed work.</w:t>
+      </w:r>
+    </w:p>
+    <w:p>
+      <w:pPr>
+        <w:spacing w:line="336" w:lineRule="auto" w:after="180"/>
+      </w:pPr>
+      <w:r>
+        <w:rPr>
+          <w:b w:val="0"/>
+        </w:rPr>
         <w:t>Use this supported practice once, in the browser or on paper. Keep the reserved independent assessment for a separate first attempt before teacher feedback.</w:t>
       </w:r>
     </w:p>
     <w:p>
-      <w:r>
+      <w:pPr>
+        <w:spacing w:line="336" w:lineRule="auto" w:after="180"/>
+      </w:pPr>
+      <w:r>
+        <w:rPr>
+          <w:b w:val="0"/>
+        </w:rPr>
         <w:t>Check a library lookup call before it reaches a tool.</w:t>
       </w:r>
     </w:p>
@@ -3971,22 +6152,49 @@
       </w:r>
     </w:p>
     <w:p>
-      <w:r>
+      <w:pPr>
+        <w:spacing w:line="336" w:lineRule="auto" w:after="180"/>
+      </w:pPr>
+      <w:r>
+        <w:rPr>
+          <w:b w:val="0"/>
+        </w:rPr>
         <w:t>Which labelled step matches this detail? Run the lookup. This tool contract contains no lending or deletion operation.</w:t>
       </w:r>
     </w:p>
     <w:p>
-      <w:r>
+      <w:pPr>
+        <w:spacing w:line="336" w:lineRule="auto" w:after="180"/>
+        <w:shd w:fill="F4F9FC"/>
+      </w:pPr>
+      <w:r>
+        <w:rPr>
+          <w:b w:val="0"/>
+        </w:rPr>
         <w:t>1. Check shape</w:t>
       </w:r>
     </w:p>
     <w:p>
-      <w:r>
+      <w:pPr>
+        <w:spacing w:line="336" w:lineRule="auto" w:after="180"/>
+        <w:shd w:fill="F4F9FC"/>
+      </w:pPr>
+      <w:r>
+        <w:rPr>
+          <w:b w:val="0"/>
+        </w:rPr>
         <w:t>2. Read only</w:t>
       </w:r>
     </w:p>
     <w:p>
-      <w:r>
+      <w:pPr>
+        <w:spacing w:line="336" w:lineRule="auto" w:after="180"/>
+        <w:shd w:fill="F4F9FC"/>
+      </w:pPr>
+      <w:r>
+        <w:rPr>
+          <w:b w:val="0"/>
+        </w:rPr>
         <w:t>3. Check membership</w:t>
       </w:r>
     </w:p>
@@ -4024,41 +6232,167 @@
       </w:r>
     </w:p>
     <w:p>
-      <w:r>
+      <w:pPr>
+        <w:pStyle w:val="Heading3"/>
+      </w:pPr>
+      <w:r>
+        <w:t>Hint · try first</w:t>
+      </w:r>
+    </w:p>
+    <w:p>
+      <w:pPr>
+        <w:spacing w:line="336" w:lineRule="auto" w:after="180"/>
+        <w:shd w:fill="F1F6F8"/>
+      </w:pPr>
+      <w:r>
+        <w:rPr>
+          <w:b w:val="0"/>
+        </w:rPr>
         <w:t>Hint if needed: Read the steps in the pictorial case. Match the supplied detail to the stage that performs or records it.</w:t>
       </w:r>
     </w:p>
     <w:p>
-      <w:r>
-        <w:t>After your attempt, compare with the supported explanation: Read only Run the lookup. This tool contract contains no lending or deletion operation. Read the picture in order. Run the lookup. This tool contract contains no lending or deletion operation. The arrows show which recorded input or intermediate result each decision uses. Explain the deciding step aloud before checking the changed case; pointing to the final answer alone does not show how it follows.</w:t>
-      </w:r>
-    </w:p>
-    <w:p>
       <w:pPr>
         <w:pStyle w:val="Heading3"/>
       </w:pPr>
       <w:r>
+        <w:t>Feedback · compare after trying</w:t>
+      </w:r>
+    </w:p>
+    <w:p>
+      <w:pPr>
+        <w:spacing w:line="336" w:lineRule="auto" w:after="180"/>
+        <w:shd w:fill="F1F6FC"/>
+      </w:pPr>
+      <w:r>
+        <w:rPr>
+          <w:b w:val="0"/>
+        </w:rPr>
+        <w:t>After your attempt, compare with the supported explanation: Read only Run the lookup. This tool contract contains no lending or deletion operation. Read the picture in order. Run the lookup.</w:t>
+      </w:r>
+    </w:p>
+    <w:p>
+      <w:pPr>
+        <w:spacing w:line="336" w:lineRule="auto" w:after="180"/>
+        <w:shd w:fill="F1F6FC"/>
+      </w:pPr>
+      <w:r>
+        <w:rPr>
+          <w:b w:val="0"/>
+        </w:rPr>
+        <w:t xml:space="preserve">This tool contract contains no lending or deletion operation. The arrows show which recorded </w:t>
+      </w:r>
+      <w:r>
+        <w:rPr>
+          <w:b/>
+        </w:rPr>
+        <w:t>input</w:t>
+      </w:r>
+      <w:r>
+        <w:rPr>
+          <w:b w:val="0"/>
+        </w:rPr>
+        <w:t xml:space="preserve"> or intermediate result each decision uses.</w:t>
+      </w:r>
+    </w:p>
+    <w:p>
+      <w:pPr>
+        <w:spacing w:line="336" w:lineRule="auto" w:after="180"/>
+        <w:shd w:fill="F1F6FC"/>
+      </w:pPr>
+      <w:r>
+        <w:rPr>
+          <w:b w:val="0"/>
+        </w:rPr>
+        <w:t>Explain the deciding step aloud before checking the changed case; pointing to the final answer alone does not show how it follows.</w:t>
+      </w:r>
+    </w:p>
+    <w:p>
+      <w:pPr>
+        <w:pStyle w:val="Heading3"/>
+      </w:pPr>
+      <w:r>
         <w:t>Practice 2: explain the deciding evidence</w:t>
       </w:r>
     </w:p>
     <w:p>
-      <w:r>
+      <w:pPr>
+        <w:pStyle w:val="Heading3"/>
+      </w:pPr>
+      <w:r>
+        <w:t>Changed case · predict first</w:t>
+      </w:r>
+    </w:p>
+    <w:p>
+      <w:pPr>
+        <w:spacing w:line="336" w:lineRule="auto" w:after="180"/>
+        <w:shd w:fill="F5F1FB"/>
+      </w:pPr>
+      <w:r>
+        <w:rPr>
+          <w:b w:val="0"/>
+        </w:rPr>
         <w:t>Changed-case practice: Add lend: true to the same call. Which conclusion is supported by the supplied facts?</w:t>
       </w:r>
     </w:p>
     <w:p>
-      <w:r>
-        <w:t>1. This one example guarantees correct results for every future input.</w:t>
-      </w:r>
-    </w:p>
-    <w:p>
-      <w:r>
+      <w:pPr>
+        <w:spacing w:line="336" w:lineRule="auto" w:after="180"/>
+        <w:shd w:fill="F4F9FC"/>
+      </w:pPr>
+      <w:r>
+        <w:rPr>
+          <w:b w:val="0"/>
+        </w:rPr>
+        <w:t xml:space="preserve">1. This one example guarantees correct results for every future </w:t>
+      </w:r>
+      <w:r>
+        <w:rPr>
+          <w:b/>
+        </w:rPr>
+        <w:t>input</w:t>
+      </w:r>
+      <w:r>
+        <w:rPr>
+          <w:b w:val="0"/>
+        </w:rPr>
+        <w:t>.</w:t>
+      </w:r>
+    </w:p>
+    <w:p>
+      <w:pPr>
+        <w:spacing w:line="336" w:lineRule="auto" w:after="180"/>
+        <w:shd w:fill="F4F9FC"/>
+      </w:pPr>
+      <w:r>
+        <w:rPr>
+          <w:b w:val="0"/>
+        </w:rPr>
         <w:t>2. Reject the call before invoking the tool.</w:t>
       </w:r>
     </w:p>
     <w:p>
-      <w:r>
-        <w:t>3. We can decide the result without examining the changed input or the procedure.</w:t>
+      <w:pPr>
+        <w:spacing w:line="336" w:lineRule="auto" w:after="180"/>
+        <w:shd w:fill="F4F9FC"/>
+      </w:pPr>
+      <w:r>
+        <w:rPr>
+          <w:b w:val="0"/>
+        </w:rPr>
+        <w:t xml:space="preserve">3. We can decide the result without examining the changed </w:t>
+      </w:r>
+      <w:r>
+        <w:rPr>
+          <w:b/>
+        </w:rPr>
+        <w:t>input</w:t>
+      </w:r>
+      <w:r>
+        <w:rPr>
+          <w:b w:val="0"/>
+        </w:rPr>
+        <w:t xml:space="preserve"> or the procedure.</w:t>
       </w:r>
     </w:p>
     <w:p>
@@ -4095,12 +6429,42 @@
       </w:r>
     </w:p>
     <w:p>
-      <w:r>
+      <w:pPr>
+        <w:pStyle w:val="Heading3"/>
+      </w:pPr>
+      <w:r>
+        <w:t>Hint · try first</w:t>
+      </w:r>
+    </w:p>
+    <w:p>
+      <w:pPr>
+        <w:spacing w:line="336" w:lineRule="auto" w:after="180"/>
+        <w:shd w:fill="F1F6F8"/>
+      </w:pPr>
+      <w:r>
+        <w:rPr>
+          <w:b w:val="0"/>
+        </w:rPr>
         <w:t>Hint if needed: Use the changed condition and the deciding step in the pictorial trace. The answer must say what follows from those facts.</w:t>
       </w:r>
     </w:p>
     <w:p>
-      <w:r>
+      <w:pPr>
+        <w:pStyle w:val="Heading3"/>
+      </w:pPr>
+      <w:r>
+        <w:t>Feedback · compare after trying</w:t>
+      </w:r>
+    </w:p>
+    <w:p>
+      <w:pPr>
+        <w:spacing w:line="336" w:lineRule="auto" w:after="180"/>
+        <w:shd w:fill="F1F6FC"/>
+      </w:pPr>
+      <w:r>
+        <w:rPr>
+          <w:b w:val="0"/>
+        </w:rPr>
         <w:t>After your attempt, compare with the supported explanation: Reject the call before invoking the tool. An extra operation is outside the exact allowed contract, even when book_id is valid.</w:t>
       </w:r>
     </w:p>
@@ -4113,18 +6477,129 @@
       </w:r>
     </w:p>
     <w:p>
-      <w:r>
-        <w:t>Review Conversation State and Memory (ai-3/20). Goal: Explain the mechanism and terminology of conversation state and retention. Short practice: What is selected_book after the correction and after exit? Point to the relevant step in the picture, then write the changed result and the rule or evidence that supports it.. Return to this week and explain what you changed.</w:t>
-      </w:r>
-    </w:p>
-    <w:p>
-      <w:r>
-        <w:t>Review Retrieval Augmented Generation (ai-3/18). Goal: Explain the mechanism and terminology of building a grounded answer. Short practice: Which part of the source supports a two-minute melting claim? Point to the relevant step in the picture, then write the changed result and the rule or evidence that supports it.. Return to this week and explain what you changed.</w:t>
-      </w:r>
-    </w:p>
-    <w:p>
-      <w:r>
-        <w:t>Review Source Quality (ai-3/15). Goal: Explain the mechanism and terminology of conflicting and time-sensitive sources. Short practice: Which source fields must be checked before answering day 9?. Return to this week and explain what you changed.</w:t>
+      <w:pPr>
+        <w:spacing w:line="336" w:lineRule="auto" w:after="180"/>
+      </w:pPr>
+      <w:r>
+        <w:rPr>
+          <w:b w:val="0"/>
+        </w:rPr>
+        <w:t xml:space="preserve">Review Conversation State and Memory (ai-3/20). Goal: Explain the </w:t>
+      </w:r>
+      <w:r>
+        <w:rPr>
+          <w:b/>
+        </w:rPr>
+        <w:t>mechanism</w:t>
+      </w:r>
+      <w:r>
+        <w:rPr>
+          <w:b w:val="0"/>
+        </w:rPr>
+        <w:t xml:space="preserve"> and terminology of conversation state and retention. Short practice: What is selected_book after the correction and after exit?</w:t>
+      </w:r>
+    </w:p>
+    <w:p>
+      <w:pPr>
+        <w:spacing w:line="336" w:lineRule="auto" w:after="180"/>
+      </w:pPr>
+      <w:r>
+        <w:rPr>
+          <w:b w:val="0"/>
+        </w:rPr>
+        <w:t xml:space="preserve">Point to the relevant step in the picture, then write the changed result and the rule or </w:t>
+      </w:r>
+      <w:r>
+        <w:rPr>
+          <w:b/>
+        </w:rPr>
+        <w:t>evidence</w:t>
+      </w:r>
+      <w:r>
+        <w:rPr>
+          <w:b w:val="0"/>
+        </w:rPr>
+        <w:t xml:space="preserve"> that supports it.. Return to this week and explain what you changed.</w:t>
+      </w:r>
+    </w:p>
+    <w:p>
+      <w:pPr>
+        <w:spacing w:line="336" w:lineRule="auto" w:after="180"/>
+      </w:pPr>
+      <w:r>
+        <w:rPr>
+          <w:b w:val="0"/>
+        </w:rPr>
+        <w:t xml:space="preserve">Review Retrieval Augmented Generation (ai-3/18). Goal: Explain the </w:t>
+      </w:r>
+      <w:r>
+        <w:rPr>
+          <w:b/>
+        </w:rPr>
+        <w:t>mechanism</w:t>
+      </w:r>
+      <w:r>
+        <w:rPr>
+          <w:b w:val="0"/>
+        </w:rPr>
+        <w:t xml:space="preserve"> and terminology of building a grounded answer. Short practice: Which part of the source supports a two-minute melting claim?</w:t>
+      </w:r>
+    </w:p>
+    <w:p>
+      <w:pPr>
+        <w:spacing w:line="336" w:lineRule="auto" w:after="180"/>
+      </w:pPr>
+      <w:r>
+        <w:rPr>
+          <w:b w:val="0"/>
+        </w:rPr>
+        <w:t xml:space="preserve">Point to the relevant step in the picture, then write the changed result and the rule or </w:t>
+      </w:r>
+      <w:r>
+        <w:rPr>
+          <w:b/>
+        </w:rPr>
+        <w:t>evidence</w:t>
+      </w:r>
+      <w:r>
+        <w:rPr>
+          <w:b w:val="0"/>
+        </w:rPr>
+        <w:t xml:space="preserve"> that supports it.. Return to this week and explain what you changed.</w:t>
+      </w:r>
+    </w:p>
+    <w:p>
+      <w:pPr>
+        <w:spacing w:line="336" w:lineRule="auto" w:after="180"/>
+      </w:pPr>
+      <w:r>
+        <w:rPr>
+          <w:b w:val="0"/>
+        </w:rPr>
+        <w:t xml:space="preserve">Review Source Quality (ai-3/15). Goal: Explain the </w:t>
+      </w:r>
+      <w:r>
+        <w:rPr>
+          <w:b/>
+        </w:rPr>
+        <w:t>mechanism</w:t>
+      </w:r>
+      <w:r>
+        <w:rPr>
+          <w:b w:val="0"/>
+        </w:rPr>
+        <w:t xml:space="preserve"> and terminology of conflicting and time-sensitive sources. Short practice: Which source fields must be checked before answering day 9?.</w:t>
+      </w:r>
+    </w:p>
+    <w:p>
+      <w:pPr>
+        <w:spacing w:line="336" w:lineRule="auto" w:after="180"/>
+      </w:pPr>
+      <w:r>
+        <w:rPr>
+          <w:b w:val="0"/>
+        </w:rPr>
+        <w:t>Return to this week and explain what you changed.</w:t>
       </w:r>
     </w:p>
     <w:p>
@@ -4136,8 +6611,696 @@
       </w:r>
     </w:p>
     <w:p>
-      <w:r>
-        <w:t>Use Download completed work in the hosted lesson to export your answers, reflections, practice feedback and code-run evidence. Open the HTML copy to read or print it. Drafts stay in this browser when storage is available; clear drafts on a shared device.</w:t>
+      <w:pPr>
+        <w:spacing w:line="336" w:lineRule="auto" w:after="180"/>
+      </w:pPr>
+      <w:r>
+        <w:rPr>
+          <w:b w:val="0"/>
+        </w:rPr>
+        <w:t xml:space="preserve">Use Download completed work in the hosted lesson to export your answers, reflections, practice feedback and code-run </w:t>
+      </w:r>
+      <w:r>
+        <w:rPr>
+          <w:b/>
+        </w:rPr>
+        <w:t>evidence</w:t>
+      </w:r>
+      <w:r>
+        <w:rPr>
+          <w:b w:val="0"/>
+        </w:rPr>
+        <w:t>. Open the HTML copy to read or print it.</w:t>
+      </w:r>
+    </w:p>
+    <w:p>
+      <w:pPr>
+        <w:spacing w:line="336" w:lineRule="auto" w:after="180"/>
+      </w:pPr>
+      <w:r>
+        <w:rPr>
+          <w:b w:val="0"/>
+        </w:rPr>
+        <w:t>Drafts stay in this browser when storage is available; clear drafts on a shared device.</w:t>
+      </w:r>
+    </w:p>
+    <w:p>
+      <w:pPr>
+        <w:pStyle w:val="Heading1"/>
+      </w:pPr>
+      <w:r>
+        <w:t>18. Visual concept journey</w:t>
+      </w:r>
+    </w:p>
+    <w:p>
+      <w:r>
+        <w:t>Explain each Tools and APIs graphic using its labels, deciding evidence and relevant limitation.</w:t>
+      </w:r>
+    </w:p>
+    <w:p>
+      <w:pPr>
+        <w:pStyle w:val="Heading3"/>
+      </w:pPr>
+      <w:r>
+        <w:t>01. Tools and APIs: the case</w:t>
+      </w:r>
+    </w:p>
+    <w:p>
+      <w:r>
+        <w:drawing>
+          <wp:inline xmlns:a="http://schemas.openxmlformats.org/drawingml/2006/main" xmlns:pic="http://schemas.openxmlformats.org/drawingml/2006/picture">
+            <wp:extent cx="5486400" cy="2990088"/>
+            <wp:docPr id="22" name="Picture 22" descr="Check a library lookup call before it reaches a tool. Supplied facts: lookup_book accepts exactly one field: book_id, a string. Registry IDs are C7 and M2. The proposed call is {book_id: C7}. All inputs and outcomes in this worked example are invented classroom data; no real model run is claimed."/>
+            <wp:cNvGraphicFramePr>
+              <a:graphicFrameLocks noChangeAspect="1"/>
+            </wp:cNvGraphicFramePr>
+            <a:graphic>
+              <a:graphicData uri="http://schemas.openxmlformats.org/drawingml/2006/picture">
+                <pic:pic>
+                  <pic:nvPicPr>
+                    <pic:cNvPr id="0" name="academy-story-ai-3-21-01.png"/>
+                    <pic:cNvPicPr/>
+                  </pic:nvPicPr>
+                  <pic:blipFill>
+                    <a:blip r:embed="rId29"/>
+                    <a:stretch>
+                      <a:fillRect/>
+                    </a:stretch>
+                  </pic:blipFill>
+                  <pic:spPr>
+                    <a:xfrm>
+                      <a:off x="0" y="0"/>
+                      <a:ext cx="5486400" cy="2990088"/>
+                    </a:xfrm>
+                    <a:prstGeom prst="rect"/>
+                  </pic:spPr>
+                </pic:pic>
+              </a:graphicData>
+            </a:graphic>
+          </wp:inline>
+        </w:drawing>
+      </w:r>
+    </w:p>
+    <w:p>
+      <w:pPr>
+        <w:spacing w:line="336" w:lineRule="auto" w:after="180"/>
+      </w:pPr>
+      <w:r>
+        <w:rPr>
+          <w:b w:val="0"/>
+        </w:rPr>
+        <w:t>Check a library lookup call before it reaches a tool. Supplied facts: lookup_book accepts exactly one field: book_id, a string. Registry IDs are C7 and M2. The proposed call is {book_id: C7}.</w:t>
+      </w:r>
+    </w:p>
+    <w:p>
+      <w:pPr>
+        <w:spacing w:line="336" w:lineRule="auto" w:after="180"/>
+      </w:pPr>
+      <w:r>
+        <w:rPr>
+          <w:b w:val="0"/>
+        </w:rPr>
+        <w:t xml:space="preserve">All </w:t>
+      </w:r>
+      <w:r>
+        <w:rPr>
+          <w:b/>
+        </w:rPr>
+        <w:t>input</w:t>
+      </w:r>
+      <w:r>
+        <w:rPr>
+          <w:b w:val="0"/>
+        </w:rPr>
+        <w:t>s and outcomes in this worked example are invented classroom data; no real model run is claimed.</w:t>
+      </w:r>
+    </w:p>
+    <w:p>
+      <w:pPr>
+        <w:spacing w:line="336" w:lineRule="auto" w:after="180"/>
+        <w:shd w:fill="F5F1FB"/>
+      </w:pPr>
+      <w:r>
+        <w:rPr>
+          <w:b w:val="0"/>
+        </w:rPr>
+        <w:t>Point to the given fact that matters most. Explain why it matters.</w:t>
+      </w:r>
+    </w:p>
+    <w:p>
+      <w:pPr>
+        <w:pStyle w:val="Heading3"/>
+      </w:pPr>
+      <w:r>
+        <w:t>02. Follow the deciding steps</w:t>
+      </w:r>
+    </w:p>
+    <w:p>
+      <w:r>
+        <w:drawing>
+          <wp:inline xmlns:a="http://schemas.openxmlformats.org/drawingml/2006/main" xmlns:pic="http://schemas.openxmlformats.org/drawingml/2006/picture">
+            <wp:extent cx="5486400" cy="3182112"/>
+            <wp:docPr id="23" name="Picture 23" descr="Check shape: Exactly book_id is supplied, and C7 is text. → Check membership: C7 occurs in the authorised registry. → Read only: Run the lookup. This tool contract contains no lending or deletion operation."/>
+            <wp:cNvGraphicFramePr>
+              <a:graphicFrameLocks noChangeAspect="1"/>
+            </wp:cNvGraphicFramePr>
+            <a:graphic>
+              <a:graphicData uri="http://schemas.openxmlformats.org/drawingml/2006/picture">
+                <pic:pic>
+                  <pic:nvPicPr>
+                    <pic:cNvPr id="0" name="academy-story-ai-3-21-02.png"/>
+                    <pic:cNvPicPr/>
+                  </pic:nvPicPr>
+                  <pic:blipFill>
+                    <a:blip r:embed="rId30"/>
+                    <a:stretch>
+                      <a:fillRect/>
+                    </a:stretch>
+                  </pic:blipFill>
+                  <pic:spPr>
+                    <a:xfrm>
+                      <a:off x="0" y="0"/>
+                      <a:ext cx="5486400" cy="3182112"/>
+                    </a:xfrm>
+                    <a:prstGeom prst="rect"/>
+                  </pic:spPr>
+                </pic:pic>
+              </a:graphicData>
+            </a:graphic>
+          </wp:inline>
+        </w:drawing>
+      </w:r>
+    </w:p>
+    <w:p>
+      <w:pPr>
+        <w:spacing w:line="336" w:lineRule="auto" w:after="180"/>
+      </w:pPr>
+      <w:r>
+        <w:rPr>
+          <w:b w:val="0"/>
+        </w:rPr>
+        <w:t>Check shape: Exactly book_id is supplied, and C7 is text. → Check membership: C7 occurs in the authorised registry. → Read only: Run the lookup. This tool contract contains no lending or deletion operation.</w:t>
+      </w:r>
+    </w:p>
+    <w:p>
+      <w:pPr>
+        <w:spacing w:line="336" w:lineRule="auto" w:after="180"/>
+        <w:shd w:fill="F5F1FB"/>
+      </w:pPr>
+      <w:r>
+        <w:rPr>
+          <w:b w:val="0"/>
+        </w:rPr>
+        <w:t xml:space="preserve">Point to each numbered stage and explain which recorded </w:t>
+      </w:r>
+      <w:r>
+        <w:rPr>
+          <w:b/>
+        </w:rPr>
+        <w:t>input</w:t>
+      </w:r>
+      <w:r>
+        <w:rPr>
+          <w:b w:val="0"/>
+        </w:rPr>
+        <w:t xml:space="preserve"> it uses.</w:t>
+      </w:r>
+    </w:p>
+    <w:p>
+      <w:pPr>
+        <w:pStyle w:val="Heading3"/>
+      </w:pPr>
+      <w:r>
+        <w:t>03. Tools and API contracts — evidence trace</w:t>
+      </w:r>
+    </w:p>
+    <w:p>
+      <w:r>
+        <w:drawing>
+          <wp:inline xmlns:a="http://schemas.openxmlformats.org/drawingml/2006/main" xmlns:pic="http://schemas.openxmlformats.org/drawingml/2006/picture">
+            <wp:extent cx="5486400" cy="3145536"/>
+            <wp:docPr id="24" name="Picture 24" descr="Tools and API contracts — evidence trace. Proposed call lookup_room has room_id=B and extra argument book=true. | For lookup_room accept exactly room_id as a nonempty string; return found plus capacity or a not-found result. It is read-only. Reject unknown arguments and do not replace missing values with invented facts. | Reject the extra field under the closed input contract. The lookup tool provides no booking authority even if the requested room exists."/>
+            <wp:cNvGraphicFramePr>
+              <a:graphicFrameLocks noChangeAspect="1"/>
+            </wp:cNvGraphicFramePr>
+            <a:graphic>
+              <a:graphicData uri="http://schemas.openxmlformats.org/drawingml/2006/picture">
+                <pic:pic>
+                  <pic:nvPicPr>
+                    <pic:cNvPr id="0" name="academy-story-ai-3-21-03.png"/>
+                    <pic:cNvPicPr/>
+                  </pic:nvPicPr>
+                  <pic:blipFill>
+                    <a:blip r:embed="rId31"/>
+                    <a:stretch>
+                      <a:fillRect/>
+                    </a:stretch>
+                  </pic:blipFill>
+                  <pic:spPr>
+                    <a:xfrm>
+                      <a:off x="0" y="0"/>
+                      <a:ext cx="5486400" cy="3145536"/>
+                    </a:xfrm>
+                    <a:prstGeom prst="rect"/>
+                  </pic:spPr>
+                </pic:pic>
+              </a:graphicData>
+            </a:graphic>
+          </wp:inline>
+        </w:drawing>
+      </w:r>
+    </w:p>
+    <w:p>
+      <w:pPr>
+        <w:spacing w:line="336" w:lineRule="auto" w:after="180"/>
+      </w:pPr>
+      <w:r>
+        <w:rPr>
+          <w:b w:val="0"/>
+        </w:rPr>
+        <w:t xml:space="preserve">Tools and </w:t>
+      </w:r>
+      <w:r>
+        <w:rPr>
+          <w:b/>
+        </w:rPr>
+        <w:t>API contract</w:t>
+      </w:r>
+      <w:r>
+        <w:rPr>
+          <w:b w:val="0"/>
+        </w:rPr>
+        <w:t xml:space="preserve">s — </w:t>
+      </w:r>
+      <w:r>
+        <w:rPr>
+          <w:b/>
+        </w:rPr>
+        <w:t>evidence</w:t>
+      </w:r>
+      <w:r>
+        <w:rPr>
+          <w:b w:val="0"/>
+        </w:rPr>
+        <w:t xml:space="preserve"> trace. Proposed call lookup_room has room_id=B and extra </w:t>
+      </w:r>
+      <w:r>
+        <w:rPr>
+          <w:b/>
+        </w:rPr>
+        <w:t>argument</w:t>
+      </w:r>
+      <w:r>
+        <w:rPr>
+          <w:b w:val="0"/>
+        </w:rPr>
+        <w:t xml:space="preserve"> book=true. | For lookup_room accept exactly room_id as a nonempty string; return found plus capacity or a not-found result.</w:t>
+      </w:r>
+    </w:p>
+    <w:p>
+      <w:pPr>
+        <w:spacing w:line="336" w:lineRule="auto" w:after="180"/>
+      </w:pPr>
+      <w:r>
+        <w:rPr>
+          <w:b w:val="0"/>
+        </w:rPr>
+        <w:t xml:space="preserve">It is read-only. Reject unknown </w:t>
+      </w:r>
+      <w:r>
+        <w:rPr>
+          <w:b/>
+        </w:rPr>
+        <w:t>argument</w:t>
+      </w:r>
+      <w:r>
+        <w:rPr>
+          <w:b w:val="0"/>
+        </w:rPr>
+        <w:t xml:space="preserve">s and do not replace missing values with invented facts. | Reject the extra field under the closed </w:t>
+      </w:r>
+      <w:r>
+        <w:rPr>
+          <w:b/>
+        </w:rPr>
+        <w:t>input</w:t>
+      </w:r>
+      <w:r>
+        <w:rPr>
+          <w:b w:val="0"/>
+        </w:rPr>
+        <w:t xml:space="preserve"> contract.</w:t>
+      </w:r>
+    </w:p>
+    <w:p>
+      <w:pPr>
+        <w:spacing w:line="336" w:lineRule="auto" w:after="180"/>
+      </w:pPr>
+      <w:r>
+        <w:rPr>
+          <w:b w:val="0"/>
+        </w:rPr>
+        <w:t>The lookup tool provides no booking authority even if the requested room exists.</w:t>
+      </w:r>
+    </w:p>
+    <w:p>
+      <w:pPr>
+        <w:spacing w:line="336" w:lineRule="auto" w:after="180"/>
+        <w:shd w:fill="F5F1FB"/>
+      </w:pPr>
+      <w:r>
+        <w:rPr>
+          <w:b w:val="0"/>
+        </w:rPr>
+        <w:t>Read the labels and values. Explain the relationship the model shows.</w:t>
+      </w:r>
+    </w:p>
+    <w:p>
+      <w:pPr>
+        <w:pStyle w:val="Heading3"/>
+      </w:pPr>
+      <w:r>
+        <w:t>04. Change one thing. Trace what follows.</w:t>
+      </w:r>
+    </w:p>
+    <w:p>
+      <w:r>
+        <w:drawing>
+          <wp:inline xmlns:a="http://schemas.openxmlformats.org/drawingml/2006/main" xmlns:pic="http://schemas.openxmlformats.org/drawingml/2006/picture">
+            <wp:extent cx="5486400" cy="3026664"/>
+            <wp:docPr id="25" name="Picture 25" descr="Original case: Run the lookup. This tool contract contains no lending or deletion operation. Changed condition: Add lend: true to the same call. Expected result: Reject the call before invoking the tool. Reason: An extra operation is outside the exact allowed contract, even when book_id is valid."/>
+            <wp:cNvGraphicFramePr>
+              <a:graphicFrameLocks noChangeAspect="1"/>
+            </wp:cNvGraphicFramePr>
+            <a:graphic>
+              <a:graphicData uri="http://schemas.openxmlformats.org/drawingml/2006/picture">
+                <pic:pic>
+                  <pic:nvPicPr>
+                    <pic:cNvPr id="0" name="academy-story-ai-3-21-04.png"/>
+                    <pic:cNvPicPr/>
+                  </pic:nvPicPr>
+                  <pic:blipFill>
+                    <a:blip r:embed="rId32"/>
+                    <a:stretch>
+                      <a:fillRect/>
+                    </a:stretch>
+                  </pic:blipFill>
+                  <pic:spPr>
+                    <a:xfrm>
+                      <a:off x="0" y="0"/>
+                      <a:ext cx="5486400" cy="3026664"/>
+                    </a:xfrm>
+                    <a:prstGeom prst="rect"/>
+                  </pic:spPr>
+                </pic:pic>
+              </a:graphicData>
+            </a:graphic>
+          </wp:inline>
+        </w:drawing>
+      </w:r>
+    </w:p>
+    <w:p>
+      <w:pPr>
+        <w:spacing w:line="336" w:lineRule="auto" w:after="180"/>
+      </w:pPr>
+      <w:r>
+        <w:rPr>
+          <w:b w:val="0"/>
+        </w:rPr>
+        <w:t>Original case: Run the lookup. This tool contract contains no lending or deletion operation. Changed condition: Add lend: true to the same call. Expected result: Reject the call before invoking the tool.</w:t>
+      </w:r>
+    </w:p>
+    <w:p>
+      <w:pPr>
+        <w:spacing w:line="336" w:lineRule="auto" w:after="180"/>
+      </w:pPr>
+      <w:r>
+        <w:rPr>
+          <w:b w:val="0"/>
+        </w:rPr>
+        <w:t>Reason: An extra operation is outside the exact allowed contract, even when book_id is valid.</w:t>
+      </w:r>
+    </w:p>
+    <w:p>
+      <w:pPr>
+        <w:spacing w:line="336" w:lineRule="auto" w:after="180"/>
+        <w:shd w:fill="F5F1FB"/>
+      </w:pPr>
+      <w:r>
+        <w:rPr>
+          <w:b w:val="0"/>
+        </w:rPr>
+        <w:t>Predict before checking the worked changed-case result. Name what changed and what the supplied facts allow you to conclude.</w:t>
+      </w:r>
+    </w:p>
+    <w:p>
+      <w:pPr>
+        <w:pStyle w:val="Heading3"/>
+      </w:pPr>
+      <w:r>
+        <w:t>05. Connect the explanation to its limit</w:t>
+      </w:r>
+    </w:p>
+    <w:p>
+      <w:r>
+        <w:drawing>
+          <wp:inline xmlns:a="http://schemas.openxmlformats.org/drawingml/2006/main" xmlns:pic="http://schemas.openxmlformats.org/drawingml/2006/picture">
+            <wp:extent cx="5486400" cy="2834640"/>
+            <wp:docPr id="26" name="Picture 26" descr="Read the picture in order. Run the lookup. This tool contract contains no lending or deletion operation. The arrows show which recorded input or intermediate result each decision uses. Explain the deciding step aloud before checking the changed case; pointing to the final answer alone does not show how it follows. Limit: A valid tool call can still return unavailable or outdated records. Validate the response and access rights separately."/>
+            <wp:cNvGraphicFramePr>
+              <a:graphicFrameLocks noChangeAspect="1"/>
+            </wp:cNvGraphicFramePr>
+            <a:graphic>
+              <a:graphicData uri="http://schemas.openxmlformats.org/drawingml/2006/picture">
+                <pic:pic>
+                  <pic:nvPicPr>
+                    <pic:cNvPr id="0" name="academy-story-ai-3-21-05.png"/>
+                    <pic:cNvPicPr/>
+                  </pic:nvPicPr>
+                  <pic:blipFill>
+                    <a:blip r:embed="rId33"/>
+                    <a:stretch>
+                      <a:fillRect/>
+                    </a:stretch>
+                  </pic:blipFill>
+                  <pic:spPr>
+                    <a:xfrm>
+                      <a:off x="0" y="0"/>
+                      <a:ext cx="5486400" cy="2834640"/>
+                    </a:xfrm>
+                    <a:prstGeom prst="rect"/>
+                  </pic:spPr>
+                </pic:pic>
+              </a:graphicData>
+            </a:graphic>
+          </wp:inline>
+        </w:drawing>
+      </w:r>
+    </w:p>
+    <w:p>
+      <w:pPr>
+        <w:spacing w:line="336" w:lineRule="auto" w:after="180"/>
+      </w:pPr>
+      <w:r>
+        <w:rPr>
+          <w:b w:val="0"/>
+        </w:rPr>
+        <w:t xml:space="preserve">Read the picture in order. Run the lookup. This tool contract contains no lending or deletion operation. The arrows show which recorded </w:t>
+      </w:r>
+      <w:r>
+        <w:rPr>
+          <w:b/>
+        </w:rPr>
+        <w:t>input</w:t>
+      </w:r>
+      <w:r>
+        <w:rPr>
+          <w:b w:val="0"/>
+        </w:rPr>
+        <w:t xml:space="preserve"> or intermediate result each decision uses.</w:t>
+      </w:r>
+    </w:p>
+    <w:p>
+      <w:pPr>
+        <w:spacing w:line="336" w:lineRule="auto" w:after="180"/>
+      </w:pPr>
+      <w:r>
+        <w:rPr>
+          <w:b w:val="0"/>
+        </w:rPr>
+        <w:t xml:space="preserve">Explain the deciding step aloud before checking the changed case; pointing to the final answer alone does not show how it follows. Limit: A valid </w:t>
+      </w:r>
+      <w:r>
+        <w:rPr>
+          <w:b/>
+        </w:rPr>
+        <w:t>tool call</w:t>
+      </w:r>
+      <w:r>
+        <w:rPr>
+          <w:b w:val="0"/>
+        </w:rPr>
+        <w:t xml:space="preserve"> can still return unavailable or outdated records.</w:t>
+      </w:r>
+    </w:p>
+    <w:p>
+      <w:pPr>
+        <w:spacing w:line="336" w:lineRule="auto" w:after="180"/>
+      </w:pPr>
+      <w:r>
+        <w:rPr>
+          <w:b w:val="0"/>
+        </w:rPr>
+        <w:t>Validate the response and access rights separately.</w:t>
+      </w:r>
+    </w:p>
+    <w:p>
+      <w:pPr>
+        <w:spacing w:line="336" w:lineRule="auto" w:after="180"/>
+        <w:shd w:fill="F5F1FB"/>
+      </w:pPr>
+      <w:r>
+        <w:rPr>
+          <w:b w:val="0"/>
+        </w:rPr>
+        <w:t>Explain the case, then point to a limit on the claim.</w:t>
+      </w:r>
+    </w:p>
+    <w:p>
+      <w:pPr>
+        <w:pStyle w:val="Heading3"/>
+      </w:pPr>
+      <w:r>
+        <w:t>06. Make the idea visible in your project</w:t>
+      </w:r>
+    </w:p>
+    <w:p>
+      <w:r>
+        <w:drawing>
+          <wp:inline xmlns:a="http://schemas.openxmlformats.org/drawingml/2006/main" xmlns:pic="http://schemas.openxmlformats.org/drawingml/2006/picture">
+            <wp:extent cx="5486400" cy="3681984"/>
+            <wp:docPr id="27" name="Picture 27" descr="For your Verified Study Buddy, save the input, procedure, observed result and limitation of this check. Label this worked example as practice; use a different, previously unreviewed case when checking independent understanding. Draw your input, deciding step, result and limit. Supported question: Does a valid C7 ID permit the extra lending action? Point to the relevant step in the picture, then write the changed result and the rule or evidence that supports it."/>
+            <wp:cNvGraphicFramePr>
+              <a:graphicFrameLocks noChangeAspect="1"/>
+            </wp:cNvGraphicFramePr>
+            <a:graphic>
+              <a:graphicData uri="http://schemas.openxmlformats.org/drawingml/2006/picture">
+                <pic:pic>
+                  <pic:nvPicPr>
+                    <pic:cNvPr id="0" name="academy-story-ai-3-21-06.png"/>
+                    <pic:cNvPicPr/>
+                  </pic:nvPicPr>
+                  <pic:blipFill>
+                    <a:blip r:embed="rId34"/>
+                    <a:stretch>
+                      <a:fillRect/>
+                    </a:stretch>
+                  </pic:blipFill>
+                  <pic:spPr>
+                    <a:xfrm>
+                      <a:off x="0" y="0"/>
+                      <a:ext cx="5486400" cy="3681984"/>
+                    </a:xfrm>
+                    <a:prstGeom prst="rect"/>
+                  </pic:spPr>
+                </pic:pic>
+              </a:graphicData>
+            </a:graphic>
+          </wp:inline>
+        </w:drawing>
+      </w:r>
+    </w:p>
+    <w:p>
+      <w:pPr>
+        <w:spacing w:line="336" w:lineRule="auto" w:after="180"/>
+      </w:pPr>
+      <w:r>
+        <w:rPr>
+          <w:b w:val="0"/>
+        </w:rPr>
+        <w:t xml:space="preserve">For your Verified Study Buddy, save the </w:t>
+      </w:r>
+      <w:r>
+        <w:rPr>
+          <w:b/>
+        </w:rPr>
+        <w:t>input</w:t>
+      </w:r>
+      <w:r>
+        <w:rPr>
+          <w:b w:val="0"/>
+        </w:rPr>
+        <w:t>, procedure, observed result and limitation of this check.</w:t>
+      </w:r>
+    </w:p>
+    <w:p>
+      <w:pPr>
+        <w:spacing w:line="336" w:lineRule="auto" w:after="180"/>
+      </w:pPr>
+      <w:r>
+        <w:rPr>
+          <w:b w:val="0"/>
+        </w:rPr>
+        <w:t xml:space="preserve">Label this worked example as practice; use a different, previously unreviewed case when checking independent understanding. Draw your </w:t>
+      </w:r>
+      <w:r>
+        <w:rPr>
+          <w:b/>
+        </w:rPr>
+        <w:t>input</w:t>
+      </w:r>
+      <w:r>
+        <w:rPr>
+          <w:b w:val="0"/>
+        </w:rPr>
+        <w:t>, deciding step, result and limit.</w:t>
+      </w:r>
+    </w:p>
+    <w:p>
+      <w:pPr>
+        <w:spacing w:line="336" w:lineRule="auto" w:after="180"/>
+      </w:pPr>
+      <w:r>
+        <w:rPr>
+          <w:b w:val="0"/>
+        </w:rPr>
+        <w:t xml:space="preserve">Supported question: Does a valid C7 ID permit the extra lending action? Point to the relevant step in the picture, then write the changed result and the rule or </w:t>
+      </w:r>
+      <w:r>
+        <w:rPr>
+          <w:b/>
+        </w:rPr>
+        <w:t>evidence</w:t>
+      </w:r>
+      <w:r>
+        <w:rPr>
+          <w:b w:val="0"/>
+        </w:rPr>
+        <w:t xml:space="preserve"> that supports it.</w:t>
+      </w:r>
+    </w:p>
+    <w:p>
+      <w:pPr>
+        <w:spacing w:line="336" w:lineRule="auto" w:after="180"/>
+        <w:shd w:fill="F5F1FB"/>
+      </w:pPr>
+      <w:r>
+        <w:rPr>
+          <w:b w:val="0"/>
+        </w:rPr>
+        <w:t xml:space="preserve">Draw your project trace and justify the deciding step using </w:t>
+      </w:r>
+      <w:r>
+        <w:rPr>
+          <w:b/>
+        </w:rPr>
+        <w:t>evidence</w:t>
+      </w:r>
+      <w:r>
+        <w:rPr>
+          <w:b w:val="0"/>
+        </w:rPr>
+        <w:t>.</w:t>
       </w:r>
     </w:p>
     <w:sectPr>

--- a/downloads/student/ai-3-week-21.docx
+++ b/downloads/student/ai-3-week-21.docx
@@ -25,12 +25,17 @@
         <w:pStyle w:val="Heading1"/>
       </w:pPr>
       <w:r>
-        <w:t>Before you start</w:t>
-      </w:r>
-    </w:p>
-    <w:p>
-      <w:r>
-        <w:t>AI-2 Week 30: tools have task-specific permissions.</w:t>
+        <w:t>State the contract. Validate the call. Check the result.</w:t>
+      </w:r>
+    </w:p>
+    <w:p>
+      <w:r>
+        <w:t>Inspect tool proposals without granting extra operations or inventing missing outputs.</w:t>
+      </w:r>
+    </w:p>
+    <w:p>
+      <w:r>
+        <w:t>Room contract → book boundary → six simulated traces → bounded timeout policy → independent K cases.</w:t>
       </w:r>
     </w:p>
     <w:p>
@@ -38,12 +43,128 @@
         <w:pStyle w:val="Heading1"/>
       </w:pPr>
       <w:r>
-        <w:t>01. Your mission</w:t>
-      </w:r>
-    </w:p>
-    <w:p>
-      <w:r>
-        <w:t>Start with the target: Explain the mechanism and terminology of tools and api contracts. Try the recall before opening notes.</w:t>
+        <w:t>01. What exactly may this tool do?</w:t>
+      </w:r>
+    </w:p>
+    <w:p>
+      <w:r>
+        <w:t>Validate a proposed request before treating it as an executed operation.</w:t>
+      </w:r>
+    </w:p>
+    <w:p>
+      <w:pPr>
+        <w:pStyle w:val="Heading2"/>
+      </w:pPr>
+      <w:r>
+        <w:t>Your learning goals</w:t>
+      </w:r>
+    </w:p>
+    <w:p>
+      <w:pPr>
+        <w:spacing w:line="336" w:lineRule="auto" w:after="180"/>
+      </w:pPr>
+      <w:r>
+        <w:rPr>
+          <w:b w:val="0"/>
+        </w:rPr>
+        <w:t xml:space="preserve">I can explain the </w:t>
+      </w:r>
+      <w:r>
+        <w:rPr>
+          <w:b/>
+        </w:rPr>
+        <w:t>mechanism</w:t>
+      </w:r>
+      <w:r>
+        <w:rPr>
+          <w:b w:val="0"/>
+        </w:rPr>
+        <w:t xml:space="preserve"> and terminology of tools and </w:t>
+      </w:r>
+      <w:r>
+        <w:rPr>
+          <w:b/>
+        </w:rPr>
+        <w:t>api contract</w:t>
+      </w:r>
+      <w:r>
+        <w:rPr>
+          <w:b w:val="0"/>
+        </w:rPr>
+        <w:t>s.</w:t>
+      </w:r>
+    </w:p>
+    <w:p>
+      <w:pPr>
+        <w:spacing w:line="336" w:lineRule="auto" w:after="180"/>
+      </w:pPr>
+      <w:r>
+        <w:rPr>
+          <w:b w:val="0"/>
+        </w:rPr>
+        <w:t>I can apply the stated procedure to a new case with a traceable result.</w:t>
+      </w:r>
+    </w:p>
+    <w:p>
+      <w:pPr>
+        <w:spacing w:line="336" w:lineRule="auto" w:after="180"/>
+      </w:pPr>
+      <w:r>
+        <w:rPr>
+          <w:b w:val="0"/>
+        </w:rPr>
+        <w:t>I can identify an assumption or limitation and design a revealing follow-up.</w:t>
+      </w:r>
+    </w:p>
+    <w:p>
+      <w:pPr>
+        <w:pStyle w:val="Heading2"/>
+      </w:pPr>
+      <w:r>
+        <w:t>Recall state and action scope</w:t>
+      </w:r>
+    </w:p>
+    <w:p>
+      <w:pPr>
+        <w:pStyle w:val="ListBullet"/>
+      </w:pPr>
+      <w:r>
+        <w:t>Close your notes first. A rough first answer helps us choose the right starting point; it is not a score for your ability.</w:t>
+      </w:r>
+    </w:p>
+    <w:p>
+      <w:pPr>
+        <w:pStyle w:val="ListBullet"/>
+      </w:pPr>
+      <w:r>
+        <w:t>Recall Conversation State and Memory: a request needs current task state and source provenance. A previous selection is not permission for a new action; define the tool’s operation and allowed arguments first.</w:t>
+      </w:r>
+    </w:p>
+    <w:p>
+      <w:pPr>
+        <w:pStyle w:val="Heading2"/>
+      </w:pPr>
+      <w:r>
+        <w:t>Your end goal</w:t>
+      </w:r>
+    </w:p>
+    <w:p>
+      <w:pPr>
+        <w:spacing w:line="336" w:lineRule="auto" w:after="180"/>
+      </w:pPr>
+      <w:r>
+        <w:rPr>
+          <w:b w:val="0"/>
+        </w:rPr>
+        <w:t>By the end, I can explain tools and apis using a traced example and a stated limitation.</w:t>
+      </w:r>
+    </w:p>
+    <w:p>
+      <w:pPr>
+        <w:pStyle w:val="Heading2"/>
+      </w:pPr>
+      <w:r>
+        <w:t>Earlier wording, alternatives and picture transcripts · reference / check after trying</w:t>
       </w:r>
     </w:p>
     <w:p>
@@ -56,78 +177,10 @@
     </w:p>
     <w:p>
       <w:pPr>
-        <w:spacing w:line="336" w:lineRule="auto" w:after="180"/>
-      </w:pPr>
-      <w:r>
-        <w:rPr>
-          <w:b w:val="0"/>
-        </w:rPr>
-        <w:t xml:space="preserve">I can explain the </w:t>
-      </w:r>
-      <w:r>
-        <w:rPr>
-          <w:b/>
-        </w:rPr>
-        <w:t>mechanism</w:t>
-      </w:r>
-      <w:r>
-        <w:rPr>
-          <w:b w:val="0"/>
-        </w:rPr>
-        <w:t xml:space="preserve"> and terminology of tools and </w:t>
-      </w:r>
-      <w:r>
-        <w:rPr>
-          <w:b/>
-        </w:rPr>
-        <w:t>api contract</w:t>
-      </w:r>
-      <w:r>
-        <w:rPr>
-          <w:b w:val="0"/>
-        </w:rPr>
-        <w:t>s.</w:t>
-      </w:r>
-    </w:p>
-    <w:p>
-      <w:pPr>
-        <w:spacing w:line="336" w:lineRule="auto" w:after="180"/>
-      </w:pPr>
-      <w:r>
-        <w:rPr>
-          <w:b w:val="0"/>
-        </w:rPr>
-        <w:t>I can apply the stated procedure to a new case with a traceable result.</w:t>
-      </w:r>
-    </w:p>
-    <w:p>
-      <w:pPr>
-        <w:spacing w:line="336" w:lineRule="auto" w:after="180"/>
-      </w:pPr>
-      <w:r>
-        <w:rPr>
-          <w:b w:val="0"/>
-        </w:rPr>
-        <w:t>I can identify an assumption or limitation and design a revealing follow-up.</w:t>
-      </w:r>
-    </w:p>
-    <w:p>
-      <w:pPr>
         <w:pStyle w:val="Heading3"/>
       </w:pPr>
       <w:r>
         <w:t>Remember before reading</w:t>
-      </w:r>
-    </w:p>
-    <w:p>
-      <w:pPr>
-        <w:spacing w:line="336" w:lineRule="auto" w:after="180"/>
-      </w:pPr>
-      <w:r>
-        <w:rPr>
-          <w:b w:val="0"/>
-        </w:rPr>
-        <w:t>Close your notes first. A rough first answer helps us choose the right starting point; it is not a score for your ability.</w:t>
       </w:r>
     </w:p>
     <w:p>
@@ -262,9 +315,167 @@
       </w:pPr>
       <w:r>
         <w:rPr>
+          <w:b w:val="0"/>
+        </w:rPr>
+        <w:t>CREATOR MISSION</w:t>
+      </w:r>
+    </w:p>
+    <w:p>
+      <w:pPr>
+        <w:spacing w:line="336" w:lineRule="auto" w:after="180"/>
+      </w:pPr>
+      <w:r>
+        <w:rPr>
+          <w:b w:val="0"/>
+        </w:rPr>
+        <w:t>Match tool schemas to requests and handle one failure.</w:t>
+      </w:r>
+    </w:p>
+    <w:p>
+      <w:pPr>
+        <w:spacing w:line="336" w:lineRule="auto" w:after="180"/>
+      </w:pPr>
+      <w:r>
+        <w:rPr>
+          <w:b w:val="0"/>
+        </w:rPr>
+        <w:t>Creator name and date:</w:t>
+      </w:r>
+    </w:p>
+    <w:p>
+      <w:pPr>
+        <w:pStyle w:val="Heading3"/>
+      </w:pPr>
+      <w:r>
+        <w:t>Write or draw your reasoning and evidence.</w:t>
+      </w:r>
+    </w:p>
+    <w:p>
+      <w:r>
+        <w:t>________________________________________________________________</w:t>
+      </w:r>
+    </w:p>
+    <w:p>
+      <w:r>
+        <w:t>________________________________________________________________</w:t>
+      </w:r>
+    </w:p>
+    <w:p>
+      <w:r>
+        <w:t>________________________________________________________________</w:t>
+      </w:r>
+    </w:p>
+    <w:p>
+      <w:r>
+        <w:t>________________________________________________________________</w:t>
+      </w:r>
+    </w:p>
+    <w:p>
+      <w:r>
+        <w:t>________________________________________________________________</w:t>
+      </w:r>
+    </w:p>
+    <w:p>
+      <w:pPr>
+        <w:pStyle w:val="Heading3"/>
+      </w:pPr>
+      <w:r>
+        <w:t>Readiness for the connected explanation</w:t>
+      </w:r>
+    </w:p>
+    <w:p>
+      <w:pPr>
+        <w:pStyle w:val="Heading3"/>
+      </w:pPr>
+      <w:r>
+        <w:t>This week’s end goal</w:t>
+      </w:r>
+    </w:p>
+    <w:p>
+      <w:pPr>
+        <w:pStyle w:val="Heading1"/>
+      </w:pPr>
+      <w:r>
+        <w:t>02. Separate proposal, validation, execution and response</w:t>
+      </w:r>
+    </w:p>
+    <w:p>
+      <w:r>
+        <w:t>A plausible call is not evidence that a tool ran.</w:t>
+      </w:r>
+    </w:p>
+    <w:p>
+      <w:pPr>
+        <w:pStyle w:val="Heading2"/>
+      </w:pPr>
+      <w:r>
+        <w:t>Understand tools and APIs</w:t>
+      </w:r>
+    </w:p>
+    <w:p>
+      <w:pPr>
+        <w:spacing w:line="336" w:lineRule="auto" w:after="180"/>
+      </w:pPr>
+      <w:r>
+        <w:rPr>
+          <w:b w:val="0"/>
+        </w:rPr>
+        <w:t>A tool exposes an operation through a declared interface. An API is a way software sends requests and receives responses. A model-produced call is only a proposal: application checks decide whether the operation is allowed and its arguments valid. A successful read-only lookup supplies data; it does not authorise borrowing, booking or deleting. This lesson simulates requests on paper and makes no network calls.</w:t>
+      </w:r>
+    </w:p>
+    <w:p>
+      <w:pPr>
+        <w:spacing w:line="336" w:lineRule="auto" w:after="180"/>
+      </w:pPr>
+      <w:r>
+        <w:rPr>
+          <w:b w:val="0"/>
+        </w:rPr>
+        <w:t xml:space="preserve">Tools expose structured operations with </w:t>
+      </w:r>
+      <w:r>
+        <w:rPr>
           <w:b/>
         </w:rPr>
-        <w:t>CREATOR MISSION</w:t>
+        <w:t>input</w:t>
+      </w:r>
+      <w:r>
+        <w:rPr>
+          <w:b w:val="0"/>
+        </w:rPr>
+        <w:t xml:space="preserve"> and </w:t>
+      </w:r>
+      <w:r>
+        <w:rPr>
+          <w:b/>
+        </w:rPr>
+        <w:t>output</w:t>
+      </w:r>
+      <w:r>
+        <w:rPr>
+          <w:b w:val="0"/>
+        </w:rPr>
+        <w:t xml:space="preserve"> contracts. Generating a </w:t>
+      </w:r>
+      <w:r>
+        <w:rPr>
+          <w:b/>
+        </w:rPr>
+        <w:t>tool call</w:t>
+      </w:r>
+      <w:r>
+        <w:rPr>
+          <w:b w:val="0"/>
+        </w:rPr>
+        <w:t xml:space="preserve"> is a proposal; validation and authorisation decide whether it executes.</w:t>
+      </w:r>
+    </w:p>
+    <w:p>
+      <w:pPr>
+        <w:pStyle w:val="Heading2"/>
+      </w:pPr>
+      <w:r>
+        <w:t>Keep the exercise on supplied records</w:t>
       </w:r>
     </w:p>
     <w:p>
@@ -275,7 +486,7 @@
         <w:rPr>
           <w:b w:val="0"/>
         </w:rPr>
-        <w:t>Match tool schemas to requests and handle one failure.</w:t>
+        <w:t>Begin by writing the question the procedure is intended to answer. Identify the information already supplied, the information it will produce and the information still missing.</w:t>
       </w:r>
     </w:p>
     <w:p>
@@ -286,48 +497,15 @@
         <w:rPr>
           <w:b w:val="0"/>
         </w:rPr>
-        <w:t>Creator name and date:</w:t>
-      </w:r>
-    </w:p>
-    <w:p>
-      <w:pPr>
-        <w:pStyle w:val="Heading3"/>
-      </w:pPr>
-      <w:r>
-        <w:t>Write or draw your reasoning and evidence.</w:t>
-      </w:r>
-    </w:p>
-    <w:p>
-      <w:r>
-        <w:t>________________________________________________________________</w:t>
-      </w:r>
-    </w:p>
-    <w:p>
-      <w:r>
-        <w:t>________________________________________________________________</w:t>
-      </w:r>
-    </w:p>
-    <w:p>
-      <w:r>
-        <w:t>________________________________________________________________</w:t>
-      </w:r>
-    </w:p>
-    <w:p>
-      <w:r>
-        <w:t>________________________________________________________________</w:t>
-      </w:r>
-    </w:p>
-    <w:p>
-      <w:r>
-        <w:t>________________________________________________________________</w:t>
-      </w:r>
-    </w:p>
-    <w:p>
-      <w:pPr>
-        <w:pStyle w:val="Heading3"/>
-      </w:pPr>
-      <w:r>
-        <w:t>Readiness for the connected explanation</w:t>
+        <w:t>These are constructed classroom examples; they do not require live accounts, private records or an external service. Do not treat a plausible explanation as a measured outcome.</w:t>
+      </w:r>
+    </w:p>
+    <w:p>
+      <w:pPr>
+        <w:pStyle w:val="Heading2"/>
+      </w:pPr>
+      <w:r>
+        <w:t>Earlier wording, alternatives and picture transcripts · reference / check after trying</w:t>
       </w:r>
     </w:p>
     <w:p>
@@ -337,73 +515,6 @@
       <w:r>
         <w:rPr>
           <w:b w:val="0"/>
-        </w:rPr>
-        <w:t xml:space="preserve">Recall Prompt injection boundaries. Explain why a recorded result needs its </w:t>
-      </w:r>
-      <w:r>
-        <w:rPr>
-          <w:b/>
-        </w:rPr>
-        <w:t>input</w:t>
-      </w:r>
-      <w:r>
-        <w:rPr>
-          <w:b w:val="0"/>
-        </w:rPr>
-        <w:t xml:space="preserve"> conditions and </w:t>
-      </w:r>
-      <w:r>
-        <w:rPr>
-          <w:b/>
-        </w:rPr>
-        <w:t>evidence</w:t>
-      </w:r>
-      <w:r>
-        <w:rPr>
-          <w:b w:val="0"/>
-        </w:rPr>
-        <w:t xml:space="preserve"> source before it can support a claim.</w:t>
-      </w:r>
-    </w:p>
-    <w:p>
-      <w:pPr>
-        <w:pStyle w:val="Heading3"/>
-      </w:pPr>
-      <w:r>
-        <w:t>This week’s end goal</w:t>
-      </w:r>
-    </w:p>
-    <w:p>
-      <w:pPr>
-        <w:spacing w:line="336" w:lineRule="auto" w:after="180"/>
-      </w:pPr>
-      <w:r>
-        <w:rPr>
-          <w:b w:val="0"/>
-        </w:rPr>
-        <w:t>By the end, I can explain tools and apis using a traced example and a stated limitation.</w:t>
-      </w:r>
-    </w:p>
-    <w:p>
-      <w:pPr>
-        <w:pStyle w:val="Heading1"/>
-      </w:pPr>
-      <w:r>
-        <w:t>02. Notice the evidence</w:t>
-      </w:r>
-    </w:p>
-    <w:p>
-      <w:r>
-        <w:t>Investigate the supplied Tools and APIs case. Separate observations, given facts and assumptions before choosing an explanation.</w:t>
-      </w:r>
-    </w:p>
-    <w:p>
-      <w:pPr>
-        <w:spacing w:line="336" w:lineRule="auto" w:after="180"/>
-      </w:pPr>
-      <w:r>
-        <w:rPr>
-          <w:b/>
         </w:rPr>
         <w:t>PICTURE STORY</w:t>
       </w:r>
@@ -480,46 +591,428 @@
     </w:p>
     <w:p>
       <w:pPr>
+        <w:spacing w:line="336" w:lineRule="auto" w:after="180"/>
+      </w:pPr>
+      <w:r>
+        <w:rPr>
+          <w:b w:val="0"/>
+        </w:rPr>
+        <w:t>MYSTERY</w:t>
+      </w:r>
+    </w:p>
+    <w:p>
+      <w:pPr>
+        <w:spacing w:line="336" w:lineRule="auto" w:after="180"/>
+      </w:pPr>
+      <w:r>
+        <w:rPr>
+          <w:b w:val="0"/>
+        </w:rPr>
+        <w:t xml:space="preserve">The learners must use tools and apis to solve a problem. What information do they have? What decision or calculation do they make? What would count as </w:t>
+      </w:r>
+      <w:r>
+        <w:rPr>
+          <w:b/>
+        </w:rPr>
+        <w:t>evidence</w:t>
+      </w:r>
+      <w:r>
+        <w:rPr>
+          <w:b w:val="0"/>
+        </w:rPr>
+        <w:t xml:space="preserve"> that it worked?</w:t>
+      </w:r>
+    </w:p>
+    <w:p>
+      <w:pPr>
+        <w:spacing w:line="336" w:lineRule="auto" w:after="180"/>
+      </w:pPr>
+      <w:r>
+        <w:rPr>
+          <w:b w:val="0"/>
+        </w:rPr>
+        <w:t xml:space="preserve">Three </w:t>
+      </w:r>
+      <w:r>
+        <w:rPr>
+          <w:b/>
+        </w:rPr>
+        <w:t>observation</w:t>
+      </w:r>
+      <w:r>
+        <w:rPr>
+          <w:b w:val="0"/>
+        </w:rPr>
+        <w:t>s (what you can point to):</w:t>
+      </w:r>
+    </w:p>
+    <w:p>
+      <w:pPr>
         <w:pStyle w:val="Heading3"/>
       </w:pPr>
       <w:r>
-        <w:t>Start with this puzzle</w:t>
+        <w:t>Write or draw your reasoning and evidence.</w:t>
+      </w:r>
+    </w:p>
+    <w:p>
+      <w:r>
+        <w:t>________________________________________________________________</w:t>
+      </w:r>
+    </w:p>
+    <w:p>
+      <w:r>
+        <w:t>________________________________________________________________</w:t>
+      </w:r>
+    </w:p>
+    <w:p>
+      <w:r>
+        <w:t>________________________________________________________________</w:t>
+      </w:r>
+    </w:p>
+    <w:p>
+      <w:r>
+        <w:t>________________________________________________________________</w:t>
+      </w:r>
+    </w:p>
+    <w:p>
+      <w:r>
+        <w:t>________________________________________________________________</w:t>
       </w:r>
     </w:p>
     <w:p>
       <w:pPr>
         <w:spacing w:line="336" w:lineRule="auto" w:after="180"/>
-        <w:shd w:fill="F1F6FC"/>
       </w:pPr>
       <w:r>
         <w:rPr>
           <w:b w:val="0"/>
         </w:rPr>
-        <w:t>MYSTERY</w:t>
+        <w:t xml:space="preserve">My </w:t>
+      </w:r>
+      <w:r>
+        <w:rPr>
+          <w:b/>
+        </w:rPr>
+        <w:t>prediction</w:t>
+      </w:r>
+      <w:r>
+        <w:rPr>
+          <w:b w:val="0"/>
+        </w:rPr>
+        <w:t xml:space="preserve"> and the clue supporting it:</w:t>
+      </w:r>
+    </w:p>
+    <w:p>
+      <w:pPr>
+        <w:pStyle w:val="Heading3"/>
+      </w:pPr>
+      <w:r>
+        <w:t>Write or draw your reasoning and evidence.</w:t>
+      </w:r>
+    </w:p>
+    <w:p>
+      <w:r>
+        <w:t>________________________________________________________________</w:t>
+      </w:r>
+    </w:p>
+    <w:p>
+      <w:r>
+        <w:t>________________________________________________________________</w:t>
+      </w:r>
+    </w:p>
+    <w:p>
+      <w:r>
+        <w:t>________________________________________________________________</w:t>
+      </w:r>
+    </w:p>
+    <w:p>
+      <w:r>
+        <w:t>________________________________________________________________</w:t>
+      </w:r>
+    </w:p>
+    <w:p>
+      <w:r>
+        <w:t>________________________________________________________________</w:t>
+      </w:r>
+    </w:p>
+    <w:p>
+      <w:pPr>
+        <w:pStyle w:val="Heading3"/>
+      </w:pPr>
+      <w:r>
+        <w:t>A closer explanation</w:t>
+      </w:r>
+    </w:p>
+    <w:p>
+      <w:pPr>
+        <w:pStyle w:val="Heading1"/>
+      </w:pPr>
+      <w:r>
+        <w:t>03. Read the closed input and output contracts</w:t>
+      </w:r>
+    </w:p>
+    <w:p>
+      <w:r>
+        <w:t>Zero, absent data and unavailable service are different outcomes.</w:t>
+      </w:r>
+    </w:p>
+    <w:p>
+      <w:pPr>
+        <w:pStyle w:val="Heading2"/>
+      </w:pPr>
+      <w:r>
+        <w:t>The complete room-lookup contract</w:t>
+      </w:r>
+    </w:p>
+    <w:tbl>
+      <w:tblPr>
+        <w:tblStyle w:val="LightShading-Accent1"/>
+        <w:tblW w:type="auto" w:w="0"/>
+        <w:tblLook w:firstColumn="1" w:firstRow="1" w:lastColumn="0" w:lastRow="0" w:noHBand="0" w:noVBand="1" w:val="04A0"/>
+      </w:tblPr>
+      <w:tblGrid>
+        <w:gridCol w:w="5112"/>
+        <w:gridCol w:w="5112"/>
+      </w:tblGrid>
+      <w:tr>
+        <w:trPr>
+          <w:tblHeader/>
+        </w:trPr>
+        <w:tc>
+          <w:tcPr>
+            <w:tcW w:type="dxa" w:w="5112"/>
+          </w:tcPr>
+          <w:p>
+            <w:r>
+              <w:t>Toy lookup_room contract</w:t>
+            </w:r>
+          </w:p>
+        </w:tc>
+        <w:tc>
+          <w:tcPr>
+            <w:tcW w:type="dxa" w:w="5112"/>
+          </w:tcPr>
+          <w:p>
+            <w:r>
+              <w:t>Declared rule</w:t>
+            </w:r>
+          </w:p>
+        </w:tc>
+      </w:tr>
+      <w:tr>
+        <w:tc>
+          <w:tcPr>
+            <w:tcW w:type="dxa" w:w="5112"/>
+          </w:tcPr>
+          <w:p>
+            <w:r>
+              <w:t>Operation and permission</w:t>
+            </w:r>
+          </w:p>
+        </w:tc>
+        <w:tc>
+          <w:tcPr>
+            <w:tcW w:type="dxa" w:w="5112"/>
+          </w:tcPr>
+          <w:p>
+            <w:r>
+              <w:t>Read-only lookup of this public classroom registry; no booking or deletion</w:t>
+            </w:r>
+          </w:p>
+        </w:tc>
+      </w:tr>
+      <w:tr>
+        <w:tc>
+          <w:tcPr>
+            <w:tcW w:type="dxa" w:w="5112"/>
+          </w:tcPr>
+          <w:p>
+            <w:r>
+              <w:t>Request shape</w:t>
+            </w:r>
+          </w:p>
+        </w:tc>
+        <w:tc>
+          <w:tcPr>
+            <w:tcW w:type="dxa" w:w="5112"/>
+          </w:tcPr>
+          <w:p>
+            <w:r>
+              <w:t>Exactly one field room_id; nonempty string; no unknown fields</w:t>
+            </w:r>
+          </w:p>
+        </w:tc>
+      </w:tr>
+      <w:tr>
+        <w:tc>
+          <w:tcPr>
+            <w:tcW w:type="dxa" w:w="5112"/>
+          </w:tcPr>
+          <w:p>
+            <w:r>
+              <w:t>Registry</w:t>
+            </w:r>
+          </w:p>
+        </w:tc>
+        <w:tc>
+          <w:tcPr>
+            <w:tcW w:type="dxa" w:w="5112"/>
+          </w:tcPr>
+          <w:p>
+            <w:r>
+              <w:t>B has capacity 12; Z has measured capacity 0; all other room IDs absent</w:t>
+            </w:r>
+          </w:p>
+        </w:tc>
+      </w:tr>
+      <w:tr>
+        <w:tc>
+          <w:tcPr>
+            <w:tcW w:type="dxa" w:w="5112"/>
+          </w:tcPr>
+          <w:p>
+            <w:r>
+              <w:t>Successful result</w:t>
+            </w:r>
+          </w:p>
+        </w:tc>
+        <w:tc>
+          <w:tcPr>
+            <w:tcW w:type="dxa" w:w="5112"/>
+          </w:tcPr>
+          <w:p>
+            <w:r>
+              <w:t>found=true with matching room_id and exact integer capacity&gt;=0</w:t>
+            </w:r>
+          </w:p>
+        </w:tc>
+      </w:tr>
+      <w:tr>
+        <w:tc>
+          <w:tcPr>
+            <w:tcW w:type="dxa" w:w="5112"/>
+          </w:tcPr>
+          <w:p>
+            <w:r>
+              <w:t>Missing result</w:t>
+            </w:r>
+          </w:p>
+        </w:tc>
+        <w:tc>
+          <w:tcPr>
+            <w:tcW w:type="dxa" w:w="5112"/>
+          </w:tcPr>
+          <w:p>
+            <w:r>
+              <w:t>found=false with matching room_id; no capacity measurement</w:t>
+            </w:r>
+          </w:p>
+        </w:tc>
+      </w:tr>
+      <w:tr>
+        <w:tc>
+          <w:tcPr>
+            <w:tcW w:type="dxa" w:w="5112"/>
+          </w:tcPr>
+          <w:p>
+            <w:r>
+              <w:t>Invalid request</w:t>
+            </w:r>
+          </w:p>
+        </w:tc>
+        <w:tc>
+          <w:tcPr>
+            <w:tcW w:type="dxa" w:w="5112"/>
+          </w:tcPr>
+          <w:p>
+            <w:r>
+              <w:t>Reject before invocation; do not silently remove extra operations</w:t>
+            </w:r>
+          </w:p>
+        </w:tc>
+      </w:tr>
+      <w:tr>
+        <w:tc>
+          <w:tcPr>
+            <w:tcW w:type="dxa" w:w="5112"/>
+          </w:tcPr>
+          <w:p>
+            <w:r>
+              <w:t>Transient timeout</w:t>
+            </w:r>
+          </w:p>
+        </w:tc>
+        <w:tc>
+          <w:tcPr>
+            <w:tcW w:type="dxa" w:w="5112"/>
+          </w:tcPr>
+          <w:p>
+            <w:r>
+              <w:t>At most2 total attempts including first, for this read-only operation only; then report unavailable</w:t>
+            </w:r>
+          </w:p>
+        </w:tc>
+      </w:tr>
+      <w:tr>
+        <w:tc>
+          <w:tcPr>
+            <w:tcW w:type="dxa" w:w="5112"/>
+          </w:tcPr>
+          <w:p>
+            <w:r>
+              <w:t>Do not retry</w:t>
+            </w:r>
+          </w:p>
+        </w:tc>
+        <w:tc>
+          <w:tcPr>
+            <w:tcW w:type="dxa" w:w="5112"/>
+          </w:tcPr>
+          <w:p>
+            <w:r>
+              <w:t>Invalid arguments, not found, denied access or invalid response; no invented success</w:t>
+            </w:r>
+          </w:p>
+        </w:tc>
+      </w:tr>
+    </w:tbl>
+    <w:p>
+      <w:pPr>
+        <w:pStyle w:val="Heading2"/>
+      </w:pPr>
+      <w:r>
+        <w:t>Connect shape and action scope</w:t>
       </w:r>
     </w:p>
     <w:p>
       <w:pPr>
         <w:spacing w:line="336" w:lineRule="auto" w:after="180"/>
-        <w:shd w:fill="F5F1FB"/>
       </w:pPr>
       <w:r>
         <w:rPr>
           <w:b w:val="0"/>
         </w:rPr>
-        <w:t xml:space="preserve">The learners must use tools and apis to solve a problem. What information do they have? What decision or calculation do they make? What would count as </w:t>
+        <w:t xml:space="preserve">For lookup_room accept exactly room_id as a nonempty string; return found plus capacity or a not-found result. It is read-only. Reject unknown </w:t>
       </w:r>
       <w:r>
         <w:rPr>
           <w:b/>
         </w:rPr>
-        <w:t>evidence</w:t>
+        <w:t>argument</w:t>
       </w:r>
       <w:r>
         <w:rPr>
           <w:b w:val="0"/>
         </w:rPr>
-        <w:t xml:space="preserve"> that it worked?</w:t>
+        <w:t>s and do not replace missing values with invented facts.</w:t>
+      </w:r>
+    </w:p>
+    <w:p>
+      <w:pPr>
+        <w:pStyle w:val="Heading2"/>
+      </w:pPr>
+      <w:r>
+        <w:t>Keep missing information explicit</w:t>
       </w:r>
     </w:p>
     <w:p>
@@ -530,52 +1023,19 @@
         <w:rPr>
           <w:b w:val="0"/>
         </w:rPr>
-        <w:t xml:space="preserve">Three </w:t>
+        <w:t xml:space="preserve">Before applying the procedure, write its units, denominator or decision boundary where relevant. A partner should be able to repeat each step using the same </w:t>
       </w:r>
       <w:r>
         <w:rPr>
           <w:b/>
         </w:rPr>
-        <w:t>observation</w:t>
+        <w:t>input</w:t>
       </w:r>
       <w:r>
         <w:rPr>
           <w:b w:val="0"/>
         </w:rPr>
-        <w:t>s (what you can point to):</w:t>
-      </w:r>
-    </w:p>
-    <w:p>
-      <w:pPr>
-        <w:pStyle w:val="Heading3"/>
-      </w:pPr>
-      <w:r>
-        <w:t>Write or draw your reasoning and evidence.</w:t>
-      </w:r>
-    </w:p>
-    <w:p>
-      <w:r>
-        <w:t>________________________________________________________________</w:t>
-      </w:r>
-    </w:p>
-    <w:p>
-      <w:r>
-        <w:t>________________________________________________________________</w:t>
-      </w:r>
-    </w:p>
-    <w:p>
-      <w:r>
-        <w:t>________________________________________________________________</w:t>
-      </w:r>
-    </w:p>
-    <w:p>
-      <w:r>
-        <w:t>________________________________________________________________</w:t>
-      </w:r>
-    </w:p>
-    <w:p>
-      <w:r>
-        <w:t>________________________________________________________________</w:t>
+        <w:t>s.</w:t>
       </w:r>
     </w:p>
     <w:p>
@@ -586,60 +1046,43 @@
         <w:rPr>
           <w:b w:val="0"/>
         </w:rPr>
-        <w:t xml:space="preserve">My </w:t>
+        <w:t xml:space="preserve">If a required </w:t>
       </w:r>
       <w:r>
         <w:rPr>
           <w:b/>
         </w:rPr>
-        <w:t>prediction</w:t>
+        <w:t>input</w:t>
       </w:r>
       <w:r>
         <w:rPr>
           <w:b w:val="0"/>
         </w:rPr>
-        <w:t xml:space="preserve"> and the clue supporting it:</w:t>
-      </w:r>
-    </w:p>
-    <w:p>
-      <w:pPr>
-        <w:pStyle w:val="Heading3"/>
-      </w:pPr>
-      <w:r>
-        <w:t>Write or draw your reasoning and evidence.</w:t>
-      </w:r>
-    </w:p>
-    <w:p>
-      <w:r>
-        <w:t>________________________________________________________________</w:t>
-      </w:r>
-    </w:p>
-    <w:p>
-      <w:r>
-        <w:t>________________________________________________________________</w:t>
-      </w:r>
-    </w:p>
-    <w:p>
-      <w:r>
-        <w:t>________________________________________________________________</w:t>
-      </w:r>
-    </w:p>
-    <w:p>
-      <w:r>
-        <w:t>________________________________________________________________</w:t>
-      </w:r>
-    </w:p>
-    <w:p>
-      <w:r>
-        <w:t>________________________________________________________________</w:t>
-      </w:r>
-    </w:p>
-    <w:p>
-      <w:pPr>
-        <w:pStyle w:val="Heading3"/>
-      </w:pPr>
-      <w:r>
-        <w:t>A closer explanation</w:t>
+        <w:t xml:space="preserve"> is absent or violates the stated contract, record that condition explicitly instead of quietly replacing it with a convenient value.</w:t>
+      </w:r>
+    </w:p>
+    <w:p>
+      <w:pPr>
+        <w:pStyle w:val="Heading2"/>
+      </w:pPr>
+      <w:r>
+        <w:t>Explain the deciding check</w:t>
+      </w:r>
+    </w:p>
+    <w:p>
+      <w:pPr>
+        <w:pStyle w:val="ListBullet"/>
+      </w:pPr>
+      <w:r>
+        <w:t>Point to the input, the deciding step and the result in this week’s visual. Explain the same step in ordinary words. A picture helps when you can say what each part represents.</w:t>
+      </w:r>
+    </w:p>
+    <w:p>
+      <w:pPr>
+        <w:pStyle w:val="Heading2"/>
+      </w:pPr>
+      <w:r>
+        <w:t>Earlier wording, alternatives and picture transcripts · reference / check after trying</w:t>
       </w:r>
     </w:p>
     <w:p>
@@ -649,88 +1092,6 @@
       <w:r>
         <w:rPr>
           <w:b w:val="0"/>
-        </w:rPr>
-        <w:t xml:space="preserve">Tools expose structured operations with </w:t>
-      </w:r>
-      <w:r>
-        <w:rPr>
-          <w:b/>
-        </w:rPr>
-        <w:t>input</w:t>
-      </w:r>
-      <w:r>
-        <w:rPr>
-          <w:b w:val="0"/>
-        </w:rPr>
-        <w:t xml:space="preserve"> and </w:t>
-      </w:r>
-      <w:r>
-        <w:rPr>
-          <w:b/>
-        </w:rPr>
-        <w:t>output</w:t>
-      </w:r>
-      <w:r>
-        <w:rPr>
-          <w:b w:val="0"/>
-        </w:rPr>
-        <w:t xml:space="preserve"> contracts. Generating a </w:t>
-      </w:r>
-      <w:r>
-        <w:rPr>
-          <w:b/>
-        </w:rPr>
-        <w:t>tool call</w:t>
-      </w:r>
-      <w:r>
-        <w:rPr>
-          <w:b w:val="0"/>
-        </w:rPr>
-        <w:t xml:space="preserve"> is a proposal; validation and authorisation decide whether it executes.</w:t>
-      </w:r>
-    </w:p>
-    <w:p>
-      <w:pPr>
-        <w:spacing w:line="336" w:lineRule="auto" w:after="180"/>
-      </w:pPr>
-      <w:r>
-        <w:rPr>
-          <w:b w:val="0"/>
-        </w:rPr>
-        <w:t>Begin by writing the question the procedure is intended to answer. Identify the information already supplied, the information it will produce and the information still missing.</w:t>
-      </w:r>
-    </w:p>
-    <w:p>
-      <w:pPr>
-        <w:spacing w:line="336" w:lineRule="auto" w:after="180"/>
-      </w:pPr>
-      <w:r>
-        <w:rPr>
-          <w:b w:val="0"/>
-        </w:rPr>
-        <w:t>These are constructed classroom examples; they do not require live accounts, private records or an external service. Do not treat a plausible explanation as a measured outcome.</w:t>
-      </w:r>
-    </w:p>
-    <w:p>
-      <w:pPr>
-        <w:pStyle w:val="Heading1"/>
-      </w:pPr>
-      <w:r>
-        <w:t>03. See how it works</w:t>
-      </w:r>
-    </w:p>
-    <w:p>
-      <w:r>
-        <w:t>Follow the mechanism for Tools and APIs. Connect each labelled input, deciding step and result.</w:t>
-      </w:r>
-    </w:p>
-    <w:p>
-      <w:pPr>
-        <w:spacing w:line="336" w:lineRule="auto" w:after="180"/>
-      </w:pPr>
-      <w:r>
-        <w:rPr>
-          <w:b/>
         </w:rPr>
         <w:t xml:space="preserve">VISUAL </w:t>
       </w:r>
@@ -967,29 +1328,6 @@
       </w:pPr>
       <w:r>
         <w:t>A closer explanation</w:t>
-      </w:r>
-    </w:p>
-    <w:p>
-      <w:pPr>
-        <w:spacing w:line="336" w:lineRule="auto" w:after="180"/>
-      </w:pPr>
-      <w:r>
-        <w:rPr>
-          <w:b w:val="0"/>
-        </w:rPr>
-        <w:t xml:space="preserve">For lookup_room accept exactly room_id as a nonempty string; return found plus capacity or a not-found result. It is read-only. Reject unknown </w:t>
-      </w:r>
-      <w:r>
-        <w:rPr>
-          <w:b/>
-        </w:rPr>
-        <w:t>argument</w:t>
-      </w:r>
-      <w:r>
-        <w:rPr>
-          <w:b w:val="0"/>
-        </w:rPr>
-        <w:t>s and do not replace missing values with invented facts.</w:t>
       </w:r>
     </w:p>
     <w:p>
@@ -1086,52 +1424,6 @@
     </w:p>
     <w:p>
       <w:pPr>
-        <w:spacing w:line="336" w:lineRule="auto" w:after="180"/>
-      </w:pPr>
-      <w:r>
-        <w:rPr>
-          <w:b w:val="0"/>
-        </w:rPr>
-        <w:t xml:space="preserve">Before applying the procedure, write its units, denominator or decision boundary where relevant. A partner should be able to repeat each step using the same </w:t>
-      </w:r>
-      <w:r>
-        <w:rPr>
-          <w:b/>
-        </w:rPr>
-        <w:t>input</w:t>
-      </w:r>
-      <w:r>
-        <w:rPr>
-          <w:b w:val="0"/>
-        </w:rPr>
-        <w:t>s.</w:t>
-      </w:r>
-    </w:p>
-    <w:p>
-      <w:pPr>
-        <w:spacing w:line="336" w:lineRule="auto" w:after="180"/>
-      </w:pPr>
-      <w:r>
-        <w:rPr>
-          <w:b w:val="0"/>
-        </w:rPr>
-        <w:t xml:space="preserve">If a required </w:t>
-      </w:r>
-      <w:r>
-        <w:rPr>
-          <w:b/>
-        </w:rPr>
-        <w:t>input</w:t>
-      </w:r>
-      <w:r>
-        <w:rPr>
-          <w:b w:val="0"/>
-        </w:rPr>
-        <w:t xml:space="preserve"> is absent or violates the stated contract, record that condition explicitly instead of quietly replacing it with a convenient value.</w:t>
-      </w:r>
-    </w:p>
-    <w:p>
-      <w:pPr>
         <w:pStyle w:val="Heading3"/>
       </w:pPr>
       <w:r>
@@ -1140,86 +1432,23 @@
     </w:p>
     <w:p>
       <w:pPr>
-        <w:spacing w:line="336" w:lineRule="auto" w:after="180"/>
-      </w:pPr>
-      <w:r>
-        <w:rPr>
-          <w:b w:val="0"/>
-        </w:rPr>
-        <w:t xml:space="preserve">Point to the </w:t>
-      </w:r>
-      <w:r>
-        <w:rPr>
-          <w:b/>
-        </w:rPr>
-        <w:t>input</w:t>
-      </w:r>
-      <w:r>
-        <w:rPr>
-          <w:b w:val="0"/>
-        </w:rPr>
-        <w:t>, the deciding step and the result in this week’s visual. Explain the same step in ordinary words. A picture helps when you can say what each part represents.</w:t>
-      </w:r>
-    </w:p>
-    <w:p>
-      <w:pPr>
         <w:pStyle w:val="Heading1"/>
       </w:pPr>
       <w:r>
-        <w:t>04. Compare the cases</w:t>
-      </w:r>
-    </w:p>
-    <w:p>
-      <w:r>
-        <w:t>Compare the supplied cases for Tools and APIs. Identify the detail that changes the conclusion.</w:t>
-      </w:r>
-    </w:p>
-    <w:p>
-      <w:pPr>
-        <w:pStyle w:val="Heading3"/>
-      </w:pPr>
-      <w:r>
-        <w:t>The case to investigate</w:t>
-      </w:r>
-    </w:p>
-    <w:p>
-      <w:pPr>
-        <w:spacing w:line="336" w:lineRule="auto" w:after="180"/>
-        <w:shd w:fill="F1F6FC"/>
-      </w:pPr>
-      <w:r>
-        <w:rPr>
-          <w:b w:val="0"/>
-        </w:rPr>
-        <w:t>CASE GALLERY</w:t>
-      </w:r>
-    </w:p>
-    <w:p>
-      <w:pPr>
-        <w:spacing w:line="336" w:lineRule="auto" w:after="180"/>
-      </w:pPr>
-      <w:r>
-        <w:rPr>
-          <w:b w:val="0"/>
-        </w:rPr>
-        <w:t xml:space="preserve">Four Tests, Four Kinds of </w:t>
-      </w:r>
-      <w:r>
-        <w:rPr>
-          <w:b/>
-        </w:rPr>
-        <w:t>Evidence</w:t>
-      </w:r>
-    </w:p>
-    <w:p>
-      <w:pPr>
-        <w:spacing w:line="336" w:lineRule="auto" w:after="180"/>
-      </w:pPr>
-      <w:r>
-        <w:rPr>
-          <w:b w:val="0"/>
-        </w:rPr>
-        <w:t>A system is not understood until it survives more than one comfortable example.</w:t>
+        <w:t>04. Compare valid input with supported operation</w:t>
+      </w:r>
+    </w:p>
+    <w:p>
+      <w:r>
+        <w:t>A valid ID does not permit an extra action.</w:t>
+      </w:r>
+    </w:p>
+    <w:p>
+      <w:pPr>
+        <w:pStyle w:val="Heading2"/>
+      </w:pPr>
+      <w:r>
+        <w:t>Four pictures with a purpose</w:t>
       </w:r>
     </w:p>
     <w:p>
@@ -1260,6 +1489,11 @@
     </w:p>
     <w:p>
       <w:r>
+        <w:t>Normal case: predict the result and deciding evidence.</w:t>
+      </w:r>
+    </w:p>
+    <w:p>
+      <w:r>
         <w:drawing>
           <wp:inline xmlns:a="http://schemas.openxmlformats.org/drawingml/2006/main" xmlns:pic="http://schemas.openxmlformats.org/drawingml/2006/picture">
             <wp:extent cx="5486400" cy="3200400"/>
@@ -1295,47 +1529,8 @@
       </w:r>
     </w:p>
     <w:p>
-      <w:pPr>
-        <w:pStyle w:val="Heading3"/>
-      </w:pPr>
-      <w:r>
-        <w:t>The normal case</w:t>
-      </w:r>
-    </w:p>
-    <w:p>
-      <w:pPr>
-        <w:spacing w:line="336" w:lineRule="auto" w:after="180"/>
-        <w:shd w:fill="F1F6FC"/>
-      </w:pPr>
-      <w:r>
-        <w:rPr>
-          <w:b w:val="0"/>
-        </w:rPr>
-        <w:t xml:space="preserve">NORMAL CASE: predict and name </w:t>
-      </w:r>
-      <w:r>
-        <w:rPr>
-          <w:b/>
-        </w:rPr>
-        <w:t>evidence</w:t>
-      </w:r>
-      <w:r>
-        <w:rPr>
-          <w:b w:val="0"/>
-        </w:rPr>
-        <w:t xml:space="preserve">.     BOUNDARY CASE: predict and name </w:t>
-      </w:r>
-      <w:r>
-        <w:rPr>
-          <w:b/>
-        </w:rPr>
-        <w:t>evidence</w:t>
-      </w:r>
-      <w:r>
-        <w:rPr>
-          <w:b w:val="0"/>
-        </w:rPr>
-        <w:t>.</w:t>
+      <w:r>
+        <w:t>Boundary case: identify the exact limit.</w:t>
       </w:r>
     </w:p>
     <w:p>
@@ -1376,6 +1571,11 @@
     </w:p>
     <w:p>
       <w:r>
+        <w:t>Missing information: name what must be clarified.</w:t>
+      </w:r>
+    </w:p>
+    <w:p>
+      <w:r>
         <w:drawing>
           <wp:inline xmlns:a="http://schemas.openxmlformats.org/drawingml/2006/main" xmlns:pic="http://schemas.openxmlformats.org/drawingml/2006/picture">
             <wp:extent cx="5486400" cy="3200400"/>
@@ -1411,212 +1611,156 @@
       </w:r>
     </w:p>
     <w:p>
+      <w:r>
+        <w:t>Transfer case: explain which procedure still applies.</w:t>
+      </w:r>
+    </w:p>
+    <w:p>
+      <w:pPr>
+        <w:pStyle w:val="Heading2"/>
+      </w:pPr>
+      <w:r>
+        <w:t>Choose a revealing case</w:t>
+      </w:r>
+    </w:p>
+    <w:p>
+      <w:pPr>
+        <w:pStyle w:val="ListBullet"/>
+      </w:pPr>
+      <w:r>
+        <w:t>Which case is most likely to reveal a hidden assumption? Why?</w:t>
+      </w:r>
+    </w:p>
+    <w:p>
       <w:pPr>
         <w:pStyle w:val="Heading3"/>
       </w:pPr>
       <w:r>
-        <w:t>Check missing information</w:t>
+        <w:t>Write or draw your reasoning and evidence.</w:t>
+      </w:r>
+    </w:p>
+    <w:p>
+      <w:r>
+        <w:t>________________________________________________________________</w:t>
+      </w:r>
+    </w:p>
+    <w:p>
+      <w:r>
+        <w:t>________________________________________________________________</w:t>
+      </w:r>
+    </w:p>
+    <w:p>
+      <w:r>
+        <w:t>________________________________________________________________</w:t>
+      </w:r>
+    </w:p>
+    <w:p>
+      <w:r>
+        <w:t>________________________________________________________________</w:t>
+      </w:r>
+    </w:p>
+    <w:p>
+      <w:r>
+        <w:t>________________________________________________________________</w:t>
+      </w:r>
+    </w:p>
+    <w:p>
+      <w:pPr>
+        <w:pStyle w:val="Heading2"/>
+      </w:pPr>
+      <w:r>
+        <w:t>Predict the supplied changed case</w:t>
+      </w:r>
+    </w:p>
+    <w:p>
+      <w:pPr>
+        <w:pStyle w:val="ListBullet"/>
+      </w:pPr>
+      <w:r>
+        <w:t>Change: Add lend: true to the same call.</w:t>
+      </w:r>
+    </w:p>
+    <w:p>
+      <w:pPr>
+        <w:pStyle w:val="Heading2"/>
+      </w:pPr>
+      <w:r>
+        <w:t>Check after predicting · reference / check after trying</w:t>
       </w:r>
     </w:p>
     <w:p>
       <w:pPr>
         <w:spacing w:line="336" w:lineRule="auto" w:after="180"/>
-        <w:shd w:fill="FFF5E6"/>
-      </w:pPr>
+      </w:pPr>
+      <w:r>
+        <w:rPr>
+          <w:b/>
+        </w:rPr>
+        <w:t>Prediction</w:t>
+      </w:r>
       <w:r>
         <w:rPr>
           <w:b w:val="0"/>
         </w:rPr>
-        <w:t xml:space="preserve">MISSING INFORMATION: predict and name </w:t>
+        <w:t>: Reject the call before invoking the tool.</w:t>
+      </w:r>
+    </w:p>
+    <w:p>
+      <w:pPr>
+        <w:spacing w:line="336" w:lineRule="auto" w:after="180"/>
+      </w:pPr>
+      <w:r>
+        <w:rPr>
+          <w:b w:val="0"/>
+        </w:rPr>
+        <w:t>Reason: An extra operation is outside the exact allowed contract, even when book_id is valid.</w:t>
+      </w:r>
+    </w:p>
+    <w:p>
+      <w:pPr>
+        <w:pStyle w:val="Heading2"/>
+      </w:pPr>
+      <w:r>
+        <w:t>Earlier wording, alternatives and picture transcripts · reference / check after trying</w:t>
+      </w:r>
+    </w:p>
+    <w:p>
+      <w:pPr>
+        <w:spacing w:line="336" w:lineRule="auto" w:after="180"/>
+      </w:pPr>
+      <w:r>
+        <w:rPr>
+          <w:b w:val="0"/>
+        </w:rPr>
+        <w:t>CASE GALLERY</w:t>
+      </w:r>
+    </w:p>
+    <w:p>
+      <w:pPr>
+        <w:spacing w:line="336" w:lineRule="auto" w:after="180"/>
+      </w:pPr>
+      <w:r>
+        <w:rPr>
+          <w:b w:val="0"/>
+        </w:rPr>
+        <w:t xml:space="preserve">Four Tests, Four Kinds of </w:t>
       </w:r>
       <w:r>
         <w:rPr>
           <w:b/>
         </w:rPr>
-        <w:t>evidence</w:t>
-      </w:r>
+        <w:t>Evidence</w:t>
+      </w:r>
+    </w:p>
+    <w:p>
+      <w:pPr>
+        <w:spacing w:line="336" w:lineRule="auto" w:after="180"/>
+      </w:pPr>
       <w:r>
         <w:rPr>
           <w:b w:val="0"/>
         </w:rPr>
-        <w:t xml:space="preserve">.     TRANSFER CASE: predict and name </w:t>
-      </w:r>
-      <w:r>
-        <w:rPr>
-          <w:b/>
-        </w:rPr>
-        <w:t>evidence</w:t>
-      </w:r>
-      <w:r>
-        <w:rPr>
-          <w:b w:val="0"/>
-        </w:rPr>
-        <w:t>.</w:t>
-      </w:r>
-    </w:p>
-    <w:p>
-      <w:pPr>
-        <w:spacing w:line="336" w:lineRule="auto" w:after="180"/>
-        <w:shd w:fill="F5F1FB"/>
-      </w:pPr>
-      <w:r>
-        <w:rPr>
-          <w:b w:val="0"/>
-        </w:rPr>
-        <w:t>Which case is most likely to reveal a hidden assumption? Why?</w:t>
-      </w:r>
-    </w:p>
-    <w:p>
-      <w:pPr>
-        <w:pStyle w:val="Heading3"/>
-      </w:pPr>
-      <w:r>
-        <w:t>Write or draw your reasoning and evidence.</w:t>
-      </w:r>
-    </w:p>
-    <w:p>
-      <w:r>
-        <w:t>________________________________________________________________</w:t>
-      </w:r>
-    </w:p>
-    <w:p>
-      <w:r>
-        <w:t>________________________________________________________________</w:t>
-      </w:r>
-    </w:p>
-    <w:p>
-      <w:r>
-        <w:t>________________________________________________________________</w:t>
-      </w:r>
-    </w:p>
-    <w:p>
-      <w:r>
-        <w:t>________________________________________________________________</w:t>
-      </w:r>
-    </w:p>
-    <w:p>
-      <w:r>
-        <w:t>________________________________________________________________</w:t>
-      </w:r>
-    </w:p>
-    <w:p>
-      <w:pPr>
-        <w:pStyle w:val="Heading3"/>
-      </w:pPr>
-      <w:r>
-        <w:t>Change one thing in the pictured case</w:t>
-      </w:r>
-    </w:p>
-    <w:p>
-      <w:pPr>
-        <w:pStyle w:val="Heading3"/>
-      </w:pPr>
-      <w:r>
-        <w:t>Change one thing</w:t>
-      </w:r>
-    </w:p>
-    <w:p>
-      <w:pPr>
-        <w:spacing w:line="336" w:lineRule="auto" w:after="180"/>
-        <w:shd w:fill="F5F1FB"/>
-      </w:pPr>
-      <w:r>
-        <w:rPr>
-          <w:b w:val="0"/>
-        </w:rPr>
-        <w:t>Change: Add lend: true to the same call.</w:t>
-      </w:r>
-    </w:p>
-    <w:p>
-      <w:pPr>
-        <w:pStyle w:val="Heading3"/>
-      </w:pPr>
-      <w:r>
-        <w:t>Predicted result</w:t>
-      </w:r>
-    </w:p>
-    <w:p>
-      <w:pPr>
-        <w:spacing w:line="336" w:lineRule="auto" w:after="180"/>
-        <w:shd w:fill="F1F6FC"/>
-      </w:pPr>
-      <w:r>
-        <w:rPr>
-          <w:b/>
-        </w:rPr>
-        <w:t>Prediction</w:t>
-      </w:r>
-      <w:r>
-        <w:rPr>
-          <w:b w:val="0"/>
-        </w:rPr>
-        <w:t>: Reject the call before invoking the tool.</w:t>
-      </w:r>
-    </w:p>
-    <w:p>
-      <w:pPr>
-        <w:pStyle w:val="Heading3"/>
-      </w:pPr>
-      <w:r>
-        <w:t>Why the result follows</w:t>
-      </w:r>
-    </w:p>
-    <w:p>
-      <w:pPr>
-        <w:spacing w:line="336" w:lineRule="auto" w:after="180"/>
-        <w:shd w:fill="F1F6FC"/>
-      </w:pPr>
-      <w:r>
-        <w:rPr>
-          <w:b w:val="0"/>
-        </w:rPr>
-        <w:t>Reason: An extra operation is outside the exact allowed contract, even when book_id is valid.</w:t>
-      </w:r>
-    </w:p>
-    <w:p>
-      <w:pPr>
-        <w:pStyle w:val="Heading1"/>
-      </w:pPr>
-      <w:r>
-        <w:t>05. Words that unlock the idea</w:t>
-      </w:r>
-    </w:p>
-    <w:p>
-      <w:r>
-        <w:t>Use the vocabulary of Tools and APIs to explain a concrete decision, rather than only memorising definitions.</w:t>
-      </w:r>
-    </w:p>
-    <w:p>
-      <w:pPr>
-        <w:spacing w:line="336" w:lineRule="auto" w:after="180"/>
-      </w:pPr>
-      <w:r>
-        <w:rPr>
-          <w:b/>
-        </w:rPr>
-        <w:t>VOCABULARY LAB</w:t>
-      </w:r>
-    </w:p>
-    <w:p>
-      <w:pPr>
-        <w:spacing w:line="336" w:lineRule="auto" w:after="180"/>
-      </w:pPr>
-      <w:r>
-        <w:rPr>
-          <w:b w:val="0"/>
-        </w:rPr>
-        <w:t>Words You Can Use to Reason</w:t>
-      </w:r>
-    </w:p>
-    <w:p>
-      <w:pPr>
-        <w:spacing w:line="336" w:lineRule="auto" w:after="180"/>
-      </w:pPr>
-      <w:r>
-        <w:rPr>
-          <w:b w:val="0"/>
-        </w:rPr>
-        <w:t>A definition matters when you can recognize the idea, use it, and contrast it with a near-miss.</w:t>
+        <w:t>A system is not understood until it survives more than one comfortable example.</w:t>
       </w:r>
     </w:p>
     <w:p>
@@ -1624,7 +1768,7 @@
         <w:drawing>
           <wp:inline xmlns:a="http://schemas.openxmlformats.org/drawingml/2006/main" xmlns:pic="http://schemas.openxmlformats.org/drawingml/2006/picture">
             <wp:extent cx="5486400" cy="3200400"/>
-            <wp:docPr id="10" name="Picture 10" descr="Vocabulary badge: API"/>
+            <wp:docPr id="10" name="Picture 10" descr="NORMAL CASE illustration"/>
             <wp:cNvGraphicFramePr>
               <a:graphicFrameLocks noChangeAspect="1"/>
             </wp:cNvGraphicFramePr>
@@ -1632,11 +1776,11 @@
               <a:graphicData uri="http://schemas.openxmlformats.org/drawingml/2006/picture">
                 <pic:pic>
                   <pic:nvPicPr>
-                    <pic:cNvPr id="0" name="6881d60a59f52f99c8887da616b07ec70d85437a3c1451ffc88bf1d6180cf3ab.png"/>
+                    <pic:cNvPr id="0" name="baa081bb74d63b3556ecfd5951cdc8779d64ec1813de34614621c4e969a973f1.png"/>
                     <pic:cNvPicPr/>
                   </pic:nvPicPr>
                   <pic:blipFill>
-                    <a:blip r:embed="rId17"/>
+                    <a:blip r:embed="rId13"/>
                     <a:stretch>
                       <a:fillRect/>
                     </a:stretch>
@@ -1660,7 +1804,7 @@
         <w:drawing>
           <wp:inline xmlns:a="http://schemas.openxmlformats.org/drawingml/2006/main" xmlns:pic="http://schemas.openxmlformats.org/drawingml/2006/picture">
             <wp:extent cx="5486400" cy="3200400"/>
-            <wp:docPr id="11" name="Picture 11" descr="Vocabulary badge: tool call"/>
+            <wp:docPr id="11" name="Picture 11" descr="BOUNDARY CASE illustration"/>
             <wp:cNvGraphicFramePr>
               <a:graphicFrameLocks noChangeAspect="1"/>
             </wp:cNvGraphicFramePr>
@@ -1668,11 +1812,11 @@
               <a:graphicData uri="http://schemas.openxmlformats.org/drawingml/2006/picture">
                 <pic:pic>
                   <pic:nvPicPr>
-                    <pic:cNvPr id="0" name="fe3d7278e87ca827ecca82e23476cfcaa9288bc0ec9dcfcfee3abb06a0bca755.png"/>
+                    <pic:cNvPr id="0" name="5e6557194a1470352d07b6a509da5d673d81767981996dd1b685f799a5582b76.png"/>
                     <pic:cNvPicPr/>
                   </pic:nvPicPr>
                   <pic:blipFill>
-                    <a:blip r:embed="rId18"/>
+                    <a:blip r:embed="rId14"/>
                     <a:stretch>
                       <a:fillRect/>
                     </a:stretch>
@@ -1692,11 +1836,46 @@
       </w:r>
     </w:p>
     <w:p>
+      <w:pPr>
+        <w:spacing w:line="336" w:lineRule="auto" w:after="180"/>
+      </w:pPr>
+      <w:r>
+        <w:rPr>
+          <w:b w:val="0"/>
+        </w:rPr>
+        <w:t xml:space="preserve">NORMAL CASE: predict and name </w:t>
+      </w:r>
+      <w:r>
+        <w:rPr>
+          <w:b/>
+        </w:rPr>
+        <w:t>evidence</w:t>
+      </w:r>
+      <w:r>
+        <w:rPr>
+          <w:b w:val="0"/>
+        </w:rPr>
+        <w:t xml:space="preserve">.     BOUNDARY CASE: predict and name </w:t>
+      </w:r>
+      <w:r>
+        <w:rPr>
+          <w:b/>
+        </w:rPr>
+        <w:t>evidence</w:t>
+      </w:r>
+      <w:r>
+        <w:rPr>
+          <w:b w:val="0"/>
+        </w:rPr>
+        <w:t>.</w:t>
+      </w:r>
+    </w:p>
+    <w:p>
       <w:r>
         <w:drawing>
           <wp:inline xmlns:a="http://schemas.openxmlformats.org/drawingml/2006/main" xmlns:pic="http://schemas.openxmlformats.org/drawingml/2006/picture">
             <wp:extent cx="5486400" cy="3200400"/>
-            <wp:docPr id="12" name="Picture 12" descr="Vocabulary badge: argument"/>
+            <wp:docPr id="12" name="Picture 12" descr="MISSING INFORMATION illustration"/>
             <wp:cNvGraphicFramePr>
               <a:graphicFrameLocks noChangeAspect="1"/>
             </wp:cNvGraphicFramePr>
@@ -1704,11 +1883,11 @@
               <a:graphicData uri="http://schemas.openxmlformats.org/drawingml/2006/picture">
                 <pic:pic>
                   <pic:nvPicPr>
-                    <pic:cNvPr id="0" name="7b745c32916d4b56655b4d7509e17fdfc4cb0153febe86dc230c5262661cea36.png"/>
+                    <pic:cNvPr id="0" name="8e1f2e3affdd81449df265675243cda4511c1e88dd8cd9583d4ea42f6083c297.png"/>
                     <pic:cNvPicPr/>
                   </pic:nvPicPr>
                   <pic:blipFill>
-                    <a:blip r:embed="rId19"/>
+                    <a:blip r:embed="rId15"/>
                     <a:stretch>
                       <a:fillRect/>
                     </a:stretch>
@@ -1732,7 +1911,7 @@
         <w:drawing>
           <wp:inline xmlns:a="http://schemas.openxmlformats.org/drawingml/2006/main" xmlns:pic="http://schemas.openxmlformats.org/drawingml/2006/picture">
             <wp:extent cx="5486400" cy="3200400"/>
-            <wp:docPr id="13" name="Picture 13" descr="Vocabulary badge: error response"/>
+            <wp:docPr id="13" name="Picture 13" descr="TRANSFER CASE illustration"/>
             <wp:cNvGraphicFramePr>
               <a:graphicFrameLocks noChangeAspect="1"/>
             </wp:cNvGraphicFramePr>
@@ -1740,11 +1919,11 @@
               <a:graphicData uri="http://schemas.openxmlformats.org/drawingml/2006/picture">
                 <pic:pic>
                   <pic:nvPicPr>
-                    <pic:cNvPr id="0" name="3abb7c654b8ed46e276fa4df772a9baaba83fca918d3a28a3382fb3ed64d96c0.png"/>
+                    <pic:cNvPr id="0" name="a54f0c40e48e47ca92a4c36ebbc98f08b4a78c72cd385d85b0a5a7f07f558757.png"/>
                     <pic:cNvPicPr/>
                   </pic:nvPicPr>
                   <pic:blipFill>
-                    <a:blip r:embed="rId20"/>
+                    <a:blip r:embed="rId16"/>
                     <a:stretch>
                       <a:fillRect/>
                     </a:stretch>
@@ -1763,272 +1942,68 @@
         </w:drawing>
       </w:r>
     </w:p>
-    <w:tbl>
-      <w:tblPr>
-        <w:tblStyle w:val="LightShading-Accent1"/>
-        <w:tblW w:type="auto" w:w="0"/>
-        <w:tblLook w:firstColumn="1" w:firstRow="1" w:lastColumn="0" w:lastRow="0" w:noHBand="0" w:noVBand="1" w:val="04A0"/>
-      </w:tblPr>
-      <w:tblGrid>
-        <w:gridCol w:w="3408"/>
-        <w:gridCol w:w="3408"/>
-        <w:gridCol w:w="3408"/>
-      </w:tblGrid>
-      <w:tr>
-        <w:trPr>
-          <w:tblHeader/>
-        </w:trPr>
-        <w:tc>
-          <w:tcPr>
-            <w:tcW w:type="dxa" w:w="3408"/>
-          </w:tcPr>
-          <w:p>
-            <w:r>
-              <w:t>Word</w:t>
-            </w:r>
-          </w:p>
-        </w:tc>
-        <w:tc>
-          <w:tcPr>
-            <w:tcW w:type="dxa" w:w="3408"/>
-          </w:tcPr>
-          <w:p>
-            <w:r>
-              <w:t>My own example</w:t>
-            </w:r>
-          </w:p>
-        </w:tc>
-        <w:tc>
-          <w:tcPr>
-            <w:tcW w:type="dxa" w:w="3408"/>
-          </w:tcPr>
-          <w:p>
-            <w:r>
-              <w:t>Not this / boundary</w:t>
-            </w:r>
-          </w:p>
-        </w:tc>
-      </w:tr>
-      <w:tr>
-        <w:tc>
-          <w:tcPr>
-            <w:tcW w:type="dxa" w:w="3408"/>
-          </w:tcPr>
-          <w:p>
-            <w:r>
-              <w:t>API</w:t>
-            </w:r>
-          </w:p>
-        </w:tc>
-        <w:tc>
-          <w:tcPr>
-            <w:tcW w:type="dxa" w:w="3408"/>
-          </w:tcPr>
-          <w:p>
-            <w:r>
-              <w:t>An agreed interface through which software requests data or actions from another system.</w:t>
-            </w:r>
-          </w:p>
-        </w:tc>
-        <w:tc>
-          <w:tcPr>
-            <w:tcW w:type="dxa" w:w="3408"/>
-          </w:tcPr>
-          <w:p>
-            <w:r/>
-          </w:p>
-        </w:tc>
-      </w:tr>
-      <w:tr>
-        <w:tc>
-          <w:tcPr>
-            <w:tcW w:type="dxa" w:w="3408"/>
-          </w:tcPr>
-          <w:p>
-            <w:r>
-              <w:t>tool call</w:t>
-            </w:r>
-          </w:p>
-        </w:tc>
-        <w:tc>
-          <w:tcPr>
-            <w:tcW w:type="dxa" w:w="3408"/>
-          </w:tcPr>
-          <w:p>
-            <w:r>
-              <w:t>A structured request to a tool with specified arguments.</w:t>
-            </w:r>
-          </w:p>
-        </w:tc>
-        <w:tc>
-          <w:tcPr>
-            <w:tcW w:type="dxa" w:w="3408"/>
-          </w:tcPr>
-          <w:p>
-            <w:r/>
-          </w:p>
-        </w:tc>
-      </w:tr>
-      <w:tr>
-        <w:tc>
-          <w:tcPr>
-            <w:tcW w:type="dxa" w:w="3408"/>
-          </w:tcPr>
-          <w:p>
-            <w:r>
-              <w:t>argument</w:t>
-            </w:r>
-          </w:p>
-        </w:tc>
-        <w:tc>
-          <w:tcPr>
-            <w:tcW w:type="dxa" w:w="3408"/>
-          </w:tcPr>
-          <w:p>
-            <w:r>
-              <w:t>A value supplied to a function or tool to tell it what to operate on.</w:t>
-            </w:r>
-          </w:p>
-        </w:tc>
-        <w:tc>
-          <w:tcPr>
-            <w:tcW w:type="dxa" w:w="3408"/>
-          </w:tcPr>
-          <w:p>
-            <w:r/>
-          </w:p>
-        </w:tc>
-      </w:tr>
-      <w:tr>
-        <w:tc>
-          <w:tcPr>
-            <w:tcW w:type="dxa" w:w="3408"/>
-          </w:tcPr>
-          <w:p>
-            <w:r>
-              <w:t>error response</w:t>
-            </w:r>
-          </w:p>
-        </w:tc>
-        <w:tc>
-          <w:tcPr>
-            <w:tcW w:type="dxa" w:w="3408"/>
-          </w:tcPr>
-          <w:p>
-            <w:r>
-              <w:t>A message or structured result indicating that a request could not be completed as expected.</w:t>
-            </w:r>
-          </w:p>
-        </w:tc>
-        <w:tc>
-          <w:tcPr>
-            <w:tcW w:type="dxa" w:w="3408"/>
-          </w:tcPr>
-          <w:p>
-            <w:r/>
-          </w:p>
-        </w:tc>
-      </w:tr>
-    </w:tbl>
+    <w:p>
+      <w:pPr>
+        <w:spacing w:line="336" w:lineRule="auto" w:after="180"/>
+      </w:pPr>
+      <w:r>
+        <w:rPr>
+          <w:b w:val="0"/>
+        </w:rPr>
+        <w:t xml:space="preserve">MISSING INFORMATION: predict and name </w:t>
+      </w:r>
+      <w:r>
+        <w:rPr>
+          <w:b/>
+        </w:rPr>
+        <w:t>evidence</w:t>
+      </w:r>
+      <w:r>
+        <w:rPr>
+          <w:b w:val="0"/>
+        </w:rPr>
+        <w:t xml:space="preserve">.     TRANSFER CASE: predict and name </w:t>
+      </w:r>
+      <w:r>
+        <w:rPr>
+          <w:b/>
+        </w:rPr>
+        <w:t>evidence</w:t>
+      </w:r>
+      <w:r>
+        <w:rPr>
+          <w:b w:val="0"/>
+        </w:rPr>
+        <w:t>.</w:t>
+      </w:r>
+    </w:p>
     <w:p>
       <w:pPr>
         <w:pStyle w:val="Heading3"/>
       </w:pPr>
       <w:r>
-        <w:t>Words used in the closer explanation</w:t>
-      </w:r>
-    </w:p>
-    <w:tbl>
-      <w:tblPr>
-        <w:tblStyle w:val="LightShading-Accent1"/>
-        <w:tblW w:type="auto" w:w="0"/>
-        <w:tblLook w:firstColumn="1" w:firstRow="1" w:lastColumn="0" w:lastRow="0" w:noHBand="0" w:noVBand="1" w:val="04A0"/>
-      </w:tblPr>
-      <w:tblGrid>
-        <w:gridCol w:w="5112"/>
-        <w:gridCol w:w="5112"/>
-      </w:tblGrid>
-      <w:tr>
-        <w:trPr>
-          <w:tblHeader/>
-        </w:trPr>
-        <w:tc>
-          <w:tcPr>
-            <w:tcW w:type="dxa" w:w="5112"/>
-          </w:tcPr>
-          <w:p>
-            <w:r>
-              <w:t>Word</w:t>
-            </w:r>
-          </w:p>
-        </w:tc>
-        <w:tc>
-          <w:tcPr>
-            <w:tcW w:type="dxa" w:w="5112"/>
-          </w:tcPr>
-          <w:p>
-            <w:r>
-              <w:t>Meaning</w:t>
-            </w:r>
-          </w:p>
-        </w:tc>
-      </w:tr>
-      <w:tr>
-        <w:tc>
-          <w:tcPr>
-            <w:tcW w:type="dxa" w:w="5112"/>
-          </w:tcPr>
-          <w:p>
-            <w:r>
-              <w:t>API contract</w:t>
-            </w:r>
-          </w:p>
-        </w:tc>
-        <w:tc>
-          <w:tcPr>
-            <w:tcW w:type="dxa" w:w="5112"/>
-          </w:tcPr>
-          <w:p>
-            <w:r>
-              <w:t>Declared input, output and failure rules for an interface</w:t>
-            </w:r>
-          </w:p>
-        </w:tc>
-      </w:tr>
-      <w:tr>
-        <w:tc>
-          <w:tcPr>
-            <w:tcW w:type="dxa" w:w="5112"/>
-          </w:tcPr>
-          <w:p>
-            <w:r>
-              <w:t>Not found</w:t>
-            </w:r>
-          </w:p>
-        </w:tc>
-        <w:tc>
-          <w:tcPr>
-            <w:tcW w:type="dxa" w:w="5112"/>
-          </w:tcPr>
-          <w:p>
-            <w:r>
-              <w:t>An explicit absence result rather than a fabricated value</w:t>
-            </w:r>
-          </w:p>
-        </w:tc>
-      </w:tr>
-    </w:tbl>
+        <w:t>Change one thing in the pictured case</w:t>
+      </w:r>
+    </w:p>
     <w:p>
       <w:pPr>
         <w:pStyle w:val="Heading1"/>
       </w:pPr>
       <w:r>
-        <w:t>06. Follow a worked example</w:t>
-      </w:r>
-    </w:p>
-    <w:p>
-      <w:r>
-        <w:t>Follow the worked trace for Tools and APIs, predict a step, then compare with its explanation.</w:t>
+        <w:t>06. Trace the book request up to the operation boundary</w:t>
+      </w:r>
+    </w:p>
+    <w:p>
+      <w:r>
+        <w:t>Do not invent a successful result from a valid request.</w:t>
+      </w:r>
+    </w:p>
+    <w:p>
+      <w:pPr>
+        <w:pStyle w:val="Heading2"/>
+      </w:pPr>
+      <w:r>
+        <w:t>Read the book schema, IDs and scope</w:t>
       </w:r>
     </w:p>
     <w:p>
@@ -2037,15 +2012,43 @@
       </w:pPr>
       <w:r>
         <w:rPr>
+          <w:b w:val="0"/>
+        </w:rPr>
+        <w:t>Check a library lookup call before it reaches a tool.</w:t>
+      </w:r>
+    </w:p>
+    <w:p>
+      <w:pPr>
+        <w:spacing w:line="336" w:lineRule="auto" w:after="180"/>
+      </w:pPr>
+      <w:r>
+        <w:rPr>
+          <w:b w:val="0"/>
+        </w:rPr>
+        <w:t>lookup_book accepts exactly one field: book_id, a string. Registry IDs are C7 and M2. The proposed call is {book_id: C7}.</w:t>
+      </w:r>
+    </w:p>
+    <w:p>
+      <w:pPr>
+        <w:spacing w:line="336" w:lineRule="auto" w:after="180"/>
+      </w:pPr>
+      <w:r>
+        <w:rPr>
+          <w:b w:val="0"/>
+        </w:rPr>
+        <w:t xml:space="preserve">All </w:t>
+      </w:r>
+      <w:r>
+        <w:rPr>
           <w:b/>
         </w:rPr>
-        <w:t xml:space="preserve">WORKED </w:t>
-      </w:r>
-      <w:r>
-        <w:rPr>
-          <w:b/>
-        </w:rPr>
-        <w:t>EVIDENCE</w:t>
+        <w:t>input</w:t>
+      </w:r>
+      <w:r>
+        <w:rPr>
+          <w:b w:val="0"/>
+        </w:rPr>
+        <w:t>s and outcomes in this worked example are invented classroom data; no real model run is claimed.</w:t>
       </w:r>
     </w:p>
     <w:p>
@@ -2056,7 +2059,7 @@
         <w:rPr>
           <w:b w:val="0"/>
         </w:rPr>
-        <w:t>Reason Step by Step</w:t>
+        <w:t>The separate lookup_book example is a membership-and-operation trace: supplied authorised registry IDs are C7 and M2, and the one allowed input field is book_id as text. The pictured call uses C7. No book-content record or actual response is supplied, so this trace establishes an eligible read-only request, not a completed lookup result. The room tool’s capacity fields do not belong to the book schema.</w:t>
       </w:r>
     </w:p>
     <w:p>
@@ -2067,27 +2070,23 @@
         <w:rPr>
           <w:b w:val="0"/>
         </w:rPr>
-        <w:t xml:space="preserve">Predict first. Then check each step. A correct answer without visible reasoning is incomplete </w:t>
-      </w:r>
-      <w:r>
-        <w:rPr>
-          <w:b/>
-        </w:rPr>
-        <w:t>evidence</w:t>
-      </w:r>
-      <w:r>
-        <w:rPr>
-          <w:b w:val="0"/>
-        </w:rPr>
-        <w:t>.</w:t>
+        <w:t>Object notations in these diagrams are classroom shorthand; exact JSON syntax is introduced next week.</w:t>
+      </w:r>
+    </w:p>
+    <w:p>
+      <w:pPr>
+        <w:pStyle w:val="Heading2"/>
+      </w:pPr>
+      <w:r>
+        <w:t>Trace shape, eligibility and read-only operation</w:t>
       </w:r>
     </w:p>
     <w:p>
       <w:r>
         <w:drawing>
           <wp:inline xmlns:a="http://schemas.openxmlformats.org/drawingml/2006/main" xmlns:pic="http://schemas.openxmlformats.org/drawingml/2006/picture">
-            <wp:extent cx="5486400" cy="2377440"/>
-            <wp:docPr id="14" name="Picture 14" descr="Worked evidence for Tools and APIs"/>
+            <wp:extent cx="5486400" cy="3182112"/>
+            <wp:docPr id="14" name="Picture 14" descr="Check shape: Exactly book_id is supplied, and C7 is text. → Check membership: C7 occurs in the authorised registry. → Read only: Run the lookup. This tool contract contains no lending or deletion operation."/>
             <wp:cNvGraphicFramePr>
               <a:graphicFrameLocks noChangeAspect="1"/>
             </wp:cNvGraphicFramePr>
@@ -2095,11 +2094,11 @@
               <a:graphicData uri="http://schemas.openxmlformats.org/drawingml/2006/picture">
                 <pic:pic>
                   <pic:nvPicPr>
-                    <pic:cNvPr id="0" name="7ac3eb2cb5c8c837549b28aaedf3ed1a6eeab56b0c2f15cf663ffcc21dac3f35.png"/>
+                    <pic:cNvPr id="0" name="academy-story-ai-3-21-02.png"/>
                     <pic:cNvPicPr/>
                   </pic:nvPicPr>
                   <pic:blipFill>
-                    <a:blip r:embed="rId21"/>
+                    <a:blip r:embed="rId17"/>
                     <a:stretch>
                       <a:fillRect/>
                     </a:stretch>
@@ -2107,391 +2106,7 @@
                   <pic:spPr>
                     <a:xfrm>
                       <a:off x="0" y="0"/>
-                      <a:ext cx="5486400" cy="2377440"/>
-                    </a:xfrm>
-                    <a:prstGeom prst="rect"/>
-                  </pic:spPr>
-                </pic:pic>
-              </a:graphicData>
-            </a:graphic>
-          </wp:inline>
-        </w:drawing>
-      </w:r>
-    </w:p>
-    <w:p>
-      <w:pPr>
-        <w:spacing w:line="336" w:lineRule="auto" w:after="180"/>
-        <w:shd w:fill="F4F9FC"/>
-      </w:pPr>
-      <w:r>
-        <w:rPr>
-          <w:b w:val="0"/>
-        </w:rPr>
-        <w:t>1. Tool schema requires operation and two numbers.</w:t>
-      </w:r>
-    </w:p>
-    <w:p>
-      <w:pPr>
-        <w:spacing w:line="336" w:lineRule="auto" w:after="180"/>
-        <w:shd w:fill="F4F9FC"/>
-      </w:pPr>
-      <w:r>
-        <w:rPr>
-          <w:b w:val="0"/>
-        </w:rPr>
-        <w:t>2. Request sends operation=divide, a=18, b=24.</w:t>
-      </w:r>
-    </w:p>
-    <w:p>
-      <w:pPr>
-        <w:spacing w:line="336" w:lineRule="auto" w:after="180"/>
-        <w:shd w:fill="F4F9FC"/>
-      </w:pPr>
-      <w:r>
-        <w:rPr>
-          <w:b w:val="0"/>
-        </w:rPr>
-        <w:t>3. Tool returns result=0.75; product formats 75%.</w:t>
-      </w:r>
-    </w:p>
-    <w:p>
-      <w:pPr>
-        <w:spacing w:line="336" w:lineRule="auto" w:after="180"/>
-        <w:shd w:fill="F4F9FC"/>
-      </w:pPr>
-      <w:r>
-        <w:rPr>
-          <w:b w:val="0"/>
-        </w:rPr>
-        <w:t xml:space="preserve">4. Timeout or invalid </w:t>
-      </w:r>
-      <w:r>
-        <w:rPr>
-          <w:b/>
-        </w:rPr>
-        <w:t>input</w:t>
-      </w:r>
-      <w:r>
-        <w:rPr>
-          <w:b w:val="0"/>
-        </w:rPr>
-        <w:t xml:space="preserve"> must trigger retry, repair, or safe explanation—not invented data.</w:t>
-      </w:r>
-    </w:p>
-    <w:p>
-      <w:pPr>
-        <w:spacing w:line="336" w:lineRule="auto" w:after="180"/>
-      </w:pPr>
-      <w:r>
-        <w:rPr>
-          <w:b w:val="0"/>
-        </w:rPr>
-        <w:t>Recalculate, retrace, or restate the reasoning in your own representation:</w:t>
-      </w:r>
-    </w:p>
-    <w:p>
-      <w:pPr>
-        <w:pStyle w:val="Heading3"/>
-      </w:pPr>
-      <w:r>
-        <w:t>Write or draw your reasoning and evidence.</w:t>
-      </w:r>
-    </w:p>
-    <w:p>
-      <w:r>
-        <w:t>________________________________________________________________</w:t>
-      </w:r>
-    </w:p>
-    <w:p>
-      <w:r>
-        <w:t>________________________________________________________________</w:t>
-      </w:r>
-    </w:p>
-    <w:p>
-      <w:r>
-        <w:t>________________________________________________________________</w:t>
-      </w:r>
-    </w:p>
-    <w:p>
-      <w:r>
-        <w:t>________________________________________________________________</w:t>
-      </w:r>
-    </w:p>
-    <w:p>
-      <w:r>
-        <w:t>________________________________________________________________</w:t>
-      </w:r>
-    </w:p>
-    <w:p>
-      <w:pPr>
-        <w:spacing w:line="336" w:lineRule="auto" w:after="180"/>
-        <w:shd w:fill="F5F1FB"/>
-      </w:pPr>
-      <w:r>
-        <w:rPr>
-          <w:b w:val="0"/>
-        </w:rPr>
-        <w:t xml:space="preserve">CHECK  Did the </w:t>
-      </w:r>
-      <w:r>
-        <w:rPr>
-          <w:b/>
-        </w:rPr>
-        <w:t>evidence</w:t>
-      </w:r>
-      <w:r>
-        <w:rPr>
-          <w:b w:val="0"/>
-        </w:rPr>
-        <w:t xml:space="preserve"> answer the exact question? Did the total, path, or source record stay consistent?</w:t>
-      </w:r>
-    </w:p>
-    <w:p>
-      <w:pPr>
-        <w:pStyle w:val="Heading3"/>
-      </w:pPr>
-      <w:r>
-        <w:t>A closer explanation</w:t>
-      </w:r>
-    </w:p>
-    <w:p>
-      <w:pPr>
-        <w:spacing w:line="336" w:lineRule="auto" w:after="180"/>
-      </w:pPr>
-      <w:r>
-        <w:rPr>
-          <w:b w:val="0"/>
-        </w:rPr>
-        <w:t xml:space="preserve">Proposed call lookup_room has room_id=B and extra </w:t>
-      </w:r>
-      <w:r>
-        <w:rPr>
-          <w:b/>
-        </w:rPr>
-        <w:t>argument</w:t>
-      </w:r>
-      <w:r>
-        <w:rPr>
-          <w:b w:val="0"/>
-        </w:rPr>
-        <w:t xml:space="preserve"> book=true.</w:t>
-      </w:r>
-    </w:p>
-    <w:p>
-      <w:pPr>
-        <w:spacing w:line="336" w:lineRule="auto" w:after="180"/>
-      </w:pPr>
-      <w:r>
-        <w:rPr>
-          <w:b w:val="0"/>
-        </w:rPr>
-        <w:t xml:space="preserve">Reject the extra field under the closed </w:t>
-      </w:r>
-      <w:r>
-        <w:rPr>
-          <w:b/>
-        </w:rPr>
-        <w:t>input</w:t>
-      </w:r>
-      <w:r>
-        <w:rPr>
-          <w:b w:val="0"/>
-        </w:rPr>
-        <w:t xml:space="preserve"> contract. The lookup tool provides no booking authority even if the requested room exists.</w:t>
-      </w:r>
-    </w:p>
-    <w:p>
-      <w:pPr>
-        <w:pStyle w:val="Heading3"/>
-      </w:pPr>
-      <w:r>
-        <w:t>Worked explanation · Tools and APIs</w:t>
-      </w:r>
-    </w:p>
-    <w:p>
-      <w:pPr>
-        <w:spacing w:line="336" w:lineRule="auto" w:after="180"/>
-        <w:shd w:fill="F1F6FC"/>
-      </w:pPr>
-      <w:r>
-        <w:rPr>
-          <w:b w:val="0"/>
-        </w:rPr>
-        <w:t xml:space="preserve">Compare the intermediate </w:t>
-      </w:r>
-      <w:r>
-        <w:rPr>
-          <w:b/>
-        </w:rPr>
-        <w:t>evidence</w:t>
-      </w:r>
-      <w:r>
-        <w:rPr>
-          <w:b w:val="0"/>
-        </w:rPr>
-        <w:t xml:space="preserve"> with the final statement. Explain why each number or decision follows from the stated </w:t>
-      </w:r>
-      <w:r>
-        <w:rPr>
-          <w:b/>
-        </w:rPr>
-        <w:t>input</w:t>
-      </w:r>
-      <w:r>
-        <w:rPr>
-          <w:b w:val="0"/>
-        </w:rPr>
-        <w:t>s.</w:t>
-      </w:r>
-    </w:p>
-    <w:p>
-      <w:pPr>
-        <w:spacing w:line="336" w:lineRule="auto" w:after="180"/>
-        <w:shd w:fill="F1F6FC"/>
-      </w:pPr>
-      <w:r>
-        <w:rPr>
-          <w:b w:val="0"/>
-        </w:rPr>
-        <w:t xml:space="preserve">The conclusion belongs to this scenario and procedure; changing the </w:t>
-      </w:r>
-      <w:r>
-        <w:rPr>
-          <w:b/>
-        </w:rPr>
-        <w:t>input</w:t>
-      </w:r>
-      <w:r>
-        <w:rPr>
-          <w:b w:val="0"/>
-        </w:rPr>
-        <w:t>s, evaluation population or authority can change what it establishes. Retain the raw record so a later revision can be compared honestly.</w:t>
-      </w:r>
-    </w:p>
-    <w:p>
-      <w:pPr>
-        <w:pStyle w:val="Heading3"/>
-      </w:pPr>
-      <w:r>
-        <w:t>Learn from the worked case</w:t>
-      </w:r>
-    </w:p>
-    <w:p>
-      <w:pPr>
-        <w:spacing w:line="336" w:lineRule="auto" w:after="180"/>
-      </w:pPr>
-      <w:r>
-        <w:rPr>
-          <w:b w:val="0"/>
-        </w:rPr>
-        <w:t>Cover the result before checking it. Say what is given, choose the procedure, and follow one step at a time. Then uncover the result and explain your first mismatch. Ask why a step is allowed, not only what number it produces.</w:t>
-      </w:r>
-    </w:p>
-    <w:p>
-      <w:pPr>
-        <w:pStyle w:val="Heading3"/>
-      </w:pPr>
-      <w:r>
-        <w:t>A pictorial worked case: Tools and APIs</w:t>
-      </w:r>
-    </w:p>
-    <w:p>
-      <w:pPr>
-        <w:spacing w:line="336" w:lineRule="auto" w:after="180"/>
-      </w:pPr>
-      <w:r>
-        <w:rPr>
-          <w:b w:val="0"/>
-        </w:rPr>
-        <w:t>Check a library lookup call before it reaches a tool.</w:t>
-      </w:r>
-    </w:p>
-    <w:p>
-      <w:pPr>
-        <w:pStyle w:val="Heading3"/>
-      </w:pPr>
-      <w:r>
-        <w:t>The facts we will use</w:t>
-      </w:r>
-    </w:p>
-    <w:p>
-      <w:pPr>
-        <w:pStyle w:val="Heading3"/>
-      </w:pPr>
-      <w:r>
-        <w:t>Supplied facts</w:t>
-      </w:r>
-    </w:p>
-    <w:p>
-      <w:pPr>
-        <w:spacing w:line="336" w:lineRule="auto" w:after="180"/>
-        <w:shd w:fill="F1F6FC"/>
-      </w:pPr>
-      <w:r>
-        <w:rPr>
-          <w:b w:val="0"/>
-        </w:rPr>
-        <w:t>lookup_book accepts exactly one field: book_id, a string. Registry IDs are C7 and M2. The proposed call is {book_id: C7}.</w:t>
-      </w:r>
-    </w:p>
-    <w:p>
-      <w:pPr>
-        <w:pStyle w:val="Heading3"/>
-      </w:pPr>
-      <w:r>
-        <w:t>Supplied facts</w:t>
-      </w:r>
-    </w:p>
-    <w:p>
-      <w:pPr>
-        <w:spacing w:line="336" w:lineRule="auto" w:after="180"/>
-        <w:shd w:fill="F1F6FC"/>
-      </w:pPr>
-      <w:r>
-        <w:rPr>
-          <w:b w:val="0"/>
-        </w:rPr>
-        <w:t xml:space="preserve">All </w:t>
-      </w:r>
-      <w:r>
-        <w:rPr>
-          <w:b/>
-        </w:rPr>
-        <w:t>input</w:t>
-      </w:r>
-      <w:r>
-        <w:rPr>
-          <w:b w:val="0"/>
-        </w:rPr>
-        <w:t>s and outcomes in this worked example are invented classroom data; no real model run is claimed.</w:t>
-      </w:r>
-    </w:p>
-    <w:p>
-      <w:r>
-        <w:drawing>
-          <wp:inline xmlns:a="http://schemas.openxmlformats.org/drawingml/2006/main" xmlns:pic="http://schemas.openxmlformats.org/drawingml/2006/picture">
-            <wp:extent cx="5486400" cy="5185229"/>
-            <wp:docPr id="15" name="Picture 15" descr="Tools and APIs. Check shape: Exactly book_id is supplied, and C7 is text.. Check membership: C7 occurs in the authorised registry.. Read only: Run the lookup. This tool contract contains no lending or deletion operation."/>
-            <wp:cNvGraphicFramePr>
-              <a:graphicFrameLocks noChangeAspect="1"/>
-            </wp:cNvGraphicFramePr>
-            <a:graphic>
-              <a:graphicData uri="http://schemas.openxmlformats.org/drawingml/2006/picture">
-                <pic:pic>
-                  <pic:nvPicPr>
-                    <pic:cNvPr id="0" name="academy-visual-ai-3-21.png"/>
-                    <pic:cNvPicPr/>
-                  </pic:nvPicPr>
-                  <pic:blipFill>
-                    <a:blip r:embed="rId22"/>
-                    <a:stretch>
-                      <a:fillRect/>
-                    </a:stretch>
-                  </pic:blipFill>
-                  <pic:spPr>
-                    <a:xfrm>
-                      <a:off x="0" y="0"/>
-                      <a:ext cx="5486400" cy="5185229"/>
+                      <a:ext cx="5486400" cy="3182112"/>
                     </a:xfrm>
                     <a:prstGeom prst="rect"/>
                   </pic:spPr>
@@ -2619,9 +2234,536 @@
     </w:p>
     <w:p>
       <w:pPr>
+        <w:spacing w:line="336" w:lineRule="auto" w:after="180"/>
+      </w:pPr>
+      <w:r>
+        <w:rPr>
+          <w:b w:val="0"/>
+        </w:rPr>
+        <w:t xml:space="preserve">Read the picture in order. Run the lookup. This tool contract contains no lending or deletion operation. The arrows show which recorded </w:t>
+      </w:r>
+      <w:r>
+        <w:rPr>
+          <w:b/>
+        </w:rPr>
+        <w:t>input</w:t>
+      </w:r>
+      <w:r>
+        <w:rPr>
+          <w:b w:val="0"/>
+        </w:rPr>
+        <w:t xml:space="preserve"> or intermediate result each decision uses.</w:t>
+      </w:r>
+    </w:p>
+    <w:p>
+      <w:pPr>
+        <w:spacing w:line="336" w:lineRule="auto" w:after="180"/>
+      </w:pPr>
+      <w:r>
+        <w:rPr>
+          <w:b w:val="0"/>
+        </w:rPr>
+        <w:t>Explain the deciding step aloud before checking the changed case; pointing to the final answer alone does not show how it follows.</w:t>
+      </w:r>
+    </w:p>
+    <w:p>
+      <w:pPr>
+        <w:pStyle w:val="Heading2"/>
+      </w:pPr>
+      <w:r>
+        <w:t>Predict the extra lend field</w:t>
+      </w:r>
+    </w:p>
+    <w:p>
+      <w:pPr>
+        <w:pStyle w:val="ListBullet"/>
+      </w:pPr>
+      <w:r>
+        <w:t>Change one thing: Add lend: true to the same call. Predict the result before checking the explanation. What remains the same?</w:t>
+      </w:r>
+    </w:p>
+    <w:p>
+      <w:pPr>
+        <w:pStyle w:val="Heading2"/>
+      </w:pPr>
+      <w:r>
+        <w:t>Check after predicting · reference / check after trying</w:t>
+      </w:r>
+    </w:p>
+    <w:p>
+      <w:r>
+        <w:drawing>
+          <wp:inline xmlns:a="http://schemas.openxmlformats.org/drawingml/2006/main" xmlns:pic="http://schemas.openxmlformats.org/drawingml/2006/picture">
+            <wp:extent cx="5486400" cy="3026664"/>
+            <wp:docPr id="15" name="Picture 15" descr="Original case: Run the lookup. This tool contract contains no lending or deletion operation. Changed condition: Add lend: true to the same call. Expected result: Reject the call before invoking the tool. Reason: An extra operation is outside the exact allowed contract, even when book_id is valid."/>
+            <wp:cNvGraphicFramePr>
+              <a:graphicFrameLocks noChangeAspect="1"/>
+            </wp:cNvGraphicFramePr>
+            <a:graphic>
+              <a:graphicData uri="http://schemas.openxmlformats.org/drawingml/2006/picture">
+                <pic:pic>
+                  <pic:nvPicPr>
+                    <pic:cNvPr id="0" name="academy-story-ai-3-21-04.png"/>
+                    <pic:cNvPicPr/>
+                  </pic:nvPicPr>
+                  <pic:blipFill>
+                    <a:blip r:embed="rId18"/>
+                    <a:stretch>
+                      <a:fillRect/>
+                    </a:stretch>
+                  </pic:blipFill>
+                  <pic:spPr>
+                    <a:xfrm>
+                      <a:off x="0" y="0"/>
+                      <a:ext cx="5486400" cy="3026664"/>
+                    </a:xfrm>
+                    <a:prstGeom prst="rect"/>
+                  </pic:spPr>
+                </pic:pic>
+              </a:graphicData>
+            </a:graphic>
+          </wp:inline>
+        </w:drawing>
+      </w:r>
+    </w:p>
+    <w:p>
+      <w:pPr>
+        <w:pStyle w:val="Heading2"/>
+      </w:pPr>
+      <w:r>
+        <w:t>Name response and access limits</w:t>
+      </w:r>
+    </w:p>
+    <w:p>
+      <w:pPr>
+        <w:pStyle w:val="ListBullet"/>
+      </w:pPr>
+      <w:r>
+        <w:t>A valid tool call can still return unavailable or outdated records. Validate the response and access rights separately.</w:t>
+      </w:r>
+    </w:p>
+    <w:p>
+      <w:pPr>
+        <w:pStyle w:val="ListBullet"/>
+      </w:pPr>
+      <w:r>
+        <w:t>Read the labelled picture: Does a valid C7 ID permit the extra lending action? Point to the relevant step in the picture, then write the changed result and the rule or evidence that supports it.</w:t>
+      </w:r>
+    </w:p>
+    <w:p>
+      <w:pPr>
+        <w:pStyle w:val="Heading2"/>
+      </w:pPr>
+      <w:r>
+        <w:t>Separate practice · Extra book argument to room lookup · reference / check after trying</w:t>
+      </w:r>
+    </w:p>
+    <w:p>
+      <w:pPr>
+        <w:spacing w:line="336" w:lineRule="auto" w:after="180"/>
+      </w:pPr>
+      <w:r>
+        <w:rPr>
+          <w:b w:val="0"/>
+        </w:rPr>
+        <w:t xml:space="preserve">Proposed call lookup_room has room_id=B and extra </w:t>
+      </w:r>
+      <w:r>
+        <w:rPr>
+          <w:b/>
+        </w:rPr>
+        <w:t>argument</w:t>
+      </w:r>
+      <w:r>
+        <w:rPr>
+          <w:b w:val="0"/>
+        </w:rPr>
+        <w:t xml:space="preserve"> book=true.</w:t>
+      </w:r>
+    </w:p>
+    <w:p>
+      <w:pPr>
+        <w:spacing w:line="336" w:lineRule="auto" w:after="180"/>
+      </w:pPr>
+      <w:r>
+        <w:rPr>
+          <w:b w:val="0"/>
+        </w:rPr>
+        <w:t xml:space="preserve">Reject the extra field under the closed </w:t>
+      </w:r>
+      <w:r>
+        <w:rPr>
+          <w:b/>
+        </w:rPr>
+        <w:t>input</w:t>
+      </w:r>
+      <w:r>
+        <w:rPr>
+          <w:b w:val="0"/>
+        </w:rPr>
+        <w:t xml:space="preserve"> contract. The lookup tool provides no booking authority even if the requested room exists.</w:t>
+      </w:r>
+    </w:p>
+    <w:p>
+      <w:pPr>
+        <w:pStyle w:val="Heading2"/>
+      </w:pPr>
+      <w:r>
+        <w:t>Earlier wording, alternatives and picture transcripts · reference / check after trying</w:t>
+      </w:r>
+    </w:p>
+    <w:p>
+      <w:pPr>
+        <w:spacing w:line="336" w:lineRule="auto" w:after="180"/>
+      </w:pPr>
+      <w:r>
+        <w:rPr>
+          <w:b w:val="0"/>
+        </w:rPr>
+        <w:t xml:space="preserve">WORKED </w:t>
+      </w:r>
+      <w:r>
+        <w:rPr>
+          <w:b/>
+        </w:rPr>
+        <w:t>EVIDENCE</w:t>
+      </w:r>
+    </w:p>
+    <w:p>
+      <w:pPr>
+        <w:spacing w:line="336" w:lineRule="auto" w:after="180"/>
+      </w:pPr>
+      <w:r>
+        <w:rPr>
+          <w:b w:val="0"/>
+        </w:rPr>
+        <w:t>Reason Step by Step</w:t>
+      </w:r>
+    </w:p>
+    <w:p>
+      <w:pPr>
+        <w:spacing w:line="336" w:lineRule="auto" w:after="180"/>
+      </w:pPr>
+      <w:r>
+        <w:rPr>
+          <w:b w:val="0"/>
+        </w:rPr>
+        <w:t xml:space="preserve">Predict first. Then check each step. A correct answer without visible reasoning is incomplete </w:t>
+      </w:r>
+      <w:r>
+        <w:rPr>
+          <w:b/>
+        </w:rPr>
+        <w:t>evidence</w:t>
+      </w:r>
+      <w:r>
+        <w:rPr>
+          <w:b w:val="0"/>
+        </w:rPr>
+        <w:t>.</w:t>
+      </w:r>
+    </w:p>
+    <w:p>
+      <w:r>
+        <w:drawing>
+          <wp:inline xmlns:a="http://schemas.openxmlformats.org/drawingml/2006/main" xmlns:pic="http://schemas.openxmlformats.org/drawingml/2006/picture">
+            <wp:extent cx="5486400" cy="2377440"/>
+            <wp:docPr id="16" name="Picture 16" descr="Worked evidence for Tools and APIs"/>
+            <wp:cNvGraphicFramePr>
+              <a:graphicFrameLocks noChangeAspect="1"/>
+            </wp:cNvGraphicFramePr>
+            <a:graphic>
+              <a:graphicData uri="http://schemas.openxmlformats.org/drawingml/2006/picture">
+                <pic:pic>
+                  <pic:nvPicPr>
+                    <pic:cNvPr id="0" name="7ac3eb2cb5c8c837549b28aaedf3ed1a6eeab56b0c2f15cf663ffcc21dac3f35.png"/>
+                    <pic:cNvPicPr/>
+                  </pic:nvPicPr>
+                  <pic:blipFill>
+                    <a:blip r:embed="rId19"/>
+                    <a:stretch>
+                      <a:fillRect/>
+                    </a:stretch>
+                  </pic:blipFill>
+                  <pic:spPr>
+                    <a:xfrm>
+                      <a:off x="0" y="0"/>
+                      <a:ext cx="5486400" cy="2377440"/>
+                    </a:xfrm>
+                    <a:prstGeom prst="rect"/>
+                  </pic:spPr>
+                </pic:pic>
+              </a:graphicData>
+            </a:graphic>
+          </wp:inline>
+        </w:drawing>
+      </w:r>
+    </w:p>
+    <w:p>
+      <w:pPr>
+        <w:spacing w:line="336" w:lineRule="auto" w:after="180"/>
+      </w:pPr>
+      <w:r>
+        <w:rPr>
+          <w:b w:val="0"/>
+        </w:rPr>
+        <w:t>1. Tool schema requires operation and two numbers.</w:t>
+      </w:r>
+    </w:p>
+    <w:p>
+      <w:pPr>
+        <w:spacing w:line="336" w:lineRule="auto" w:after="180"/>
+      </w:pPr>
+      <w:r>
+        <w:rPr>
+          <w:b w:val="0"/>
+        </w:rPr>
+        <w:t>2. Request sends operation=divide, a=18, b=24.</w:t>
+      </w:r>
+    </w:p>
+    <w:p>
+      <w:pPr>
+        <w:spacing w:line="336" w:lineRule="auto" w:after="180"/>
+      </w:pPr>
+      <w:r>
+        <w:rPr>
+          <w:b w:val="0"/>
+        </w:rPr>
+        <w:t>3. Tool returns result=0.75; product formats 75%.</w:t>
+      </w:r>
+    </w:p>
+    <w:p>
+      <w:pPr>
+        <w:spacing w:line="336" w:lineRule="auto" w:after="180"/>
+      </w:pPr>
+      <w:r>
+        <w:rPr>
+          <w:b w:val="0"/>
+        </w:rPr>
+        <w:t xml:space="preserve">4. Timeout or invalid </w:t>
+      </w:r>
+      <w:r>
+        <w:rPr>
+          <w:b/>
+        </w:rPr>
+        <w:t>input</w:t>
+      </w:r>
+      <w:r>
+        <w:rPr>
+          <w:b w:val="0"/>
+        </w:rPr>
+        <w:t xml:space="preserve"> must trigger retry, repair, or safe explanation—not invented data.</w:t>
+      </w:r>
+    </w:p>
+    <w:p>
+      <w:pPr>
+        <w:spacing w:line="336" w:lineRule="auto" w:after="180"/>
+      </w:pPr>
+      <w:r>
+        <w:rPr>
+          <w:b w:val="0"/>
+        </w:rPr>
+        <w:t>Recalculate, retrace, or restate the reasoning in your own representation:</w:t>
+      </w:r>
+    </w:p>
+    <w:p>
+      <w:pPr>
         <w:pStyle w:val="Heading3"/>
       </w:pPr>
       <w:r>
+        <w:t>Write or draw your reasoning and evidence.</w:t>
+      </w:r>
+    </w:p>
+    <w:p>
+      <w:r>
+        <w:t>________________________________________________________________</w:t>
+      </w:r>
+    </w:p>
+    <w:p>
+      <w:r>
+        <w:t>________________________________________________________________</w:t>
+      </w:r>
+    </w:p>
+    <w:p>
+      <w:r>
+        <w:t>________________________________________________________________</w:t>
+      </w:r>
+    </w:p>
+    <w:p>
+      <w:r>
+        <w:t>________________________________________________________________</w:t>
+      </w:r>
+    </w:p>
+    <w:p>
+      <w:r>
+        <w:t>________________________________________________________________</w:t>
+      </w:r>
+    </w:p>
+    <w:p>
+      <w:pPr>
+        <w:spacing w:line="336" w:lineRule="auto" w:after="180"/>
+      </w:pPr>
+      <w:r>
+        <w:rPr>
+          <w:b w:val="0"/>
+        </w:rPr>
+        <w:t xml:space="preserve">CHECK  Did the </w:t>
+      </w:r>
+      <w:r>
+        <w:rPr>
+          <w:b/>
+        </w:rPr>
+        <w:t>evidence</w:t>
+      </w:r>
+      <w:r>
+        <w:rPr>
+          <w:b w:val="0"/>
+        </w:rPr>
+        <w:t xml:space="preserve"> answer the exact question? Did the total, path, or source record stay consistent?</w:t>
+      </w:r>
+    </w:p>
+    <w:p>
+      <w:pPr>
+        <w:pStyle w:val="Heading3"/>
+      </w:pPr>
+      <w:r>
+        <w:t>A closer explanation</w:t>
+      </w:r>
+    </w:p>
+    <w:p>
+      <w:pPr>
+        <w:spacing w:line="336" w:lineRule="auto" w:after="180"/>
+      </w:pPr>
+      <w:r>
+        <w:rPr>
+          <w:b w:val="0"/>
+        </w:rPr>
+        <w:t xml:space="preserve">Compare the intermediate </w:t>
+      </w:r>
+      <w:r>
+        <w:rPr>
+          <w:b/>
+        </w:rPr>
+        <w:t>evidence</w:t>
+      </w:r>
+      <w:r>
+        <w:rPr>
+          <w:b w:val="0"/>
+        </w:rPr>
+        <w:t xml:space="preserve"> with the final statement. Explain why each number or decision follows from the stated </w:t>
+      </w:r>
+      <w:r>
+        <w:rPr>
+          <w:b/>
+        </w:rPr>
+        <w:t>input</w:t>
+      </w:r>
+      <w:r>
+        <w:rPr>
+          <w:b w:val="0"/>
+        </w:rPr>
+        <w:t>s.</w:t>
+      </w:r>
+    </w:p>
+    <w:p>
+      <w:pPr>
+        <w:spacing w:line="336" w:lineRule="auto" w:after="180"/>
+      </w:pPr>
+      <w:r>
+        <w:rPr>
+          <w:b w:val="0"/>
+        </w:rPr>
+        <w:t xml:space="preserve">The conclusion belongs to this scenario and procedure; changing the </w:t>
+      </w:r>
+      <w:r>
+        <w:rPr>
+          <w:b/>
+        </w:rPr>
+        <w:t>input</w:t>
+      </w:r>
+      <w:r>
+        <w:rPr>
+          <w:b w:val="0"/>
+        </w:rPr>
+        <w:t>s, evaluation population or authority can change what it establishes. Retain the raw record so a later revision can be compared honestly.</w:t>
+      </w:r>
+    </w:p>
+    <w:p>
+      <w:pPr>
+        <w:pStyle w:val="Heading3"/>
+      </w:pPr>
+      <w:r>
+        <w:t>Learn from the worked case</w:t>
+      </w:r>
+    </w:p>
+    <w:p>
+      <w:pPr>
+        <w:spacing w:line="336" w:lineRule="auto" w:after="180"/>
+      </w:pPr>
+      <w:r>
+        <w:rPr>
+          <w:b w:val="0"/>
+        </w:rPr>
+        <w:t>Cover the result before checking it. Say what is given, choose the procedure, and follow one step at a time. Then uncover the result and explain your first mismatch. Ask why a step is allowed, not only what number it produces.</w:t>
+      </w:r>
+    </w:p>
+    <w:p>
+      <w:pPr>
+        <w:pStyle w:val="Heading3"/>
+      </w:pPr>
+      <w:r>
+        <w:t>A pictorial worked case: Tools and APIs</w:t>
+      </w:r>
+    </w:p>
+    <w:p>
+      <w:pPr>
+        <w:pStyle w:val="Heading3"/>
+      </w:pPr>
+      <w:r>
+        <w:t>The facts we will use</w:t>
+      </w:r>
+    </w:p>
+    <w:p>
+      <w:r>
+        <w:drawing>
+          <wp:inline xmlns:a="http://schemas.openxmlformats.org/drawingml/2006/main" xmlns:pic="http://schemas.openxmlformats.org/drawingml/2006/picture">
+            <wp:extent cx="5486400" cy="5185229"/>
+            <wp:docPr id="17" name="Picture 17" descr="Tools and APIs. Check shape: Exactly book_id is supplied, and C7 is text.. Check membership: C7 occurs in the authorised registry.. Read only: Run the lookup. This tool contract contains no lending or deletion operation."/>
+            <wp:cNvGraphicFramePr>
+              <a:graphicFrameLocks noChangeAspect="1"/>
+            </wp:cNvGraphicFramePr>
+            <a:graphic>
+              <a:graphicData uri="http://schemas.openxmlformats.org/drawingml/2006/picture">
+                <pic:pic>
+                  <pic:nvPicPr>
+                    <pic:cNvPr id="0" name="academy-visual-ai-3-21.png"/>
+                    <pic:cNvPicPr/>
+                  </pic:nvPicPr>
+                  <pic:blipFill>
+                    <a:blip r:embed="rId20"/>
+                    <a:stretch>
+                      <a:fillRect/>
+                    </a:stretch>
+                  </pic:blipFill>
+                  <pic:spPr>
+                    <a:xfrm>
+                      <a:off x="0" y="0"/>
+                      <a:ext cx="5486400" cy="5185229"/>
+                    </a:xfrm>
+                    <a:prstGeom prst="rect"/>
+                  </pic:spPr>
+                </pic:pic>
+              </a:graphicData>
+            </a:graphic>
+          </wp:inline>
+        </w:drawing>
+      </w:r>
+    </w:p>
+    <w:p>
+      <w:pPr>
+        <w:pStyle w:val="Heading3"/>
+      </w:pPr>
+      <w:r>
         <w:t>Why this result follows</w:t>
       </w:r>
     </w:p>
@@ -2630,162 +2772,104 @@
         <w:pStyle w:val="Heading3"/>
       </w:pPr>
       <w:r>
-        <w:t>Why the result follows</w:t>
+        <w:t>What this example does not establish</w:t>
+      </w:r>
+    </w:p>
+    <w:p>
+      <w:pPr>
+        <w:pStyle w:val="Heading1"/>
+      </w:pPr>
+      <w:r>
+        <w:t>07. Find an operation hidden in an argument</w:t>
+      </w:r>
+    </w:p>
+    <w:p>
+      <w:r>
+        <w:t>Membership, schema validity and permission are separate checks.</w:t>
+      </w:r>
+    </w:p>
+    <w:p>
+      <w:pPr>
+        <w:pStyle w:val="Heading2"/>
+      </w:pPr>
+      <w:r>
+        <w:t>Repair the extra-action and missing-value shortcuts</w:t>
       </w:r>
     </w:p>
     <w:p>
       <w:pPr>
         <w:spacing w:line="336" w:lineRule="auto" w:after="180"/>
-        <w:shd w:fill="F1F6FC"/>
       </w:pPr>
       <w:r>
         <w:rPr>
           <w:b w:val="0"/>
         </w:rPr>
-        <w:t xml:space="preserve">Read the picture in order. Run the lookup. This tool contract contains no lending or deletion operation. The arrows show which recorded </w:t>
-      </w:r>
-      <w:r>
-        <w:rPr>
-          <w:b/>
-        </w:rPr>
-        <w:t>input</w:t>
-      </w:r>
+        <w:t>Claim to repair: The ID exists, so ignore the extra booking field and execute the request. The contract accepts exactly one input field. Reject the extra operation before invocation rather than silently rewriting its meaning. A read-only result provides data only. Another shortcut is treating not found as capacity zero: Z has a measured zero, whereas an absent room has no capacity value.</w:t>
+      </w:r>
+    </w:p>
+    <w:p>
+      <w:pPr>
+        <w:spacing w:line="336" w:lineRule="auto" w:after="180"/>
+      </w:pPr>
       <w:r>
         <w:rPr>
           <w:b w:val="0"/>
         </w:rPr>
-        <w:t xml:space="preserve"> or intermediate result each decision uses.</w:t>
+        <w:t>Validate response ID, status and fields before using returned data.</w:t>
+      </w:r>
+    </w:p>
+    <w:p>
+      <w:pPr>
+        <w:pStyle w:val="Heading2"/>
+      </w:pPr>
+      <w:r>
+        <w:t>Design a revealing follow-up</w:t>
+      </w:r>
+    </w:p>
+    <w:p>
+      <w:pPr>
+        <w:pStyle w:val="Heading3"/>
+      </w:pPr>
+      <w:r>
+        <w:t>Exit: propose one revealing change to the worked scenario. State the expected outcome and the evidence that would make you revise your explanation.</w:t>
+      </w:r>
+    </w:p>
+    <w:p>
+      <w:r>
+        <w:t>________________________________________________________________</w:t>
+      </w:r>
+    </w:p>
+    <w:p>
+      <w:r>
+        <w:t>________________________________________________________________</w:t>
+      </w:r>
+    </w:p>
+    <w:p>
+      <w:r>
+        <w:t>________________________________________________________________</w:t>
+      </w:r>
+    </w:p>
+    <w:p>
+      <w:r>
+        <w:t>________________________________________________________________</w:t>
+      </w:r>
+    </w:p>
+    <w:p>
+      <w:r>
+        <w:t>________________________________________________________________</w:t>
+      </w:r>
+    </w:p>
+    <w:p>
+      <w:pPr>
+        <w:pStyle w:val="Heading2"/>
+      </w:pPr>
+      <w:r>
+        <w:t>Earlier wording, alternatives and picture transcripts · reference / check after trying</w:t>
       </w:r>
     </w:p>
     <w:p>
       <w:pPr>
         <w:spacing w:line="336" w:lineRule="auto" w:after="180"/>
-        <w:shd w:fill="F1F6FC"/>
-      </w:pPr>
-      <w:r>
-        <w:rPr>
-          <w:b w:val="0"/>
-        </w:rPr>
-        <w:t>Explain the deciding step aloud before checking the changed case; pointing to the final answer alone does not show how it follows.</w:t>
-      </w:r>
-    </w:p>
-    <w:p>
-      <w:pPr>
-        <w:pStyle w:val="Heading3"/>
-      </w:pPr>
-      <w:r>
-        <w:t>What this example does not establish</w:t>
-      </w:r>
-    </w:p>
-    <w:p>
-      <w:pPr>
-        <w:pStyle w:val="Heading3"/>
-      </w:pPr>
-      <w:r>
-        <w:t>Keep the stated limit</w:t>
-      </w:r>
-    </w:p>
-    <w:p>
-      <w:pPr>
-        <w:spacing w:line="336" w:lineRule="auto" w:after="180"/>
-        <w:shd w:fill="FFF5E6"/>
-      </w:pPr>
-      <w:r>
-        <w:rPr>
-          <w:b w:val="0"/>
-        </w:rPr>
-        <w:t xml:space="preserve">A valid </w:t>
-      </w:r>
-      <w:r>
-        <w:rPr>
-          <w:b/>
-        </w:rPr>
-        <w:t>tool call</w:t>
-      </w:r>
-      <w:r>
-        <w:rPr>
-          <w:b w:val="0"/>
-        </w:rPr>
-        <w:t xml:space="preserve"> can still return unavailable or outdated records. Validate the response and access rights separately.</w:t>
-      </w:r>
-    </w:p>
-    <w:p>
-      <w:pPr>
-        <w:pStyle w:val="Heading3"/>
-      </w:pPr>
-      <w:r>
-        <w:t>Keep the stated limit</w:t>
-      </w:r>
-    </w:p>
-    <w:p>
-      <w:pPr>
-        <w:spacing w:line="336" w:lineRule="auto" w:after="180"/>
-        <w:shd w:fill="FFF5E6"/>
-      </w:pPr>
-      <w:r>
-        <w:rPr>
-          <w:b w:val="0"/>
-        </w:rPr>
-        <w:t xml:space="preserve">Read the labelled picture: Does a valid C7 ID permit the extra lending action? Point to the relevant step in the picture, then write the changed result and the rule or </w:t>
-      </w:r>
-      <w:r>
-        <w:rPr>
-          <w:b/>
-        </w:rPr>
-        <w:t>evidence</w:t>
-      </w:r>
-      <w:r>
-        <w:rPr>
-          <w:b w:val="0"/>
-        </w:rPr>
-        <w:t xml:space="preserve"> that supports it.</w:t>
-      </w:r>
-    </w:p>
-    <w:p>
-      <w:pPr>
-        <w:pStyle w:val="Heading3"/>
-      </w:pPr>
-      <w:r>
-        <w:t>Keep the stated limit</w:t>
-      </w:r>
-    </w:p>
-    <w:p>
-      <w:pPr>
-        <w:spacing w:line="336" w:lineRule="auto" w:after="180"/>
-        <w:shd w:fill="FFF5E6"/>
-      </w:pPr>
-      <w:r>
-        <w:rPr>
-          <w:b w:val="0"/>
-        </w:rPr>
-        <w:t>Change one thing: Add lend: true to the same call. Predict the result before checking the explanation. What remains the same?</w:t>
-      </w:r>
-    </w:p>
-    <w:p>
-      <w:pPr>
-        <w:pStyle w:val="Heading1"/>
-      </w:pPr>
-      <w:r>
-        <w:t>07. Find and repair a mistake</w:t>
-      </w:r>
-    </w:p>
-    <w:p>
-      <w:r>
-        <w:t>Find the unsupported step in the Tools and APIs claim and explain a repair using the supplied evidence.</w:t>
-      </w:r>
-    </w:p>
-    <w:p>
-      <w:pPr>
-        <w:pStyle w:val="Heading3"/>
-      </w:pPr>
-      <w:r>
-        <w:t>Find the first error</w:t>
-      </w:r>
-    </w:p>
-    <w:p>
-      <w:pPr>
-        <w:spacing w:line="336" w:lineRule="auto" w:after="180"/>
-        <w:shd w:fill="FFF5E6"/>
       </w:pPr>
       <w:r>
         <w:rPr>
@@ -2833,7 +2917,7 @@
         <w:drawing>
           <wp:inline xmlns:a="http://schemas.openxmlformats.org/drawingml/2006/main" xmlns:pic="http://schemas.openxmlformats.org/drawingml/2006/picture">
             <wp:extent cx="5486400" cy="1901952"/>
-            <wp:docPr id="16" name="Picture 16" descr="Misconception diagnosis for Tools and APIs"/>
+            <wp:docPr id="18" name="Picture 18" descr="Misconception diagnosis for Tools and APIs"/>
             <wp:cNvGraphicFramePr>
               <a:graphicFrameLocks noChangeAspect="1"/>
             </wp:cNvGraphicFramePr>
@@ -2845,7 +2929,7 @@
                     <pic:cNvPicPr/>
                   </pic:nvPicPr>
                   <pic:blipFill>
-                    <a:blip r:embed="rId23"/>
+                    <a:blip r:embed="rId21"/>
                     <a:stretch>
                       <a:fillRect/>
                     </a:stretch>
@@ -3077,7 +3161,6 @@
     <w:p>
       <w:pPr>
         <w:spacing w:line="336" w:lineRule="auto" w:after="180"/>
-        <w:shd w:fill="F5F1FB"/>
       </w:pPr>
       <w:r>
         <w:rPr>
@@ -3129,16 +3212,7 @@
     </w:p>
     <w:p>
       <w:pPr>
-        <w:pStyle w:val="Heading3"/>
-      </w:pPr>
-      <w:r>
-        <w:t>Check the claim against the facts</w:t>
-      </w:r>
-    </w:p>
-    <w:p>
-      <w:pPr>
         <w:spacing w:line="336" w:lineRule="auto" w:after="180"/>
-        <w:shd w:fill="FFF5E6"/>
       </w:pPr>
       <w:r>
         <w:rPr>
@@ -3150,7 +3224,6 @@
     <w:p>
       <w:pPr>
         <w:spacing w:line="336" w:lineRule="auto" w:after="180"/>
-        <w:shd w:fill="FFF5E6"/>
       </w:pPr>
       <w:r>
         <w:rPr>
@@ -3161,48 +3234,23 @@
     </w:p>
     <w:p>
       <w:pPr>
-        <w:pStyle w:val="Heading3"/>
-      </w:pPr>
-      <w:r>
-        <w:t>Exit: propose one revealing change to the worked scenario. State the expected outcome and the evidence that would make you revise your explanation.</w:t>
-      </w:r>
-    </w:p>
-    <w:p>
-      <w:r>
-        <w:t>________________________________________________________________</w:t>
-      </w:r>
-    </w:p>
-    <w:p>
-      <w:r>
-        <w:t>________________________________________________________________</w:t>
-      </w:r>
-    </w:p>
-    <w:p>
-      <w:r>
-        <w:t>________________________________________________________________</w:t>
-      </w:r>
-    </w:p>
-    <w:p>
-      <w:r>
-        <w:t>________________________________________________________________</w:t>
-      </w:r>
-    </w:p>
-    <w:p>
-      <w:r>
-        <w:t>________________________________________________________________</w:t>
-      </w:r>
-    </w:p>
-    <w:p>
-      <w:pPr>
         <w:pStyle w:val="Heading1"/>
       </w:pPr>
       <w:r>
-        <w:t>08. Practise together</w:t>
-      </w:r>
-    </w:p>
-    <w:p>
-      <w:r>
-        <w:t>Practise Tools and APIs with support, then explain the deciding step in your own words.</w:t>
+        <w:t>08. Practise request validation with less help</w:t>
+      </w:r>
+    </w:p>
+    <w:p>
+      <w:r>
+        <w:t>Use the closed room contract; keep book and room schemas separate.</w:t>
+      </w:r>
+    </w:p>
+    <w:p>
+      <w:pPr>
+        <w:pStyle w:val="Heading2"/>
+      </w:pPr>
+      <w:r>
+        <w:t>The result-versus-authority limit</w:t>
       </w:r>
     </w:p>
     <w:p>
@@ -3211,279 +3259,17 @@
       </w:pPr>
       <w:r>
         <w:rPr>
-          <w:b/>
-        </w:rPr>
-        <w:t>LOGIC STUDIO</w:t>
-      </w:r>
-    </w:p>
-    <w:p>
-      <w:pPr>
-        <w:spacing w:line="336" w:lineRule="auto" w:after="180"/>
-      </w:pPr>
-      <w:r>
-        <w:rPr>
           <w:b w:val="0"/>
         </w:rPr>
-        <w:t>Specify Before You Run</w:t>
-      </w:r>
-    </w:p>
-    <w:p>
-      <w:pPr>
-        <w:spacing w:line="336" w:lineRule="auto" w:after="180"/>
-      </w:pPr>
-      <w:r>
-        <w:rPr>
-          <w:b w:val="0"/>
-        </w:rPr>
-        <w:t xml:space="preserve">Prompts, schemas, retrieval, </w:t>
-      </w:r>
-      <w:r>
-        <w:rPr>
-          <w:b/>
-        </w:rPr>
-        <w:t>tool call</w:t>
-      </w:r>
-      <w:r>
-        <w:rPr>
-          <w:b w:val="0"/>
-        </w:rPr>
-        <w:t>s, and code are inspectable parts of one AI product.</w:t>
-      </w:r>
-    </w:p>
-    <w:p>
-      <w:r>
-        <w:drawing>
-          <wp:inline xmlns:a="http://schemas.openxmlformats.org/drawingml/2006/main" xmlns:pic="http://schemas.openxmlformats.org/drawingml/2006/picture">
-            <wp:extent cx="5486400" cy="1901952"/>
-            <wp:docPr id="17" name="Picture 17" descr="Logic tracing graphic for Tools and APIs"/>
-            <wp:cNvGraphicFramePr>
-              <a:graphicFrameLocks noChangeAspect="1"/>
-            </wp:cNvGraphicFramePr>
-            <a:graphic>
-              <a:graphicData uri="http://schemas.openxmlformats.org/drawingml/2006/picture">
-                <pic:pic>
-                  <pic:nvPicPr>
-                    <pic:cNvPr id="0" name="112c89216380e7327670e715cf532346aeed10eee4e4400b610a219e3e4bc9f9.png"/>
-                    <pic:cNvPicPr/>
-                  </pic:nvPicPr>
-                  <pic:blipFill>
-                    <a:blip r:embed="rId24"/>
-                    <a:stretch>
-                      <a:fillRect/>
-                    </a:stretch>
-                  </pic:blipFill>
-                  <pic:spPr>
-                    <a:xfrm>
-                      <a:off x="0" y="0"/>
-                      <a:ext cx="5486400" cy="1901952"/>
-                    </a:xfrm>
-                    <a:prstGeom prst="rect"/>
-                  </pic:spPr>
-                </pic:pic>
-              </a:graphicData>
-            </a:graphic>
-          </wp:inline>
-        </w:drawing>
-      </w:r>
-    </w:p>
-    <w:p>
-      <w:pPr>
-        <w:spacing w:line="336" w:lineRule="auto" w:after="180"/>
-      </w:pPr>
-      <w:r>
-        <w:rPr>
-          <w:b w:val="0"/>
-        </w:rPr>
-        <w:t xml:space="preserve">SET task, audience, constraints, </w:t>
-      </w:r>
-      <w:r>
-        <w:rPr>
-          <w:b/>
-        </w:rPr>
-        <w:t>output</w:t>
-      </w:r>
-      <w:r>
-        <w:rPr>
-          <w:b w:val="0"/>
-        </w:rPr>
-        <w:t>_schema</w:t>
-        <w:br/>
-        <w:t>LOAD approved_context or retrieval_result</w:t>
-        <w:br/>
-        <w:t>CALL model or allowed_tool</w:t>
-        <w:br/>
-        <w:t>VALIDATE fields, claims, citations, and safety</w:t>
-        <w:br/>
-        <w:t xml:space="preserve">IF </w:t>
-      </w:r>
-      <w:r>
-        <w:rPr>
-          <w:b/>
-        </w:rPr>
-        <w:t>evidence</w:t>
-      </w:r>
-      <w:r>
-        <w:rPr>
-          <w:b w:val="0"/>
-        </w:rPr>
-        <w:t xml:space="preserve"> missing: ask, retrieve, or abstain</w:t>
-        <w:br/>
-        <w:t xml:space="preserve">RETURN useful </w:t>
-      </w:r>
-      <w:r>
-        <w:rPr>
-          <w:b/>
-        </w:rPr>
-        <w:t>output</w:t>
-      </w:r>
-      <w:r>
-        <w:rPr>
-          <w:b w:val="0"/>
-        </w:rPr>
-        <w:t xml:space="preserve"> + source trail + limitations</w:t>
-      </w:r>
-    </w:p>
-    <w:p>
-      <w:pPr>
-        <w:spacing w:line="336" w:lineRule="auto" w:after="180"/>
-        <w:shd w:fill="F5F1FB"/>
-      </w:pPr>
-      <w:r>
-        <w:rPr>
-          <w:b w:val="0"/>
-        </w:rPr>
-        <w:t xml:space="preserve">Trace one </w:t>
-      </w:r>
-      <w:r>
-        <w:rPr>
-          <w:b/>
-        </w:rPr>
-        <w:t>input</w:t>
-      </w:r>
-      <w:r>
-        <w:rPr>
-          <w:b w:val="0"/>
-        </w:rPr>
-        <w:t>. Which line changes the state or chooses a path?</w:t>
-      </w:r>
-    </w:p>
-    <w:p>
-      <w:pPr>
-        <w:pStyle w:val="Heading3"/>
-      </w:pPr>
-      <w:r>
-        <w:t>Write or draw your reasoning and evidence.</w:t>
-      </w:r>
-    </w:p>
-    <w:p>
-      <w:r>
-        <w:t>________________________________________________________________</w:t>
-      </w:r>
-    </w:p>
-    <w:p>
-      <w:r>
-        <w:t>________________________________________________________________</w:t>
-      </w:r>
-    </w:p>
-    <w:p>
-      <w:r>
-        <w:t>________________________________________________________________</w:t>
-      </w:r>
-    </w:p>
-    <w:p>
-      <w:r>
-        <w:t>________________________________________________________________</w:t>
-      </w:r>
-    </w:p>
-    <w:p>
-      <w:r>
-        <w:t>________________________________________________________________</w:t>
-      </w:r>
-    </w:p>
-    <w:p>
-      <w:pPr>
-        <w:pStyle w:val="Heading3"/>
-      </w:pPr>
-      <w:r>
-        <w:t>A closer explanation</w:t>
-      </w:r>
-    </w:p>
-    <w:p>
-      <w:pPr>
-        <w:spacing w:line="336" w:lineRule="auto" w:after="180"/>
-      </w:pPr>
-      <w:r>
-        <w:rPr>
-          <w:b w:val="0"/>
-        </w:rPr>
         <w:t>A successful tool result supports only its declared data and operation; it does not authorise subsequent side effects.</w:t>
       </w:r>
     </w:p>
     <w:p>
       <w:pPr>
-        <w:spacing w:line="336" w:lineRule="auto" w:after="180"/>
-      </w:pPr>
-      <w:r>
-        <w:rPr>
-          <w:b w:val="0"/>
-        </w:rPr>
-        <w:t>A useful check asks what would make the reasoning fail. Distinguish a failure to execute the declared procedure from a weakness in the procedure itself.</w:t>
-      </w:r>
-    </w:p>
-    <w:p>
-      <w:pPr>
-        <w:spacing w:line="336" w:lineRule="auto" w:after="180"/>
-      </w:pPr>
-      <w:r>
-        <w:rPr>
-          <w:b w:val="0"/>
-        </w:rPr>
-        <w:t xml:space="preserve">The first may require a correction; the second requires an explicitly revised method and new </w:t>
-      </w:r>
-      <w:r>
-        <w:rPr>
-          <w:b/>
-        </w:rPr>
-        <w:t>evidence</w:t>
-      </w:r>
-      <w:r>
-        <w:rPr>
-          <w:b w:val="0"/>
-        </w:rPr>
-        <w:t>. Preserve unsuccessful cases so an improved result cannot hide the original problem.</w:t>
-      </w:r>
-    </w:p>
-    <w:p>
-      <w:pPr>
-        <w:pStyle w:val="Heading3"/>
-      </w:pPr>
-      <w:r>
-        <w:t>Guided: restate the worked result, then name the assumption or limitation that prevents a broader conclusion.</w:t>
-      </w:r>
-    </w:p>
-    <w:p>
-      <w:r>
-        <w:t>________________________________________________________________</w:t>
-      </w:r>
-    </w:p>
-    <w:p>
-      <w:r>
-        <w:t>________________________________________________________________</w:t>
-      </w:r>
-    </w:p>
-    <w:p>
-      <w:r>
-        <w:t>________________________________________________________________</w:t>
-      </w:r>
-    </w:p>
-    <w:p>
-      <w:r>
-        <w:t>________________________________________________________________</w:t>
-      </w:r>
-    </w:p>
-    <w:p>
-      <w:r>
-        <w:t>________________________________________________________________</w:t>
+        <w:pStyle w:val="Heading2"/>
+      </w:pPr>
+      <w:r>
+        <w:t>Complete the extra-field W2</w:t>
       </w:r>
     </w:p>
     <w:p>
@@ -3610,21 +3396,113 @@
     </w:tbl>
     <w:p>
       <w:pPr>
+        <w:pStyle w:val="Heading2"/>
+      </w:pPr>
+      <w:r>
+        <w:t>Audit a guarantee shortcut</w:t>
+      </w:r>
+    </w:p>
+    <w:p>
+      <w:pPr>
+        <w:pStyle w:val="Heading3"/>
+      </w:pPr>
+      <w:r>
+        <w:t>Check your reasoning</w:t>
+      </w:r>
+    </w:p>
+    <w:p>
+      <w:pPr>
+        <w:pStyle w:val="ListBullet"/>
+      </w:pPr>
+      <w:r>
+        <w:t>Use the worked case for Tools and API contracts. Proposed explanation: “The worked result establishes every future case”. Decide whether this explanation is supported. Point to the step or supplied fact that decides; explain your repair if needed.</w:t>
+      </w:r>
+    </w:p>
+    <w:p>
+      <w:pPr>
+        <w:pStyle w:val="ListBullet"/>
+      </w:pPr>
+      <w:r>
+        <w:t>Answer on your own before discussion. If you are unsure, say which step you need help with.</w:t>
+      </w:r>
+    </w:p>
+    <w:p>
+      <w:pPr>
+        <w:pStyle w:val="Heading2"/>
+      </w:pPr>
+      <w:r>
+        <w:t>Explain the pictured action boundary</w:t>
+      </w:r>
+    </w:p>
+    <w:p>
+      <w:pPr>
+        <w:pStyle w:val="Heading3"/>
+      </w:pPr>
+      <w:r>
+        <w:t>Explain the picture</w:t>
+      </w:r>
+    </w:p>
+    <w:p>
+      <w:pPr>
+        <w:pStyle w:val="ListBullet"/>
+      </w:pPr>
+      <w:r>
+        <w:t>Does a valid C7 ID permit the extra lending action? Point to the relevant step in the picture, then write the changed result and the rule or evidence that supports it.</w:t>
+      </w:r>
+    </w:p>
+    <w:p>
+      <w:pPr>
+        <w:pStyle w:val="Heading3"/>
+      </w:pPr>
+      <w:r>
+        <w:t>My explanation using a pictured step and the given facts</w:t>
+      </w:r>
+    </w:p>
+    <w:p>
+      <w:r>
+        <w:t>________________________________________________________________</w:t>
+      </w:r>
+    </w:p>
+    <w:p>
+      <w:r>
+        <w:t>________________________________________________________________</w:t>
+      </w:r>
+    </w:p>
+    <w:p>
+      <w:r>
+        <w:t>________________________________________________________________</w:t>
+      </w:r>
+    </w:p>
+    <w:p>
+      <w:r>
+        <w:t>________________________________________________________________</w:t>
+      </w:r>
+    </w:p>
+    <w:p>
+      <w:pPr>
+        <w:pStyle w:val="Heading2"/>
+      </w:pPr>
+      <w:r>
+        <w:t>Keep independent cases separate</w:t>
+      </w:r>
+    </w:p>
+    <w:p>
+      <w:pPr>
         <w:spacing w:line="336" w:lineRule="auto" w:after="180"/>
       </w:pPr>
       <w:r>
         <w:rPr>
           <w:b w:val="0"/>
         </w:rPr>
-        <w:t>Explain your trace to a partner. Your partner points to one step to check. Swap roles on the next case. Each person writes their own explanation.</w:t>
-      </w:r>
-    </w:p>
-    <w:p>
-      <w:pPr>
-        <w:pStyle w:val="Heading3"/>
-      </w:pPr>
-      <w:r>
-        <w:t>Check your reasoning</w:t>
+        <w:t>This is supported practice. Keep the separately named independent case for an attempt before feedback.</w:t>
+      </w:r>
+    </w:p>
+    <w:p>
+      <w:pPr>
+        <w:pStyle w:val="Heading2"/>
+      </w:pPr>
+      <w:r>
+        <w:t>Earlier wording, alternatives and picture transcripts · reference / check after trying</w:t>
       </w:r>
     </w:p>
     <w:p>
@@ -3635,163 +3513,41 @@
         <w:rPr>
           <w:b w:val="0"/>
         </w:rPr>
-        <w:t xml:space="preserve">Use the worked case for Tools and </w:t>
+        <w:t>LOGIC STUDIO</w:t>
+      </w:r>
+    </w:p>
+    <w:p>
+      <w:pPr>
+        <w:spacing w:line="336" w:lineRule="auto" w:after="180"/>
+      </w:pPr>
+      <w:r>
+        <w:rPr>
+          <w:b w:val="0"/>
+        </w:rPr>
+        <w:t>Specify Before You Run</w:t>
+      </w:r>
+    </w:p>
+    <w:p>
+      <w:pPr>
+        <w:spacing w:line="336" w:lineRule="auto" w:after="180"/>
+      </w:pPr>
+      <w:r>
+        <w:rPr>
+          <w:b w:val="0"/>
+        </w:rPr>
+        <w:t xml:space="preserve">Prompts, schemas, retrieval, </w:t>
       </w:r>
       <w:r>
         <w:rPr>
           <w:b/>
         </w:rPr>
-        <w:t>API contract</w:t>
+        <w:t>tool call</w:t>
       </w:r>
       <w:r>
         <w:rPr>
           <w:b w:val="0"/>
         </w:rPr>
-        <w:t>s. Proposed explanation: “The worked result establishes every future case”. Decide whether this explanation is supported.</w:t>
-      </w:r>
-    </w:p>
-    <w:p>
-      <w:pPr>
-        <w:spacing w:line="336" w:lineRule="auto" w:after="180"/>
-      </w:pPr>
-      <w:r>
-        <w:rPr>
-          <w:b w:val="0"/>
-        </w:rPr>
-        <w:t>Point to the step or supplied fact that decides; explain your repair if needed.</w:t>
-      </w:r>
-    </w:p>
-    <w:p>
-      <w:pPr>
-        <w:spacing w:line="336" w:lineRule="auto" w:after="180"/>
-      </w:pPr>
-      <w:r>
-        <w:rPr>
-          <w:b w:val="0"/>
-        </w:rPr>
-        <w:t>Answer on your own before discussion. If you are unsure, say which step you need help with.</w:t>
-      </w:r>
-    </w:p>
-    <w:p>
-      <w:pPr>
-        <w:pStyle w:val="Heading3"/>
-      </w:pPr>
-      <w:r>
-        <w:t>Explain the picture</w:t>
-      </w:r>
-    </w:p>
-    <w:p>
-      <w:pPr>
-        <w:spacing w:line="336" w:lineRule="auto" w:after="180"/>
-      </w:pPr>
-      <w:r>
-        <w:rPr>
-          <w:b w:val="0"/>
-        </w:rPr>
-        <w:t xml:space="preserve">Does a valid C7 ID permit the extra lending action? Point to the relevant step in the picture, then write the changed result and the rule or </w:t>
-      </w:r>
-      <w:r>
-        <w:rPr>
-          <w:b/>
-        </w:rPr>
-        <w:t>evidence</w:t>
-      </w:r>
-      <w:r>
-        <w:rPr>
-          <w:b w:val="0"/>
-        </w:rPr>
-        <w:t xml:space="preserve"> that supports it.</w:t>
-      </w:r>
-    </w:p>
-    <w:p>
-      <w:pPr>
-        <w:pStyle w:val="Heading3"/>
-      </w:pPr>
-      <w:r>
-        <w:t>My explanation using a pictured step and the given facts</w:t>
-      </w:r>
-    </w:p>
-    <w:p>
-      <w:r>
-        <w:t>________________________________________________________________</w:t>
-      </w:r>
-    </w:p>
-    <w:p>
-      <w:r>
-        <w:t>________________________________________________________________</w:t>
-      </w:r>
-    </w:p>
-    <w:p>
-      <w:r>
-        <w:t>________________________________________________________________</w:t>
-      </w:r>
-    </w:p>
-    <w:p>
-      <w:r>
-        <w:t>________________________________________________________________</w:t>
-      </w:r>
-    </w:p>
-    <w:p>
-      <w:pPr>
-        <w:spacing w:line="336" w:lineRule="auto" w:after="180"/>
-      </w:pPr>
-      <w:r>
-        <w:rPr>
-          <w:b w:val="0"/>
-        </w:rPr>
-        <w:t>This is supported practice. Keep the separately named independent case for an attempt before feedback.</w:t>
-      </w:r>
-    </w:p>
-    <w:p>
-      <w:pPr>
-        <w:pStyle w:val="Heading1"/>
-      </w:pPr>
-      <w:r>
-        <w:t>09. Run the investigation</w:t>
-      </w:r>
-    </w:p>
-    <w:p>
-      <w:r>
-        <w:t>Investigate Tools and APIs. Record the prediction, actual observation or labelled paper trace, explanation and next test separately.</w:t>
-      </w:r>
-    </w:p>
-    <w:p>
-      <w:pPr>
-        <w:spacing w:line="336" w:lineRule="auto" w:after="180"/>
-      </w:pPr>
-      <w:r>
-        <w:rPr>
-          <w:b/>
-        </w:rPr>
-        <w:t>EVIDENCE</w:t>
-      </w:r>
-      <w:r>
-        <w:rPr>
-          <w:b/>
-        </w:rPr>
-        <w:t xml:space="preserve"> LAB</w:t>
-      </w:r>
-    </w:p>
-    <w:p>
-      <w:pPr>
-        <w:spacing w:line="336" w:lineRule="auto" w:after="180"/>
-      </w:pPr>
-      <w:r>
-        <w:rPr>
-          <w:b w:val="0"/>
-        </w:rPr>
-        <w:t>Predict → Test → Record → Explain</w:t>
-      </w:r>
-    </w:p>
-    <w:p>
-      <w:pPr>
-        <w:spacing w:line="336" w:lineRule="auto" w:after="180"/>
-      </w:pPr>
-      <w:r>
-        <w:rPr>
-          <w:b w:val="0"/>
-        </w:rPr>
-        <w:t>Keep expected and actual results separate. Surprises are useful data when recorded honestly.</w:t>
+        <w:t>s, and code are inspectable parts of one AI product.</w:t>
       </w:r>
     </w:p>
     <w:p>
@@ -3799,7 +3555,7 @@
         <w:drawing>
           <wp:inline xmlns:a="http://schemas.openxmlformats.org/drawingml/2006/main" xmlns:pic="http://schemas.openxmlformats.org/drawingml/2006/picture">
             <wp:extent cx="5486400" cy="1901952"/>
-            <wp:docPr id="18" name="Picture 18" descr="Evidence lab graphic for Tools and APIs"/>
+            <wp:docPr id="19" name="Picture 19" descr="Logic tracing graphic for Tools and APIs"/>
             <wp:cNvGraphicFramePr>
               <a:graphicFrameLocks noChangeAspect="1"/>
             </wp:cNvGraphicFramePr>
@@ -3807,11 +3563,11 @@
               <a:graphicData uri="http://schemas.openxmlformats.org/drawingml/2006/picture">
                 <pic:pic>
                   <pic:nvPicPr>
-                    <pic:cNvPr id="0" name="e98f2f8c03f1013655ebe6b5744d471165e78cb03d650c857bc06dc1ee557d55.png"/>
+                    <pic:cNvPr id="0" name="112c89216380e7327670e715cf532346aeed10eee4e4400b610a219e3e4bc9f9.png"/>
                     <pic:cNvPicPr/>
                   </pic:nvPicPr>
                   <pic:blipFill>
-                    <a:blip r:embed="rId25"/>
+                    <a:blip r:embed="rId22"/>
                     <a:stretch>
                       <a:fillRect/>
                     </a:stretch>
@@ -3838,19 +3594,408 @@
         <w:rPr>
           <w:b w:val="0"/>
         </w:rPr>
-        <w:t xml:space="preserve">Match requests to schemas, validate </w:t>
+        <w:t xml:space="preserve">SET task, audience, constraints, </w:t>
       </w:r>
       <w:r>
         <w:rPr>
           <w:b/>
         </w:rPr>
-        <w:t>argument</w:t>
+        <w:t>output</w:t>
       </w:r>
       <w:r>
         <w:rPr>
           <w:b w:val="0"/>
         </w:rPr>
-        <w:t>s, simulate successful and failed calls, and design a maximum retry rule.</w:t>
+        <w:t>_schema</w:t>
+        <w:br/>
+        <w:t>LOAD approved_context or retrieval_result</w:t>
+        <w:br/>
+        <w:t>CALL model or allowed_tool</w:t>
+        <w:br/>
+        <w:t>VALIDATE fields, claims, citations, and safety</w:t>
+        <w:br/>
+        <w:t xml:space="preserve">IF </w:t>
+      </w:r>
+      <w:r>
+        <w:rPr>
+          <w:b/>
+        </w:rPr>
+        <w:t>evidence</w:t>
+      </w:r>
+      <w:r>
+        <w:rPr>
+          <w:b w:val="0"/>
+        </w:rPr>
+        <w:t xml:space="preserve"> missing: ask, retrieve, or abstain</w:t>
+        <w:br/>
+        <w:t xml:space="preserve">RETURN useful </w:t>
+      </w:r>
+      <w:r>
+        <w:rPr>
+          <w:b/>
+        </w:rPr>
+        <w:t>output</w:t>
+      </w:r>
+      <w:r>
+        <w:rPr>
+          <w:b w:val="0"/>
+        </w:rPr>
+        <w:t xml:space="preserve"> + source trail + limitations</w:t>
+      </w:r>
+    </w:p>
+    <w:p>
+      <w:pPr>
+        <w:spacing w:line="336" w:lineRule="auto" w:after="180"/>
+      </w:pPr>
+      <w:r>
+        <w:rPr>
+          <w:b w:val="0"/>
+        </w:rPr>
+        <w:t xml:space="preserve">Trace one </w:t>
+      </w:r>
+      <w:r>
+        <w:rPr>
+          <w:b/>
+        </w:rPr>
+        <w:t>input</w:t>
+      </w:r>
+      <w:r>
+        <w:rPr>
+          <w:b w:val="0"/>
+        </w:rPr>
+        <w:t>. Which line changes the state or chooses a path?</w:t>
+      </w:r>
+    </w:p>
+    <w:p>
+      <w:pPr>
+        <w:pStyle w:val="Heading3"/>
+      </w:pPr>
+      <w:r>
+        <w:t>Write or draw your reasoning and evidence.</w:t>
+      </w:r>
+    </w:p>
+    <w:p>
+      <w:r>
+        <w:t>________________________________________________________________</w:t>
+      </w:r>
+    </w:p>
+    <w:p>
+      <w:r>
+        <w:t>________________________________________________________________</w:t>
+      </w:r>
+    </w:p>
+    <w:p>
+      <w:r>
+        <w:t>________________________________________________________________</w:t>
+      </w:r>
+    </w:p>
+    <w:p>
+      <w:r>
+        <w:t>________________________________________________________________</w:t>
+      </w:r>
+    </w:p>
+    <w:p>
+      <w:r>
+        <w:t>________________________________________________________________</w:t>
+      </w:r>
+    </w:p>
+    <w:p>
+      <w:pPr>
+        <w:pStyle w:val="Heading3"/>
+      </w:pPr>
+      <w:r>
+        <w:t>A closer explanation</w:t>
+      </w:r>
+    </w:p>
+    <w:p>
+      <w:pPr>
+        <w:spacing w:line="336" w:lineRule="auto" w:after="180"/>
+      </w:pPr>
+      <w:r>
+        <w:rPr>
+          <w:b w:val="0"/>
+        </w:rPr>
+        <w:t>A useful check asks what would make the reasoning fail. Distinguish a failure to execute the declared procedure from a weakness in the procedure itself.</w:t>
+      </w:r>
+    </w:p>
+    <w:p>
+      <w:pPr>
+        <w:spacing w:line="336" w:lineRule="auto" w:after="180"/>
+      </w:pPr>
+      <w:r>
+        <w:rPr>
+          <w:b w:val="0"/>
+        </w:rPr>
+        <w:t xml:space="preserve">The first may require a correction; the second requires an explicitly revised method and new </w:t>
+      </w:r>
+      <w:r>
+        <w:rPr>
+          <w:b/>
+        </w:rPr>
+        <w:t>evidence</w:t>
+      </w:r>
+      <w:r>
+        <w:rPr>
+          <w:b w:val="0"/>
+        </w:rPr>
+        <w:t>. Preserve unsuccessful cases so an improved result cannot hide the original problem.</w:t>
+      </w:r>
+    </w:p>
+    <w:p>
+      <w:pPr>
+        <w:pStyle w:val="Heading3"/>
+      </w:pPr>
+      <w:r>
+        <w:t>Guided: restate the worked result, then name the assumption or limitation that prevents a broader conclusion.</w:t>
+      </w:r>
+    </w:p>
+    <w:p>
+      <w:r>
+        <w:t>________________________________________________________________</w:t>
+      </w:r>
+    </w:p>
+    <w:p>
+      <w:r>
+        <w:t>________________________________________________________________</w:t>
+      </w:r>
+    </w:p>
+    <w:p>
+      <w:r>
+        <w:t>________________________________________________________________</w:t>
+      </w:r>
+    </w:p>
+    <w:p>
+      <w:r>
+        <w:t>________________________________________________________________</w:t>
+      </w:r>
+    </w:p>
+    <w:p>
+      <w:r>
+        <w:t>________________________________________________________________</w:t>
+      </w:r>
+    </w:p>
+    <w:p>
+      <w:pPr>
+        <w:spacing w:line="336" w:lineRule="auto" w:after="180"/>
+      </w:pPr>
+      <w:r>
+        <w:rPr>
+          <w:b w:val="0"/>
+        </w:rPr>
+        <w:t>Explain your trace to a partner. Your partner points to one step to check. Swap roles on the next case. Each person writes their own explanation.</w:t>
+      </w:r>
+    </w:p>
+    <w:p>
+      <w:pPr>
+        <w:pStyle w:val="Heading1"/>
+      </w:pPr>
+      <w:r>
+        <w:t>09. Simulate six complete tool traces</w:t>
+      </w:r>
+    </w:p>
+    <w:p>
+      <w:r>
+        <w:t>Keep request rejection, response rejection and unavailable service distinct.</w:t>
+      </w:r>
+    </w:p>
+    <w:p>
+      <w:pPr>
+        <w:pStyle w:val="Heading2"/>
+      </w:pPr>
+      <w:r>
+        <w:t>All supplied request and response cards</w:t>
+      </w:r>
+    </w:p>
+    <w:tbl>
+      <w:tblPr>
+        <w:tblStyle w:val="LightShading-Accent1"/>
+        <w:tblW w:type="auto" w:w="0"/>
+        <w:tblLook w:firstColumn="1" w:firstRow="1" w:lastColumn="0" w:lastRow="0" w:noHBand="0" w:noVBand="1" w:val="04A0"/>
+      </w:tblPr>
+      <w:tblGrid>
+        <w:gridCol w:w="5112"/>
+        <w:gridCol w:w="5112"/>
+      </w:tblGrid>
+      <w:tr>
+        <w:trPr>
+          <w:tblHeader/>
+        </w:trPr>
+        <w:tc>
+          <w:tcPr>
+            <w:tcW w:type="dxa" w:w="5112"/>
+          </w:tcPr>
+          <w:p>
+            <w:r>
+              <w:t>Supplied fictional card</w:t>
+            </w:r>
+          </w:p>
+        </w:tc>
+        <w:tc>
+          <w:tcPr>
+            <w:tcW w:type="dxa" w:w="5112"/>
+          </w:tcPr>
+          <w:p>
+            <w:r>
+              <w:t>Expected trace under the room contract</w:t>
+            </w:r>
+          </w:p>
+        </w:tc>
+      </w:tr>
+      <w:tr>
+        <w:tc>
+          <w:tcPr>
+            <w:tcW w:type="dxa" w:w="5112"/>
+          </w:tcPr>
+          <w:p>
+            <w:r>
+              <w:t>A · Request room_id=B; returned found=true, room_id=B, capacity 12.</w:t>
+            </w:r>
+          </w:p>
+        </w:tc>
+        <w:tc>
+          <w:tcPr>
+            <w:tcW w:type="dxa" w:w="5112"/>
+          </w:tcPr>
+          <w:p>
+            <w:r>
+              <w:t>Valid request and response; report supplied capacity 12, no booking.</w:t>
+            </w:r>
+          </w:p>
+        </w:tc>
+      </w:tr>
+      <w:tr>
+        <w:tc>
+          <w:tcPr>
+            <w:tcW w:type="dxa" w:w="5112"/>
+          </w:tcPr>
+          <w:p>
+            <w:r>
+              <w:t>B · Request room_id=Z; returned found=true, room_id=Z, capacity 0.</w:t>
+            </w:r>
+          </w:p>
+        </w:tc>
+        <w:tc>
+          <w:tcPr>
+            <w:tcW w:type="dxa" w:w="5112"/>
+          </w:tcPr>
+          <w:p>
+            <w:r>
+              <w:t>Valid measured zero; do not treat 0 as missing.</w:t>
+            </w:r>
+          </w:p>
+        </w:tc>
+      </w:tr>
+      <w:tr>
+        <w:tc>
+          <w:tcPr>
+            <w:tcW w:type="dxa" w:w="5112"/>
+          </w:tcPr>
+          <w:p>
+            <w:r>
+              <w:t>C · Request room_id=B and book=true.</w:t>
+            </w:r>
+          </w:p>
+        </w:tc>
+        <w:tc>
+          <w:tcPr>
+            <w:tcW w:type="dxa" w:w="5112"/>
+          </w:tcPr>
+          <w:p>
+            <w:r>
+              <w:t>Reject extra field before invoking.</w:t>
+            </w:r>
+          </w:p>
+        </w:tc>
+      </w:tr>
+      <w:tr>
+        <w:tc>
+          <w:tcPr>
+            <w:tcW w:type="dxa" w:w="5112"/>
+          </w:tcPr>
+          <w:p>
+            <w:r>
+              <w:t>D · Request room_id as numeric12.</w:t>
+            </w:r>
+          </w:p>
+        </w:tc>
+        <w:tc>
+          <w:tcPr>
+            <w:tcW w:type="dxa" w:w="5112"/>
+          </w:tcPr>
+          <w:p>
+            <w:r>
+              <w:t>Reject wrong type before invoking.</w:t>
+            </w:r>
+          </w:p>
+        </w:tc>
+      </w:tr>
+      <w:tr>
+        <w:tc>
+          <w:tcPr>
+            <w:tcW w:type="dxa" w:w="5112"/>
+          </w:tcPr>
+          <w:p>
+            <w:r>
+              <w:t>E · Valid request B; attempt 1 timeout, attempt 2 timeout.</w:t>
+            </w:r>
+          </w:p>
+        </w:tc>
+        <w:tc>
+          <w:tcPr>
+            <w:tcW w:type="dxa" w:w="5112"/>
+          </w:tcPr>
+          <w:p>
+            <w:r>
+              <w:t>Two attempts exhausted; unavailable, no third attempt or invented data.</w:t>
+            </w:r>
+          </w:p>
+        </w:tc>
+      </w:tr>
+      <w:tr>
+        <w:tc>
+          <w:tcPr>
+            <w:tcW w:type="dxa" w:w="5112"/>
+          </w:tcPr>
+          <w:p>
+            <w:r>
+              <w:t>F · Valid request B; returned found=true, room_id=Z, capacity 0.</w:t>
+            </w:r>
+          </w:p>
+        </w:tc>
+        <w:tc>
+          <w:tcPr>
+            <w:tcW w:type="dxa" w:w="5112"/>
+          </w:tcPr>
+          <w:p>
+            <w:r>
+              <w:t>Reject mismatched response identity; do not use another room’s data.</w:t>
+            </w:r>
+          </w:p>
+        </w:tc>
+      </w:tr>
+    </w:tbl>
+    <w:p>
+      <w:pPr>
+        <w:pStyle w:val="Heading2"/>
+      </w:pPr>
+      <w:r>
+        <w:t>Predict, validate and trace</w:t>
+      </w:r>
+    </w:p>
+    <w:p>
+      <w:pPr>
+        <w:pStyle w:val="ListNumber"/>
+      </w:pPr>
+      <w:r>
+        <w:t>Cover the expected trace and classify each complete card. Record request validation, permitted operation, whether invocation is allowed, response check and final reported status. Uncover the supplied guidance afterwards. The timeout budget is two total attempts, not two retries after the first; it applies only to this read-only transient-timeout case. Do not extend that retry policy to side-effecting tools. Unknown IDs in the room contract are valid strings that produce not found, distinct from invalid input. No network calls, bookings or measured tool executions occur here. Preserve the independent K cases for the first uncoached attempt.</w:t>
+      </w:r>
+    </w:p>
+    <w:p>
+      <w:pPr>
+        <w:pStyle w:val="Heading2"/>
+      </w:pPr>
+      <w:r>
+        <w:t>Keep the paper evidence</w:t>
       </w:r>
     </w:p>
     <w:tbl>
@@ -4101,7 +4246,6 @@
     <w:p>
       <w:pPr>
         <w:spacing w:line="336" w:lineRule="auto" w:after="180"/>
-        <w:shd w:fill="F5F1FB"/>
       </w:pPr>
       <w:r>
         <w:rPr>
@@ -4145,6 +4289,123 @@
     </w:p>
     <w:p>
       <w:pPr>
+        <w:spacing w:line="336" w:lineRule="auto" w:after="180"/>
+      </w:pPr>
+      <w:r>
+        <w:rPr>
+          <w:b w:val="0"/>
+        </w:rPr>
+        <w:t>Before trying: what do I expect, and why? While trying: which step could first go wrong? Afterwards: what did I actually observe, and what should change? Keep “not run” if you only traced the procedure.</w:t>
+      </w:r>
+    </w:p>
+    <w:p>
+      <w:pPr>
+        <w:pStyle w:val="Heading2"/>
+      </w:pPr>
+      <w:r>
+        <w:t>Earlier wording, alternatives and picture transcripts · reference / check after trying</w:t>
+      </w:r>
+    </w:p>
+    <w:p>
+      <w:pPr>
+        <w:spacing w:line="336" w:lineRule="auto" w:after="180"/>
+      </w:pPr>
+      <w:r>
+        <w:rPr>
+          <w:b/>
+        </w:rPr>
+        <w:t>EVIDENCE</w:t>
+      </w:r>
+      <w:r>
+        <w:rPr>
+          <w:b w:val="0"/>
+        </w:rPr>
+        <w:t xml:space="preserve"> LAB</w:t>
+      </w:r>
+    </w:p>
+    <w:p>
+      <w:pPr>
+        <w:spacing w:line="336" w:lineRule="auto" w:after="180"/>
+      </w:pPr>
+      <w:r>
+        <w:rPr>
+          <w:b w:val="0"/>
+        </w:rPr>
+        <w:t>Predict → Test → Record → Explain</w:t>
+      </w:r>
+    </w:p>
+    <w:p>
+      <w:pPr>
+        <w:spacing w:line="336" w:lineRule="auto" w:after="180"/>
+      </w:pPr>
+      <w:r>
+        <w:rPr>
+          <w:b w:val="0"/>
+        </w:rPr>
+        <w:t>Keep expected and actual results separate. Surprises are useful data when recorded honestly.</w:t>
+      </w:r>
+    </w:p>
+    <w:p>
+      <w:r>
+        <w:drawing>
+          <wp:inline xmlns:a="http://schemas.openxmlformats.org/drawingml/2006/main" xmlns:pic="http://schemas.openxmlformats.org/drawingml/2006/picture">
+            <wp:extent cx="5486400" cy="1901952"/>
+            <wp:docPr id="20" name="Picture 20" descr="Evidence lab graphic for Tools and APIs"/>
+            <wp:cNvGraphicFramePr>
+              <a:graphicFrameLocks noChangeAspect="1"/>
+            </wp:cNvGraphicFramePr>
+            <a:graphic>
+              <a:graphicData uri="http://schemas.openxmlformats.org/drawingml/2006/picture">
+                <pic:pic>
+                  <pic:nvPicPr>
+                    <pic:cNvPr id="0" name="e98f2f8c03f1013655ebe6b5744d471165e78cb03d650c857bc06dc1ee557d55.png"/>
+                    <pic:cNvPicPr/>
+                  </pic:nvPicPr>
+                  <pic:blipFill>
+                    <a:blip r:embed="rId23"/>
+                    <a:stretch>
+                      <a:fillRect/>
+                    </a:stretch>
+                  </pic:blipFill>
+                  <pic:spPr>
+                    <a:xfrm>
+                      <a:off x="0" y="0"/>
+                      <a:ext cx="5486400" cy="1901952"/>
+                    </a:xfrm>
+                    <a:prstGeom prst="rect"/>
+                  </pic:spPr>
+                </pic:pic>
+              </a:graphicData>
+            </a:graphic>
+          </wp:inline>
+        </w:drawing>
+      </w:r>
+    </w:p>
+    <w:p>
+      <w:pPr>
+        <w:spacing w:line="336" w:lineRule="auto" w:after="180"/>
+      </w:pPr>
+      <w:r>
+        <w:rPr>
+          <w:b w:val="0"/>
+        </w:rPr>
+        <w:t xml:space="preserve">Use the six supplied toy room-lookup cards and complete closed contract. Validate </w:t>
+      </w:r>
+      <w:r>
+        <w:rPr>
+          <w:b/>
+        </w:rPr>
+        <w:t>argument</w:t>
+      </w:r>
+      <w:r>
+        <w:rPr>
+          <w:b w:val="0"/>
+        </w:rPr>
+        <w:t>s, action scope and response identity; distinguish measured zero from missing and stop after at most two total read-only timeout attempts. Record paper traces, not live calls.</w:t>
+      </w:r>
+    </w:p>
+    <w:p>
+      <w:pPr>
         <w:pStyle w:val="Heading3"/>
       </w:pPr>
       <w:r>
@@ -4153,13 +4414,500 @@
     </w:p>
     <w:p>
       <w:pPr>
+        <w:pStyle w:val="Heading1"/>
+      </w:pPr>
+      <w:r>
+        <w:t>14. Try alone: distinguish type, missing record and extra action</w:t>
+      </w:r>
+    </w:p>
+    <w:p>
+      <w:r>
+        <w:t>Use the supplied K cases under the declared room contract.</w:t>
+      </w:r>
+    </w:p>
+    <w:p>
+      <w:pPr>
+        <w:pStyle w:val="Heading2"/>
+      </w:pPr>
+      <w:r>
+        <w:t>Independent cases and syntax scope</w:t>
+      </w:r>
+    </w:p>
+    <w:p>
+      <w:pPr>
         <w:spacing w:line="336" w:lineRule="auto" w:after="180"/>
       </w:pPr>
       <w:r>
         <w:rPr>
           <w:b w:val="0"/>
         </w:rPr>
-        <w:t>Before trying: what do I expect, and why? While trying: which step could first go wrong? Afterwards: what did I actually observe, and what should change? Keep “not run” if you only traced the procedure.</w:t>
+        <w:t>Tool accepts room_id string. Calls are {room_id:7}, {room_id:K} and {room_id:K, delete:true}. Validate; K is absent from the registry.</w:t>
+      </w:r>
+    </w:p>
+    <w:p>
+      <w:pPr>
+        <w:spacing w:line="336" w:lineRule="auto" w:after="180"/>
+      </w:pPr>
+      <w:r>
+        <w:rPr>
+          <w:b w:val="0"/>
+        </w:rPr>
+        <w:t>Apply the same room input contract: exactly room_id as a nonempty string; extra fields are rejected before invocation. Treat the K values in the task’s shorthand as text. K is absent from the registry. No real API, deletion capability or capacity measurement for K is supplied.</w:t>
+      </w:r>
+    </w:p>
+    <w:p>
+      <w:pPr>
+        <w:pStyle w:val="Heading2"/>
+      </w:pPr>
+      <w:r>
+        <w:t>Your first attempt and help record</w:t>
+      </w:r>
+    </w:p>
+    <w:p>
+      <w:pPr>
+        <w:pStyle w:val="Heading3"/>
+      </w:pPr>
+      <w:r>
+        <w:t>My independent explanation, trace and limits</w:t>
+      </w:r>
+    </w:p>
+    <w:p>
+      <w:r>
+        <w:t>________________________________________________________________</w:t>
+      </w:r>
+    </w:p>
+    <w:p>
+      <w:r>
+        <w:t>________________________________________________________________</w:t>
+      </w:r>
+    </w:p>
+    <w:p>
+      <w:r>
+        <w:t>________________________________________________________________</w:t>
+      </w:r>
+    </w:p>
+    <w:p>
+      <w:r>
+        <w:t>________________________________________________________________</w:t>
+      </w:r>
+    </w:p>
+    <w:p>
+      <w:r>
+        <w:t>________________________________________________________________</w:t>
+      </w:r>
+    </w:p>
+    <w:p>
+      <w:r>
+        <w:t>________________________________________________________________</w:t>
+      </w:r>
+    </w:p>
+    <w:p>
+      <w:r>
+        <w:t>________________________________________________________________</w:t>
+      </w:r>
+    </w:p>
+    <w:p>
+      <w:pPr>
+        <w:spacing w:line="336" w:lineRule="auto" w:after="180"/>
+      </w:pPr>
+      <w:r>
+        <w:rPr>
+          <w:b w:val="0"/>
+        </w:rPr>
+        <w:t>Attempt this case before feedback. Record any help. Earlier examples below are further practice; a case already practised with feedback cannot establish fresh transfer.</w:t>
+      </w:r>
+    </w:p>
+    <w:p>
+      <w:pPr>
+        <w:spacing w:line="336" w:lineRule="auto" w:after="180"/>
+      </w:pPr>
+      <w:r>
+        <w:rPr>
+          <w:b w:val="0"/>
+        </w:rPr>
+        <w:t xml:space="preserve">Your teacher has the independent answer and scoring criteria. Complete the matching workbook week to keep your practice </w:t>
+      </w:r>
+      <w:r>
+        <w:rPr>
+          <w:b/>
+        </w:rPr>
+        <w:t>evidence</w:t>
+      </w:r>
+      <w:r>
+        <w:rPr>
+          <w:b w:val="0"/>
+        </w:rPr>
+        <w:t xml:space="preserve"> together.</w:t>
+      </w:r>
+    </w:p>
+    <w:p>
+      <w:pPr>
+        <w:pStyle w:val="Heading2"/>
+      </w:pPr>
+      <w:r>
+        <w:t>Use feedback afterwards</w:t>
+      </w:r>
+    </w:p>
+    <w:p>
+      <w:pPr>
+        <w:spacing w:line="336" w:lineRule="auto" w:after="180"/>
+      </w:pPr>
+      <w:r>
+        <w:rPr>
+          <w:b w:val="0"/>
+        </w:rPr>
+        <w:t>Attempt the independent case before hints. Record whether you worked alone, used a hint or followed a model. After feedback, fix the first unsupported step and explain why it changed.</w:t>
+      </w:r>
+    </w:p>
+    <w:p>
+      <w:pPr>
+        <w:spacing w:line="336" w:lineRule="auto" w:after="180"/>
+      </w:pPr>
+      <w:r>
+        <w:rPr>
+          <w:b w:val="0"/>
+        </w:rPr>
+        <w:t>A later check uses a changed case, not a copied answer.</w:t>
+      </w:r>
+    </w:p>
+    <w:p>
+      <w:pPr>
+        <w:pStyle w:val="Heading2"/>
+      </w:pPr>
+      <w:r>
+        <w:t>Earlier wording, alternatives and picture transcripts · reference / check after trying</w:t>
+      </w:r>
+    </w:p>
+    <w:p>
+      <w:pPr>
+        <w:pStyle w:val="Heading3"/>
+      </w:pPr>
+      <w:r>
+        <w:t>Independent case: Apply a new case independently</w:t>
+      </w:r>
+    </w:p>
+    <w:p>
+      <w:pPr>
+        <w:pStyle w:val="Heading3"/>
+      </w:pPr>
+      <w:r>
+        <w:t>Week 21 Independent application</w:t>
+      </w:r>
+    </w:p>
+    <w:p>
+      <w:pPr>
+        <w:spacing w:line="336" w:lineRule="auto" w:after="180"/>
+      </w:pPr>
+      <w:r>
+        <w:rPr>
+          <w:b w:val="0"/>
+        </w:rPr>
+        <w:t>Close the worked explanation. Apply the idea to this different question without copying.</w:t>
+      </w:r>
+    </w:p>
+    <w:p>
+      <w:pPr>
+        <w:spacing w:line="336" w:lineRule="auto" w:after="180"/>
+      </w:pPr>
+      <w:r>
+        <w:rPr>
+          <w:b w:val="0"/>
+        </w:rPr>
+        <w:t>A tool can look up book availability and also place an order. The user asks only whether a book is available. Which action is authorized?</w:t>
+      </w:r>
+    </w:p>
+    <w:p>
+      <w:pPr>
+        <w:spacing w:line="336" w:lineRule="auto" w:after="180"/>
+      </w:pPr>
+      <w:r>
+        <w:rPr>
+          <w:b w:val="0"/>
+        </w:rPr>
+        <w:t xml:space="preserve">My answer, with a trace, calculation or supporting </w:t>
+      </w:r>
+      <w:r>
+        <w:rPr>
+          <w:b/>
+        </w:rPr>
+        <w:t>evidence</w:t>
+      </w:r>
+    </w:p>
+    <w:p>
+      <w:pPr>
+        <w:pStyle w:val="Heading3"/>
+      </w:pPr>
+      <w:r>
+        <w:t>Write or draw your reasoning and evidence.</w:t>
+      </w:r>
+    </w:p>
+    <w:p>
+      <w:r>
+        <w:t>________________________________________________________________</w:t>
+      </w:r>
+    </w:p>
+    <w:p>
+      <w:r>
+        <w:t>________________________________________________________________</w:t>
+      </w:r>
+    </w:p>
+    <w:p>
+      <w:r>
+        <w:t>________________________________________________________________</w:t>
+      </w:r>
+    </w:p>
+    <w:p>
+      <w:r>
+        <w:t>________________________________________________________________</w:t>
+      </w:r>
+    </w:p>
+    <w:p>
+      <w:r>
+        <w:t>________________________________________________________________</w:t>
+      </w:r>
+    </w:p>
+    <w:p>
+      <w:pPr>
+        <w:pStyle w:val="Heading3"/>
+      </w:pPr>
+      <w:r>
+        <w:t>Create and test</w:t>
+      </w:r>
+    </w:p>
+    <w:p>
+      <w:pPr>
+        <w:spacing w:line="336" w:lineRule="auto" w:after="180"/>
+      </w:pPr>
+      <w:r>
+        <w:rPr>
+          <w:b w:val="0"/>
+        </w:rPr>
+        <w:t>Change one relevant detail. Predict the result before testing. Include a boundary or missing-information case when it helps reveal a limit.</w:t>
+      </w:r>
+    </w:p>
+    <w:p>
+      <w:pPr>
+        <w:spacing w:line="336" w:lineRule="auto" w:after="180"/>
+      </w:pPr>
+      <w:r>
+        <w:rPr>
+          <w:b w:val="0"/>
+        </w:rPr>
+        <w:t xml:space="preserve">My changed </w:t>
+      </w:r>
+      <w:r>
+        <w:rPr>
+          <w:b/>
+        </w:rPr>
+        <w:t>input</w:t>
+      </w:r>
+      <w:r>
+        <w:rPr>
+          <w:b w:val="0"/>
+        </w:rPr>
+        <w:t xml:space="preserve"> and expected result</w:t>
+      </w:r>
+    </w:p>
+    <w:p>
+      <w:pPr>
+        <w:pStyle w:val="Heading3"/>
+      </w:pPr>
+      <w:r>
+        <w:t>Write or draw your reasoning and evidence.</w:t>
+      </w:r>
+    </w:p>
+    <w:p>
+      <w:r>
+        <w:t>________________________________________________________________</w:t>
+      </w:r>
+    </w:p>
+    <w:p>
+      <w:r>
+        <w:t>________________________________________________________________</w:t>
+      </w:r>
+    </w:p>
+    <w:p>
+      <w:r>
+        <w:t>________________________________________________________________</w:t>
+      </w:r>
+    </w:p>
+    <w:p>
+      <w:r>
+        <w:t>________________________________________________________________</w:t>
+      </w:r>
+    </w:p>
+    <w:p>
+      <w:r>
+        <w:t>________________________________________________________________</w:t>
+      </w:r>
+    </w:p>
+    <w:p>
+      <w:pPr>
+        <w:pStyle w:val="Heading3"/>
+      </w:pPr>
+      <w:r>
+        <w:t>Connect to your project</w:t>
+      </w:r>
+    </w:p>
+    <w:p>
+      <w:pPr>
+        <w:spacing w:line="336" w:lineRule="auto" w:after="180"/>
+      </w:pPr>
+      <w:r>
+        <w:rPr>
+          <w:b w:val="0"/>
+        </w:rPr>
+        <w:t xml:space="preserve">Allow only retrieval and calculator tools with validated </w:t>
+      </w:r>
+      <w:r>
+        <w:rPr>
+          <w:b/>
+        </w:rPr>
+        <w:t>argument</w:t>
+      </w:r>
+      <w:r>
+        <w:rPr>
+          <w:b w:val="0"/>
+        </w:rPr>
+        <w:t>s and visible results.</w:t>
+      </w:r>
+    </w:p>
+    <w:p>
+      <w:pPr>
+        <w:spacing w:line="336" w:lineRule="auto" w:after="180"/>
+      </w:pPr>
+      <w:r>
+        <w:rPr>
+          <w:b w:val="0"/>
+        </w:rPr>
+        <w:t xml:space="preserve">The </w:t>
+      </w:r>
+      <w:r>
+        <w:rPr>
+          <w:b/>
+        </w:rPr>
+        <w:t>evidence</w:t>
+      </w:r>
+      <w:r>
+        <w:rPr>
+          <w:b w:val="0"/>
+        </w:rPr>
+        <w:t xml:space="preserve"> I will keep</w:t>
+      </w:r>
+    </w:p>
+    <w:p>
+      <w:pPr>
+        <w:pStyle w:val="Heading3"/>
+      </w:pPr>
+      <w:r>
+        <w:t>Write or draw your reasoning and evidence.</w:t>
+      </w:r>
+    </w:p>
+    <w:p>
+      <w:r>
+        <w:t>________________________________________________________________</w:t>
+      </w:r>
+    </w:p>
+    <w:p>
+      <w:r>
+        <w:t>________________________________________________________________</w:t>
+      </w:r>
+    </w:p>
+    <w:p>
+      <w:r>
+        <w:t>________________________________________________________________</w:t>
+      </w:r>
+    </w:p>
+    <w:p>
+      <w:r>
+        <w:t>________________________________________________________________</w:t>
+      </w:r>
+    </w:p>
+    <w:p>
+      <w:r>
+        <w:t>________________________________________________________________</w:t>
+      </w:r>
+    </w:p>
+    <w:p>
+      <w:pPr>
+        <w:pStyle w:val="Heading3"/>
+      </w:pPr>
+      <w:r>
+        <w:t>Transfer practice from the original programme</w:t>
+      </w:r>
+    </w:p>
+    <w:p>
+      <w:pPr>
+        <w:spacing w:line="336" w:lineRule="auto" w:after="180"/>
+      </w:pPr>
+      <w:r>
+        <w:rPr>
+          <w:b w:val="0"/>
+        </w:rPr>
+        <w:t xml:space="preserve">A tool can calculate or search supplied notes. The request is 'What is 17×6, and where do roots take up water?' Assign each subtask and describe </w:t>
+      </w:r>
+      <w:r>
+        <w:rPr>
+          <w:b/>
+        </w:rPr>
+        <w:t>output</w:t>
+      </w:r>
+      <w:r>
+        <w:rPr>
+          <w:b w:val="0"/>
+        </w:rPr>
+        <w:t xml:space="preserve"> checks.</w:t>
+      </w:r>
+    </w:p>
+    <w:p>
+      <w:pPr>
+        <w:pStyle w:val="Heading3"/>
+      </w:pPr>
+      <w:r>
+        <w:t>Explain the mechanism, evidence and one limit.</w:t>
+      </w:r>
+    </w:p>
+    <w:p>
+      <w:r>
+        <w:t>________________________________________________________________</w:t>
+      </w:r>
+    </w:p>
+    <w:p>
+      <w:r>
+        <w:t>________________________________________________________________</w:t>
+      </w:r>
+    </w:p>
+    <w:p>
+      <w:r>
+        <w:t>________________________________________________________________</w:t>
+      </w:r>
+    </w:p>
+    <w:p>
+      <w:r>
+        <w:t>________________________________________________________________</w:t>
+      </w:r>
+    </w:p>
+    <w:p>
+      <w:r>
+        <w:t>________________________________________________________________</w:t>
+      </w:r>
+    </w:p>
+    <w:p>
+      <w:r>
+        <w:t>________________________________________________________________</w:t>
+      </w:r>
+    </w:p>
+    <w:p>
+      <w:r>
+        <w:t>________________________________________________________________</w:t>
+      </w:r>
+    </w:p>
+    <w:p>
+      <w:pPr>
+        <w:pStyle w:val="Heading3"/>
+      </w:pPr>
+      <w:r>
+        <w:t>Use feedback to improve</w:t>
       </w:r>
     </w:p>
     <w:p>
@@ -4167,12 +4915,20 @@
         <w:pStyle w:val="Heading1"/>
       </w:pPr>
       <w:r>
-        <w:t>10. Build your understanding</w:t>
-      </w:r>
-    </w:p>
-    <w:p>
-      <w:r>
-        <w:t>Move from recall to tracing, diagnosis and transfer in Tools and APIs. Explain why each step is justified.</w:t>
+        <w:t>11. Keep the project’s tool boundary inspectable</w:t>
+      </w:r>
+    </w:p>
+    <w:p>
+      <w:r>
+        <w:t>Validate both directions before using a returned value.</w:t>
+      </w:r>
+    </w:p>
+    <w:p>
+      <w:pPr>
+        <w:pStyle w:val="Heading2"/>
+      </w:pPr>
+      <w:r>
+        <w:t>This week’s contribution</w:t>
       </w:r>
     </w:p>
     <w:p>
@@ -4181,7 +4937,1034 @@
       </w:pPr>
       <w:r>
         <w:rPr>
+          <w:b w:val="0"/>
+        </w:rPr>
+        <w:t>For the Verified Study Buddy, list each tool’s operation, permission boundary, exact request/response fields, validation rules, failure statuses and bounded retry policy. Preserve the original request and returned ID so a response cannot silently attach to a different object. Keep lookup separate from actions that change records.</w:t>
+      </w:r>
+    </w:p>
+    <w:p>
+      <w:pPr>
+        <w:spacing w:line="336" w:lineRule="auto" w:after="180"/>
+      </w:pPr>
+      <w:r>
+        <w:rPr>
+          <w:b w:val="0"/>
+        </w:rPr>
+        <w:t>A generated call, eligible request and validated result are three different evidence stages.</w:t>
+      </w:r>
+    </w:p>
+    <w:p>
+      <w:pPr>
+        <w:spacing w:line="336" w:lineRule="auto" w:after="180"/>
+      </w:pPr>
+      <w:r>
+        <w:rPr>
+          <w:b w:val="0"/>
+        </w:rPr>
+        <w:t xml:space="preserve">For your Verified Study Buddy, save the </w:t>
+      </w:r>
+      <w:r>
+        <w:rPr>
           <w:b/>
+        </w:rPr>
+        <w:t>input</w:t>
+      </w:r>
+      <w:r>
+        <w:rPr>
+          <w:b w:val="0"/>
+        </w:rPr>
+        <w:t>, procedure, observed result and limitation of this check.</w:t>
+      </w:r>
+    </w:p>
+    <w:p>
+      <w:pPr>
+        <w:spacing w:line="336" w:lineRule="auto" w:after="180"/>
+      </w:pPr>
+      <w:r>
+        <w:rPr>
+          <w:b w:val="0"/>
+        </w:rPr>
+        <w:t>Label this worked example as practice; use a different, previously unreviewed case when checking independent understanding.</w:t>
+      </w:r>
+    </w:p>
+    <w:p>
+      <w:pPr>
+        <w:pStyle w:val="Heading2"/>
+      </w:pPr>
+      <w:r>
+        <w:t>Retain the checkpoint and human choice</w:t>
+      </w:r>
+    </w:p>
+    <w:p>
+      <w:pPr>
+        <w:spacing w:line="336" w:lineRule="auto" w:after="180"/>
+      </w:pPr>
+      <w:r>
+        <w:rPr>
+          <w:b w:val="0"/>
+        </w:rPr>
+        <w:t xml:space="preserve">THIS WEEK’S CHECKPOINT  Allow only retrieval and calculator tools with validated </w:t>
+      </w:r>
+      <w:r>
+        <w:rPr>
+          <w:b/>
+        </w:rPr>
+        <w:t>argument</w:t>
+      </w:r>
+      <w:r>
+        <w:rPr>
+          <w:b w:val="0"/>
+        </w:rPr>
+        <w:t>s and visible results.</w:t>
+      </w:r>
+    </w:p>
+    <w:p>
+      <w:pPr>
+        <w:spacing w:line="336" w:lineRule="auto" w:after="180"/>
+      </w:pPr>
+      <w:r>
+        <w:rPr>
+          <w:b w:val="0"/>
+        </w:rPr>
+        <w:t xml:space="preserve">SYSTEM MAP  Learner need → prompt/schema → approved sources/retrieval → model/tool → structured answer → verification → </w:t>
+      </w:r>
+      <w:r>
+        <w:rPr>
+          <w:b/>
+        </w:rPr>
+        <w:t>human decision</w:t>
+      </w:r>
+    </w:p>
+    <w:p>
+      <w:pPr>
+        <w:spacing w:line="336" w:lineRule="auto" w:after="180"/>
+      </w:pPr>
+      <w:r>
+        <w:rPr>
+          <w:b w:val="0"/>
+        </w:rPr>
+        <w:t>What will you add, change, or verify in the project this week?</w:t>
+      </w:r>
+    </w:p>
+    <w:p>
+      <w:pPr>
+        <w:pStyle w:val="Heading3"/>
+      </w:pPr>
+      <w:r>
+        <w:t>Write or draw your reasoning and evidence.</w:t>
+      </w:r>
+    </w:p>
+    <w:p>
+      <w:r>
+        <w:t>________________________________________________________________</w:t>
+      </w:r>
+    </w:p>
+    <w:p>
+      <w:r>
+        <w:t>________________________________________________________________</w:t>
+      </w:r>
+    </w:p>
+    <w:p>
+      <w:r>
+        <w:t>________________________________________________________________</w:t>
+      </w:r>
+    </w:p>
+    <w:p>
+      <w:r>
+        <w:t>________________________________________________________________</w:t>
+      </w:r>
+    </w:p>
+    <w:p>
+      <w:r>
+        <w:t>________________________________________________________________</w:t>
+      </w:r>
+    </w:p>
+    <w:p>
+      <w:pPr>
+        <w:spacing w:line="336" w:lineRule="auto" w:after="180"/>
+      </w:pPr>
+      <w:r>
+        <w:rPr>
+          <w:b w:val="0"/>
+        </w:rPr>
+        <w:t xml:space="preserve">What should remain under </w:t>
+      </w:r>
+      <w:r>
+        <w:rPr>
+          <w:b/>
+        </w:rPr>
+        <w:t>human control</w:t>
+      </w:r>
+      <w:r>
+        <w:rPr>
+          <w:b w:val="0"/>
+        </w:rPr>
+        <w:t>?</w:t>
+      </w:r>
+    </w:p>
+    <w:p>
+      <w:pPr>
+        <w:pStyle w:val="Heading3"/>
+      </w:pPr>
+      <w:r>
+        <w:t>Write or draw your reasoning and evidence.</w:t>
+      </w:r>
+    </w:p>
+    <w:p>
+      <w:r>
+        <w:t>________________________________________________________________</w:t>
+      </w:r>
+    </w:p>
+    <w:p>
+      <w:r>
+        <w:t>________________________________________________________________</w:t>
+      </w:r>
+    </w:p>
+    <w:p>
+      <w:r>
+        <w:t>________________________________________________________________</w:t>
+      </w:r>
+    </w:p>
+    <w:p>
+      <w:r>
+        <w:t>________________________________________________________________</w:t>
+      </w:r>
+    </w:p>
+    <w:p>
+      <w:r>
+        <w:t>________________________________________________________________</w:t>
+      </w:r>
+    </w:p>
+    <w:p>
+      <w:pPr>
+        <w:spacing w:line="336" w:lineRule="auto" w:after="180"/>
+      </w:pPr>
+      <w:r>
+        <w:rPr>
+          <w:b w:val="0"/>
+        </w:rPr>
+        <w:t xml:space="preserve">RESPONSIBLE DESIGN  Collect only necessary information. Show uncertainty and limits. Never confuse fluent </w:t>
+      </w:r>
+      <w:r>
+        <w:rPr>
+          <w:b/>
+        </w:rPr>
+        <w:t>output</w:t>
+      </w:r>
+      <w:r>
+        <w:rPr>
+          <w:b w:val="0"/>
+        </w:rPr>
+        <w:t xml:space="preserve"> with verified truth.</w:t>
+      </w:r>
+    </w:p>
+    <w:p>
+      <w:pPr>
+        <w:pStyle w:val="Heading2"/>
+      </w:pPr>
+      <w:r>
+        <w:t>Earlier wording, alternatives and picture transcripts · reference / check after trying</w:t>
+      </w:r>
+    </w:p>
+    <w:p>
+      <w:pPr>
+        <w:spacing w:line="336" w:lineRule="auto" w:after="180"/>
+      </w:pPr>
+      <w:r>
+        <w:rPr>
+          <w:b w:val="0"/>
+        </w:rPr>
+        <w:t>CUMULATIVE PROJECT</w:t>
+      </w:r>
+    </w:p>
+    <w:p>
+      <w:pPr>
+        <w:spacing w:line="336" w:lineRule="auto" w:after="180"/>
+      </w:pPr>
+      <w:r>
+        <w:rPr>
+          <w:b w:val="0"/>
+        </w:rPr>
+        <w:t>Verified Study Buddy</w:t>
+      </w:r>
+    </w:p>
+    <w:p>
+      <w:pPr>
+        <w:spacing w:line="336" w:lineRule="auto" w:after="180"/>
+      </w:pPr>
+      <w:r>
+        <w:rPr>
+          <w:b w:val="0"/>
+        </w:rPr>
+        <w:t>Every week adds one inspectable piece. The system must show how it reached a result.</w:t>
+      </w:r>
+    </w:p>
+    <w:p>
+      <w:r>
+        <w:drawing>
+          <wp:inline xmlns:a="http://schemas.openxmlformats.org/drawingml/2006/main" xmlns:pic="http://schemas.openxmlformats.org/drawingml/2006/picture">
+            <wp:extent cx="5486400" cy="1901952"/>
+            <wp:docPr id="21" name="Picture 21" descr="Book recommender connection for Tools and APIs"/>
+            <wp:cNvGraphicFramePr>
+              <a:graphicFrameLocks noChangeAspect="1"/>
+            </wp:cNvGraphicFramePr>
+            <a:graphic>
+              <a:graphicData uri="http://schemas.openxmlformats.org/drawingml/2006/picture">
+                <pic:pic>
+                  <pic:nvPicPr>
+                    <pic:cNvPr id="0" name="5e560882c7885b6f322e39ede9e4b0ac13d49ce6c1e13cb9ebacad526aa8ce32.png"/>
+                    <pic:cNvPicPr/>
+                  </pic:nvPicPr>
+                  <pic:blipFill>
+                    <a:blip r:embed="rId24"/>
+                    <a:stretch>
+                      <a:fillRect/>
+                    </a:stretch>
+                  </pic:blipFill>
+                  <pic:spPr>
+                    <a:xfrm>
+                      <a:off x="0" y="0"/>
+                      <a:ext cx="5486400" cy="1901952"/>
+                    </a:xfrm>
+                    <a:prstGeom prst="rect"/>
+                  </pic:spPr>
+                </pic:pic>
+              </a:graphicData>
+            </a:graphic>
+          </wp:inline>
+        </w:drawing>
+      </w:r>
+    </w:p>
+    <w:p>
+      <w:pPr>
+        <w:pStyle w:val="Heading3"/>
+      </w:pPr>
+      <w:r>
+        <w:t>Evidence for your project</w:t>
+      </w:r>
+    </w:p>
+    <w:p>
+      <w:pPr>
+        <w:pStyle w:val="Heading1"/>
+      </w:pPr>
+      <w:r>
+        <w:t>16. Finish: say what was proposed, allowed and established</w:t>
+      </w:r>
+    </w:p>
+    <w:p>
+      <w:r>
+        <w:t>A valid request is not a validated response or a permission for another operation.</w:t>
+      </w:r>
+    </w:p>
+    <w:p>
+      <w:pPr>
+        <w:pStyle w:val="Heading2"/>
+      </w:pPr>
+      <w:r>
+        <w:t>Explain without notes</w:t>
+      </w:r>
+    </w:p>
+    <w:p>
+      <w:pPr>
+        <w:pStyle w:val="ListBullet"/>
+      </w:pPr>
+      <w:r>
+        <w:t>Close your notes. Explain this goal in your own words: Explain the mechanism and terminology of tools and api contracts</w:t>
+      </w:r>
+    </w:p>
+    <w:p>
+      <w:pPr>
+        <w:pStyle w:val="Heading3"/>
+      </w:pPr>
+      <w:r>
+        <w:t>My deciding step, evidence and one remaining question</w:t>
+      </w:r>
+    </w:p>
+    <w:p>
+      <w:r>
+        <w:t>________________________________________________________________</w:t>
+      </w:r>
+    </w:p>
+    <w:p>
+      <w:r>
+        <w:t>________________________________________________________________</w:t>
+      </w:r>
+    </w:p>
+    <w:p>
+      <w:r>
+        <w:t>________________________________________________________________</w:t>
+      </w:r>
+    </w:p>
+    <w:p>
+      <w:r>
+        <w:t>________________________________________________________________</w:t>
+      </w:r>
+    </w:p>
+    <w:p>
+      <w:r>
+        <w:t>________________________________________________________________</w:t>
+      </w:r>
+    </w:p>
+    <w:p>
+      <w:pPr>
+        <w:pStyle w:val="Heading2"/>
+      </w:pPr>
+      <w:r>
+        <w:t>Plan a changed-case return</w:t>
+      </w:r>
+    </w:p>
+    <w:p>
+      <w:pPr>
+        <w:spacing w:line="336" w:lineRule="auto" w:after="180"/>
+      </w:pPr>
+      <w:r>
+        <w:rPr>
+          <w:b w:val="0"/>
+        </w:rPr>
+        <w:t xml:space="preserve">If you are unsure, return to the worked picture and explain one arrow. If you are ready, change an </w:t>
+      </w:r>
+      <w:r>
+        <w:rPr>
+          <w:b/>
+        </w:rPr>
+        <w:t>input</w:t>
+      </w:r>
+      <w:r>
+        <w:rPr>
+          <w:b w:val="0"/>
+        </w:rPr>
+        <w:t xml:space="preserve"> or assumption and justify your </w:t>
+      </w:r>
+      <w:r>
+        <w:rPr>
+          <w:b/>
+        </w:rPr>
+        <w:t>prediction</w:t>
+      </w:r>
+      <w:r>
+        <w:rPr>
+          <w:b w:val="0"/>
+        </w:rPr>
+        <w:t>.</w:t>
+      </w:r>
+    </w:p>
+    <w:p>
+      <w:pPr>
+        <w:spacing w:line="336" w:lineRule="auto" w:after="180"/>
+      </w:pPr>
+      <w:r>
+        <w:rPr>
+          <w:b w:val="0"/>
+        </w:rPr>
+        <w:t xml:space="preserve">Save your workbook </w:t>
+      </w:r>
+      <w:r>
+        <w:rPr>
+          <w:b/>
+        </w:rPr>
+        <w:t>evidence</w:t>
+      </w:r>
+      <w:r>
+        <w:rPr>
+          <w:b w:val="0"/>
+        </w:rPr>
+        <w:t>. At the next review, try a different case before opening your old answer.</w:t>
+      </w:r>
+    </w:p>
+    <w:p>
+      <w:pPr>
+        <w:pStyle w:val="Heading1"/>
+      </w:pPr>
+      <w:r>
+        <w:t>Reference bank and extra practice</w:t>
+      </w:r>
+    </w:p>
+    <w:p>
+      <w:pPr>
+        <w:pStyle w:val="Heading1"/>
+      </w:pPr>
+      <w:r>
+        <w:t>05. Your quick word guide</w:t>
+      </w:r>
+    </w:p>
+    <w:p>
+      <w:r>
+        <w:t>Use the words to explain a particular step, record or limit.</w:t>
+      </w:r>
+    </w:p>
+    <w:p>
+      <w:pPr>
+        <w:pStyle w:val="Heading2"/>
+      </w:pPr>
+      <w:r>
+        <w:t>Core vocabulary</w:t>
+      </w:r>
+    </w:p>
+    <w:tbl>
+      <w:tblPr>
+        <w:tblStyle w:val="LightShading-Accent1"/>
+        <w:tblW w:type="auto" w:w="0"/>
+        <w:tblLook w:firstColumn="1" w:firstRow="1" w:lastColumn="0" w:lastRow="0" w:noHBand="0" w:noVBand="1" w:val="04A0"/>
+      </w:tblPr>
+      <w:tblGrid>
+        <w:gridCol w:w="3408"/>
+        <w:gridCol w:w="3408"/>
+        <w:gridCol w:w="3408"/>
+      </w:tblGrid>
+      <w:tr>
+        <w:trPr>
+          <w:tblHeader/>
+        </w:trPr>
+        <w:tc>
+          <w:tcPr>
+            <w:tcW w:type="dxa" w:w="3408"/>
+          </w:tcPr>
+          <w:p>
+            <w:r>
+              <w:t>Word</w:t>
+            </w:r>
+          </w:p>
+        </w:tc>
+        <w:tc>
+          <w:tcPr>
+            <w:tcW w:type="dxa" w:w="3408"/>
+          </w:tcPr>
+          <w:p>
+            <w:r>
+              <w:t>My own example</w:t>
+            </w:r>
+          </w:p>
+        </w:tc>
+        <w:tc>
+          <w:tcPr>
+            <w:tcW w:type="dxa" w:w="3408"/>
+          </w:tcPr>
+          <w:p>
+            <w:r>
+              <w:t>Not this / boundary</w:t>
+            </w:r>
+          </w:p>
+        </w:tc>
+      </w:tr>
+      <w:tr>
+        <w:tc>
+          <w:tcPr>
+            <w:tcW w:type="dxa" w:w="3408"/>
+          </w:tcPr>
+          <w:p>
+            <w:r>
+              <w:t>API</w:t>
+            </w:r>
+          </w:p>
+        </w:tc>
+        <w:tc>
+          <w:tcPr>
+            <w:tcW w:type="dxa" w:w="3408"/>
+          </w:tcPr>
+          <w:p>
+            <w:r>
+              <w:t>An agreed interface through which software requests data or actions from another system.</w:t>
+            </w:r>
+          </w:p>
+        </w:tc>
+        <w:tc>
+          <w:tcPr>
+            <w:tcW w:type="dxa" w:w="3408"/>
+          </w:tcPr>
+          <w:p>
+            <w:r/>
+          </w:p>
+        </w:tc>
+      </w:tr>
+      <w:tr>
+        <w:tc>
+          <w:tcPr>
+            <w:tcW w:type="dxa" w:w="3408"/>
+          </w:tcPr>
+          <w:p>
+            <w:r>
+              <w:t>tool call</w:t>
+            </w:r>
+          </w:p>
+        </w:tc>
+        <w:tc>
+          <w:tcPr>
+            <w:tcW w:type="dxa" w:w="3408"/>
+          </w:tcPr>
+          <w:p>
+            <w:r>
+              <w:t>A structured request to a tool with specified arguments.</w:t>
+            </w:r>
+          </w:p>
+        </w:tc>
+        <w:tc>
+          <w:tcPr>
+            <w:tcW w:type="dxa" w:w="3408"/>
+          </w:tcPr>
+          <w:p>
+            <w:r/>
+          </w:p>
+        </w:tc>
+      </w:tr>
+      <w:tr>
+        <w:tc>
+          <w:tcPr>
+            <w:tcW w:type="dxa" w:w="3408"/>
+          </w:tcPr>
+          <w:p>
+            <w:r>
+              <w:t>argument</w:t>
+            </w:r>
+          </w:p>
+        </w:tc>
+        <w:tc>
+          <w:tcPr>
+            <w:tcW w:type="dxa" w:w="3408"/>
+          </w:tcPr>
+          <w:p>
+            <w:r>
+              <w:t>A value supplied to a function or tool to tell it what to operate on.</w:t>
+            </w:r>
+          </w:p>
+        </w:tc>
+        <w:tc>
+          <w:tcPr>
+            <w:tcW w:type="dxa" w:w="3408"/>
+          </w:tcPr>
+          <w:p>
+            <w:r/>
+          </w:p>
+        </w:tc>
+      </w:tr>
+      <w:tr>
+        <w:tc>
+          <w:tcPr>
+            <w:tcW w:type="dxa" w:w="3408"/>
+          </w:tcPr>
+          <w:p>
+            <w:r>
+              <w:t>error response</w:t>
+            </w:r>
+          </w:p>
+        </w:tc>
+        <w:tc>
+          <w:tcPr>
+            <w:tcW w:type="dxa" w:w="3408"/>
+          </w:tcPr>
+          <w:p>
+            <w:r>
+              <w:t>A message or structured result indicating that a request could not be completed as expected.</w:t>
+            </w:r>
+          </w:p>
+        </w:tc>
+        <w:tc>
+          <w:tcPr>
+            <w:tcW w:type="dxa" w:w="3408"/>
+          </w:tcPr>
+          <w:p>
+            <w:r/>
+          </w:p>
+        </w:tc>
+      </w:tr>
+    </w:tbl>
+    <w:p>
+      <w:pPr>
+        <w:pStyle w:val="Heading2"/>
+      </w:pPr>
+      <w:r>
+        <w:t>Terms for the connected explanation</w:t>
+      </w:r>
+    </w:p>
+    <w:tbl>
+      <w:tblPr>
+        <w:tblStyle w:val="LightShading-Accent1"/>
+        <w:tblW w:type="auto" w:w="0"/>
+        <w:tblLook w:firstColumn="1" w:firstRow="1" w:lastColumn="0" w:lastRow="0" w:noHBand="0" w:noVBand="1" w:val="04A0"/>
+      </w:tblPr>
+      <w:tblGrid>
+        <w:gridCol w:w="5112"/>
+        <w:gridCol w:w="5112"/>
+      </w:tblGrid>
+      <w:tr>
+        <w:trPr>
+          <w:tblHeader/>
+        </w:trPr>
+        <w:tc>
+          <w:tcPr>
+            <w:tcW w:type="dxa" w:w="5112"/>
+          </w:tcPr>
+          <w:p>
+            <w:r>
+              <w:t>Word</w:t>
+            </w:r>
+          </w:p>
+        </w:tc>
+        <w:tc>
+          <w:tcPr>
+            <w:tcW w:type="dxa" w:w="5112"/>
+          </w:tcPr>
+          <w:p>
+            <w:r>
+              <w:t>Meaning</w:t>
+            </w:r>
+          </w:p>
+        </w:tc>
+      </w:tr>
+      <w:tr>
+        <w:tc>
+          <w:tcPr>
+            <w:tcW w:type="dxa" w:w="5112"/>
+          </w:tcPr>
+          <w:p>
+            <w:r>
+              <w:t>API contract</w:t>
+            </w:r>
+          </w:p>
+        </w:tc>
+        <w:tc>
+          <w:tcPr>
+            <w:tcW w:type="dxa" w:w="5112"/>
+          </w:tcPr>
+          <w:p>
+            <w:r>
+              <w:t>Declared input, output and failure rules for an interface</w:t>
+            </w:r>
+          </w:p>
+        </w:tc>
+      </w:tr>
+      <w:tr>
+        <w:tc>
+          <w:tcPr>
+            <w:tcW w:type="dxa" w:w="5112"/>
+          </w:tcPr>
+          <w:p>
+            <w:r>
+              <w:t>Not found</w:t>
+            </w:r>
+          </w:p>
+        </w:tc>
+        <w:tc>
+          <w:tcPr>
+            <w:tcW w:type="dxa" w:w="5112"/>
+          </w:tcPr>
+          <w:p>
+            <w:r>
+              <w:t>An explicit absence result rather than a fabricated value</w:t>
+            </w:r>
+          </w:p>
+        </w:tc>
+      </w:tr>
+    </w:tbl>
+    <w:p>
+      <w:pPr>
+        <w:pStyle w:val="Heading2"/>
+      </w:pPr>
+      <w:r>
+        <w:t>Earlier wording, alternatives and picture transcripts · reference / check after trying</w:t>
+      </w:r>
+    </w:p>
+    <w:p>
+      <w:pPr>
+        <w:spacing w:line="336" w:lineRule="auto" w:after="180"/>
+      </w:pPr>
+      <w:r>
+        <w:rPr>
+          <w:b w:val="0"/>
+        </w:rPr>
+        <w:t>VOCABULARY LAB</w:t>
+      </w:r>
+    </w:p>
+    <w:p>
+      <w:pPr>
+        <w:spacing w:line="336" w:lineRule="auto" w:after="180"/>
+      </w:pPr>
+      <w:r>
+        <w:rPr>
+          <w:b w:val="0"/>
+        </w:rPr>
+        <w:t>Words You Can Use to Reason</w:t>
+      </w:r>
+    </w:p>
+    <w:p>
+      <w:pPr>
+        <w:spacing w:line="336" w:lineRule="auto" w:after="180"/>
+      </w:pPr>
+      <w:r>
+        <w:rPr>
+          <w:b w:val="0"/>
+        </w:rPr>
+        <w:t>A definition matters when you can recognize the idea, use it, and contrast it with a near-miss.</w:t>
+      </w:r>
+    </w:p>
+    <w:p>
+      <w:r>
+        <w:drawing>
+          <wp:inline xmlns:a="http://schemas.openxmlformats.org/drawingml/2006/main" xmlns:pic="http://schemas.openxmlformats.org/drawingml/2006/picture">
+            <wp:extent cx="5486400" cy="3200400"/>
+            <wp:docPr id="22" name="Picture 22" descr="Vocabulary badge: API"/>
+            <wp:cNvGraphicFramePr>
+              <a:graphicFrameLocks noChangeAspect="1"/>
+            </wp:cNvGraphicFramePr>
+            <a:graphic>
+              <a:graphicData uri="http://schemas.openxmlformats.org/drawingml/2006/picture">
+                <pic:pic>
+                  <pic:nvPicPr>
+                    <pic:cNvPr id="0" name="6881d60a59f52f99c8887da616b07ec70d85437a3c1451ffc88bf1d6180cf3ab.png"/>
+                    <pic:cNvPicPr/>
+                  </pic:nvPicPr>
+                  <pic:blipFill>
+                    <a:blip r:embed="rId25"/>
+                    <a:stretch>
+                      <a:fillRect/>
+                    </a:stretch>
+                  </pic:blipFill>
+                  <pic:spPr>
+                    <a:xfrm>
+                      <a:off x="0" y="0"/>
+                      <a:ext cx="5486400" cy="3200400"/>
+                    </a:xfrm>
+                    <a:prstGeom prst="rect"/>
+                  </pic:spPr>
+                </pic:pic>
+              </a:graphicData>
+            </a:graphic>
+          </wp:inline>
+        </w:drawing>
+      </w:r>
+    </w:p>
+    <w:p>
+      <w:r>
+        <w:drawing>
+          <wp:inline xmlns:a="http://schemas.openxmlformats.org/drawingml/2006/main" xmlns:pic="http://schemas.openxmlformats.org/drawingml/2006/picture">
+            <wp:extent cx="5486400" cy="3200400"/>
+            <wp:docPr id="23" name="Picture 23" descr="Vocabulary badge: tool call"/>
+            <wp:cNvGraphicFramePr>
+              <a:graphicFrameLocks noChangeAspect="1"/>
+            </wp:cNvGraphicFramePr>
+            <a:graphic>
+              <a:graphicData uri="http://schemas.openxmlformats.org/drawingml/2006/picture">
+                <pic:pic>
+                  <pic:nvPicPr>
+                    <pic:cNvPr id="0" name="fe3d7278e87ca827ecca82e23476cfcaa9288bc0ec9dcfcfee3abb06a0bca755.png"/>
+                    <pic:cNvPicPr/>
+                  </pic:nvPicPr>
+                  <pic:blipFill>
+                    <a:blip r:embed="rId26"/>
+                    <a:stretch>
+                      <a:fillRect/>
+                    </a:stretch>
+                  </pic:blipFill>
+                  <pic:spPr>
+                    <a:xfrm>
+                      <a:off x="0" y="0"/>
+                      <a:ext cx="5486400" cy="3200400"/>
+                    </a:xfrm>
+                    <a:prstGeom prst="rect"/>
+                  </pic:spPr>
+                </pic:pic>
+              </a:graphicData>
+            </a:graphic>
+          </wp:inline>
+        </w:drawing>
+      </w:r>
+    </w:p>
+    <w:p>
+      <w:r>
+        <w:drawing>
+          <wp:inline xmlns:a="http://schemas.openxmlformats.org/drawingml/2006/main" xmlns:pic="http://schemas.openxmlformats.org/drawingml/2006/picture">
+            <wp:extent cx="5486400" cy="3200400"/>
+            <wp:docPr id="24" name="Picture 24" descr="Vocabulary badge: argument"/>
+            <wp:cNvGraphicFramePr>
+              <a:graphicFrameLocks noChangeAspect="1"/>
+            </wp:cNvGraphicFramePr>
+            <a:graphic>
+              <a:graphicData uri="http://schemas.openxmlformats.org/drawingml/2006/picture">
+                <pic:pic>
+                  <pic:nvPicPr>
+                    <pic:cNvPr id="0" name="7b745c32916d4b56655b4d7509e17fdfc4cb0153febe86dc230c5262661cea36.png"/>
+                    <pic:cNvPicPr/>
+                  </pic:nvPicPr>
+                  <pic:blipFill>
+                    <a:blip r:embed="rId27"/>
+                    <a:stretch>
+                      <a:fillRect/>
+                    </a:stretch>
+                  </pic:blipFill>
+                  <pic:spPr>
+                    <a:xfrm>
+                      <a:off x="0" y="0"/>
+                      <a:ext cx="5486400" cy="3200400"/>
+                    </a:xfrm>
+                    <a:prstGeom prst="rect"/>
+                  </pic:spPr>
+                </pic:pic>
+              </a:graphicData>
+            </a:graphic>
+          </wp:inline>
+        </w:drawing>
+      </w:r>
+    </w:p>
+    <w:p>
+      <w:r>
+        <w:drawing>
+          <wp:inline xmlns:a="http://schemas.openxmlformats.org/drawingml/2006/main" xmlns:pic="http://schemas.openxmlformats.org/drawingml/2006/picture">
+            <wp:extent cx="5486400" cy="3200400"/>
+            <wp:docPr id="25" name="Picture 25" descr="Vocabulary badge: error response"/>
+            <wp:cNvGraphicFramePr>
+              <a:graphicFrameLocks noChangeAspect="1"/>
+            </wp:cNvGraphicFramePr>
+            <a:graphic>
+              <a:graphicData uri="http://schemas.openxmlformats.org/drawingml/2006/picture">
+                <pic:pic>
+                  <pic:nvPicPr>
+                    <pic:cNvPr id="0" name="3abb7c654b8ed46e276fa4df772a9baaba83fca918d3a28a3382fb3ed64d96c0.png"/>
+                    <pic:cNvPicPr/>
+                  </pic:nvPicPr>
+                  <pic:blipFill>
+                    <a:blip r:embed="rId28"/>
+                    <a:stretch>
+                      <a:fillRect/>
+                    </a:stretch>
+                  </pic:blipFill>
+                  <pic:spPr>
+                    <a:xfrm>
+                      <a:off x="0" y="0"/>
+                      <a:ext cx="5486400" cy="3200400"/>
+                    </a:xfrm>
+                    <a:prstGeom prst="rect"/>
+                  </pic:spPr>
+                </pic:pic>
+              </a:graphicData>
+            </a:graphic>
+          </wp:inline>
+        </w:drawing>
+      </w:r>
+    </w:p>
+    <w:p>
+      <w:pPr>
+        <w:pStyle w:val="Heading3"/>
+      </w:pPr>
+      <w:r>
+        <w:t>Words used in the closer explanation</w:t>
+      </w:r>
+    </w:p>
+    <w:p>
+      <w:pPr>
+        <w:pStyle w:val="Heading1"/>
+      </w:pPr>
+      <w:r>
+        <w:t>10. Choose a stronger thinking challenge</w:t>
+      </w:r>
+    </w:p>
+    <w:p>
+      <w:r>
+        <w:t>Choose the next useful challenge rather than treating the whole ladder as compulsory.</w:t>
+      </w:r>
+    </w:p>
+    <w:p>
+      <w:pPr>
+        <w:pStyle w:val="Heading2"/>
+      </w:pPr>
+      <w:r>
+        <w:t>Pick your next step</w:t>
+      </w:r>
+    </w:p>
+    <w:p>
+      <w:pPr>
+        <w:pStyle w:val="ListBullet"/>
+      </w:pPr>
+      <w:r>
+        <w:t>1 • NAME: Define the concept without repeating the textbook.</w:t>
+      </w:r>
+    </w:p>
+    <w:p>
+      <w:pPr>
+        <w:pStyle w:val="ListBullet"/>
+      </w:pPr>
+      <w:r>
+        <w:t>2 • TRACE: Show the information, state, branch, calculation, or evidence path.</w:t>
+      </w:r>
+    </w:p>
+    <w:p>
+      <w:pPr>
+        <w:pStyle w:val="ListBullet"/>
+      </w:pPr>
+      <w:r>
+        <w:t>3 • APPLY: Solve a different example independently.</w:t>
+      </w:r>
+    </w:p>
+    <w:p>
+      <w:pPr>
+        <w:pStyle w:val="ListBullet"/>
+      </w:pPr>
+      <w:r>
+        <w:t>4 • CHALLENGE: Find a boundary case, counterexample, or unfair outcome.</w:t>
+      </w:r>
+    </w:p>
+    <w:p>
+      <w:pPr>
+        <w:pStyle w:val="ListBullet"/>
+      </w:pPr>
+      <w:r>
+        <w:t>5 • EXPLAIN LIMITS: Say when the result should not be trusted or used alone.</w:t>
+      </w:r>
+    </w:p>
+    <w:p>
+      <w:pPr>
+        <w:pStyle w:val="ListBullet"/>
+      </w:pPr>
+      <w:r>
+        <w:t>My strongest evidence of independent understanding:</w:t>
+      </w:r>
+    </w:p>
+    <w:p>
+      <w:pPr>
+        <w:pStyle w:val="Heading3"/>
+      </w:pPr>
+      <w:r>
+        <w:t>Write or draw your reasoning and evidence.</w:t>
+      </w:r>
+    </w:p>
+    <w:p>
+      <w:r>
+        <w:t>________________________________________________________________</w:t>
+      </w:r>
+    </w:p>
+    <w:p>
+      <w:r>
+        <w:t>________________________________________________________________</w:t>
+      </w:r>
+    </w:p>
+    <w:p>
+      <w:r>
+        <w:t>________________________________________________________________</w:t>
+      </w:r>
+    </w:p>
+    <w:p>
+      <w:r>
+        <w:t>________________________________________________________________</w:t>
+      </w:r>
+    </w:p>
+    <w:p>
+      <w:r>
+        <w:t>________________________________________________________________</w:t>
+      </w:r>
+    </w:p>
+    <w:p>
+      <w:pPr>
+        <w:pStyle w:val="Heading2"/>
+      </w:pPr>
+      <w:r>
+        <w:t>Earlier wording, alternatives and picture transcripts · reference / check after trying</w:t>
+      </w:r>
+    </w:p>
+    <w:p>
+      <w:pPr>
+        <w:spacing w:line="336" w:lineRule="auto" w:after="180"/>
+      </w:pPr>
+      <w:r>
+        <w:rPr>
+          <w:b w:val="0"/>
         </w:rPr>
         <w:t>MASTERY</w:t>
       </w:r>
@@ -4225,7 +6008,7 @@
         <w:drawing>
           <wp:inline xmlns:a="http://schemas.openxmlformats.org/drawingml/2006/main" xmlns:pic="http://schemas.openxmlformats.org/drawingml/2006/picture">
             <wp:extent cx="5486400" cy="1719072"/>
-            <wp:docPr id="19" name="Picture 19" descr="Mastery ladder for Tools and APIs"/>
+            <wp:docPr id="26" name="Picture 26" descr="Mastery ladder for Tools and APIs"/>
             <wp:cNvGraphicFramePr>
               <a:graphicFrameLocks noChangeAspect="1"/>
             </wp:cNvGraphicFramePr>
@@ -4237,7 +6020,7 @@
                     <pic:cNvPicPr/>
                   </pic:nvPicPr>
                   <pic:blipFill>
-                    <a:blip r:embed="rId26"/>
+                    <a:blip r:embed="rId29"/>
                     <a:stretch>
                       <a:fillRect/>
                     </a:stretch>
@@ -4258,13 +6041,164 @@
     </w:p>
     <w:p>
       <w:pPr>
+        <w:pStyle w:val="Heading1"/>
+      </w:pPr>
+      <w:r>
+        <w:t>12. Reference: check your explanation</w:t>
+      </w:r>
+    </w:p>
+    <w:p>
+      <w:r>
+        <w:t>Use after practice. Validate the fresh K room calls independently is the selected independent case.</w:t>
+      </w:r>
+    </w:p>
+    <w:p>
+      <w:pPr>
+        <w:pStyle w:val="Heading2"/>
+      </w:pPr>
+      <w:r>
+        <w:t>Check the evidence and its limit</w:t>
+      </w:r>
+    </w:p>
+    <w:p>
+      <w:pPr>
+        <w:pStyle w:val="ListBullet"/>
+      </w:pPr>
+      <w:r>
+        <w:t>1. My fresh example, trace, calculation, or design:</w:t>
+      </w:r>
+    </w:p>
+    <w:p>
+      <w:pPr>
+        <w:pStyle w:val="Heading3"/>
+      </w:pPr>
+      <w:r>
+        <w:t>Write or draw your reasoning and evidence.</w:t>
+      </w:r>
+    </w:p>
+    <w:p>
+      <w:r>
+        <w:t>________________________________________________________________</w:t>
+      </w:r>
+    </w:p>
+    <w:p>
+      <w:r>
+        <w:t>________________________________________________________________</w:t>
+      </w:r>
+    </w:p>
+    <w:p>
+      <w:r>
+        <w:t>________________________________________________________________</w:t>
+      </w:r>
+    </w:p>
+    <w:p>
+      <w:r>
+        <w:t>________________________________________________________________</w:t>
+      </w:r>
+    </w:p>
+    <w:p>
+      <w:r>
+        <w:t>________________________________________________________________</w:t>
+      </w:r>
+    </w:p>
+    <w:p>
+      <w:pPr>
+        <w:pStyle w:val="ListBullet"/>
+      </w:pPr>
+      <w:r>
+        <w:t>2. My evidence that it works (include a boundary or missing-data case):</w:t>
+      </w:r>
+    </w:p>
+    <w:p>
+      <w:pPr>
+        <w:pStyle w:val="Heading3"/>
+      </w:pPr>
+      <w:r>
+        <w:t>Write or draw your reasoning and evidence.</w:t>
+      </w:r>
+    </w:p>
+    <w:p>
+      <w:r>
+        <w:t>________________________________________________________________</w:t>
+      </w:r>
+    </w:p>
+    <w:p>
+      <w:r>
+        <w:t>________________________________________________________________</w:t>
+      </w:r>
+    </w:p>
+    <w:p>
+      <w:r>
+        <w:t>________________________________________________________________</w:t>
+      </w:r>
+    </w:p>
+    <w:p>
+      <w:r>
+        <w:t>________________________________________________________________</w:t>
+      </w:r>
+    </w:p>
+    <w:p>
+      <w:r>
+        <w:t>________________________________________________________________</w:t>
+      </w:r>
+    </w:p>
+    <w:p>
+      <w:pPr>
+        <w:pStyle w:val="ListBullet"/>
+      </w:pPr>
+      <w:r>
+        <w:t>3. One limitation, fairness concern, or situation needing human review:</w:t>
+      </w:r>
+    </w:p>
+    <w:p>
+      <w:pPr>
+        <w:pStyle w:val="Heading2"/>
+      </w:pPr>
+      <w:r>
+        <w:t>Self-check and record</w:t>
+      </w:r>
+    </w:p>
+    <w:p>
+      <w:pPr>
         <w:spacing w:line="336" w:lineRule="auto" w:after="180"/>
       </w:pPr>
       <w:r>
         <w:rPr>
           <w:b w:val="0"/>
         </w:rPr>
-        <w:t>1 • NAME: Define the concept without repeating the textbook.</w:t>
+        <w:t xml:space="preserve">SELF-CHECK  □ I explained the </w:t>
+      </w:r>
+      <w:r>
+        <w:rPr>
+          <w:b/>
+        </w:rPr>
+        <w:t>mechanism</w:t>
+      </w:r>
+      <w:r>
+        <w:rPr>
+          <w:b w:val="0"/>
+        </w:rPr>
+        <w:t xml:space="preserve">  □ I used </w:t>
+      </w:r>
+      <w:r>
+        <w:rPr>
+          <w:b/>
+        </w:rPr>
+        <w:t>evidence</w:t>
+      </w:r>
+      <w:r>
+        <w:rPr>
+          <w:b w:val="0"/>
+        </w:rPr>
+        <w:t xml:space="preserve">  □ I tested a fresh case  □ I named a limitation  □ I can answer ‘why?’</w:t>
+      </w:r>
+    </w:p>
+    <w:p>
+      <w:pPr>
+        <w:pStyle w:val="Heading2"/>
+      </w:pPr>
+      <w:r>
+        <w:t>Earlier wording, alternatives and picture transcripts · reference / check after trying</w:t>
       </w:r>
     </w:p>
     <w:p>
@@ -4275,19 +6209,18 @@
         <w:rPr>
           <w:b w:val="0"/>
         </w:rPr>
-        <w:t xml:space="preserve">2 • TRACE: Show the information, state, branch, calculation, or </w:t>
-      </w:r>
-      <w:r>
-        <w:rPr>
-          <w:b/>
-        </w:rPr>
-        <w:t>evidence</w:t>
-      </w:r>
+        <w:t>INDEPENDENT MASTERY PROOF</w:t>
+      </w:r>
+    </w:p>
+    <w:p>
+      <w:pPr>
+        <w:spacing w:line="336" w:lineRule="auto" w:after="180"/>
+      </w:pPr>
       <w:r>
         <w:rPr>
           <w:b w:val="0"/>
         </w:rPr>
-        <w:t xml:space="preserve"> path.</w:t>
+        <w:t>Checklist for explaining this week’s idea</w:t>
       </w:r>
     </w:p>
     <w:p>
@@ -4298,131 +6231,7 @@
         <w:rPr>
           <w:b w:val="0"/>
         </w:rPr>
-        <w:t>3 • APPLY: Solve a different example independently.</w:t>
-      </w:r>
-    </w:p>
-    <w:p>
-      <w:pPr>
-        <w:spacing w:line="336" w:lineRule="auto" w:after="180"/>
-      </w:pPr>
-      <w:r>
-        <w:rPr>
-          <w:b w:val="0"/>
-        </w:rPr>
-        <w:t>4 • CHALLENGE: Find a boundary case, counterexample, or unfair outcome.</w:t>
-      </w:r>
-    </w:p>
-    <w:p>
-      <w:pPr>
-        <w:spacing w:line="336" w:lineRule="auto" w:after="180"/>
-      </w:pPr>
-      <w:r>
-        <w:rPr>
-          <w:b w:val="0"/>
-        </w:rPr>
-        <w:t>5 • EXPLAIN LIMITS: Say when the result should not be trusted or used alone.</w:t>
-      </w:r>
-    </w:p>
-    <w:p>
-      <w:pPr>
-        <w:spacing w:line="336" w:lineRule="auto" w:after="180"/>
-      </w:pPr>
-      <w:r>
-        <w:rPr>
-          <w:b w:val="0"/>
-        </w:rPr>
-        <w:t xml:space="preserve">My strongest </w:t>
-      </w:r>
-      <w:r>
-        <w:rPr>
-          <w:b/>
-        </w:rPr>
-        <w:t>evidence</w:t>
-      </w:r>
-      <w:r>
-        <w:rPr>
-          <w:b w:val="0"/>
-        </w:rPr>
-        <w:t xml:space="preserve"> of independent understanding:</w:t>
-      </w:r>
-    </w:p>
-    <w:p>
-      <w:pPr>
-        <w:pStyle w:val="Heading3"/>
-      </w:pPr>
-      <w:r>
-        <w:t>Write or draw your reasoning and evidence.</w:t>
-      </w:r>
-    </w:p>
-    <w:p>
-      <w:r>
-        <w:t>________________________________________________________________</w:t>
-      </w:r>
-    </w:p>
-    <w:p>
-      <w:r>
-        <w:t>________________________________________________________________</w:t>
-      </w:r>
-    </w:p>
-    <w:p>
-      <w:r>
-        <w:t>________________________________________________________________</w:t>
-      </w:r>
-    </w:p>
-    <w:p>
-      <w:r>
-        <w:t>________________________________________________________________</w:t>
-      </w:r>
-    </w:p>
-    <w:p>
-      <w:r>
-        <w:t>________________________________________________________________</w:t>
-      </w:r>
-    </w:p>
-    <w:p>
-      <w:pPr>
-        <w:pStyle w:val="Heading1"/>
-      </w:pPr>
-      <w:r>
-        <w:t>11. Connect your project</w:t>
-      </w:r>
-    </w:p>
-    <w:p>
-      <w:r>
-        <w:t>Apply this week’s idea to Verified Study Buddy. Keep an annotated decision and the evidence supporting it.</w:t>
-      </w:r>
-    </w:p>
-    <w:p>
-      <w:pPr>
-        <w:spacing w:line="336" w:lineRule="auto" w:after="180"/>
-      </w:pPr>
-      <w:r>
-        <w:rPr>
-          <w:b/>
-        </w:rPr>
-        <w:t>CUMULATIVE PROJECT</w:t>
-      </w:r>
-    </w:p>
-    <w:p>
-      <w:pPr>
-        <w:spacing w:line="336" w:lineRule="auto" w:after="180"/>
-      </w:pPr>
-      <w:r>
-        <w:rPr>
-          <w:b w:val="0"/>
-        </w:rPr>
-        <w:t>Verified Study Buddy</w:t>
-      </w:r>
-    </w:p>
-    <w:p>
-      <w:pPr>
-        <w:spacing w:line="336" w:lineRule="auto" w:after="180"/>
-      </w:pPr>
-      <w:r>
-        <w:rPr>
-          <w:b w:val="0"/>
-        </w:rPr>
-        <w:t>Every week adds one inspectable piece. The system must show how it reached a result.</w:t>
+        <w:t>Use after practice. Validate the fresh K room calls independently is the selected independent case.</w:t>
       </w:r>
     </w:p>
     <w:p>
@@ -4430,7 +6239,7 @@
         <w:drawing>
           <wp:inline xmlns:a="http://schemas.openxmlformats.org/drawingml/2006/main" xmlns:pic="http://schemas.openxmlformats.org/drawingml/2006/picture">
             <wp:extent cx="5486400" cy="1901952"/>
-            <wp:docPr id="20" name="Picture 20" descr="Book recommender connection for Tools and APIs"/>
+            <wp:docPr id="27" name="Picture 27" descr="Independent proof graphic for Tools and APIs"/>
             <wp:cNvGraphicFramePr>
               <a:graphicFrameLocks noChangeAspect="1"/>
             </wp:cNvGraphicFramePr>
@@ -4438,11 +6247,11 @@
               <a:graphicData uri="http://schemas.openxmlformats.org/drawingml/2006/picture">
                 <pic:pic>
                   <pic:nvPicPr>
-                    <pic:cNvPr id="0" name="5e560882c7885b6f322e39ede9e4b0ac13d49ce6c1e13cb9ebacad526aa8ce32.png"/>
+                    <pic:cNvPr id="0" name="363c88245b5765c5890223b49b17f65658874d9746bbd8c0f5ff7d807c6fe365.png"/>
                     <pic:cNvPicPr/>
                   </pic:nvPicPr>
                   <pic:blipFill>
-                    <a:blip r:embed="rId27"/>
+                    <a:blip r:embed="rId30"/>
                     <a:stretch>
                       <a:fillRect/>
                     </a:stretch>
@@ -4469,705 +6278,175 @@
         <w:rPr>
           <w:b w:val="0"/>
         </w:rPr>
-        <w:t xml:space="preserve">THIS WEEK’S CHECKPOINT  Allow only retrieval and calculator tools with validated </w:t>
+        <w:t>EXPLANATION CHECK  Require input type/field checks, not-found semantics and a separate action boundary.</w:t>
+      </w:r>
+    </w:p>
+    <w:p>
+      <w:pPr>
+        <w:pStyle w:val="Heading3"/>
+      </w:pPr>
+      <w:r>
+        <w:t>Write or draw your reasoning and evidence.</w:t>
+      </w:r>
+    </w:p>
+    <w:p>
+      <w:r>
+        <w:t>________________________________________________________________</w:t>
+      </w:r>
+    </w:p>
+    <w:p>
+      <w:r>
+        <w:t>________________________________________________________________</w:t>
+      </w:r>
+    </w:p>
+    <w:p>
+      <w:r>
+        <w:t>________________________________________________________________</w:t>
+      </w:r>
+    </w:p>
+    <w:p>
+      <w:r>
+        <w:t>________________________________________________________________</w:t>
+      </w:r>
+    </w:p>
+    <w:p>
+      <w:r>
+        <w:t>________________________________________________________________</w:t>
+      </w:r>
+    </w:p>
+    <w:p>
+      <w:pPr>
+        <w:pStyle w:val="Heading1"/>
+      </w:pPr>
+      <w:r>
+        <w:t>13. Extra practice: Choose a tool for each subtask</w:t>
+      </w:r>
+    </w:p>
+    <w:p>
+      <w:r>
+        <w:t>Try the question before opening its worked explanation.</w:t>
+      </w:r>
+    </w:p>
+    <w:p>
+      <w:pPr>
+        <w:pStyle w:val="Heading2"/>
+      </w:pPr>
+      <w:r>
+        <w:t>Read the supplied case and question</w:t>
+      </w:r>
+    </w:p>
+    <w:p>
+      <w:pPr>
+        <w:spacing w:line="336" w:lineRule="auto" w:after="180"/>
+      </w:pPr>
+      <w:r>
+        <w:rPr>
+          <w:b w:val="0"/>
+        </w:rPr>
+        <w:t>An assistant has calculator and source-search tools. Request: 12 times 9 and habitat definition from a class pack.</w:t>
+      </w:r>
+    </w:p>
+    <w:p>
+      <w:pPr>
+        <w:spacing w:line="336" w:lineRule="auto" w:after="180"/>
+      </w:pPr>
+      <w:r>
+        <w:rPr>
+          <w:b w:val="0"/>
+        </w:rPr>
+        <w:t>Choose and verify tools.</w:t>
+      </w:r>
+    </w:p>
+    <w:p>
+      <w:pPr>
+        <w:pStyle w:val="Heading2"/>
+      </w:pPr>
+      <w:r>
+        <w:t>Your explanation</w:t>
+      </w:r>
+    </w:p>
+    <w:p>
+      <w:pPr>
+        <w:pStyle w:val="ListBullet"/>
+      </w:pPr>
+      <w:r>
+        <w:t>Which detail supports the answer, and why does it matter?</w:t>
+      </w:r>
+    </w:p>
+    <w:p>
+      <w:pPr>
+        <w:pStyle w:val="Heading3"/>
+      </w:pPr>
+      <w:r>
+        <w:t>Write or draw your reasoning and evidence.</w:t>
+      </w:r>
+    </w:p>
+    <w:p>
+      <w:r>
+        <w:t>________________________________________________________________</w:t>
+      </w:r>
+    </w:p>
+    <w:p>
+      <w:r>
+        <w:t>________________________________________________________________</w:t>
+      </w:r>
+    </w:p>
+    <w:p>
+      <w:r>
+        <w:t>________________________________________________________________</w:t>
+      </w:r>
+    </w:p>
+    <w:p>
+      <w:r>
+        <w:t>________________________________________________________________</w:t>
+      </w:r>
+    </w:p>
+    <w:p>
+      <w:r>
+        <w:t>________________________________________________________________</w:t>
+      </w:r>
+    </w:p>
+    <w:p>
+      <w:pPr>
+        <w:pStyle w:val="Heading2"/>
+      </w:pPr>
+      <w:r>
+        <w:t>Check after trying · reference / check after trying</w:t>
+      </w:r>
+    </w:p>
+    <w:p>
+      <w:pPr>
+        <w:spacing w:line="336" w:lineRule="auto" w:after="180"/>
+      </w:pPr>
+      <w:r>
+        <w:rPr>
+          <w:b w:val="0"/>
+        </w:rPr>
+        <w:t xml:space="preserve">Calculator returns 108; search retrieves the definition. Verify </w:t>
       </w:r>
       <w:r>
         <w:rPr>
           <w:b/>
         </w:rPr>
-        <w:t>argument</w:t>
+        <w:t>input</w:t>
       </w:r>
       <w:r>
         <w:rPr>
           <w:b w:val="0"/>
         </w:rPr>
-        <w:t>s and visible results.</w:t>
-      </w:r>
-    </w:p>
-    <w:p>
-      <w:pPr>
-        <w:pStyle w:val="Heading3"/>
-      </w:pPr>
-      <w:r>
-        <w:t>Trace the system</w:t>
-      </w:r>
-    </w:p>
-    <w:p>
-      <w:pPr>
-        <w:spacing w:line="336" w:lineRule="auto" w:after="180"/>
-        <w:shd w:fill="EDF7F3"/>
-      </w:pPr>
+        <w:t xml:space="preserve">s, </w:t>
+      </w:r>
+      <w:r>
+        <w:rPr>
+          <w:b/>
+        </w:rPr>
+        <w:t>output</w:t>
+      </w:r>
       <w:r>
         <w:rPr>
           <w:b w:val="0"/>
         </w:rPr>
-        <w:t xml:space="preserve">SYSTEM MAP  Learner need → prompt/schema → approved sources/retrieval → model/tool → structured answer → verification → </w:t>
-      </w:r>
-      <w:r>
-        <w:rPr>
-          <w:b/>
-        </w:rPr>
-        <w:t>human decision</w:t>
-      </w:r>
-    </w:p>
-    <w:p>
-      <w:pPr>
-        <w:spacing w:line="336" w:lineRule="auto" w:after="180"/>
-        <w:shd w:fill="F5F1FB"/>
-      </w:pPr>
-      <w:r>
-        <w:rPr>
-          <w:b w:val="0"/>
-        </w:rPr>
-        <w:t>What will you add, change, or verify in the project this week?</w:t>
-      </w:r>
-    </w:p>
-    <w:p>
-      <w:pPr>
-        <w:pStyle w:val="Heading3"/>
-      </w:pPr>
-      <w:r>
-        <w:t>Write or draw your reasoning and evidence.</w:t>
-      </w:r>
-    </w:p>
-    <w:p>
-      <w:r>
-        <w:t>________________________________________________________________</w:t>
-      </w:r>
-    </w:p>
-    <w:p>
-      <w:r>
-        <w:t>________________________________________________________________</w:t>
-      </w:r>
-    </w:p>
-    <w:p>
-      <w:r>
-        <w:t>________________________________________________________________</w:t>
-      </w:r>
-    </w:p>
-    <w:p>
-      <w:r>
-        <w:t>________________________________________________________________</w:t>
-      </w:r>
-    </w:p>
-    <w:p>
-      <w:r>
-        <w:t>________________________________________________________________</w:t>
-      </w:r>
-    </w:p>
-    <w:p>
-      <w:pPr>
-        <w:spacing w:line="336" w:lineRule="auto" w:after="180"/>
-        <w:shd w:fill="F5F1FB"/>
-      </w:pPr>
-      <w:r>
-        <w:rPr>
-          <w:b w:val="0"/>
-        </w:rPr>
-        <w:t xml:space="preserve">What should remain under </w:t>
-      </w:r>
-      <w:r>
-        <w:rPr>
-          <w:b/>
-        </w:rPr>
-        <w:t>human control</w:t>
-      </w:r>
-      <w:r>
-        <w:rPr>
-          <w:b w:val="0"/>
-        </w:rPr>
-        <w:t>?</w:t>
-      </w:r>
-    </w:p>
-    <w:p>
-      <w:pPr>
-        <w:pStyle w:val="Heading3"/>
-      </w:pPr>
-      <w:r>
-        <w:t>Write or draw your reasoning and evidence.</w:t>
-      </w:r>
-    </w:p>
-    <w:p>
-      <w:r>
-        <w:t>________________________________________________________________</w:t>
-      </w:r>
-    </w:p>
-    <w:p>
-      <w:r>
-        <w:t>________________________________________________________________</w:t>
-      </w:r>
-    </w:p>
-    <w:p>
-      <w:r>
-        <w:t>________________________________________________________________</w:t>
-      </w:r>
-    </w:p>
-    <w:p>
-      <w:r>
-        <w:t>________________________________________________________________</w:t>
-      </w:r>
-    </w:p>
-    <w:p>
-      <w:r>
-        <w:t>________________________________________________________________</w:t>
-      </w:r>
-    </w:p>
-    <w:p>
-      <w:pPr>
-        <w:pStyle w:val="Heading3"/>
-      </w:pPr>
-      <w:r>
-        <w:t>Responsible design</w:t>
-      </w:r>
-    </w:p>
-    <w:p>
-      <w:pPr>
-        <w:spacing w:line="336" w:lineRule="auto" w:after="180"/>
-        <w:shd w:fill="FFF5E6"/>
-      </w:pPr>
-      <w:r>
-        <w:rPr>
-          <w:b w:val="0"/>
-        </w:rPr>
-        <w:t xml:space="preserve">RESPONSIBLE DESIGN  Collect only necessary information. Show uncertainty and limits. Never confuse fluent </w:t>
-      </w:r>
-      <w:r>
-        <w:rPr>
-          <w:b/>
-        </w:rPr>
-        <w:t>output</w:t>
-      </w:r>
-      <w:r>
-        <w:rPr>
-          <w:b w:val="0"/>
-        </w:rPr>
-        <w:t xml:space="preserve"> with verified truth.</w:t>
-      </w:r>
-    </w:p>
-    <w:p>
-      <w:pPr>
-        <w:pStyle w:val="Heading3"/>
-      </w:pPr>
-      <w:r>
-        <w:t>Evidence for your project</w:t>
-      </w:r>
-    </w:p>
-    <w:p>
-      <w:pPr>
-        <w:spacing w:line="336" w:lineRule="auto" w:after="180"/>
-      </w:pPr>
-      <w:r>
-        <w:rPr>
-          <w:b w:val="0"/>
-        </w:rPr>
-        <w:t xml:space="preserve">For your Verified Study Buddy, save the </w:t>
-      </w:r>
-      <w:r>
-        <w:rPr>
-          <w:b/>
-        </w:rPr>
-        <w:t>input</w:t>
-      </w:r>
-      <w:r>
-        <w:rPr>
-          <w:b w:val="0"/>
-        </w:rPr>
-        <w:t>, procedure, observed result and limitation of this check.</w:t>
-      </w:r>
-    </w:p>
-    <w:p>
-      <w:pPr>
-        <w:spacing w:line="336" w:lineRule="auto" w:after="180"/>
-      </w:pPr>
-      <w:r>
-        <w:rPr>
-          <w:b w:val="0"/>
-        </w:rPr>
-        <w:t>Label this worked example as practice; use a different, previously unreviewed case when checking independent understanding.</w:t>
-      </w:r>
-    </w:p>
-    <w:p>
-      <w:pPr>
-        <w:pStyle w:val="Heading1"/>
-      </w:pPr>
-      <w:r>
-        <w:t>12. Show what you know</w:t>
-      </w:r>
-    </w:p>
-    <w:p>
-      <w:r>
-        <w:t>Use a genuinely new case for independent evidence. Previously discussed examples remain practice; use the separately named independent case before feedback.</w:t>
-      </w:r>
-    </w:p>
-    <w:p>
-      <w:pPr>
-        <w:pStyle w:val="Heading3"/>
-      </w:pPr>
-      <w:r>
-        <w:t>Independent evidence</w:t>
-      </w:r>
-    </w:p>
-    <w:p>
-      <w:pPr>
-        <w:spacing w:line="336" w:lineRule="auto" w:after="180"/>
-        <w:shd w:fill="FFF5E6"/>
-      </w:pPr>
-      <w:r>
-        <w:rPr>
-          <w:b w:val="0"/>
-        </w:rPr>
-        <w:t>INDEPENDENT MASTERY PROOF</w:t>
-      </w:r>
-    </w:p>
-    <w:p>
-      <w:pPr>
-        <w:spacing w:line="336" w:lineRule="auto" w:after="180"/>
-      </w:pPr>
-      <w:r>
-        <w:rPr>
-          <w:b w:val="0"/>
-        </w:rPr>
-        <w:t>Explain • Transfer • Test • Defend</w:t>
-      </w:r>
-    </w:p>
-    <w:p>
-      <w:pPr>
-        <w:spacing w:line="336" w:lineRule="auto" w:after="180"/>
-      </w:pPr>
-      <w:r>
-        <w:rPr>
-          <w:b w:val="0"/>
-        </w:rPr>
-        <w:t>Complete this page without copying the worked example. Your reasoning matters more than decoration.</w:t>
-      </w:r>
-    </w:p>
-    <w:p>
-      <w:r>
-        <w:drawing>
-          <wp:inline xmlns:a="http://schemas.openxmlformats.org/drawingml/2006/main" xmlns:pic="http://schemas.openxmlformats.org/drawingml/2006/picture">
-            <wp:extent cx="5486400" cy="1901952"/>
-            <wp:docPr id="21" name="Picture 21" descr="Independent proof graphic for Tools and APIs"/>
-            <wp:cNvGraphicFramePr>
-              <a:graphicFrameLocks noChangeAspect="1"/>
-            </wp:cNvGraphicFramePr>
-            <a:graphic>
-              <a:graphicData uri="http://schemas.openxmlformats.org/drawingml/2006/picture">
-                <pic:pic>
-                  <pic:nvPicPr>
-                    <pic:cNvPr id="0" name="363c88245b5765c5890223b49b17f65658874d9746bbd8c0f5ff7d807c6fe365.png"/>
-                    <pic:cNvPicPr/>
-                  </pic:nvPicPr>
-                  <pic:blipFill>
-                    <a:blip r:embed="rId28"/>
-                    <a:stretch>
-                      <a:fillRect/>
-                    </a:stretch>
-                  </pic:blipFill>
-                  <pic:spPr>
-                    <a:xfrm>
-                      <a:off x="0" y="0"/>
-                      <a:ext cx="5486400" cy="1901952"/>
-                    </a:xfrm>
-                    <a:prstGeom prst="rect"/>
-                  </pic:spPr>
-                </pic:pic>
-              </a:graphicData>
-            </a:graphic>
-          </wp:inline>
-        </w:drawing>
-      </w:r>
-    </w:p>
-    <w:p>
-      <w:pPr>
-        <w:pStyle w:val="Heading3"/>
-      </w:pPr>
-      <w:r>
-        <w:t>Try a more demanding case</w:t>
-      </w:r>
-    </w:p>
-    <w:p>
-      <w:pPr>
-        <w:spacing w:line="336" w:lineRule="auto" w:after="180"/>
-        <w:shd w:fill="F5F1FB"/>
-      </w:pPr>
-      <w:r>
-        <w:rPr>
-          <w:b w:val="0"/>
-        </w:rPr>
-        <w:t>CHALLENGE  Match tool schemas to requests and handle one failure.</w:t>
-      </w:r>
-    </w:p>
-    <w:p>
-      <w:pPr>
-        <w:spacing w:line="336" w:lineRule="auto" w:after="180"/>
-        <w:shd w:fill="F4F9FC"/>
-      </w:pPr>
-      <w:r>
-        <w:rPr>
-          <w:b w:val="0"/>
-        </w:rPr>
-        <w:t>1. My fresh example, trace, calculation, or design:</w:t>
-      </w:r>
-    </w:p>
-    <w:p>
-      <w:pPr>
-        <w:pStyle w:val="Heading3"/>
-      </w:pPr>
-      <w:r>
-        <w:t>Write or draw your reasoning and evidence.</w:t>
-      </w:r>
-    </w:p>
-    <w:p>
-      <w:r>
-        <w:t>________________________________________________________________</w:t>
-      </w:r>
-    </w:p>
-    <w:p>
-      <w:r>
-        <w:t>________________________________________________________________</w:t>
-      </w:r>
-    </w:p>
-    <w:p>
-      <w:r>
-        <w:t>________________________________________________________________</w:t>
-      </w:r>
-    </w:p>
-    <w:p>
-      <w:r>
-        <w:t>________________________________________________________________</w:t>
-      </w:r>
-    </w:p>
-    <w:p>
-      <w:r>
-        <w:t>________________________________________________________________</w:t>
-      </w:r>
-    </w:p>
-    <w:p>
-      <w:pPr>
-        <w:spacing w:line="336" w:lineRule="auto" w:after="180"/>
-        <w:shd w:fill="F4F9FC"/>
-      </w:pPr>
-      <w:r>
-        <w:rPr>
-          <w:b w:val="0"/>
-        </w:rPr>
-        <w:t xml:space="preserve">2. My </w:t>
-      </w:r>
-      <w:r>
-        <w:rPr>
-          <w:b/>
-        </w:rPr>
-        <w:t>evidence</w:t>
-      </w:r>
-      <w:r>
-        <w:rPr>
-          <w:b w:val="0"/>
-        </w:rPr>
-        <w:t xml:space="preserve"> that it works (include a boundary or missing-data case):</w:t>
-      </w:r>
-    </w:p>
-    <w:p>
-      <w:pPr>
-        <w:pStyle w:val="Heading3"/>
-      </w:pPr>
-      <w:r>
-        <w:t>Write or draw your reasoning and evidence.</w:t>
-      </w:r>
-    </w:p>
-    <w:p>
-      <w:r>
-        <w:t>________________________________________________________________</w:t>
-      </w:r>
-    </w:p>
-    <w:p>
-      <w:r>
-        <w:t>________________________________________________________________</w:t>
-      </w:r>
-    </w:p>
-    <w:p>
-      <w:r>
-        <w:t>________________________________________________________________</w:t>
-      </w:r>
-    </w:p>
-    <w:p>
-      <w:r>
-        <w:t>________________________________________________________________</w:t>
-      </w:r>
-    </w:p>
-    <w:p>
-      <w:r>
-        <w:t>________________________________________________________________</w:t>
-      </w:r>
-    </w:p>
-    <w:p>
-      <w:pPr>
-        <w:spacing w:line="336" w:lineRule="auto" w:after="180"/>
-        <w:shd w:fill="F4F9FC"/>
-      </w:pPr>
-      <w:r>
-        <w:rPr>
-          <w:b w:val="0"/>
-        </w:rPr>
-        <w:t>3. One limitation, fairness concern, or situation needing human review:</w:t>
-      </w:r>
-    </w:p>
-    <w:p>
-      <w:pPr>
-        <w:pStyle w:val="Heading3"/>
-      </w:pPr>
-      <w:r>
-        <w:t>Write or draw your reasoning and evidence.</w:t>
-      </w:r>
-    </w:p>
-    <w:p>
-      <w:r>
-        <w:t>________________________________________________________________</w:t>
-      </w:r>
-    </w:p>
-    <w:p>
-      <w:r>
-        <w:t>________________________________________________________________</w:t>
-      </w:r>
-    </w:p>
-    <w:p>
-      <w:r>
-        <w:t>________________________________________________________________</w:t>
-      </w:r>
-    </w:p>
-    <w:p>
-      <w:r>
-        <w:t>________________________________________________________________</w:t>
-      </w:r>
-    </w:p>
-    <w:p>
-      <w:r>
-        <w:t>________________________________________________________________</w:t>
-      </w:r>
-    </w:p>
-    <w:p>
-      <w:pPr>
-        <w:pStyle w:val="Heading3"/>
-      </w:pPr>
-      <w:r>
-        <w:t>Check your explanation</w:t>
-      </w:r>
-    </w:p>
-    <w:p>
-      <w:pPr>
-        <w:spacing w:line="336" w:lineRule="auto" w:after="180"/>
-        <w:shd w:fill="F5F1FB"/>
-      </w:pPr>
-      <w:r>
-        <w:rPr>
-          <w:b w:val="0"/>
-        </w:rPr>
-        <w:t xml:space="preserve">SELF-CHECK  □ I explained the </w:t>
-      </w:r>
-      <w:r>
-        <w:rPr>
-          <w:b/>
-        </w:rPr>
-        <w:t>mechanism</w:t>
-      </w:r>
-      <w:r>
-        <w:rPr>
-          <w:b w:val="0"/>
-        </w:rPr>
-        <w:t xml:space="preserve">  □ I used </w:t>
-      </w:r>
-      <w:r>
-        <w:rPr>
-          <w:b/>
-        </w:rPr>
-        <w:t>evidence</w:t>
-      </w:r>
-      <w:r>
-        <w:rPr>
-          <w:b w:val="0"/>
-        </w:rPr>
-        <w:t xml:space="preserve">  □ I tested a fresh case  □ I named a limitation  □ I can answer ‘why?’</w:t>
-      </w:r>
-    </w:p>
-    <w:p>
-      <w:pPr>
-        <w:pStyle w:val="Heading1"/>
-      </w:pPr>
-      <w:r>
-        <w:t>13. Study a complete case</w:t>
-      </w:r>
-    </w:p>
-    <w:p>
-      <w:r>
-        <w:t>Revisit the complete Tools and APIs case for supported practice. Repeated examples do not become fresh assessments.</w:t>
-      </w:r>
-    </w:p>
-    <w:p>
-      <w:pPr>
-        <w:pStyle w:val="Heading3"/>
-      </w:pPr>
-      <w:r>
-        <w:t>Week 21 Worked case</w:t>
-      </w:r>
-    </w:p>
-    <w:p>
-      <w:pPr>
-        <w:spacing w:line="336" w:lineRule="auto" w:after="180"/>
-      </w:pPr>
-      <w:r>
-        <w:rPr>
-          <w:b w:val="0"/>
-        </w:rPr>
-        <w:t>Use the supplied details to practise the weekly concept before attempting the independent question. This case extends the illustrated lesson.</w:t>
-      </w:r>
-    </w:p>
-    <w:p>
-      <w:pPr>
-        <w:pStyle w:val="Heading3"/>
-      </w:pPr>
-      <w:r>
-        <w:t>The situation</w:t>
-      </w:r>
-    </w:p>
-    <w:p>
-      <w:pPr>
-        <w:spacing w:line="336" w:lineRule="auto" w:after="180"/>
-      </w:pPr>
-      <w:r>
-        <w:rPr>
-          <w:b w:val="0"/>
-        </w:rPr>
-        <w:t>An assistant has calculator and source-search tools. Request: 12 times 9 and habitat definition from a class pack.</w:t>
-      </w:r>
-    </w:p>
-    <w:p>
-      <w:pPr>
-        <w:pStyle w:val="Heading3"/>
-      </w:pPr>
-      <w:r>
-        <w:t>The question</w:t>
-      </w:r>
-    </w:p>
-    <w:p>
-      <w:pPr>
-        <w:spacing w:line="336" w:lineRule="auto" w:after="180"/>
-      </w:pPr>
-      <w:r>
-        <w:rPr>
-          <w:b w:val="0"/>
-        </w:rPr>
-        <w:t>Choose and verify tools.</w:t>
-      </w:r>
-    </w:p>
-    <w:p>
-      <w:pPr>
-        <w:pStyle w:val="Heading3"/>
-      </w:pPr>
-      <w:r>
-        <w:t>Worked explanation</w:t>
-      </w:r>
-    </w:p>
-    <w:p>
-      <w:pPr>
-        <w:spacing w:line="336" w:lineRule="auto" w:after="180"/>
-      </w:pPr>
-      <w:r>
-        <w:rPr>
-          <w:b w:val="0"/>
-        </w:rPr>
-        <w:t xml:space="preserve">Calculator returns 108; search retrieves the definition. Verify </w:t>
-      </w:r>
-      <w:r>
-        <w:rPr>
-          <w:b/>
-        </w:rPr>
-        <w:t>input</w:t>
-      </w:r>
-      <w:r>
-        <w:rPr>
-          <w:b w:val="0"/>
-        </w:rPr>
-        <w:t xml:space="preserve">s, </w:t>
-      </w:r>
-      <w:r>
-        <w:rPr>
-          <w:b/>
-        </w:rPr>
-        <w:t>output</w:t>
-      </w:r>
-      <w:r>
-        <w:rPr>
-          <w:b w:val="0"/>
-        </w:rPr>
         <w:t>s and supporting passage before answering.</w:t>
-      </w:r>
-    </w:p>
-    <w:p>
-      <w:pPr>
-        <w:pStyle w:val="Heading3"/>
-      </w:pPr>
-      <w:r>
-        <w:t>Explain it in your own words</w:t>
-      </w:r>
-    </w:p>
-    <w:p>
-      <w:pPr>
-        <w:spacing w:line="336" w:lineRule="auto" w:after="180"/>
-        <w:shd w:fill="F5F1FB"/>
-      </w:pPr>
-      <w:r>
-        <w:rPr>
-          <w:b w:val="0"/>
-        </w:rPr>
-        <w:t>Which detail supports the answer, and why does it matter?</w:t>
-      </w:r>
-    </w:p>
-    <w:p>
-      <w:pPr>
-        <w:pStyle w:val="Heading3"/>
-      </w:pPr>
-      <w:r>
-        <w:t>Write or draw your reasoning and evidence.</w:t>
-      </w:r>
-    </w:p>
-    <w:p>
-      <w:r>
-        <w:t>________________________________________________________________</w:t>
-      </w:r>
-    </w:p>
-    <w:p>
-      <w:r>
-        <w:t>________________________________________________________________</w:t>
-      </w:r>
-    </w:p>
-    <w:p>
-      <w:r>
-        <w:t>________________________________________________________________</w:t>
-      </w:r>
-    </w:p>
-    <w:p>
-      <w:r>
-        <w:t>________________________________________________________________</w:t>
-      </w:r>
-    </w:p>
-    <w:p>
-      <w:r>
-        <w:t>________________________________________________________________</w:t>
-      </w:r>
-    </w:p>
-    <w:p>
-      <w:pPr>
-        <w:pStyle w:val="Heading3"/>
-      </w:pPr>
-      <w:r>
-        <w:t>Trace the supplied case visually</w:t>
-      </w:r>
-    </w:p>
-    <w:p>
-      <w:pPr>
-        <w:pStyle w:val="Heading3"/>
-      </w:pPr>
-      <w:r>
-        <w:t>Choose a tool for each subtask</w:t>
       </w:r>
     </w:p>
     <w:tbl>
@@ -5274,12 +6553,87 @@
     </w:tbl>
     <w:p>
       <w:pPr>
+        <w:pStyle w:val="Heading2"/>
+      </w:pPr>
+      <w:r>
+        <w:t>Earlier wording, alternatives and picture transcripts · reference / check after trying</w:t>
+      </w:r>
+    </w:p>
+    <w:p>
+      <w:pPr>
+        <w:pStyle w:val="Heading3"/>
+      </w:pPr>
+      <w:r>
+        <w:t>Week 21 Worked case</w:t>
+      </w:r>
+    </w:p>
+    <w:p>
+      <w:pPr>
         <w:spacing w:line="336" w:lineRule="auto" w:after="180"/>
       </w:pPr>
       <w:r>
         <w:rPr>
           <w:b w:val="0"/>
         </w:rPr>
+        <w:t>Use the supplied details to practise the weekly concept before attempting the independent question. This case extends the illustrated lesson.</w:t>
+      </w:r>
+    </w:p>
+    <w:p>
+      <w:pPr>
+        <w:pStyle w:val="Heading3"/>
+      </w:pPr>
+      <w:r>
+        <w:t>The situation</w:t>
+      </w:r>
+    </w:p>
+    <w:p>
+      <w:pPr>
+        <w:pStyle w:val="Heading3"/>
+      </w:pPr>
+      <w:r>
+        <w:t>The question</w:t>
+      </w:r>
+    </w:p>
+    <w:p>
+      <w:pPr>
+        <w:pStyle w:val="Heading3"/>
+      </w:pPr>
+      <w:r>
+        <w:t>Worked explanation</w:t>
+      </w:r>
+    </w:p>
+    <w:p>
+      <w:pPr>
+        <w:pStyle w:val="Heading3"/>
+      </w:pPr>
+      <w:r>
+        <w:t>Explain it in your own words</w:t>
+      </w:r>
+    </w:p>
+    <w:p>
+      <w:pPr>
+        <w:pStyle w:val="Heading3"/>
+      </w:pPr>
+      <w:r>
+        <w:t>Trace the supplied case visually</w:t>
+      </w:r>
+    </w:p>
+    <w:p>
+      <w:pPr>
+        <w:pStyle w:val="Heading3"/>
+      </w:pPr>
+      <w:r>
+        <w:t>Choose a tool for each subtask</w:t>
+      </w:r>
+    </w:p>
+    <w:p>
+      <w:pPr>
+        <w:spacing w:line="336" w:lineRule="auto" w:after="180"/>
+      </w:pPr>
+      <w:r>
+        <w:rPr>
+          <w:b w:val="0"/>
+        </w:rPr>
         <w:t>An assistant has calculator and source-search tools. Request: 12 times 9 and habitat definition from a class pack.</w:t>
       </w:r>
     </w:p>
@@ -5334,479 +6688,20 @@
         <w:pStyle w:val="Heading1"/>
       </w:pPr>
       <w:r>
-        <w:t>14. Try a new case independently</w:t>
-      </w:r>
-    </w:p>
-    <w:p>
-      <w:r>
-        <w:t>Attempt the reserved new case before feedback. Record support; the earlier examples below remain additional practice.</w:t>
-      </w:r>
-    </w:p>
-    <w:p>
-      <w:pPr>
-        <w:pStyle w:val="Heading3"/>
-      </w:pPr>
-      <w:r>
-        <w:t>Independent case: Apply a new case independently</w:t>
-      </w:r>
-    </w:p>
-    <w:p>
-      <w:pPr>
-        <w:spacing w:line="336" w:lineRule="auto" w:after="180"/>
-      </w:pPr>
-      <w:r>
-        <w:rPr>
-          <w:b w:val="0"/>
-        </w:rPr>
-        <w:t>Tool accepts room_id string. Calls are {room_id:7}, {room_id:K} and {room_id:K, delete:true}. Validate; K is absent from the registry.</w:t>
-      </w:r>
-    </w:p>
-    <w:p>
-      <w:pPr>
-        <w:pStyle w:val="Heading3"/>
-      </w:pPr>
-      <w:r>
-        <w:t>My independent explanation, trace and limits</w:t>
-      </w:r>
-    </w:p>
-    <w:p>
-      <w:r>
-        <w:t>________________________________________________________________</w:t>
-      </w:r>
-    </w:p>
-    <w:p>
-      <w:r>
-        <w:t>________________________________________________________________</w:t>
-      </w:r>
-    </w:p>
-    <w:p>
-      <w:r>
-        <w:t>________________________________________________________________</w:t>
-      </w:r>
-    </w:p>
-    <w:p>
-      <w:r>
-        <w:t>________________________________________________________________</w:t>
-      </w:r>
-    </w:p>
-    <w:p>
-      <w:r>
-        <w:t>________________________________________________________________</w:t>
-      </w:r>
-    </w:p>
-    <w:p>
-      <w:r>
-        <w:t>________________________________________________________________</w:t>
-      </w:r>
-    </w:p>
-    <w:p>
-      <w:r>
-        <w:t>________________________________________________________________</w:t>
-      </w:r>
-    </w:p>
-    <w:p>
-      <w:pPr>
-        <w:spacing w:line="336" w:lineRule="auto" w:after="180"/>
-      </w:pPr>
-      <w:r>
-        <w:rPr>
-          <w:b w:val="0"/>
-        </w:rPr>
-        <w:t>Attempt this case before feedback. Record any help. Earlier examples below are further practice; a case already practised with feedback cannot establish fresh transfer.</w:t>
-      </w:r>
-    </w:p>
-    <w:p>
-      <w:pPr>
-        <w:pStyle w:val="Heading3"/>
-      </w:pPr>
-      <w:r>
-        <w:t>Week 21 Independent application</w:t>
-      </w:r>
-    </w:p>
-    <w:p>
-      <w:pPr>
-        <w:spacing w:line="336" w:lineRule="auto" w:after="180"/>
-      </w:pPr>
-      <w:r>
-        <w:rPr>
-          <w:b w:val="0"/>
-        </w:rPr>
-        <w:t>Close the worked explanation. Apply the idea to this different question without copying.</w:t>
-      </w:r>
-    </w:p>
-    <w:p>
-      <w:pPr>
-        <w:spacing w:line="336" w:lineRule="auto" w:after="180"/>
-        <w:shd w:fill="F5F1FB"/>
-      </w:pPr>
-      <w:r>
-        <w:rPr>
-          <w:b w:val="0"/>
-        </w:rPr>
-        <w:t>A tool can look up book availability and also place an order. The user asks only whether a book is available. Which action is authorized?</w:t>
-      </w:r>
-    </w:p>
-    <w:p>
-      <w:pPr>
-        <w:spacing w:line="336" w:lineRule="auto" w:after="180"/>
-      </w:pPr>
-      <w:r>
-        <w:rPr>
-          <w:b w:val="0"/>
-        </w:rPr>
-        <w:t xml:space="preserve">My answer, with a trace, calculation or supporting </w:t>
-      </w:r>
-      <w:r>
-        <w:rPr>
-          <w:b/>
-        </w:rPr>
-        <w:t>evidence</w:t>
-      </w:r>
-    </w:p>
-    <w:p>
-      <w:pPr>
-        <w:pStyle w:val="Heading3"/>
-      </w:pPr>
-      <w:r>
-        <w:t>Write or draw your reasoning and evidence.</w:t>
-      </w:r>
-    </w:p>
-    <w:p>
-      <w:r>
-        <w:t>________________________________________________________________</w:t>
-      </w:r>
-    </w:p>
-    <w:p>
-      <w:r>
-        <w:t>________________________________________________________________</w:t>
-      </w:r>
-    </w:p>
-    <w:p>
-      <w:r>
-        <w:t>________________________________________________________________</w:t>
-      </w:r>
-    </w:p>
-    <w:p>
-      <w:r>
-        <w:t>________________________________________________________________</w:t>
-      </w:r>
-    </w:p>
-    <w:p>
-      <w:r>
-        <w:t>________________________________________________________________</w:t>
-      </w:r>
-    </w:p>
-    <w:p>
-      <w:pPr>
-        <w:pStyle w:val="Heading3"/>
-      </w:pPr>
-      <w:r>
-        <w:t>Create and test</w:t>
-      </w:r>
-    </w:p>
-    <w:p>
-      <w:pPr>
-        <w:spacing w:line="336" w:lineRule="auto" w:after="180"/>
-      </w:pPr>
-      <w:r>
-        <w:rPr>
-          <w:b w:val="0"/>
-        </w:rPr>
-        <w:t>Change one relevant detail. Predict the result before testing. Include a boundary or missing-information case when it helps reveal a limit.</w:t>
-      </w:r>
-    </w:p>
-    <w:p>
-      <w:pPr>
-        <w:spacing w:line="336" w:lineRule="auto" w:after="180"/>
-      </w:pPr>
-      <w:r>
-        <w:rPr>
-          <w:b w:val="0"/>
-        </w:rPr>
-        <w:t xml:space="preserve">My changed </w:t>
-      </w:r>
-      <w:r>
-        <w:rPr>
-          <w:b/>
-        </w:rPr>
-        <w:t>input</w:t>
-      </w:r>
-      <w:r>
-        <w:rPr>
-          <w:b w:val="0"/>
-        </w:rPr>
-        <w:t xml:space="preserve"> and expected result</w:t>
-      </w:r>
-    </w:p>
-    <w:p>
-      <w:pPr>
-        <w:pStyle w:val="Heading3"/>
-      </w:pPr>
-      <w:r>
-        <w:t>Write or draw your reasoning and evidence.</w:t>
-      </w:r>
-    </w:p>
-    <w:p>
-      <w:r>
-        <w:t>________________________________________________________________</w:t>
-      </w:r>
-    </w:p>
-    <w:p>
-      <w:r>
-        <w:t>________________________________________________________________</w:t>
-      </w:r>
-    </w:p>
-    <w:p>
-      <w:r>
-        <w:t>________________________________________________________________</w:t>
-      </w:r>
-    </w:p>
-    <w:p>
-      <w:r>
-        <w:t>________________________________________________________________</w:t>
-      </w:r>
-    </w:p>
-    <w:p>
-      <w:r>
-        <w:t>________________________________________________________________</w:t>
-      </w:r>
-    </w:p>
-    <w:p>
-      <w:pPr>
-        <w:pStyle w:val="Heading3"/>
-      </w:pPr>
-      <w:r>
-        <w:t>Connect to your project</w:t>
-      </w:r>
-    </w:p>
-    <w:p>
-      <w:pPr>
-        <w:spacing w:line="336" w:lineRule="auto" w:after="180"/>
-      </w:pPr>
-      <w:r>
-        <w:rPr>
-          <w:b w:val="0"/>
-        </w:rPr>
-        <w:t xml:space="preserve">Allow only retrieval and calculator tools with validated </w:t>
-      </w:r>
-      <w:r>
-        <w:rPr>
-          <w:b/>
-        </w:rPr>
-        <w:t>argument</w:t>
-      </w:r>
-      <w:r>
-        <w:rPr>
-          <w:b w:val="0"/>
-        </w:rPr>
-        <w:t>s and visible results.</w:t>
-      </w:r>
-    </w:p>
-    <w:p>
-      <w:pPr>
-        <w:spacing w:line="336" w:lineRule="auto" w:after="180"/>
-      </w:pPr>
-      <w:r>
-        <w:rPr>
-          <w:b w:val="0"/>
-        </w:rPr>
-        <w:t xml:space="preserve">The </w:t>
-      </w:r>
-      <w:r>
-        <w:rPr>
-          <w:b/>
-        </w:rPr>
-        <w:t>evidence</w:t>
-      </w:r>
-      <w:r>
-        <w:rPr>
-          <w:b w:val="0"/>
-        </w:rPr>
-        <w:t xml:space="preserve"> I will keep</w:t>
-      </w:r>
-    </w:p>
-    <w:p>
-      <w:pPr>
-        <w:pStyle w:val="Heading3"/>
-      </w:pPr>
-      <w:r>
-        <w:t>Write or draw your reasoning and evidence.</w:t>
-      </w:r>
-    </w:p>
-    <w:p>
-      <w:r>
-        <w:t>________________________________________________________________</w:t>
-      </w:r>
-    </w:p>
-    <w:p>
-      <w:r>
-        <w:t>________________________________________________________________</w:t>
-      </w:r>
-    </w:p>
-    <w:p>
-      <w:r>
-        <w:t>________________________________________________________________</w:t>
-      </w:r>
-    </w:p>
-    <w:p>
-      <w:r>
-        <w:t>________________________________________________________________</w:t>
-      </w:r>
-    </w:p>
-    <w:p>
-      <w:r>
-        <w:t>________________________________________________________________</w:t>
-      </w:r>
-    </w:p>
-    <w:p>
-      <w:pPr>
-        <w:spacing w:line="336" w:lineRule="auto" w:after="180"/>
-      </w:pPr>
-      <w:r>
-        <w:rPr>
-          <w:b w:val="0"/>
-        </w:rPr>
-        <w:t xml:space="preserve">Your teacher has the independent answer and scoring criteria. Complete the matching workbook week to keep your practice </w:t>
-      </w:r>
-      <w:r>
-        <w:rPr>
-          <w:b/>
-        </w:rPr>
-        <w:t>evidence</w:t>
-      </w:r>
-      <w:r>
-        <w:rPr>
-          <w:b w:val="0"/>
-        </w:rPr>
-        <w:t xml:space="preserve"> together.</w:t>
-      </w:r>
-    </w:p>
-    <w:p>
-      <w:pPr>
-        <w:pStyle w:val="Heading3"/>
-      </w:pPr>
-      <w:r>
-        <w:t>Transfer practice from the original programme</w:t>
-      </w:r>
-    </w:p>
-    <w:p>
-      <w:pPr>
-        <w:spacing w:line="336" w:lineRule="auto" w:after="180"/>
-      </w:pPr>
-      <w:r>
-        <w:rPr>
-          <w:b w:val="0"/>
-        </w:rPr>
-        <w:t xml:space="preserve">A tool can calculate or search supplied notes. The request is 'What is 17×6, and where do roots take up water?' Assign each subtask and describe </w:t>
-      </w:r>
-      <w:r>
-        <w:rPr>
-          <w:b/>
-        </w:rPr>
-        <w:t>output</w:t>
-      </w:r>
-      <w:r>
-        <w:rPr>
-          <w:b w:val="0"/>
-        </w:rPr>
-        <w:t xml:space="preserve"> checks.</w:t>
-      </w:r>
-    </w:p>
-    <w:p>
-      <w:pPr>
-        <w:pStyle w:val="Heading3"/>
-      </w:pPr>
-      <w:r>
-        <w:t>Explain the mechanism, evidence and one limit.</w:t>
-      </w:r>
-    </w:p>
-    <w:p>
-      <w:r>
-        <w:t>________________________________________________________________</w:t>
-      </w:r>
-    </w:p>
-    <w:p>
-      <w:r>
-        <w:t>________________________________________________________________</w:t>
-      </w:r>
-    </w:p>
-    <w:p>
-      <w:r>
-        <w:t>________________________________________________________________</w:t>
-      </w:r>
-    </w:p>
-    <w:p>
-      <w:r>
-        <w:t>________________________________________________________________</w:t>
-      </w:r>
-    </w:p>
-    <w:p>
-      <w:r>
-        <w:t>________________________________________________________________</w:t>
-      </w:r>
-    </w:p>
-    <w:p>
-      <w:r>
-        <w:t>________________________________________________________________</w:t>
-      </w:r>
-    </w:p>
-    <w:p>
-      <w:r>
-        <w:t>________________________________________________________________</w:t>
-      </w:r>
-    </w:p>
-    <w:p>
-      <w:pPr>
-        <w:pStyle w:val="Heading3"/>
-      </w:pPr>
-      <w:r>
-        <w:t>Use feedback to improve</w:t>
-      </w:r>
-    </w:p>
-    <w:p>
-      <w:pPr>
-        <w:spacing w:line="336" w:lineRule="auto" w:after="180"/>
-      </w:pPr>
-      <w:r>
-        <w:rPr>
-          <w:b w:val="0"/>
-        </w:rPr>
-        <w:t>Attempt the independent case before hints. Record whether you worked alone, used a hint or followed a model. After feedback, fix the first unsupported step and explain why it changed.</w:t>
-      </w:r>
-    </w:p>
-    <w:p>
-      <w:pPr>
-        <w:spacing w:line="336" w:lineRule="auto" w:after="180"/>
-      </w:pPr>
-      <w:r>
-        <w:rPr>
-          <w:b w:val="0"/>
-        </w:rPr>
-        <w:t>A later check uses a changed case, not a copied answer.</w:t>
-      </w:r>
-    </w:p>
-    <w:p>
-      <w:pPr>
-        <w:pStyle w:val="Heading1"/>
-      </w:pPr>
-      <w:r>
-        <w:t>15. Your lesson route</w:t>
-      </w:r>
-    </w:p>
-    <w:p>
-      <w:r>
-        <w:t>Use this map to navigate Tools and APIs, connect the goals to tasks and keep one evidence record for each attempt.</w:t>
-      </w:r>
-    </w:p>
-    <w:p>
-      <w:pPr>
-        <w:spacing w:line="336" w:lineRule="auto" w:after="180"/>
-      </w:pPr>
-      <w:r>
-        <w:rPr>
-          <w:b w:val="0"/>
-        </w:rPr>
-        <w:t>Start with this question: Check a library lookup call before it reaches a tool.</w:t>
+        <w:t>15. Reference: original lesson checklist</w:t>
+      </w:r>
+    </w:p>
+    <w:p>
+      <w:r>
+        <w:t>Use an additional checklist when it helps inspect your explanation.</w:t>
+      </w:r>
+    </w:p>
+    <w:p>
+      <w:pPr>
+        <w:pStyle w:val="Heading2"/>
+      </w:pPr>
+      <w:r>
+        <w:t>Targets and evidence</w:t>
       </w:r>
     </w:p>
     <w:tbl>
@@ -5913,6 +6808,14 @@
     </w:tbl>
     <w:p>
       <w:pPr>
+        <w:pStyle w:val="Heading2"/>
+      </w:pPr>
+      <w:r>
+        <w:t>Keep your route and first prediction</w:t>
+      </w:r>
+    </w:p>
+    <w:p>
+      <w:pPr>
         <w:spacing w:line="336" w:lineRule="auto" w:after="180"/>
       </w:pPr>
       <w:r>
@@ -5971,15 +6874,268 @@
     </w:p>
     <w:p>
       <w:pPr>
+        <w:pStyle w:val="Heading2"/>
+      </w:pPr>
+      <w:r>
+        <w:t>Earlier wording, alternatives and picture transcripts · reference / check after trying</w:t>
+      </w:r>
+    </w:p>
+    <w:p>
+      <w:pPr>
+        <w:spacing w:line="336" w:lineRule="auto" w:after="180"/>
+      </w:pPr>
+      <w:r>
+        <w:rPr>
+          <w:b w:val="0"/>
+        </w:rPr>
+        <w:t>Start with this question: Check a library lookup call before it reaches a tool.</w:t>
+      </w:r>
+    </w:p>
+    <w:p>
+      <w:pPr>
         <w:pStyle w:val="Heading1"/>
       </w:pPr>
       <w:r>
-        <w:t>16. Finish and return</w:t>
-      </w:r>
-    </w:p>
-    <w:p>
-      <w:r>
-        <w:t>Explain Tools and APIs without notes, identify a remaining question and plan a later check with a changed case.</w:t>
+        <w:t>17. Extra practice: pictures, repair and feedback</w:t>
+      </w:r>
+    </w:p>
+    <w:p>
+      <w:r>
+        <w:t>Attempt each question before opening its explanation. Use one browser or paper copy.</w:t>
+      </w:r>
+    </w:p>
+    <w:p>
+      <w:pPr>
+        <w:pStyle w:val="Heading2"/>
+      </w:pPr>
+      <w:r>
+        <w:t>First supported question</w:t>
+      </w:r>
+    </w:p>
+    <w:p>
+      <w:pPr>
+        <w:pStyle w:val="ListBullet"/>
+      </w:pPr>
+      <w:r>
+        <w:t>Check a library lookup call before it reaches a tool.</w:t>
+      </w:r>
+    </w:p>
+    <w:p>
+      <w:pPr>
+        <w:pStyle w:val="Heading3"/>
+      </w:pPr>
+      <w:r>
+        <w:t>Practice 1: explain the deciding evidence</w:t>
+      </w:r>
+    </w:p>
+    <w:p>
+      <w:pPr>
+        <w:pStyle w:val="ListBullet"/>
+      </w:pPr>
+      <w:r>
+        <w:t>Which labelled step matches this detail? Run the lookup. This tool contract contains no lending or deletion operation.</w:t>
+      </w:r>
+    </w:p>
+    <w:p>
+      <w:pPr>
+        <w:pStyle w:val="ListBullet"/>
+      </w:pPr>
+      <w:r>
+        <w:t>1. Check shape</w:t>
+      </w:r>
+    </w:p>
+    <w:p>
+      <w:pPr>
+        <w:pStyle w:val="ListBullet"/>
+      </w:pPr>
+      <w:r>
+        <w:t>2. Read only</w:t>
+      </w:r>
+    </w:p>
+    <w:p>
+      <w:pPr>
+        <w:pStyle w:val="ListBullet"/>
+      </w:pPr>
+      <w:r>
+        <w:t>3. Check membership</w:t>
+      </w:r>
+    </w:p>
+    <w:p>
+      <w:pPr>
+        <w:pStyle w:val="Heading3"/>
+      </w:pPr>
+      <w:r>
+        <w:t>My selected conclusion, deciding fact and explanation</w:t>
+      </w:r>
+    </w:p>
+    <w:p>
+      <w:r>
+        <w:t>________________________________________________________________</w:t>
+      </w:r>
+    </w:p>
+    <w:p>
+      <w:r>
+        <w:t>________________________________________________________________</w:t>
+      </w:r>
+    </w:p>
+    <w:p>
+      <w:r>
+        <w:t>________________________________________________________________</w:t>
+      </w:r>
+    </w:p>
+    <w:p>
+      <w:r>
+        <w:t>________________________________________________________________</w:t>
+      </w:r>
+    </w:p>
+    <w:p>
+      <w:r>
+        <w:t>________________________________________________________________</w:t>
+      </w:r>
+    </w:p>
+    <w:p>
+      <w:pPr>
+        <w:pStyle w:val="ListBullet"/>
+      </w:pPr>
+      <w:r>
+        <w:t>Hint if needed: Read the steps in the pictorial case. Match the supplied detail to the stage that performs or records it.</w:t>
+      </w:r>
+    </w:p>
+    <w:p>
+      <w:pPr>
+        <w:pStyle w:val="ListBullet"/>
+      </w:pPr>
+      <w:r>
+        <w:t>After your attempt, compare with the supported explanation: Read only Run the lookup. This tool contract contains no lending or deletion operation. Read the picture in order. Run the lookup. This tool contract contains no lending or deletion operation. The arrows show which recorded input or intermediate result each decision uses. Explain the deciding step aloud before checking the changed case; pointing to the final answer alone does not show how it follows.</w:t>
+      </w:r>
+    </w:p>
+    <w:p>
+      <w:pPr>
+        <w:pStyle w:val="Heading2"/>
+      </w:pPr>
+      <w:r>
+        <w:t>Check the first explanation · reference / check after trying</w:t>
+      </w:r>
+    </w:p>
+    <w:p>
+      <w:pPr>
+        <w:pStyle w:val="Heading3"/>
+      </w:pPr>
+      <w:r>
+        <w:t>Practice 2: explain the deciding evidence</w:t>
+      </w:r>
+    </w:p>
+    <w:p>
+      <w:pPr>
+        <w:pStyle w:val="Heading2"/>
+      </w:pPr>
+      <w:r>
+        <w:t>Changed-case question</w:t>
+      </w:r>
+    </w:p>
+    <w:p>
+      <w:pPr>
+        <w:pStyle w:val="ListBullet"/>
+      </w:pPr>
+      <w:r>
+        <w:t>Changed-case practice: Add lend: true to the same call. Which conclusion is supported by the supplied facts?</w:t>
+      </w:r>
+    </w:p>
+    <w:p>
+      <w:pPr>
+        <w:pStyle w:val="ListBullet"/>
+      </w:pPr>
+      <w:r>
+        <w:t>1. This one example guarantees correct results for every future input.</w:t>
+      </w:r>
+    </w:p>
+    <w:p>
+      <w:pPr>
+        <w:pStyle w:val="ListBullet"/>
+      </w:pPr>
+      <w:r>
+        <w:t>2. Reject the call before invoking the tool.</w:t>
+      </w:r>
+    </w:p>
+    <w:p>
+      <w:pPr>
+        <w:pStyle w:val="ListBullet"/>
+      </w:pPr>
+      <w:r>
+        <w:t>3. We can decide the result without examining the changed input or the procedure.</w:t>
+      </w:r>
+    </w:p>
+    <w:p>
+      <w:pPr>
+        <w:pStyle w:val="Heading3"/>
+      </w:pPr>
+      <w:r>
+        <w:t>My selected conclusion, deciding fact and explanation</w:t>
+      </w:r>
+    </w:p>
+    <w:p>
+      <w:r>
+        <w:t>________________________________________________________________</w:t>
+      </w:r>
+    </w:p>
+    <w:p>
+      <w:r>
+        <w:t>________________________________________________________________</w:t>
+      </w:r>
+    </w:p>
+    <w:p>
+      <w:r>
+        <w:t>________________________________________________________________</w:t>
+      </w:r>
+    </w:p>
+    <w:p>
+      <w:r>
+        <w:t>________________________________________________________________</w:t>
+      </w:r>
+    </w:p>
+    <w:p>
+      <w:r>
+        <w:t>________________________________________________________________</w:t>
+      </w:r>
+    </w:p>
+    <w:p>
+      <w:pPr>
+        <w:pStyle w:val="ListBullet"/>
+      </w:pPr>
+      <w:r>
+        <w:t>Hint if needed: Use the changed condition and the deciding step in the pictorial trace. The answer must say what follows from those facts.</w:t>
+      </w:r>
+    </w:p>
+    <w:p>
+      <w:pPr>
+        <w:pStyle w:val="ListBullet"/>
+      </w:pPr>
+      <w:r>
+        <w:t>After your attempt, compare with the supported explanation: Reject the call before invoking the tool. An extra operation is outside the exact allowed contract, even when book_id is valid.</w:t>
+      </w:r>
+    </w:p>
+    <w:p>
+      <w:pPr>
+        <w:pStyle w:val="Heading2"/>
+      </w:pPr>
+      <w:r>
+        <w:t>Check the changed case · reference / check after trying</w:t>
+      </w:r>
+    </w:p>
+    <w:p>
+      <w:pPr>
+        <w:pStyle w:val="Heading3"/>
+      </w:pPr>
+      <w:r>
+        <w:t>Repair a missing building block</w:t>
+      </w:r>
+    </w:p>
+    <w:p>
+      <w:pPr>
+        <w:pStyle w:val="Heading2"/>
+      </w:pPr>
+      <w:r>
+        <w:t>Repair and save your work</w:t>
       </w:r>
     </w:p>
     <w:p>
@@ -5990,7 +7146,7 @@
         <w:rPr>
           <w:b w:val="0"/>
         </w:rPr>
-        <w:t xml:space="preserve">Close your notes. Explain this goal in your own words: Explain the </w:t>
+        <w:t xml:space="preserve">Review Conversation State and Memory (ai-3/20). Goal: Explain the </w:t>
       </w:r>
       <w:r>
         <w:rPr>
@@ -6002,19 +7158,163 @@
         <w:rPr>
           <w:b w:val="0"/>
         </w:rPr>
-        <w:t xml:space="preserve"> and terminology of tools and </w:t>
+        <w:t xml:space="preserve"> and terminology of conversation state and retention. Short practice: What is selected_book after the correction and after exit?</w:t>
+      </w:r>
+    </w:p>
+    <w:p>
+      <w:pPr>
+        <w:spacing w:line="336" w:lineRule="auto" w:after="180"/>
+      </w:pPr>
+      <w:r>
+        <w:rPr>
+          <w:b w:val="0"/>
+        </w:rPr>
+        <w:t xml:space="preserve">Point to the relevant step in the picture, then write the changed result and the rule or </w:t>
       </w:r>
       <w:r>
         <w:rPr>
           <w:b/>
         </w:rPr>
-        <w:t>api contract</w:t>
+        <w:t>evidence</w:t>
       </w:r>
       <w:r>
         <w:rPr>
           <w:b w:val="0"/>
         </w:rPr>
-        <w:t>s</w:t>
+        <w:t xml:space="preserve"> that supports it.. Return to this week and explain what you changed.</w:t>
+      </w:r>
+    </w:p>
+    <w:p>
+      <w:pPr>
+        <w:spacing w:line="336" w:lineRule="auto" w:after="180"/>
+      </w:pPr>
+      <w:r>
+        <w:rPr>
+          <w:b w:val="0"/>
+        </w:rPr>
+        <w:t xml:space="preserve">Review Retrieval Augmented Generation (ai-3/18). Goal: Explain the </w:t>
+      </w:r>
+      <w:r>
+        <w:rPr>
+          <w:b/>
+        </w:rPr>
+        <w:t>mechanism</w:t>
+      </w:r>
+      <w:r>
+        <w:rPr>
+          <w:b w:val="0"/>
+        </w:rPr>
+        <w:t xml:space="preserve"> and terminology of building a grounded answer. Short practice: Which part of the source supports a two-minute melting claim?</w:t>
+      </w:r>
+    </w:p>
+    <w:p>
+      <w:pPr>
+        <w:spacing w:line="336" w:lineRule="auto" w:after="180"/>
+      </w:pPr>
+      <w:r>
+        <w:rPr>
+          <w:b w:val="0"/>
+        </w:rPr>
+        <w:t xml:space="preserve">Point to the relevant step in the picture, then write the changed result and the rule or </w:t>
+      </w:r>
+      <w:r>
+        <w:rPr>
+          <w:b/>
+        </w:rPr>
+        <w:t>evidence</w:t>
+      </w:r>
+      <w:r>
+        <w:rPr>
+          <w:b w:val="0"/>
+        </w:rPr>
+        <w:t xml:space="preserve"> that supports it.. Return to this week and explain what you changed.</w:t>
+      </w:r>
+    </w:p>
+    <w:p>
+      <w:pPr>
+        <w:spacing w:line="336" w:lineRule="auto" w:after="180"/>
+      </w:pPr>
+      <w:r>
+        <w:rPr>
+          <w:b w:val="0"/>
+        </w:rPr>
+        <w:t xml:space="preserve">Review Source Quality (ai-3/15). Goal: Explain the </w:t>
+      </w:r>
+      <w:r>
+        <w:rPr>
+          <w:b/>
+        </w:rPr>
+        <w:t>mechanism</w:t>
+      </w:r>
+      <w:r>
+        <w:rPr>
+          <w:b w:val="0"/>
+        </w:rPr>
+        <w:t xml:space="preserve"> and terminology of conflicting and time-sensitive sources. Short practice: Which source fields must be checked before answering day 9?.</w:t>
+      </w:r>
+    </w:p>
+    <w:p>
+      <w:pPr>
+        <w:spacing w:line="336" w:lineRule="auto" w:after="180"/>
+      </w:pPr>
+      <w:r>
+        <w:rPr>
+          <w:b w:val="0"/>
+        </w:rPr>
+        <w:t>Return to this week and explain what you changed.</w:t>
+      </w:r>
+    </w:p>
+    <w:p>
+      <w:pPr>
+        <w:spacing w:line="336" w:lineRule="auto" w:after="180"/>
+      </w:pPr>
+      <w:r>
+        <w:rPr>
+          <w:b w:val="0"/>
+        </w:rPr>
+        <w:t xml:space="preserve">Use Download completed work in the hosted lesson to export your answers, reflections, practice feedback and code-run </w:t>
+      </w:r>
+      <w:r>
+        <w:rPr>
+          <w:b/>
+        </w:rPr>
+        <w:t>evidence</w:t>
+      </w:r>
+      <w:r>
+        <w:rPr>
+          <w:b w:val="0"/>
+        </w:rPr>
+        <w:t>. Open the HTML copy to read or print it.</w:t>
+      </w:r>
+    </w:p>
+    <w:p>
+      <w:pPr>
+        <w:spacing w:line="336" w:lineRule="auto" w:after="180"/>
+      </w:pPr>
+      <w:r>
+        <w:rPr>
+          <w:b w:val="0"/>
+        </w:rPr>
+        <w:t>Drafts stay in this browser when storage is available; clear drafts on a shared device.</w:t>
+      </w:r>
+    </w:p>
+    <w:p>
+      <w:pPr>
+        <w:pStyle w:val="Heading2"/>
+      </w:pPr>
+      <w:r>
+        <w:t>Earlier wording, alternatives and picture transcripts · reference / check after trying</w:t>
+      </w:r>
+    </w:p>
+    <w:p>
+      <w:pPr>
+        <w:spacing w:line="336" w:lineRule="auto" w:after="180"/>
+      </w:pPr>
+      <w:r>
+        <w:rPr>
+          <w:b w:val="0"/>
+        </w:rPr>
+        <w:t>Use this supported practice once, in the browser or on paper. Keep the reserved independent assessment for a separate first attempt before teacher feedback.</w:t>
       </w:r>
     </w:p>
     <w:p>
@@ -6022,90 +7322,7 @@
         <w:pStyle w:val="Heading3"/>
       </w:pPr>
       <w:r>
-        <w:t>My deciding step, evidence and one remaining question</w:t>
-      </w:r>
-    </w:p>
-    <w:p>
-      <w:r>
-        <w:t>________________________________________________________________</w:t>
-      </w:r>
-    </w:p>
-    <w:p>
-      <w:r>
-        <w:t>________________________________________________________________</w:t>
-      </w:r>
-    </w:p>
-    <w:p>
-      <w:r>
-        <w:t>________________________________________________________________</w:t>
-      </w:r>
-    </w:p>
-    <w:p>
-      <w:r>
-        <w:t>________________________________________________________________</w:t>
-      </w:r>
-    </w:p>
-    <w:p>
-      <w:r>
-        <w:t>________________________________________________________________</w:t>
-      </w:r>
-    </w:p>
-    <w:p>
-      <w:pPr>
-        <w:spacing w:line="336" w:lineRule="auto" w:after="180"/>
-      </w:pPr>
-      <w:r>
-        <w:rPr>
-          <w:b w:val="0"/>
-        </w:rPr>
-        <w:t xml:space="preserve">If you are unsure, return to the worked picture and explain one arrow. If you are ready, change an </w:t>
-      </w:r>
-      <w:r>
-        <w:rPr>
-          <w:b/>
-        </w:rPr>
-        <w:t>input</w:t>
-      </w:r>
-      <w:r>
-        <w:rPr>
-          <w:b w:val="0"/>
-        </w:rPr>
-        <w:t xml:space="preserve"> or assumption and justify your </w:t>
-      </w:r>
-      <w:r>
-        <w:rPr>
-          <w:b/>
-        </w:rPr>
-        <w:t>prediction</w:t>
-      </w:r>
-      <w:r>
-        <w:rPr>
-          <w:b w:val="0"/>
-        </w:rPr>
-        <w:t>.</w:t>
-      </w:r>
-    </w:p>
-    <w:p>
-      <w:pPr>
-        <w:spacing w:line="336" w:lineRule="auto" w:after="180"/>
-      </w:pPr>
-      <w:r>
-        <w:rPr>
-          <w:b w:val="0"/>
-        </w:rPr>
-        <w:t xml:space="preserve">Save your workbook </w:t>
-      </w:r>
-      <w:r>
-        <w:rPr>
-          <w:b/>
-        </w:rPr>
-        <w:t>evidence</w:t>
-      </w:r>
-      <w:r>
-        <w:rPr>
-          <w:b w:val="0"/>
-        </w:rPr>
-        <w:t>. At the next review, try a different case before opening your old answer.</w:t>
+        <w:t>Keep your completed work</w:t>
       </w:r>
     </w:p>
     <w:p>
@@ -6113,553 +7330,17 @@
         <w:pStyle w:val="Heading1"/>
       </w:pPr>
       <w:r>
-        <w:t>17. Supported practice, repair and portfolio</w:t>
-      </w:r>
-    </w:p>
-    <w:p>
-      <w:r>
-        <w:t>Attempt supported questions before using hints or feedback. Review a missing building block, then keep the completed work.</w:t>
-      </w:r>
-    </w:p>
-    <w:p>
-      <w:pPr>
-        <w:spacing w:line="336" w:lineRule="auto" w:after="180"/>
-      </w:pPr>
-      <w:r>
-        <w:rPr>
-          <w:b w:val="0"/>
-        </w:rPr>
-        <w:t>Use this supported practice once, in the browser or on paper. Keep the reserved independent assessment for a separate first attempt before teacher feedback.</w:t>
-      </w:r>
-    </w:p>
-    <w:p>
-      <w:pPr>
-        <w:spacing w:line="336" w:lineRule="auto" w:after="180"/>
-      </w:pPr>
-      <w:r>
-        <w:rPr>
-          <w:b w:val="0"/>
-        </w:rPr>
-        <w:t>Check a library lookup call before it reaches a tool.</w:t>
-      </w:r>
-    </w:p>
-    <w:p>
-      <w:pPr>
-        <w:pStyle w:val="Heading3"/>
-      </w:pPr>
-      <w:r>
-        <w:t>Practice 1: explain the deciding evidence</w:t>
-      </w:r>
-    </w:p>
-    <w:p>
-      <w:pPr>
-        <w:spacing w:line="336" w:lineRule="auto" w:after="180"/>
-      </w:pPr>
-      <w:r>
-        <w:rPr>
-          <w:b w:val="0"/>
-        </w:rPr>
-        <w:t>Which labelled step matches this detail? Run the lookup. This tool contract contains no lending or deletion operation.</w:t>
-      </w:r>
-    </w:p>
-    <w:p>
-      <w:pPr>
-        <w:spacing w:line="336" w:lineRule="auto" w:after="180"/>
-        <w:shd w:fill="F4F9FC"/>
-      </w:pPr>
-      <w:r>
-        <w:rPr>
-          <w:b w:val="0"/>
-        </w:rPr>
-        <w:t>1. Check shape</w:t>
-      </w:r>
-    </w:p>
-    <w:p>
-      <w:pPr>
-        <w:spacing w:line="336" w:lineRule="auto" w:after="180"/>
-        <w:shd w:fill="F4F9FC"/>
-      </w:pPr>
-      <w:r>
-        <w:rPr>
-          <w:b w:val="0"/>
-        </w:rPr>
-        <w:t>2. Read only</w:t>
-      </w:r>
-    </w:p>
-    <w:p>
-      <w:pPr>
-        <w:spacing w:line="336" w:lineRule="auto" w:after="180"/>
-        <w:shd w:fill="F4F9FC"/>
-      </w:pPr>
-      <w:r>
-        <w:rPr>
-          <w:b w:val="0"/>
-        </w:rPr>
-        <w:t>3. Check membership</w:t>
-      </w:r>
-    </w:p>
-    <w:p>
-      <w:pPr>
-        <w:pStyle w:val="Heading3"/>
-      </w:pPr>
-      <w:r>
-        <w:t>My selected conclusion, deciding fact and explanation</w:t>
-      </w:r>
-    </w:p>
-    <w:p>
-      <w:r>
-        <w:t>________________________________________________________________</w:t>
-      </w:r>
-    </w:p>
-    <w:p>
-      <w:r>
-        <w:t>________________________________________________________________</w:t>
-      </w:r>
-    </w:p>
-    <w:p>
-      <w:r>
-        <w:t>________________________________________________________________</w:t>
-      </w:r>
-    </w:p>
-    <w:p>
-      <w:r>
-        <w:t>________________________________________________________________</w:t>
-      </w:r>
-    </w:p>
-    <w:p>
-      <w:r>
-        <w:t>________________________________________________________________</w:t>
-      </w:r>
-    </w:p>
-    <w:p>
-      <w:pPr>
-        <w:pStyle w:val="Heading3"/>
-      </w:pPr>
-      <w:r>
-        <w:t>Hint · try first</w:t>
-      </w:r>
-    </w:p>
-    <w:p>
-      <w:pPr>
-        <w:spacing w:line="336" w:lineRule="auto" w:after="180"/>
-        <w:shd w:fill="F1F6F8"/>
-      </w:pPr>
-      <w:r>
-        <w:rPr>
-          <w:b w:val="0"/>
-        </w:rPr>
-        <w:t>Hint if needed: Read the steps in the pictorial case. Match the supplied detail to the stage that performs or records it.</w:t>
-      </w:r>
-    </w:p>
-    <w:p>
-      <w:pPr>
-        <w:pStyle w:val="Heading3"/>
-      </w:pPr>
-      <w:r>
-        <w:t>Feedback · compare after trying</w:t>
-      </w:r>
-    </w:p>
-    <w:p>
-      <w:pPr>
-        <w:spacing w:line="336" w:lineRule="auto" w:after="180"/>
-        <w:shd w:fill="F1F6FC"/>
-      </w:pPr>
-      <w:r>
-        <w:rPr>
-          <w:b w:val="0"/>
-        </w:rPr>
-        <w:t>After your attempt, compare with the supported explanation: Read only Run the lookup. This tool contract contains no lending or deletion operation. Read the picture in order. Run the lookup.</w:t>
-      </w:r>
-    </w:p>
-    <w:p>
-      <w:pPr>
-        <w:spacing w:line="336" w:lineRule="auto" w:after="180"/>
-        <w:shd w:fill="F1F6FC"/>
-      </w:pPr>
-      <w:r>
-        <w:rPr>
-          <w:b w:val="0"/>
-        </w:rPr>
-        <w:t xml:space="preserve">This tool contract contains no lending or deletion operation. The arrows show which recorded </w:t>
-      </w:r>
-      <w:r>
-        <w:rPr>
-          <w:b/>
-        </w:rPr>
-        <w:t>input</w:t>
-      </w:r>
-      <w:r>
-        <w:rPr>
-          <w:b w:val="0"/>
-        </w:rPr>
-        <w:t xml:space="preserve"> or intermediate result each decision uses.</w:t>
-      </w:r>
-    </w:p>
-    <w:p>
-      <w:pPr>
-        <w:spacing w:line="336" w:lineRule="auto" w:after="180"/>
-        <w:shd w:fill="F1F6FC"/>
-      </w:pPr>
-      <w:r>
-        <w:rPr>
-          <w:b w:val="0"/>
-        </w:rPr>
-        <w:t>Explain the deciding step aloud before checking the changed case; pointing to the final answer alone does not show how it follows.</w:t>
-      </w:r>
-    </w:p>
-    <w:p>
-      <w:pPr>
-        <w:pStyle w:val="Heading3"/>
-      </w:pPr>
-      <w:r>
-        <w:t>Practice 2: explain the deciding evidence</w:t>
-      </w:r>
-    </w:p>
-    <w:p>
-      <w:pPr>
-        <w:pStyle w:val="Heading3"/>
-      </w:pPr>
-      <w:r>
-        <w:t>Changed case · predict first</w:t>
-      </w:r>
-    </w:p>
-    <w:p>
-      <w:pPr>
-        <w:spacing w:line="336" w:lineRule="auto" w:after="180"/>
-        <w:shd w:fill="F5F1FB"/>
-      </w:pPr>
-      <w:r>
-        <w:rPr>
-          <w:b w:val="0"/>
-        </w:rPr>
-        <w:t>Changed-case practice: Add lend: true to the same call. Which conclusion is supported by the supplied facts?</w:t>
-      </w:r>
-    </w:p>
-    <w:p>
-      <w:pPr>
-        <w:spacing w:line="336" w:lineRule="auto" w:after="180"/>
-        <w:shd w:fill="F4F9FC"/>
-      </w:pPr>
-      <w:r>
-        <w:rPr>
-          <w:b w:val="0"/>
-        </w:rPr>
-        <w:t xml:space="preserve">1. This one example guarantees correct results for every future </w:t>
-      </w:r>
-      <w:r>
-        <w:rPr>
-          <w:b/>
-        </w:rPr>
-        <w:t>input</w:t>
-      </w:r>
-      <w:r>
-        <w:rPr>
-          <w:b w:val="0"/>
-        </w:rPr>
-        <w:t>.</w:t>
-      </w:r>
-    </w:p>
-    <w:p>
-      <w:pPr>
-        <w:spacing w:line="336" w:lineRule="auto" w:after="180"/>
-        <w:shd w:fill="F4F9FC"/>
-      </w:pPr>
-      <w:r>
-        <w:rPr>
-          <w:b w:val="0"/>
-        </w:rPr>
-        <w:t>2. Reject the call before invoking the tool.</w:t>
-      </w:r>
-    </w:p>
-    <w:p>
-      <w:pPr>
-        <w:spacing w:line="336" w:lineRule="auto" w:after="180"/>
-        <w:shd w:fill="F4F9FC"/>
-      </w:pPr>
-      <w:r>
-        <w:rPr>
-          <w:b w:val="0"/>
-        </w:rPr>
-        <w:t xml:space="preserve">3. We can decide the result without examining the changed </w:t>
-      </w:r>
-      <w:r>
-        <w:rPr>
-          <w:b/>
-        </w:rPr>
-        <w:t>input</w:t>
-      </w:r>
-      <w:r>
-        <w:rPr>
-          <w:b w:val="0"/>
-        </w:rPr>
-        <w:t xml:space="preserve"> or the procedure.</w:t>
-      </w:r>
-    </w:p>
-    <w:p>
-      <w:pPr>
-        <w:pStyle w:val="Heading3"/>
-      </w:pPr>
-      <w:r>
-        <w:t>My selected conclusion, deciding fact and explanation</w:t>
-      </w:r>
-    </w:p>
-    <w:p>
-      <w:r>
-        <w:t>________________________________________________________________</w:t>
-      </w:r>
-    </w:p>
-    <w:p>
-      <w:r>
-        <w:t>________________________________________________________________</w:t>
-      </w:r>
-    </w:p>
-    <w:p>
-      <w:r>
-        <w:t>________________________________________________________________</w:t>
-      </w:r>
-    </w:p>
-    <w:p>
-      <w:r>
-        <w:t>________________________________________________________________</w:t>
-      </w:r>
-    </w:p>
-    <w:p>
-      <w:r>
-        <w:t>________________________________________________________________</w:t>
-      </w:r>
-    </w:p>
-    <w:p>
-      <w:pPr>
-        <w:pStyle w:val="Heading3"/>
-      </w:pPr>
-      <w:r>
-        <w:t>Hint · try first</w:t>
-      </w:r>
-    </w:p>
-    <w:p>
-      <w:pPr>
-        <w:spacing w:line="336" w:lineRule="auto" w:after="180"/>
-        <w:shd w:fill="F1F6F8"/>
-      </w:pPr>
-      <w:r>
-        <w:rPr>
-          <w:b w:val="0"/>
-        </w:rPr>
-        <w:t>Hint if needed: Use the changed condition and the deciding step in the pictorial trace. The answer must say what follows from those facts.</w:t>
-      </w:r>
-    </w:p>
-    <w:p>
-      <w:pPr>
-        <w:pStyle w:val="Heading3"/>
-      </w:pPr>
-      <w:r>
-        <w:t>Feedback · compare after trying</w:t>
-      </w:r>
-    </w:p>
-    <w:p>
-      <w:pPr>
-        <w:spacing w:line="336" w:lineRule="auto" w:after="180"/>
-        <w:shd w:fill="F1F6FC"/>
-      </w:pPr>
-      <w:r>
-        <w:rPr>
-          <w:b w:val="0"/>
-        </w:rPr>
-        <w:t>After your attempt, compare with the supported explanation: Reject the call before invoking the tool. An extra operation is outside the exact allowed contract, even when book_id is valid.</w:t>
-      </w:r>
-    </w:p>
-    <w:p>
-      <w:pPr>
-        <w:pStyle w:val="Heading3"/>
-      </w:pPr>
-      <w:r>
-        <w:t>Repair a missing building block</w:t>
-      </w:r>
-    </w:p>
-    <w:p>
-      <w:pPr>
-        <w:spacing w:line="336" w:lineRule="auto" w:after="180"/>
-      </w:pPr>
-      <w:r>
-        <w:rPr>
-          <w:b w:val="0"/>
-        </w:rPr>
-        <w:t xml:space="preserve">Review Conversation State and Memory (ai-3/20). Goal: Explain the </w:t>
-      </w:r>
-      <w:r>
-        <w:rPr>
-          <w:b/>
-        </w:rPr>
-        <w:t>mechanism</w:t>
-      </w:r>
-      <w:r>
-        <w:rPr>
-          <w:b w:val="0"/>
-        </w:rPr>
-        <w:t xml:space="preserve"> and terminology of conversation state and retention. Short practice: What is selected_book after the correction and after exit?</w:t>
-      </w:r>
-    </w:p>
-    <w:p>
-      <w:pPr>
-        <w:spacing w:line="336" w:lineRule="auto" w:after="180"/>
-      </w:pPr>
-      <w:r>
-        <w:rPr>
-          <w:b w:val="0"/>
-        </w:rPr>
-        <w:t xml:space="preserve">Point to the relevant step in the picture, then write the changed result and the rule or </w:t>
-      </w:r>
-      <w:r>
-        <w:rPr>
-          <w:b/>
-        </w:rPr>
-        <w:t>evidence</w:t>
-      </w:r>
-      <w:r>
-        <w:rPr>
-          <w:b w:val="0"/>
-        </w:rPr>
-        <w:t xml:space="preserve"> that supports it.. Return to this week and explain what you changed.</w:t>
-      </w:r>
-    </w:p>
-    <w:p>
-      <w:pPr>
-        <w:spacing w:line="336" w:lineRule="auto" w:after="180"/>
-      </w:pPr>
-      <w:r>
-        <w:rPr>
-          <w:b w:val="0"/>
-        </w:rPr>
-        <w:t xml:space="preserve">Review Retrieval Augmented Generation (ai-3/18). Goal: Explain the </w:t>
-      </w:r>
-      <w:r>
-        <w:rPr>
-          <w:b/>
-        </w:rPr>
-        <w:t>mechanism</w:t>
-      </w:r>
-      <w:r>
-        <w:rPr>
-          <w:b w:val="0"/>
-        </w:rPr>
-        <w:t xml:space="preserve"> and terminology of building a grounded answer. Short practice: Which part of the source supports a two-minute melting claim?</w:t>
-      </w:r>
-    </w:p>
-    <w:p>
-      <w:pPr>
-        <w:spacing w:line="336" w:lineRule="auto" w:after="180"/>
-      </w:pPr>
-      <w:r>
-        <w:rPr>
-          <w:b w:val="0"/>
-        </w:rPr>
-        <w:t xml:space="preserve">Point to the relevant step in the picture, then write the changed result and the rule or </w:t>
-      </w:r>
-      <w:r>
-        <w:rPr>
-          <w:b/>
-        </w:rPr>
-        <w:t>evidence</w:t>
-      </w:r>
-      <w:r>
-        <w:rPr>
-          <w:b w:val="0"/>
-        </w:rPr>
-        <w:t xml:space="preserve"> that supports it.. Return to this week and explain what you changed.</w:t>
-      </w:r>
-    </w:p>
-    <w:p>
-      <w:pPr>
-        <w:spacing w:line="336" w:lineRule="auto" w:after="180"/>
-      </w:pPr>
-      <w:r>
-        <w:rPr>
-          <w:b w:val="0"/>
-        </w:rPr>
-        <w:t xml:space="preserve">Review Source Quality (ai-3/15). Goal: Explain the </w:t>
-      </w:r>
-      <w:r>
-        <w:rPr>
-          <w:b/>
-        </w:rPr>
-        <w:t>mechanism</w:t>
-      </w:r>
-      <w:r>
-        <w:rPr>
-          <w:b w:val="0"/>
-        </w:rPr>
-        <w:t xml:space="preserve"> and terminology of conflicting and time-sensitive sources. Short practice: Which source fields must be checked before answering day 9?.</w:t>
-      </w:r>
-    </w:p>
-    <w:p>
-      <w:pPr>
-        <w:spacing w:line="336" w:lineRule="auto" w:after="180"/>
-      </w:pPr>
-      <w:r>
-        <w:rPr>
-          <w:b w:val="0"/>
-        </w:rPr>
-        <w:t>Return to this week and explain what you changed.</w:t>
-      </w:r>
-    </w:p>
-    <w:p>
-      <w:pPr>
-        <w:pStyle w:val="Heading3"/>
-      </w:pPr>
-      <w:r>
-        <w:t>Keep your completed work</w:t>
-      </w:r>
-    </w:p>
-    <w:p>
-      <w:pPr>
-        <w:spacing w:line="336" w:lineRule="auto" w:after="180"/>
-      </w:pPr>
-      <w:r>
-        <w:rPr>
-          <w:b w:val="0"/>
-        </w:rPr>
-        <w:t xml:space="preserve">Use Download completed work in the hosted lesson to export your answers, reflections, practice feedback and code-run </w:t>
-      </w:r>
-      <w:r>
-        <w:rPr>
-          <w:b/>
-        </w:rPr>
-        <w:t>evidence</w:t>
-      </w:r>
-      <w:r>
-        <w:rPr>
-          <w:b w:val="0"/>
-        </w:rPr>
-        <w:t>. Open the HTML copy to read or print it.</w:t>
-      </w:r>
-    </w:p>
-    <w:p>
-      <w:pPr>
-        <w:spacing w:line="336" w:lineRule="auto" w:after="180"/>
-      </w:pPr>
-      <w:r>
-        <w:rPr>
-          <w:b w:val="0"/>
-        </w:rPr>
-        <w:t>Drafts stay in this browser when storage is available; clear drafts on a shared device.</w:t>
-      </w:r>
-    </w:p>
-    <w:p>
-      <w:pPr>
-        <w:pStyle w:val="Heading1"/>
-      </w:pPr>
-      <w:r>
-        <w:t>18. Visual concept journey</w:t>
-      </w:r>
-    </w:p>
-    <w:p>
-      <w:r>
-        <w:t>Explain each Tools and APIs graphic using its labels, deciding evidence and relevant limitation.</w:t>
-      </w:r>
-    </w:p>
-    <w:p>
-      <w:pPr>
-        <w:pStyle w:val="Heading3"/>
+        <w:t>18. Reference: the six-picture journey</w:t>
+      </w:r>
+    </w:p>
+    <w:p>
+      <w:r>
+        <w:t>Revisit the picture that serves the current question; key diagrams already sit beside the main explanation.</w:t>
+      </w:r>
+    </w:p>
+    <w:p>
+      <w:pPr>
+        <w:pStyle w:val="Heading2"/>
       </w:pPr>
       <w:r>
         <w:t>01. Tools and APIs: the case</w:t>
@@ -6670,7 +7351,7 @@
         <w:drawing>
           <wp:inline xmlns:a="http://schemas.openxmlformats.org/drawingml/2006/main" xmlns:pic="http://schemas.openxmlformats.org/drawingml/2006/picture">
             <wp:extent cx="5486400" cy="2990088"/>
-            <wp:docPr id="22" name="Picture 22" descr="Check a library lookup call before it reaches a tool. Supplied facts: lookup_book accepts exactly one field: book_id, a string. Registry IDs are C7 and M2. The proposed call is {book_id: C7}. All inputs and outcomes in this worked example are invented classroom data; no real model run is claimed."/>
+            <wp:docPr id="28" name="Picture 28" descr="Check a library lookup call before it reaches a tool. Supplied facts: lookup_book accepts exactly one field: book_id, a string. Registry IDs are C7 and M2. The proposed call is {book_id: C7}. All inputs and outcomes in this worked example are invented classroom data; no real model run is claimed."/>
             <wp:cNvGraphicFramePr>
               <a:graphicFrameLocks noChangeAspect="1"/>
             </wp:cNvGraphicFramePr>
@@ -6682,7 +7363,7 @@
                     <pic:cNvPicPr/>
                   </pic:nvPicPr>
                   <pic:blipFill>
-                    <a:blip r:embed="rId29"/>
+                    <a:blip r:embed="rId31"/>
                     <a:stretch>
                       <a:fillRect/>
                     </a:stretch>
@@ -6738,7 +7419,6 @@
     <w:p>
       <w:pPr>
         <w:spacing w:line="336" w:lineRule="auto" w:after="180"/>
-        <w:shd w:fill="F5F1FB"/>
       </w:pPr>
       <w:r>
         <w:rPr>
@@ -6749,7 +7429,7 @@
     </w:p>
     <w:p>
       <w:pPr>
-        <w:pStyle w:val="Heading3"/>
+        <w:pStyle w:val="Heading2"/>
       </w:pPr>
       <w:r>
         <w:t>02. Follow the deciding steps</w:t>
@@ -6760,7 +7440,7 @@
         <w:drawing>
           <wp:inline xmlns:a="http://schemas.openxmlformats.org/drawingml/2006/main" xmlns:pic="http://schemas.openxmlformats.org/drawingml/2006/picture">
             <wp:extent cx="5486400" cy="3182112"/>
-            <wp:docPr id="23" name="Picture 23" descr="Check shape: Exactly book_id is supplied, and C7 is text. → Check membership: C7 occurs in the authorised registry. → Read only: Run the lookup. This tool contract contains no lending or deletion operation."/>
+            <wp:docPr id="29" name="Picture 29" descr="Check shape: Exactly book_id is supplied, and C7 is text. → Check membership: C7 occurs in the authorised registry. → Read only: Run the lookup. This tool contract contains no lending or deletion operation."/>
             <wp:cNvGraphicFramePr>
               <a:graphicFrameLocks noChangeAspect="1"/>
             </wp:cNvGraphicFramePr>
@@ -6772,7 +7452,7 @@
                     <pic:cNvPicPr/>
                   </pic:nvPicPr>
                   <pic:blipFill>
-                    <a:blip r:embed="rId30"/>
+                    <a:blip r:embed="rId17"/>
                     <a:stretch>
                       <a:fillRect/>
                     </a:stretch>
@@ -6805,7 +7485,6 @@
     <w:p>
       <w:pPr>
         <w:spacing w:line="336" w:lineRule="auto" w:after="180"/>
-        <w:shd w:fill="F5F1FB"/>
       </w:pPr>
       <w:r>
         <w:rPr>
@@ -6828,7 +7507,7 @@
     </w:p>
     <w:p>
       <w:pPr>
-        <w:pStyle w:val="Heading3"/>
+        <w:pStyle w:val="Heading2"/>
       </w:pPr>
       <w:r>
         <w:t>03. Tools and API contracts — evidence trace</w:t>
@@ -6839,7 +7518,7 @@
         <w:drawing>
           <wp:inline xmlns:a="http://schemas.openxmlformats.org/drawingml/2006/main" xmlns:pic="http://schemas.openxmlformats.org/drawingml/2006/picture">
             <wp:extent cx="5486400" cy="3145536"/>
-            <wp:docPr id="24" name="Picture 24" descr="Tools and API contracts — evidence trace. Proposed call lookup_room has room_id=B and extra argument book=true. | For lookup_room accept exactly room_id as a nonempty string; return found plus capacity or a not-found result. It is read-only. Reject unknown arguments and do not replace missing values with invented facts. | Reject the extra field under the closed input contract. The lookup tool provides no booking authority even if the requested room exists."/>
+            <wp:docPr id="30" name="Picture 30" descr="Tools and API contracts — evidence trace. Proposed call lookup_room has room_id=B and extra argument book=true. | For lookup_room accept exactly room_id as a nonempty string; return found plus capacity or a not-found result. It is read-only. Reject unknown arguments and do not replace missing values with invented facts. | Reject the extra field under the closed input contract. The lookup tool provides no booking authority even if the requested room exists."/>
             <wp:cNvGraphicFramePr>
               <a:graphicFrameLocks noChangeAspect="1"/>
             </wp:cNvGraphicFramePr>
@@ -6851,7 +7530,7 @@
                     <pic:cNvPicPr/>
                   </pic:nvPicPr>
                   <pic:blipFill>
-                    <a:blip r:embed="rId31"/>
+                    <a:blip r:embed="rId32"/>
                     <a:stretch>
                       <a:fillRect/>
                     </a:stretch>
@@ -6966,7 +7645,6 @@
     <w:p>
       <w:pPr>
         <w:spacing w:line="336" w:lineRule="auto" w:after="180"/>
-        <w:shd w:fill="F5F1FB"/>
       </w:pPr>
       <w:r>
         <w:rPr>
@@ -6977,7 +7655,7 @@
     </w:p>
     <w:p>
       <w:pPr>
-        <w:pStyle w:val="Heading3"/>
+        <w:pStyle w:val="Heading2"/>
       </w:pPr>
       <w:r>
         <w:t>04. Change one thing. Trace what follows.</w:t>
@@ -6988,7 +7666,7 @@
         <w:drawing>
           <wp:inline xmlns:a="http://schemas.openxmlformats.org/drawingml/2006/main" xmlns:pic="http://schemas.openxmlformats.org/drawingml/2006/picture">
             <wp:extent cx="5486400" cy="3026664"/>
-            <wp:docPr id="25" name="Picture 25" descr="Original case: Run the lookup. This tool contract contains no lending or deletion operation. Changed condition: Add lend: true to the same call. Expected result: Reject the call before invoking the tool. Reason: An extra operation is outside the exact allowed contract, even when book_id is valid."/>
+            <wp:docPr id="31" name="Picture 31" descr="Original case: Run the lookup. This tool contract contains no lending or deletion operation. Changed condition: Add lend: true to the same call. Expected result: Reject the call before invoking the tool. Reason: An extra operation is outside the exact allowed contract, even when book_id is valid."/>
             <wp:cNvGraphicFramePr>
               <a:graphicFrameLocks noChangeAspect="1"/>
             </wp:cNvGraphicFramePr>
@@ -7000,7 +7678,7 @@
                     <pic:cNvPicPr/>
                   </pic:nvPicPr>
                   <pic:blipFill>
-                    <a:blip r:embed="rId32"/>
+                    <a:blip r:embed="rId18"/>
                     <a:stretch>
                       <a:fillRect/>
                     </a:stretch>
@@ -7044,7 +7722,6 @@
     <w:p>
       <w:pPr>
         <w:spacing w:line="336" w:lineRule="auto" w:after="180"/>
-        <w:shd w:fill="F5F1FB"/>
       </w:pPr>
       <w:r>
         <w:rPr>
@@ -7055,7 +7732,7 @@
     </w:p>
     <w:p>
       <w:pPr>
-        <w:pStyle w:val="Heading3"/>
+        <w:pStyle w:val="Heading2"/>
       </w:pPr>
       <w:r>
         <w:t>05. Connect the explanation to its limit</w:t>
@@ -7066,7 +7743,7 @@
         <w:drawing>
           <wp:inline xmlns:a="http://schemas.openxmlformats.org/drawingml/2006/main" xmlns:pic="http://schemas.openxmlformats.org/drawingml/2006/picture">
             <wp:extent cx="5486400" cy="2834640"/>
-            <wp:docPr id="26" name="Picture 26" descr="Read the picture in order. Run the lookup. This tool contract contains no lending or deletion operation. The arrows show which recorded input or intermediate result each decision uses. Explain the deciding step aloud before checking the changed case; pointing to the final answer alone does not show how it follows. Limit: A valid tool call can still return unavailable or outdated records. Validate the response and access rights separately."/>
+            <wp:docPr id="32" name="Picture 32" descr="Read the picture in order. Run the lookup. This tool contract contains no lending or deletion operation. The arrows show which recorded input or intermediate result each decision uses. Explain the deciding step aloud before checking the changed case; pointing to the final answer alone does not show how it follows. Limit: A valid tool call can still return unavailable or outdated records. Validate the response and access rights separately."/>
             <wp:cNvGraphicFramePr>
               <a:graphicFrameLocks noChangeAspect="1"/>
             </wp:cNvGraphicFramePr>
@@ -7157,7 +7834,6 @@
     <w:p>
       <w:pPr>
         <w:spacing w:line="336" w:lineRule="auto" w:after="180"/>
-        <w:shd w:fill="F5F1FB"/>
       </w:pPr>
       <w:r>
         <w:rPr>
@@ -7168,7 +7844,7 @@
     </w:p>
     <w:p>
       <w:pPr>
-        <w:pStyle w:val="Heading3"/>
+        <w:pStyle w:val="Heading2"/>
       </w:pPr>
       <w:r>
         <w:t>06. Make the idea visible in your project</w:t>
@@ -7179,7 +7855,7 @@
         <w:drawing>
           <wp:inline xmlns:a="http://schemas.openxmlformats.org/drawingml/2006/main" xmlns:pic="http://schemas.openxmlformats.org/drawingml/2006/picture">
             <wp:extent cx="5486400" cy="3681984"/>
-            <wp:docPr id="27" name="Picture 27" descr="For your Verified Study Buddy, save the input, procedure, observed result and limitation of this check. Label this worked example as practice; use a different, previously unreviewed case when checking independent understanding. Draw your input, deciding step, result and limit. Supported question: Does a valid C7 ID permit the extra lending action? Point to the relevant step in the picture, then write the changed result and the rule or evidence that supports it."/>
+            <wp:docPr id="33" name="Picture 33" descr="For your Verified Study Buddy, save the input, procedure, observed result and limitation of this check. Label this worked example as practice; use a different, previously unreviewed case when checking independent understanding. Draw your input, deciding step, result and limit. Supported question: Does a valid C7 ID permit the extra lending action? Point to the relevant step in the picture, then write the changed result and the rule or evidence that supports it."/>
             <wp:cNvGraphicFramePr>
               <a:graphicFrameLocks noChangeAspect="1"/>
             </wp:cNvGraphicFramePr>
@@ -7282,7 +7958,6 @@
     <w:p>
       <w:pPr>
         <w:spacing w:line="336" w:lineRule="auto" w:after="180"/>
-        <w:shd w:fill="F5F1FB"/>
       </w:pPr>
       <w:r>
         <w:rPr>
@@ -7301,6 +7976,62 @@
           <w:b w:val="0"/>
         </w:rPr>
         <w:t>.</w:t>
+      </w:r>
+    </w:p>
+    <w:p>
+      <w:pPr>
+        <w:pStyle w:val="Heading2"/>
+      </w:pPr>
+      <w:r>
+        <w:t>Earlier wording, alternatives and picture transcripts · reference / check after trying</w:t>
+      </w:r>
+    </w:p>
+    <w:p>
+      <w:pPr>
+        <w:pStyle w:val="Heading3"/>
+      </w:pPr>
+      <w:r>
+        <w:t>01. Tools and APIs: the case</w:t>
+      </w:r>
+    </w:p>
+    <w:p>
+      <w:pPr>
+        <w:pStyle w:val="Heading3"/>
+      </w:pPr>
+      <w:r>
+        <w:t>02. Follow the deciding steps</w:t>
+      </w:r>
+    </w:p>
+    <w:p>
+      <w:pPr>
+        <w:pStyle w:val="Heading3"/>
+      </w:pPr>
+      <w:r>
+        <w:t>03. Tools and API contracts — evidence trace</w:t>
+      </w:r>
+    </w:p>
+    <w:p>
+      <w:pPr>
+        <w:pStyle w:val="Heading3"/>
+      </w:pPr>
+      <w:r>
+        <w:t>04. Change one thing. Trace what follows.</w:t>
+      </w:r>
+    </w:p>
+    <w:p>
+      <w:pPr>
+        <w:pStyle w:val="Heading3"/>
+      </w:pPr>
+      <w:r>
+        <w:t>05. Connect the explanation to its limit</w:t>
+      </w:r>
+    </w:p>
+    <w:p>
+      <w:pPr>
+        <w:pStyle w:val="Heading3"/>
+      </w:pPr>
+      <w:r>
+        <w:t>06. Make the idea visible in your project</w:t>
       </w:r>
     </w:p>
     <w:sectPr>
